--- a/manuscript/Registry_Borrowing.docx
+++ b/manuscript/Registry_Borrowing.docx
@@ -148,7 +148,7 @@
           <w:sz w:val="18"/>
           <w:szCs w:val="18"/>
         </w:rPr>
-        <w:t xml:space="preserve">Every quantitative claim is transcribed from one of three committed pilot reports (REPORT_BORROWING_PILOT{,2,3}.md) and the result artifacts they were built from (pilot_bootstrap.json, pilot_scramble_bootstrap.json, sim_gate_results.json, real_glp1_summary.json, pilot3_loo_summary.json, sim_transport_results.json, probe_transport_summary.json, class_lambda.json, trials.json, probe_trials.json). Values that exist only as summary statistics inside a report narrative are marked [report table]; all others are exact from the named artifact. No number here is computed fresh for this document; figures are regenerated from committed results by manuscript/make_borrowing_figures.py, which computes no new estimates. Branch methods-borrowing, F:\ubcma\borrowing.</w:t>
+        <w:t xml:space="preserve">Every quantitative claim is transcribed from a committed report (REPORT_BORROWING_PILOT{,2,3,4}.md; REPORT_BORROWING_REPLICATION.md; borrowing/replication/REPORT_BORROWING_MULTISPECIALTY.md; borrowing/bcg/REPORT_BORROWING_BCG.md) and the result artifacts they were built from (pilot_bootstrap.json, pilot_scramble_bootstrap.json, sim_gate_results.json, real_glp1_summary.json, pilot3_loo_summary.json, sim_transport_results.json, probe_transport_summary.json, class_lambda.json, trials.json, probe_trials.json; replication/loo_results_v2.json, replication/multispecialty_loo.json; bcg/bcg_loo.json, bcg/bcg_trials.json). Values that exist only as summary statistics inside a report narrative are marked [report table]; all others are exact from the named artifact. No number here is computed fresh for this document; figures are regenerated from committed results by manuscript/make_borrowing_figures.py, which computes no new estimates. Branch methods-borrowing, F:\ubcma\borrowing.</w:t>
       </w:r>
     </w:p>
     <w:p>
@@ -213,10 +213,25 @@
           <w:b/>
           <w:bCs/>
         </w:rPr>
+        <w:t xml:space="preserve">Replication and extension. </w:t>
+      </w:r>
+      <w:r>
+        <w:t xml:space="preserve">The relevance win reproduces on a second independent GLP1-class slice (a different outcome and a different modifier type) and then, pooling five clean qualifiers across three specialties (endocrine/metabolic, education, oncology), tightens to a robustly significant scale-free MAE reduction of −10.9% [−20.2%, −1.5%] versus the no-relevance null and −12.4% [−22.8%, −2.0%] versus scrambled. On dat.bcg — 13 placebo-controlled BCG-vaccine trials where absolute latitude is a genuinely strong effect modifier (metafor REML permutation p = 0.0052) — the full transportability-standardised method robustly beats textbook random-effects pooling on real held-out log risk ratios (transport − NMA −0.198 [−0.344, −0.041]), and a target = wrong-population control hurts (+0.187 [+0.017, +0.347]); its incremental margin over relevance-only is directional but k = 13-underpowered.</w:t>
+      </w:r>
+    </w:p>
+    <w:p>
+      <w:pPr>
+        <w:spacing w:after="120" w:line="276"/>
+      </w:pPr>
+      <w:r>
+        <w:rPr>
+          <w:b/>
+          <w:bCs/>
+        </w:rPr>
         <w:t xml:space="preserve">Conclusions. </w:t>
       </w:r>
       <w:r>
-        <w:t xml:space="preserve">Registry-informed relevance-weighted borrowing is a real, validated contribution exactly to the degree a measured covariate predicts the effect; its provable inertia when no such covariate exists is the central honesty result, not a failure. Population transportability is a correct, conditional extension with a quantified power threshold (β ≳ 0.02), not yet a demonstrated win on registry data.</w:t>
+        <w:t xml:space="preserve">Registry-informed relevance-weighted borrowing is a real, validated contribution exactly to the degree a measured covariate predicts the effect; its provable inertia when no such covariate exists is the central honesty result, not a failure. Population transportability is a correct extension, now validated against the textbook baseline on real strong-modifier (BCG) data with the relevance-incremental margin bounded by k, and carrying a quantified power threshold (β ≳ 0.02) that the registry's placebo-anchored slices structurally fail to clear.</w:t>
       </w:r>
     </w:p>
     <w:p>
@@ -4178,10 +4193,10 @@
     </w:p>
     <w:p>
       <w:pPr>
-        <w:pStyle w:val="Heading1"/>
-      </w:pPr>
-      <w:r>
-        <w:t xml:space="preserve">5. Pilot 3 — the transportability boundary (conditional, with a power gate)</w:t>
+        <w:pStyle w:val="Heading2"/>
+      </w:pPr>
+      <w:r>
+        <w:t xml:space="preserve">4.6 Replication across slices — reproducible phenomenon, bounded at N = 2</w:t>
       </w:r>
     </w:p>
     <w:p>
@@ -4189,39 +4204,7 @@
         <w:spacing w:after="120" w:line="276"/>
       </w:pPr>
       <w:r>
-        <w:t xml:space="preserve">The genuinely novel extension is transportability: standardise borrowed evidence to a defined target population and down-weight trials whose population does not transport. The borrowing weight becomes relevance(class, baseline) × transportability(obesity kernel + standardisation) × precision.</w:t>
-      </w:r>
-    </w:p>
-    <w:p>
-      <w:pPr>
-        <w:pStyle w:val="Heading2"/>
-      </w:pPr>
-      <w:r>
-        <w:t xml:space="preserve">5.1 Is the population signal real? (checked first)</w:t>
-      </w:r>
-    </w:p>
-    <w:p>
-      <w:pPr>
-        <w:spacing w:after="120" w:line="276"/>
-      </w:pPr>
-      <w:r>
-        <w:t xml:space="preserve">Before any borrowing machinery (probe_transport.py, n = 38): the marginal slope of effect on population obesity is −0.034 /SD (perm p = 0.65); adding drug-class fixed effects collapses it to −0.002 /SD (p = 0.97), and the residual correlation after class is −0.023 ≈ 0 (probe_transport_summary.json). The within-class obesity slope is directionally consistent across all three classes (positive: higher-obesity populations get smaller HbA1c reductions — the expected East-Asian-responsiveness direction), but the marginal sign reverses only by class confounding — a Simpson reversal (high-efficacy GLP1 is tested more in high-obesity US). The magnitude is tiny and not robust after class (pooled within-class β ≈ 0.0061 %HbA1c per obesity-%; only DPP4 hints at a real slope and has n = 6) [within-class breakdown: report table, §2 of PILOT3]. The population covariate does not add over relevance on this slice.</w:t>
-      </w:r>
-    </w:p>
-    <w:p>
-      <w:pPr>
-        <w:pStyle w:val="Heading2"/>
-      </w:pPr>
-      <w:r>
-        <w:t xml:space="preserve">5.2 Real LOO — transport does not beat relevance-only</w:t>
-      </w:r>
-    </w:p>
-    <w:p>
-      <w:pPr>
-        <w:spacing w:after="120" w:line="276"/>
-      </w:pPr>
-      <w:r>
-        <w:t xml:space="preserve">Held-out single-country trial = target population (zero own data → pure transportability prediction); truth = real held-out effect; paired bootstrap over 12 folds (pilot3_loo_summary.json; Table 5). Coverage of the real held-out effect was 0.92 for all methods (apples-to-apples). A from-scratch re-derivation with a different kernel and CI method (selfverify3.py, Epanechnikov + jackknife) agrees: relevance − NMA −0.062 [−0.121, −0.002] win; transport − relevance +0.005 [−0.019, +0.030] n.s. — same sign, same decision.</w:t>
+        <w:t xml:space="preserve">To test whether the §4 win is a one-slice artefact, we re-ran the identical five-way LOO gate on 11 condition/outcome/drug-class domains of AACT, admitting a slice only if a within-class continuous modifier passed a pre-registered gate (n ≥ 8, permutation p &lt; 0.05, ≥ 4 unique values, Simpson guard: single-molecule, or within-molecule sign-preserving). Two slices qualified and relevance beat both nulls on both (2/2): the GLP1 dose → HbA1c anchor (reproduced) and a new slice — baseline body-weight → weight loss within GLP1 — replicating on a different outcome (body weight, kg) and a different modifier type (baseline severity, not dose) (Table 5). Relevance was correctly inert on 3/3 real flat slices (e.g. dapagliflozin dose → HbA1c, where SGLT2 dose plateaus: rel − uniform +0.005) — the in-data analogue of the §4.3 β = 0 control — and failed honestly where the modifier was out-of-sample-unreliable: vortioxetine dose → MADRS has R² = 1.00 in-sample but permutation p = 0.61 and loses the LOO (rel − scrambled +0.359), so the permutation gate prevented a false positive.</w:t>
       </w:r>
     </w:p>
     <w:p>
@@ -4236,6 +4219,1668 @@
           <w:szCs w:val="18"/>
         </w:rPr>
         <w:t xml:space="preserve">Table 5. </w:t>
+      </w:r>
+      <w:r>
+        <w:rPr>
+          <w:sz w:val="18"/>
+          <w:szCs w:val="18"/>
+        </w:rPr>
+        <w:t xml:space="preserve">Replication five-way real LOO at the central bandwidth (SD): paired-bootstrap ΔMAE against the two nulls, exact from replication/loo_results_v2.json (REPORT_BORROWING_REPLICATION.md). Both clean slices are GLP1-class.</w:t>
+      </w:r>
+    </w:p>
+    <w:tbl>
+      <w:tblPr>
+        <w:tblW w:type="dxa" w:w="10360"/>
+        <w:tblBorders>
+          <w:top w:val="single" w:color="auto" w:sz="4"/>
+          <w:left w:val="single" w:color="auto" w:sz="4"/>
+          <w:bottom w:val="single" w:color="auto" w:sz="4"/>
+          <w:right w:val="single" w:color="auto" w:sz="4"/>
+          <w:insideH w:val="single" w:color="auto" w:sz="4"/>
+          <w:insideV w:val="single" w:color="auto" w:sz="4"/>
+        </w:tblBorders>
+      </w:tblPr>
+      <w:tblGrid>
+        <w:gridCol w:w="3100"/>
+        <w:gridCol w:w="900"/>
+        <w:gridCol w:w="500"/>
+        <w:gridCol w:w="2100"/>
+        <w:gridCol w:w="2100"/>
+        <w:gridCol w:w="1660"/>
+      </w:tblGrid>
+      <w:tr>
+        <w:trPr>
+          <w:tblHeader/>
+        </w:trPr>
+        <w:tc>
+          <w:tcPr>
+            <w:tcW w:type="dxa" w:w="3100"/>
+            <w:tcBorders>
+              <w:top w:val="single" w:color="BBBBBB" w:sz="1"/>
+              <w:left w:val="single" w:color="BBBBBB" w:sz="1"/>
+              <w:bottom w:val="single" w:color="BBBBBB" w:sz="1"/>
+              <w:right w:val="single" w:color="BBBBBB" w:sz="1"/>
+            </w:tcBorders>
+            <w:shd w:fill="D5E8F0" w:val="clear"/>
+            <w:tcMar>
+              <w:top w:type="dxa" w:w="60"/>
+              <w:left w:type="dxa" w:w="110"/>
+              <w:bottom w:type="dxa" w:w="60"/>
+              <w:right w:type="dxa" w:w="110"/>
+            </w:tcMar>
+            <w:vAlign w:val="center"/>
+          </w:tcPr>
+          <w:p>
+            <w:pPr>
+              <w:spacing w:after="0"/>
+            </w:pPr>
+            <w:r>
+              <w:rPr>
+                <w:b/>
+                <w:bCs/>
+                <w:sz w:val="17"/>
+                <w:szCs w:val="17"/>
+              </w:rPr>
+              <w:t xml:space="preserve">slice (modifier)</w:t>
+            </w:r>
+          </w:p>
+        </w:tc>
+        <w:tc>
+          <w:tcPr>
+            <w:tcW w:type="dxa" w:w="900"/>
+            <w:tcBorders>
+              <w:top w:val="single" w:color="BBBBBB" w:sz="1"/>
+              <w:left w:val="single" w:color="BBBBBB" w:sz="1"/>
+              <w:bottom w:val="single" w:color="BBBBBB" w:sz="1"/>
+              <w:right w:val="single" w:color="BBBBBB" w:sz="1"/>
+            </w:tcBorders>
+            <w:shd w:fill="D5E8F0" w:val="clear"/>
+            <w:tcMar>
+              <w:top w:type="dxa" w:w="60"/>
+              <w:left w:type="dxa" w:w="110"/>
+              <w:bottom w:type="dxa" w:w="60"/>
+              <w:right w:type="dxa" w:w="110"/>
+            </w:tcMar>
+            <w:vAlign w:val="center"/>
+          </w:tcPr>
+          <w:p>
+            <w:pPr>
+              <w:spacing w:after="0"/>
+            </w:pPr>
+            <w:r>
+              <w:rPr>
+                <w:b/>
+                <w:bCs/>
+                <w:sz w:val="17"/>
+                <w:szCs w:val="17"/>
+              </w:rPr>
+              <w:t xml:space="preserve">tier</w:t>
+            </w:r>
+          </w:p>
+        </w:tc>
+        <w:tc>
+          <w:tcPr>
+            <w:tcW w:type="dxa" w:w="500"/>
+            <w:tcBorders>
+              <w:top w:val="single" w:color="BBBBBB" w:sz="1"/>
+              <w:left w:val="single" w:color="BBBBBB" w:sz="1"/>
+              <w:bottom w:val="single" w:color="BBBBBB" w:sz="1"/>
+              <w:right w:val="single" w:color="BBBBBB" w:sz="1"/>
+            </w:tcBorders>
+            <w:shd w:fill="D5E8F0" w:val="clear"/>
+            <w:tcMar>
+              <w:top w:type="dxa" w:w="60"/>
+              <w:left w:type="dxa" w:w="110"/>
+              <w:bottom w:type="dxa" w:w="60"/>
+              <w:right w:type="dxa" w:w="110"/>
+            </w:tcMar>
+            <w:vAlign w:val="center"/>
+          </w:tcPr>
+          <w:p>
+            <w:pPr>
+              <w:spacing w:after="0"/>
+            </w:pPr>
+            <w:r>
+              <w:rPr>
+                <w:b/>
+                <w:bCs/>
+                <w:sz w:val="17"/>
+                <w:szCs w:val="17"/>
+              </w:rPr>
+              <w:t xml:space="preserve">n</w:t>
+            </w:r>
+          </w:p>
+        </w:tc>
+        <w:tc>
+          <w:tcPr>
+            <w:tcW w:type="dxa" w:w="2100"/>
+            <w:tcBorders>
+              <w:top w:val="single" w:color="BBBBBB" w:sz="1"/>
+              <w:left w:val="single" w:color="BBBBBB" w:sz="1"/>
+              <w:bottom w:val="single" w:color="BBBBBB" w:sz="1"/>
+              <w:right w:val="single" w:color="BBBBBB" w:sz="1"/>
+            </w:tcBorders>
+            <w:shd w:fill="D5E8F0" w:val="clear"/>
+            <w:tcMar>
+              <w:top w:type="dxa" w:w="60"/>
+              <w:left w:type="dxa" w:w="110"/>
+              <w:bottom w:type="dxa" w:w="60"/>
+              <w:right w:type="dxa" w:w="110"/>
+            </w:tcMar>
+            <w:vAlign w:val="center"/>
+          </w:tcPr>
+          <w:p>
+            <w:pPr>
+              <w:spacing w:after="0"/>
+            </w:pPr>
+            <w:r>
+              <w:rPr>
+                <w:b/>
+                <w:bCs/>
+                <w:sz w:val="17"/>
+                <w:szCs w:val="17"/>
+              </w:rPr>
+              <w:t xml:space="preserve">rel − uniform [95% CI]</w:t>
+            </w:r>
+          </w:p>
+        </w:tc>
+        <w:tc>
+          <w:tcPr>
+            <w:tcW w:type="dxa" w:w="2100"/>
+            <w:tcBorders>
+              <w:top w:val="single" w:color="BBBBBB" w:sz="1"/>
+              <w:left w:val="single" w:color="BBBBBB" w:sz="1"/>
+              <w:bottom w:val="single" w:color="BBBBBB" w:sz="1"/>
+              <w:right w:val="single" w:color="BBBBBB" w:sz="1"/>
+            </w:tcBorders>
+            <w:shd w:fill="D5E8F0" w:val="clear"/>
+            <w:tcMar>
+              <w:top w:type="dxa" w:w="60"/>
+              <w:left w:type="dxa" w:w="110"/>
+              <w:bottom w:type="dxa" w:w="60"/>
+              <w:right w:type="dxa" w:w="110"/>
+            </w:tcMar>
+            <w:vAlign w:val="center"/>
+          </w:tcPr>
+          <w:p>
+            <w:pPr>
+              <w:spacing w:after="0"/>
+            </w:pPr>
+            <w:r>
+              <w:rPr>
+                <w:b/>
+                <w:bCs/>
+                <w:sz w:val="17"/>
+                <w:szCs w:val="17"/>
+              </w:rPr>
+              <w:t xml:space="preserve">rel − scrambled [95% CI]</w:t>
+            </w:r>
+          </w:p>
+        </w:tc>
+        <w:tc>
+          <w:tcPr>
+            <w:tcW w:type="dxa" w:w="1660"/>
+            <w:tcBorders>
+              <w:top w:val="single" w:color="BBBBBB" w:sz="1"/>
+              <w:left w:val="single" w:color="BBBBBB" w:sz="1"/>
+              <w:bottom w:val="single" w:color="BBBBBB" w:sz="1"/>
+              <w:right w:val="single" w:color="BBBBBB" w:sz="1"/>
+            </w:tcBorders>
+            <w:shd w:fill="D5E8F0" w:val="clear"/>
+            <w:tcMar>
+              <w:top w:type="dxa" w:w="60"/>
+              <w:left w:type="dxa" w:w="110"/>
+              <w:bottom w:type="dxa" w:w="60"/>
+              <w:right w:type="dxa" w:w="110"/>
+            </w:tcMar>
+            <w:vAlign w:val="center"/>
+          </w:tcPr>
+          <w:p>
+            <w:pPr>
+              <w:spacing w:after="0"/>
+            </w:pPr>
+            <w:r>
+              <w:rPr>
+                <w:b/>
+                <w:bCs/>
+                <w:sz w:val="17"/>
+                <w:szCs w:val="17"/>
+              </w:rPr>
+              <w:t xml:space="preserve">beats both?</w:t>
+            </w:r>
+          </w:p>
+        </w:tc>
+      </w:tr>
+      <w:tr>
+        <w:tc>
+          <w:tcPr>
+            <w:tcW w:type="dxa" w:w="3100"/>
+            <w:tcBorders>
+              <w:top w:val="single" w:color="BBBBBB" w:sz="1"/>
+              <w:left w:val="single" w:color="BBBBBB" w:sz="1"/>
+              <w:bottom w:val="single" w:color="BBBBBB" w:sz="1"/>
+              <w:right w:val="single" w:color="BBBBBB" w:sz="1"/>
+            </w:tcBorders>
+            <w:tcMar>
+              <w:top w:type="dxa" w:w="60"/>
+              <w:left w:type="dxa" w:w="110"/>
+              <w:bottom w:type="dxa" w:w="60"/>
+              <w:right w:type="dxa" w:w="110"/>
+            </w:tcMar>
+            <w:vAlign w:val="center"/>
+          </w:tcPr>
+          <w:p>
+            <w:pPr>
+              <w:spacing w:after="0"/>
+            </w:pPr>
+            <w:r>
+              <w:rPr>
+                <w:b w:val="false"/>
+                <w:bCs w:val="false"/>
+                <w:sz w:val="17"/>
+                <w:szCs w:val="17"/>
+              </w:rPr>
+              <w:t xml:space="preserve">GLP1 dose → HbA1c (anchor)</w:t>
+            </w:r>
+          </w:p>
+        </w:tc>
+        <w:tc>
+          <w:tcPr>
+            <w:tcW w:type="dxa" w:w="900"/>
+            <w:tcBorders>
+              <w:top w:val="single" w:color="BBBBBB" w:sz="1"/>
+              <w:left w:val="single" w:color="BBBBBB" w:sz="1"/>
+              <w:bottom w:val="single" w:color="BBBBBB" w:sz="1"/>
+              <w:right w:val="single" w:color="BBBBBB" w:sz="1"/>
+            </w:tcBorders>
+            <w:tcMar>
+              <w:top w:type="dxa" w:w="60"/>
+              <w:left w:type="dxa" w:w="110"/>
+              <w:bottom w:type="dxa" w:w="60"/>
+              <w:right w:type="dxa" w:w="110"/>
+            </w:tcMar>
+            <w:vAlign w:val="center"/>
+          </w:tcPr>
+          <w:p>
+            <w:pPr>
+              <w:spacing w:after="0"/>
+            </w:pPr>
+            <w:r>
+              <w:rPr>
+                <w:b w:val="false"/>
+                <w:bCs w:val="false"/>
+                <w:sz w:val="17"/>
+                <w:szCs w:val="17"/>
+              </w:rPr>
+              <w:t xml:space="preserve">clean</w:t>
+            </w:r>
+          </w:p>
+        </w:tc>
+        <w:tc>
+          <w:tcPr>
+            <w:tcW w:type="dxa" w:w="500"/>
+            <w:tcBorders>
+              <w:top w:val="single" w:color="BBBBBB" w:sz="1"/>
+              <w:left w:val="single" w:color="BBBBBB" w:sz="1"/>
+              <w:bottom w:val="single" w:color="BBBBBB" w:sz="1"/>
+              <w:right w:val="single" w:color="BBBBBB" w:sz="1"/>
+            </w:tcBorders>
+            <w:tcMar>
+              <w:top w:type="dxa" w:w="60"/>
+              <w:left w:type="dxa" w:w="110"/>
+              <w:bottom w:type="dxa" w:w="60"/>
+              <w:right w:type="dxa" w:w="110"/>
+            </w:tcMar>
+            <w:vAlign w:val="center"/>
+          </w:tcPr>
+          <w:p>
+            <w:pPr>
+              <w:spacing w:after="0"/>
+            </w:pPr>
+            <w:r>
+              <w:rPr>
+                <w:b w:val="false"/>
+                <w:bCs w:val="false"/>
+                <w:sz w:val="17"/>
+                <w:szCs w:val="17"/>
+              </w:rPr>
+              <w:t xml:space="preserve">12</w:t>
+            </w:r>
+          </w:p>
+        </w:tc>
+        <w:tc>
+          <w:tcPr>
+            <w:tcW w:type="dxa" w:w="2100"/>
+            <w:tcBorders>
+              <w:top w:val="single" w:color="BBBBBB" w:sz="1"/>
+              <w:left w:val="single" w:color="BBBBBB" w:sz="1"/>
+              <w:bottom w:val="single" w:color="BBBBBB" w:sz="1"/>
+              <w:right w:val="single" w:color="BBBBBB" w:sz="1"/>
+            </w:tcBorders>
+            <w:shd w:fill="E2EFDA" w:val="clear"/>
+            <w:tcMar>
+              <w:top w:type="dxa" w:w="60"/>
+              <w:left w:type="dxa" w:w="110"/>
+              <w:bottom w:type="dxa" w:w="60"/>
+              <w:right w:type="dxa" w:w="110"/>
+            </w:tcMar>
+            <w:vAlign w:val="center"/>
+          </w:tcPr>
+          <w:p>
+            <w:pPr>
+              <w:spacing w:after="0"/>
+            </w:pPr>
+            <w:r>
+              <w:rPr>
+                <w:b/>
+                <w:bCs/>
+                <w:sz w:val="17"/>
+                <w:szCs w:val="17"/>
+              </w:rPr>
+              <w:t xml:space="preserve">−0.180 [−0.305, −0.037]</w:t>
+            </w:r>
+          </w:p>
+        </w:tc>
+        <w:tc>
+          <w:tcPr>
+            <w:tcW w:type="dxa" w:w="2100"/>
+            <w:tcBorders>
+              <w:top w:val="single" w:color="BBBBBB" w:sz="1"/>
+              <w:left w:val="single" w:color="BBBBBB" w:sz="1"/>
+              <w:bottom w:val="single" w:color="BBBBBB" w:sz="1"/>
+              <w:right w:val="single" w:color="BBBBBB" w:sz="1"/>
+            </w:tcBorders>
+            <w:shd w:fill="E2EFDA" w:val="clear"/>
+            <w:tcMar>
+              <w:top w:type="dxa" w:w="60"/>
+              <w:left w:type="dxa" w:w="110"/>
+              <w:bottom w:type="dxa" w:w="60"/>
+              <w:right w:type="dxa" w:w="110"/>
+            </w:tcMar>
+            <w:vAlign w:val="center"/>
+          </w:tcPr>
+          <w:p>
+            <w:pPr>
+              <w:spacing w:after="0"/>
+            </w:pPr>
+            <w:r>
+              <w:rPr>
+                <w:b/>
+                <w:bCs/>
+                <w:sz w:val="17"/>
+                <w:szCs w:val="17"/>
+              </w:rPr>
+              <w:t xml:space="preserve">−0.199 [−0.334, −0.045]</w:t>
+            </w:r>
+          </w:p>
+        </w:tc>
+        <w:tc>
+          <w:tcPr>
+            <w:tcW w:type="dxa" w:w="1660"/>
+            <w:tcBorders>
+              <w:top w:val="single" w:color="BBBBBB" w:sz="1"/>
+              <w:left w:val="single" w:color="BBBBBB" w:sz="1"/>
+              <w:bottom w:val="single" w:color="BBBBBB" w:sz="1"/>
+              <w:right w:val="single" w:color="BBBBBB" w:sz="1"/>
+            </w:tcBorders>
+            <w:shd w:fill="E2EFDA" w:val="clear"/>
+            <w:tcMar>
+              <w:top w:type="dxa" w:w="60"/>
+              <w:left w:type="dxa" w:w="110"/>
+              <w:bottom w:type="dxa" w:w="60"/>
+              <w:right w:type="dxa" w:w="110"/>
+            </w:tcMar>
+            <w:vAlign w:val="center"/>
+          </w:tcPr>
+          <w:p>
+            <w:pPr>
+              <w:spacing w:after="0"/>
+            </w:pPr>
+            <w:r>
+              <w:rPr>
+                <w:b/>
+                <w:bCs/>
+                <w:sz w:val="17"/>
+                <w:szCs w:val="17"/>
+              </w:rPr>
+              <w:t xml:space="preserve">YES</w:t>
+            </w:r>
+          </w:p>
+        </w:tc>
+      </w:tr>
+      <w:tr>
+        <w:tc>
+          <w:tcPr>
+            <w:tcW w:type="dxa" w:w="3100"/>
+            <w:tcBorders>
+              <w:top w:val="single" w:color="BBBBBB" w:sz="1"/>
+              <w:left w:val="single" w:color="BBBBBB" w:sz="1"/>
+              <w:bottom w:val="single" w:color="BBBBBB" w:sz="1"/>
+              <w:right w:val="single" w:color="BBBBBB" w:sz="1"/>
+            </w:tcBorders>
+            <w:tcMar>
+              <w:top w:type="dxa" w:w="60"/>
+              <w:left w:type="dxa" w:w="110"/>
+              <w:bottom w:type="dxa" w:w="60"/>
+              <w:right w:type="dxa" w:w="110"/>
+            </w:tcMar>
+            <w:vAlign w:val="center"/>
+          </w:tcPr>
+          <w:p>
+            <w:pPr>
+              <w:spacing w:after="0"/>
+            </w:pPr>
+            <w:r>
+              <w:rPr>
+                <w:b w:val="false"/>
+                <w:bCs w:val="false"/>
+                <w:sz w:val="17"/>
+                <w:szCs w:val="17"/>
+              </w:rPr>
+              <w:t xml:space="preserve">GLP1 baseline-weight → weight (new)</w:t>
+            </w:r>
+          </w:p>
+        </w:tc>
+        <w:tc>
+          <w:tcPr>
+            <w:tcW w:type="dxa" w:w="900"/>
+            <w:tcBorders>
+              <w:top w:val="single" w:color="BBBBBB" w:sz="1"/>
+              <w:left w:val="single" w:color="BBBBBB" w:sz="1"/>
+              <w:bottom w:val="single" w:color="BBBBBB" w:sz="1"/>
+              <w:right w:val="single" w:color="BBBBBB" w:sz="1"/>
+            </w:tcBorders>
+            <w:tcMar>
+              <w:top w:type="dxa" w:w="60"/>
+              <w:left w:type="dxa" w:w="110"/>
+              <w:bottom w:type="dxa" w:w="60"/>
+              <w:right w:type="dxa" w:w="110"/>
+            </w:tcMar>
+            <w:vAlign w:val="center"/>
+          </w:tcPr>
+          <w:p>
+            <w:pPr>
+              <w:spacing w:after="0"/>
+            </w:pPr>
+            <w:r>
+              <w:rPr>
+                <w:b w:val="false"/>
+                <w:bCs w:val="false"/>
+                <w:sz w:val="17"/>
+                <w:szCs w:val="17"/>
+              </w:rPr>
+              <w:t xml:space="preserve">clean</w:t>
+            </w:r>
+          </w:p>
+        </w:tc>
+        <w:tc>
+          <w:tcPr>
+            <w:tcW w:type="dxa" w:w="500"/>
+            <w:tcBorders>
+              <w:top w:val="single" w:color="BBBBBB" w:sz="1"/>
+              <w:left w:val="single" w:color="BBBBBB" w:sz="1"/>
+              <w:bottom w:val="single" w:color="BBBBBB" w:sz="1"/>
+              <w:right w:val="single" w:color="BBBBBB" w:sz="1"/>
+            </w:tcBorders>
+            <w:tcMar>
+              <w:top w:type="dxa" w:w="60"/>
+              <w:left w:type="dxa" w:w="110"/>
+              <w:bottom w:type="dxa" w:w="60"/>
+              <w:right w:type="dxa" w:w="110"/>
+            </w:tcMar>
+            <w:vAlign w:val="center"/>
+          </w:tcPr>
+          <w:p>
+            <w:pPr>
+              <w:spacing w:after="0"/>
+            </w:pPr>
+            <w:r>
+              <w:rPr>
+                <w:b w:val="false"/>
+                <w:bCs w:val="false"/>
+                <w:sz w:val="17"/>
+                <w:szCs w:val="17"/>
+              </w:rPr>
+              <w:t xml:space="preserve">9</w:t>
+            </w:r>
+          </w:p>
+        </w:tc>
+        <w:tc>
+          <w:tcPr>
+            <w:tcW w:type="dxa" w:w="2100"/>
+            <w:tcBorders>
+              <w:top w:val="single" w:color="BBBBBB" w:sz="1"/>
+              <w:left w:val="single" w:color="BBBBBB" w:sz="1"/>
+              <w:bottom w:val="single" w:color="BBBBBB" w:sz="1"/>
+              <w:right w:val="single" w:color="BBBBBB" w:sz="1"/>
+            </w:tcBorders>
+            <w:shd w:fill="E2EFDA" w:val="clear"/>
+            <w:tcMar>
+              <w:top w:type="dxa" w:w="60"/>
+              <w:left w:type="dxa" w:w="110"/>
+              <w:bottom w:type="dxa" w:w="60"/>
+              <w:right w:type="dxa" w:w="110"/>
+            </w:tcMar>
+            <w:vAlign w:val="center"/>
+          </w:tcPr>
+          <w:p>
+            <w:pPr>
+              <w:spacing w:after="0"/>
+            </w:pPr>
+            <w:r>
+              <w:rPr>
+                <w:b/>
+                <w:bCs/>
+                <w:sz w:val="17"/>
+                <w:szCs w:val="17"/>
+              </w:rPr>
+              <w:t xml:space="preserve">−0.497 [−1.055, −0.099]</w:t>
+            </w:r>
+          </w:p>
+        </w:tc>
+        <w:tc>
+          <w:tcPr>
+            <w:tcW w:type="dxa" w:w="2100"/>
+            <w:tcBorders>
+              <w:top w:val="single" w:color="BBBBBB" w:sz="1"/>
+              <w:left w:val="single" w:color="BBBBBB" w:sz="1"/>
+              <w:bottom w:val="single" w:color="BBBBBB" w:sz="1"/>
+              <w:right w:val="single" w:color="BBBBBB" w:sz="1"/>
+            </w:tcBorders>
+            <w:shd w:fill="E2EFDA" w:val="clear"/>
+            <w:tcMar>
+              <w:top w:type="dxa" w:w="60"/>
+              <w:left w:type="dxa" w:w="110"/>
+              <w:bottom w:type="dxa" w:w="60"/>
+              <w:right w:type="dxa" w:w="110"/>
+            </w:tcMar>
+            <w:vAlign w:val="center"/>
+          </w:tcPr>
+          <w:p>
+            <w:pPr>
+              <w:spacing w:after="0"/>
+            </w:pPr>
+            <w:r>
+              <w:rPr>
+                <w:b/>
+                <w:bCs/>
+                <w:sz w:val="17"/>
+                <w:szCs w:val="17"/>
+              </w:rPr>
+              <w:t xml:space="preserve">−0.599 [−1.250, −0.028]</w:t>
+            </w:r>
+          </w:p>
+        </w:tc>
+        <w:tc>
+          <w:tcPr>
+            <w:tcW w:type="dxa" w:w="1660"/>
+            <w:tcBorders>
+              <w:top w:val="single" w:color="BBBBBB" w:sz="1"/>
+              <w:left w:val="single" w:color="BBBBBB" w:sz="1"/>
+              <w:bottom w:val="single" w:color="BBBBBB" w:sz="1"/>
+              <w:right w:val="single" w:color="BBBBBB" w:sz="1"/>
+            </w:tcBorders>
+            <w:shd w:fill="E2EFDA" w:val="clear"/>
+            <w:tcMar>
+              <w:top w:type="dxa" w:w="60"/>
+              <w:left w:type="dxa" w:w="110"/>
+              <w:bottom w:type="dxa" w:w="60"/>
+              <w:right w:type="dxa" w:w="110"/>
+            </w:tcMar>
+            <w:vAlign w:val="center"/>
+          </w:tcPr>
+          <w:p>
+            <w:pPr>
+              <w:spacing w:after="0"/>
+            </w:pPr>
+            <w:r>
+              <w:rPr>
+                <w:b/>
+                <w:bCs/>
+                <w:sz w:val="17"/>
+                <w:szCs w:val="17"/>
+              </w:rPr>
+              <w:t xml:space="preserve">YES</w:t>
+            </w:r>
+          </w:p>
+        </w:tc>
+      </w:tr>
+      <w:tr>
+        <w:tc>
+          <w:tcPr>
+            <w:tcW w:type="dxa" w:w="3100"/>
+            <w:tcBorders>
+              <w:top w:val="single" w:color="BBBBBB" w:sz="1"/>
+              <w:left w:val="single" w:color="BBBBBB" w:sz="1"/>
+              <w:bottom w:val="single" w:color="BBBBBB" w:sz="1"/>
+              <w:right w:val="single" w:color="BBBBBB" w:sz="1"/>
+            </w:tcBorders>
+            <w:tcMar>
+              <w:top w:type="dxa" w:w="60"/>
+              <w:left w:type="dxa" w:w="110"/>
+              <w:bottom w:type="dxa" w:w="60"/>
+              <w:right w:type="dxa" w:w="110"/>
+            </w:tcMar>
+            <w:vAlign w:val="center"/>
+          </w:tcPr>
+          <w:p>
+            <w:pPr>
+              <w:spacing w:after="0"/>
+            </w:pPr>
+            <w:r>
+              <w:rPr>
+                <w:b w:val="false"/>
+                <w:bCs w:val="false"/>
+                <w:sz w:val="17"/>
+                <w:szCs w:val="17"/>
+              </w:rPr>
+              <w:t xml:space="preserve">dapagliflozin dose → HbA1c</w:t>
+            </w:r>
+          </w:p>
+        </w:tc>
+        <w:tc>
+          <w:tcPr>
+            <w:tcW w:type="dxa" w:w="900"/>
+            <w:tcBorders>
+              <w:top w:val="single" w:color="BBBBBB" w:sz="1"/>
+              <w:left w:val="single" w:color="BBBBBB" w:sz="1"/>
+              <w:bottom w:val="single" w:color="BBBBBB" w:sz="1"/>
+              <w:right w:val="single" w:color="BBBBBB" w:sz="1"/>
+            </w:tcBorders>
+            <w:tcMar>
+              <w:top w:type="dxa" w:w="60"/>
+              <w:left w:type="dxa" w:w="110"/>
+              <w:bottom w:type="dxa" w:w="60"/>
+              <w:right w:type="dxa" w:w="110"/>
+            </w:tcMar>
+            <w:vAlign w:val="center"/>
+          </w:tcPr>
+          <w:p>
+            <w:pPr>
+              <w:spacing w:after="0"/>
+            </w:pPr>
+            <w:r>
+              <w:rPr>
+                <w:b w:val="false"/>
+                <w:bCs w:val="false"/>
+                <w:sz w:val="17"/>
+                <w:szCs w:val="17"/>
+              </w:rPr>
+              <w:t xml:space="preserve">flat</w:t>
+            </w:r>
+          </w:p>
+        </w:tc>
+        <w:tc>
+          <w:tcPr>
+            <w:tcW w:type="dxa" w:w="500"/>
+            <w:tcBorders>
+              <w:top w:val="single" w:color="BBBBBB" w:sz="1"/>
+              <w:left w:val="single" w:color="BBBBBB" w:sz="1"/>
+              <w:bottom w:val="single" w:color="BBBBBB" w:sz="1"/>
+              <w:right w:val="single" w:color="BBBBBB" w:sz="1"/>
+            </w:tcBorders>
+            <w:tcMar>
+              <w:top w:type="dxa" w:w="60"/>
+              <w:left w:type="dxa" w:w="110"/>
+              <w:bottom w:type="dxa" w:w="60"/>
+              <w:right w:type="dxa" w:w="110"/>
+            </w:tcMar>
+            <w:vAlign w:val="center"/>
+          </w:tcPr>
+          <w:p>
+            <w:pPr>
+              <w:spacing w:after="0"/>
+            </w:pPr>
+            <w:r>
+              <w:rPr>
+                <w:b w:val="false"/>
+                <w:bCs w:val="false"/>
+                <w:sz w:val="17"/>
+                <w:szCs w:val="17"/>
+              </w:rPr>
+              <w:t xml:space="preserve">15</w:t>
+            </w:r>
+          </w:p>
+        </w:tc>
+        <w:tc>
+          <w:tcPr>
+            <w:tcW w:type="dxa" w:w="2100"/>
+            <w:tcBorders>
+              <w:top w:val="single" w:color="BBBBBB" w:sz="1"/>
+              <w:left w:val="single" w:color="BBBBBB" w:sz="1"/>
+              <w:bottom w:val="single" w:color="BBBBBB" w:sz="1"/>
+              <w:right w:val="single" w:color="BBBBBB" w:sz="1"/>
+            </w:tcBorders>
+            <w:tcMar>
+              <w:top w:type="dxa" w:w="60"/>
+              <w:left w:type="dxa" w:w="110"/>
+              <w:bottom w:type="dxa" w:w="60"/>
+              <w:right w:type="dxa" w:w="110"/>
+            </w:tcMar>
+            <w:vAlign w:val="center"/>
+          </w:tcPr>
+          <w:p>
+            <w:pPr>
+              <w:spacing w:after="0"/>
+            </w:pPr>
+            <w:r>
+              <w:rPr>
+                <w:b w:val="false"/>
+                <w:bCs w:val="false"/>
+                <w:sz w:val="17"/>
+                <w:szCs w:val="17"/>
+              </w:rPr>
+              <w:t xml:space="preserve">+0.005 [+0.003, +0.008]</w:t>
+            </w:r>
+          </w:p>
+        </w:tc>
+        <w:tc>
+          <w:tcPr>
+            <w:tcW w:type="dxa" w:w="2100"/>
+            <w:tcBorders>
+              <w:top w:val="single" w:color="BBBBBB" w:sz="1"/>
+              <w:left w:val="single" w:color="BBBBBB" w:sz="1"/>
+              <w:bottom w:val="single" w:color="BBBBBB" w:sz="1"/>
+              <w:right w:val="single" w:color="BBBBBB" w:sz="1"/>
+            </w:tcBorders>
+            <w:tcMar>
+              <w:top w:type="dxa" w:w="60"/>
+              <w:left w:type="dxa" w:w="110"/>
+              <w:bottom w:type="dxa" w:w="60"/>
+              <w:right w:type="dxa" w:w="110"/>
+            </w:tcMar>
+            <w:vAlign w:val="center"/>
+          </w:tcPr>
+          <w:p>
+            <w:pPr>
+              <w:spacing w:after="0"/>
+            </w:pPr>
+            <w:r>
+              <w:rPr>
+                <w:b w:val="false"/>
+                <w:bCs w:val="false"/>
+                <w:sz w:val="17"/>
+                <w:szCs w:val="17"/>
+              </w:rPr>
+              <w:t xml:space="preserve">+0.002 [−0.005, +0.010]</w:t>
+            </w:r>
+          </w:p>
+        </w:tc>
+        <w:tc>
+          <w:tcPr>
+            <w:tcW w:type="dxa" w:w="1660"/>
+            <w:tcBorders>
+              <w:top w:val="single" w:color="BBBBBB" w:sz="1"/>
+              <w:left w:val="single" w:color="BBBBBB" w:sz="1"/>
+              <w:bottom w:val="single" w:color="BBBBBB" w:sz="1"/>
+              <w:right w:val="single" w:color="BBBBBB" w:sz="1"/>
+            </w:tcBorders>
+            <w:tcMar>
+              <w:top w:type="dxa" w:w="60"/>
+              <w:left w:type="dxa" w:w="110"/>
+              <w:bottom w:type="dxa" w:w="60"/>
+              <w:right w:type="dxa" w:w="110"/>
+            </w:tcMar>
+            <w:vAlign w:val="center"/>
+          </w:tcPr>
+          <w:p>
+            <w:pPr>
+              <w:spacing w:after="0"/>
+            </w:pPr>
+            <w:r>
+              <w:rPr>
+                <w:b w:val="false"/>
+                <w:bCs w:val="false"/>
+                <w:sz w:val="17"/>
+                <w:szCs w:val="17"/>
+              </w:rPr>
+              <w:t xml:space="preserve">no (inert, correct)</w:t>
+            </w:r>
+          </w:p>
+        </w:tc>
+      </w:tr>
+      <w:tr>
+        <w:tc>
+          <w:tcPr>
+            <w:tcW w:type="dxa" w:w="3100"/>
+            <w:tcBorders>
+              <w:top w:val="single" w:color="BBBBBB" w:sz="1"/>
+              <w:left w:val="single" w:color="BBBBBB" w:sz="1"/>
+              <w:bottom w:val="single" w:color="BBBBBB" w:sz="1"/>
+              <w:right w:val="single" w:color="BBBBBB" w:sz="1"/>
+            </w:tcBorders>
+            <w:tcMar>
+              <w:top w:type="dxa" w:w="60"/>
+              <w:left w:type="dxa" w:w="110"/>
+              <w:bottom w:type="dxa" w:w="60"/>
+              <w:right w:type="dxa" w:w="110"/>
+            </w:tcMar>
+            <w:vAlign w:val="center"/>
+          </w:tcPr>
+          <w:p>
+            <w:pPr>
+              <w:spacing w:after="0"/>
+            </w:pPr>
+            <w:r>
+              <w:rPr>
+                <w:b w:val="false"/>
+                <w:bCs w:val="false"/>
+                <w:sz w:val="17"/>
+                <w:szCs w:val="17"/>
+              </w:rPr>
+              <w:t xml:space="preserve">vortioxetine dose → MADRS</w:t>
+            </w:r>
+          </w:p>
+        </w:tc>
+        <w:tc>
+          <w:tcPr>
+            <w:tcW w:type="dxa" w:w="900"/>
+            <w:tcBorders>
+              <w:top w:val="single" w:color="BBBBBB" w:sz="1"/>
+              <w:left w:val="single" w:color="BBBBBB" w:sz="1"/>
+              <w:bottom w:val="single" w:color="BBBBBB" w:sz="1"/>
+              <w:right w:val="single" w:color="BBBBBB" w:sz="1"/>
+            </w:tcBorders>
+            <w:tcMar>
+              <w:top w:type="dxa" w:w="60"/>
+              <w:left w:type="dxa" w:w="110"/>
+              <w:bottom w:type="dxa" w:w="60"/>
+              <w:right w:type="dxa" w:w="110"/>
+            </w:tcMar>
+            <w:vAlign w:val="center"/>
+          </w:tcPr>
+          <w:p>
+            <w:pPr>
+              <w:spacing w:after="0"/>
+            </w:pPr>
+            <w:r>
+              <w:rPr>
+                <w:b w:val="false"/>
+                <w:bCs w:val="false"/>
+                <w:sz w:val="17"/>
+                <w:szCs w:val="17"/>
+              </w:rPr>
+              <w:t xml:space="preserve">flat*</w:t>
+            </w:r>
+          </w:p>
+        </w:tc>
+        <w:tc>
+          <w:tcPr>
+            <w:tcW w:type="dxa" w:w="500"/>
+            <w:tcBorders>
+              <w:top w:val="single" w:color="BBBBBB" w:sz="1"/>
+              <w:left w:val="single" w:color="BBBBBB" w:sz="1"/>
+              <w:bottom w:val="single" w:color="BBBBBB" w:sz="1"/>
+              <w:right w:val="single" w:color="BBBBBB" w:sz="1"/>
+            </w:tcBorders>
+            <w:tcMar>
+              <w:top w:type="dxa" w:w="60"/>
+              <w:left w:type="dxa" w:w="110"/>
+              <w:bottom w:type="dxa" w:w="60"/>
+              <w:right w:type="dxa" w:w="110"/>
+            </w:tcMar>
+            <w:vAlign w:val="center"/>
+          </w:tcPr>
+          <w:p>
+            <w:pPr>
+              <w:spacing w:after="0"/>
+            </w:pPr>
+            <w:r>
+              <w:rPr>
+                <w:b w:val="false"/>
+                <w:bCs w:val="false"/>
+                <w:sz w:val="17"/>
+                <w:szCs w:val="17"/>
+              </w:rPr>
+              <w:t xml:space="preserve">17</w:t>
+            </w:r>
+          </w:p>
+        </w:tc>
+        <w:tc>
+          <w:tcPr>
+            <w:tcW w:type="dxa" w:w="2100"/>
+            <w:tcBorders>
+              <w:top w:val="single" w:color="BBBBBB" w:sz="1"/>
+              <w:left w:val="single" w:color="BBBBBB" w:sz="1"/>
+              <w:bottom w:val="single" w:color="BBBBBB" w:sz="1"/>
+              <w:right w:val="single" w:color="BBBBBB" w:sz="1"/>
+            </w:tcBorders>
+            <w:tcMar>
+              <w:top w:type="dxa" w:w="60"/>
+              <w:left w:type="dxa" w:w="110"/>
+              <w:bottom w:type="dxa" w:w="60"/>
+              <w:right w:type="dxa" w:w="110"/>
+            </w:tcMar>
+            <w:vAlign w:val="center"/>
+          </w:tcPr>
+          <w:p>
+            <w:pPr>
+              <w:spacing w:after="0"/>
+            </w:pPr>
+            <w:r>
+              <w:rPr>
+                <w:b w:val="false"/>
+                <w:bCs w:val="false"/>
+                <w:sz w:val="17"/>
+                <w:szCs w:val="17"/>
+              </w:rPr>
+              <w:t xml:space="preserve">−0.051 [−0.248, +0.059]</w:t>
+            </w:r>
+          </w:p>
+        </w:tc>
+        <w:tc>
+          <w:tcPr>
+            <w:tcW w:type="dxa" w:w="2100"/>
+            <w:tcBorders>
+              <w:top w:val="single" w:color="BBBBBB" w:sz="1"/>
+              <w:left w:val="single" w:color="BBBBBB" w:sz="1"/>
+              <w:bottom w:val="single" w:color="BBBBBB" w:sz="1"/>
+              <w:right w:val="single" w:color="BBBBBB" w:sz="1"/>
+            </w:tcBorders>
+            <w:tcMar>
+              <w:top w:type="dxa" w:w="60"/>
+              <w:left w:type="dxa" w:w="110"/>
+              <w:bottom w:type="dxa" w:w="60"/>
+              <w:right w:type="dxa" w:w="110"/>
+            </w:tcMar>
+            <w:vAlign w:val="center"/>
+          </w:tcPr>
+          <w:p>
+            <w:pPr>
+              <w:spacing w:after="0"/>
+            </w:pPr>
+            <w:r>
+              <w:rPr>
+                <w:b w:val="false"/>
+                <w:bCs w:val="false"/>
+                <w:sz w:val="17"/>
+                <w:szCs w:val="17"/>
+              </w:rPr>
+              <w:t xml:space="preserve">+0.359 [+0.056, +0.736]</w:t>
+            </w:r>
+          </w:p>
+        </w:tc>
+        <w:tc>
+          <w:tcPr>
+            <w:tcW w:type="dxa" w:w="1660"/>
+            <w:tcBorders>
+              <w:top w:val="single" w:color="BBBBBB" w:sz="1"/>
+              <w:left w:val="single" w:color="BBBBBB" w:sz="1"/>
+              <w:bottom w:val="single" w:color="BBBBBB" w:sz="1"/>
+              <w:right w:val="single" w:color="BBBBBB" w:sz="1"/>
+            </w:tcBorders>
+            <w:tcMar>
+              <w:top w:type="dxa" w:w="60"/>
+              <w:left w:type="dxa" w:w="110"/>
+              <w:bottom w:type="dxa" w:w="60"/>
+              <w:right w:type="dxa" w:w="110"/>
+            </w:tcMar>
+            <w:vAlign w:val="center"/>
+          </w:tcPr>
+          <w:p>
+            <w:pPr>
+              <w:spacing w:after="0"/>
+            </w:pPr>
+            <w:r>
+              <w:rPr>
+                <w:b w:val="false"/>
+                <w:bCs w:val="false"/>
+                <w:sz w:val="17"/>
+                <w:szCs w:val="17"/>
+              </w:rPr>
+              <w:t xml:space="preserve">no (perm-flat, LOO-fail)</w:t>
+            </w:r>
+          </w:p>
+        </w:tc>
+      </w:tr>
+    </w:tbl>
+    <w:p>
+      <w:pPr>
+        <w:spacing w:after="60" w:line="276"/>
+      </w:pPr>
+      <w:r>
+        <w:t xml:space="preserve"/>
+      </w:r>
+    </w:p>
+    <w:p>
+      <w:pPr>
+        <w:spacing w:after="120" w:line="276"/>
+      </w:pPr>
+      <w:r>
+        <w:t xml:space="preserve">The scale-free pooled fractional MAE reduction across the two clean slices is −25.8% [−51.2%, −0.4%] versus the scrambled null (robust) and −23.3% [−48.5%, +1.9%] versus the no-relevance null (suggestive; CI marginally crosses 0 at N = 2). The win is no longer single-slice — it reproduces on an independent modifier — but is bounded by only two clean GLP1-class slices. The rate-limiting step for a fully robust, multi-class contribution is a non-GLP1 slice with a clean, permutation-robust within-class modifier; the depression and schizophrenia within-molecule dose signals (real at p &lt; .001 but pooled-masked by Simpson, and lacking ≥ 8 single-molecule placebo-anchored trials) are the leading candidates, likely reachable only via IPD.</w:t>
+      </w:r>
+    </w:p>
+    <w:p>
+      <w:pPr>
+        <w:pStyle w:val="Heading2"/>
+      </w:pPr>
+      <w:r>
+        <w:t xml:space="preserve">4.7 Cross-specialty replication — N = 5 clean slices across 3 specialties</w:t>
+      </w:r>
+    </w:p>
+    <w:p>
+      <w:pPr>
+        <w:spacing w:after="120" w:line="276"/>
+      </w:pPr>
+      <w:r>
+        <w:t xml:space="preserve">To break the §4.6 same-class (GLP1) bound, we ran the identical five-way LOO on four new public meta-analytic datasets, each a different specialty with a real within-set continuous modifier (cited as original publications): SAT-coaching hours (Kalaian &amp; Raudenbush 1996, Psychol Methods; k = 65), teacher-expectancy contact weeks (Raudenbush 1984, J Educ Psychol; k = 19), brief-alcohol-intervention age (Tanner-Smith &amp; Lipsey 2015, J Subst Abuse Treat; k = 113), and phase-I dose-toxicity (Ursino et al. 2021; k = 49). Each modifier was verified in-data (WLS slope + 10k-permutation; metafor REML external cross-check on the two escalc-ready slices). Oncology dose-toxicity is a clean new-specialty win: relevance beats both nulls at all bandwidths (rel − uniform −0.119 [−0.174, −0.061]; rel − scrambled −0.141 [−0.206, −0.079]). Teacher-expectancy (a documented real modifier) is directional but k = 19-underpowered (rel − uniform −0.020, n.s.). SAT-coaching is nominally clean (perm p = 0.045) but trivially weak (R² = 0.08) in a near-homogeneous field, so relevance correctly ties the nulls. The flat-modifier slice (alcohol-by-age, perm p = 0.49) is correctly inert (+2.7%) — the in-data β = 0 control.</w:t>
+      </w:r>
+    </w:p>
+    <w:p>
+      <w:pPr>
+        <w:spacing w:after="120"/>
+      </w:pPr>
+      <w:r>
+        <w:rPr>
+          <w:b/>
+          <w:bCs/>
+          <w:sz w:val="18"/>
+          <w:szCs w:val="18"/>
+        </w:rPr>
+        <w:t xml:space="preserve">Table 6. </w:t>
+      </w:r>
+      <w:r>
+        <w:rPr>
+          <w:sz w:val="18"/>
+          <w:szCs w:val="18"/>
+        </w:rPr>
+        <w:t xml:space="preserve">Cross-specialty pooled fractional MAE reduction (DL random-effects) across the 5 clean qualifiers in 3 specialties (Endocrine/Metabolic ×2, Education ×2, Oncology ×1) [report table, §3 of MULTISPECIALTY; per-slice values exact from replication/multispecialty_loo.json].</w:t>
+      </w:r>
+    </w:p>
+    <w:tbl>
+      <w:tblPr>
+        <w:tblW w:type="dxa" w:w="9360"/>
+        <w:tblBorders>
+          <w:top w:val="single" w:color="auto" w:sz="4"/>
+          <w:left w:val="single" w:color="auto" w:sz="4"/>
+          <w:bottom w:val="single" w:color="auto" w:sz="4"/>
+          <w:right w:val="single" w:color="auto" w:sz="4"/>
+          <w:insideH w:val="single" w:color="auto" w:sz="4"/>
+          <w:insideV w:val="single" w:color="auto" w:sz="4"/>
+        </w:tblBorders>
+      </w:tblPr>
+      <w:tblGrid>
+        <w:gridCol w:w="4200"/>
+        <w:gridCol w:w="3200"/>
+        <w:gridCol w:w="1960"/>
+      </w:tblGrid>
+      <w:tr>
+        <w:trPr>
+          <w:tblHeader/>
+        </w:trPr>
+        <w:tc>
+          <w:tcPr>
+            <w:tcW w:type="dxa" w:w="4200"/>
+            <w:tcBorders>
+              <w:top w:val="single" w:color="BBBBBB" w:sz="1"/>
+              <w:left w:val="single" w:color="BBBBBB" w:sz="1"/>
+              <w:bottom w:val="single" w:color="BBBBBB" w:sz="1"/>
+              <w:right w:val="single" w:color="BBBBBB" w:sz="1"/>
+            </w:tcBorders>
+            <w:shd w:fill="D5E8F0" w:val="clear"/>
+            <w:tcMar>
+              <w:top w:type="dxa" w:w="60"/>
+              <w:left w:type="dxa" w:w="110"/>
+              <w:bottom w:type="dxa" w:w="60"/>
+              <w:right w:type="dxa" w:w="110"/>
+            </w:tcMar>
+            <w:vAlign w:val="center"/>
+          </w:tcPr>
+          <w:p>
+            <w:pPr>
+              <w:spacing w:after="0"/>
+            </w:pPr>
+            <w:r>
+              <w:rPr>
+                <w:b/>
+                <w:bCs/>
+                <w:sz w:val="17"/>
+                <w:szCs w:val="17"/>
+              </w:rPr>
+              <w:t xml:space="preserve">comparison</w:t>
+            </w:r>
+          </w:p>
+        </w:tc>
+        <w:tc>
+          <w:tcPr>
+            <w:tcW w:type="dxa" w:w="3200"/>
+            <w:tcBorders>
+              <w:top w:val="single" w:color="BBBBBB" w:sz="1"/>
+              <w:left w:val="single" w:color="BBBBBB" w:sz="1"/>
+              <w:bottom w:val="single" w:color="BBBBBB" w:sz="1"/>
+              <w:right w:val="single" w:color="BBBBBB" w:sz="1"/>
+            </w:tcBorders>
+            <w:shd w:fill="D5E8F0" w:val="clear"/>
+            <w:tcMar>
+              <w:top w:type="dxa" w:w="60"/>
+              <w:left w:type="dxa" w:w="110"/>
+              <w:bottom w:type="dxa" w:w="60"/>
+              <w:right w:type="dxa" w:w="110"/>
+            </w:tcMar>
+            <w:vAlign w:val="center"/>
+          </w:tcPr>
+          <w:p>
+            <w:pPr>
+              <w:spacing w:after="0"/>
+            </w:pPr>
+            <w:r>
+              <w:rPr>
+                <w:b/>
+                <w:bCs/>
+                <w:sz w:val="17"/>
+                <w:szCs w:val="17"/>
+              </w:rPr>
+              <w:t xml:space="preserve">pooled fractional MAE reduction</w:t>
+            </w:r>
+          </w:p>
+        </w:tc>
+        <w:tc>
+          <w:tcPr>
+            <w:tcW w:type="dxa" w:w="1960"/>
+            <w:tcBorders>
+              <w:top w:val="single" w:color="BBBBBB" w:sz="1"/>
+              <w:left w:val="single" w:color="BBBBBB" w:sz="1"/>
+              <w:bottom w:val="single" w:color="BBBBBB" w:sz="1"/>
+              <w:right w:val="single" w:color="BBBBBB" w:sz="1"/>
+            </w:tcBorders>
+            <w:shd w:fill="D5E8F0" w:val="clear"/>
+            <w:tcMar>
+              <w:top w:type="dxa" w:w="60"/>
+              <w:left w:type="dxa" w:w="110"/>
+              <w:bottom w:type="dxa" w:w="60"/>
+              <w:right w:type="dxa" w:w="110"/>
+            </w:tcMar>
+            <w:vAlign w:val="center"/>
+          </w:tcPr>
+          <w:p>
+            <w:pPr>
+              <w:spacing w:after="0"/>
+            </w:pPr>
+            <w:r>
+              <w:rPr>
+                <w:b/>
+                <w:bCs/>
+                <w:sz w:val="17"/>
+                <w:szCs w:val="17"/>
+              </w:rPr>
+              <w:t xml:space="preserve">verdict</w:t>
+            </w:r>
+          </w:p>
+        </w:tc>
+      </w:tr>
+      <w:tr>
+        <w:tc>
+          <w:tcPr>
+            <w:tcW w:type="dxa" w:w="4200"/>
+            <w:tcBorders>
+              <w:top w:val="single" w:color="BBBBBB" w:sz="1"/>
+              <w:left w:val="single" w:color="BBBBBB" w:sz="1"/>
+              <w:bottom w:val="single" w:color="BBBBBB" w:sz="1"/>
+              <w:right w:val="single" w:color="BBBBBB" w:sz="1"/>
+            </w:tcBorders>
+            <w:tcMar>
+              <w:top w:type="dxa" w:w="60"/>
+              <w:left w:type="dxa" w:w="110"/>
+              <w:bottom w:type="dxa" w:w="60"/>
+              <w:right w:type="dxa" w:w="110"/>
+            </w:tcMar>
+            <w:vAlign w:val="center"/>
+          </w:tcPr>
+          <w:p>
+            <w:pPr>
+              <w:spacing w:after="0"/>
+            </w:pPr>
+            <w:r>
+              <w:rPr>
+                <w:b w:val="false"/>
+                <w:bCs w:val="false"/>
+                <w:sz w:val="17"/>
+                <w:szCs w:val="17"/>
+              </w:rPr>
+              <w:t xml:space="preserve">relevance − uniform (no-relevance null)</w:t>
+            </w:r>
+          </w:p>
+        </w:tc>
+        <w:tc>
+          <w:tcPr>
+            <w:tcW w:type="dxa" w:w="3200"/>
+            <w:tcBorders>
+              <w:top w:val="single" w:color="BBBBBB" w:sz="1"/>
+              <w:left w:val="single" w:color="BBBBBB" w:sz="1"/>
+              <w:bottom w:val="single" w:color="BBBBBB" w:sz="1"/>
+              <w:right w:val="single" w:color="BBBBBB" w:sz="1"/>
+            </w:tcBorders>
+            <w:shd w:fill="E2EFDA" w:val="clear"/>
+            <w:tcMar>
+              <w:top w:type="dxa" w:w="60"/>
+              <w:left w:type="dxa" w:w="110"/>
+              <w:bottom w:type="dxa" w:w="60"/>
+              <w:right w:type="dxa" w:w="110"/>
+            </w:tcMar>
+            <w:vAlign w:val="center"/>
+          </w:tcPr>
+          <w:p>
+            <w:pPr>
+              <w:spacing w:after="0"/>
+            </w:pPr>
+            <w:r>
+              <w:rPr>
+                <w:b/>
+                <w:bCs/>
+                <w:sz w:val="17"/>
+                <w:szCs w:val="17"/>
+              </w:rPr>
+              <w:t xml:space="preserve">−10.9% [−20.2%, −1.5%]  (τ² = 0.008)</w:t>
+            </w:r>
+          </w:p>
+        </w:tc>
+        <w:tc>
+          <w:tcPr>
+            <w:tcW w:type="dxa" w:w="1960"/>
+            <w:tcBorders>
+              <w:top w:val="single" w:color="BBBBBB" w:sz="1"/>
+              <w:left w:val="single" w:color="BBBBBB" w:sz="1"/>
+              <w:bottom w:val="single" w:color="BBBBBB" w:sz="1"/>
+              <w:right w:val="single" w:color="BBBBBB" w:sz="1"/>
+            </w:tcBorders>
+            <w:shd w:fill="E2EFDA" w:val="clear"/>
+            <w:tcMar>
+              <w:top w:type="dxa" w:w="60"/>
+              <w:left w:type="dxa" w:w="110"/>
+              <w:bottom w:type="dxa" w:w="60"/>
+              <w:right w:type="dxa" w:w="110"/>
+            </w:tcMar>
+            <w:vAlign w:val="center"/>
+          </w:tcPr>
+          <w:p>
+            <w:pPr>
+              <w:spacing w:after="0"/>
+            </w:pPr>
+            <w:r>
+              <w:rPr>
+                <w:b/>
+                <w:bCs/>
+                <w:sz w:val="17"/>
+                <w:szCs w:val="17"/>
+              </w:rPr>
+              <w:t xml:space="preserve">CI &lt; 0 robust</w:t>
+            </w:r>
+          </w:p>
+        </w:tc>
+      </w:tr>
+      <w:tr>
+        <w:tc>
+          <w:tcPr>
+            <w:tcW w:type="dxa" w:w="4200"/>
+            <w:tcBorders>
+              <w:top w:val="single" w:color="BBBBBB" w:sz="1"/>
+              <w:left w:val="single" w:color="BBBBBB" w:sz="1"/>
+              <w:bottom w:val="single" w:color="BBBBBB" w:sz="1"/>
+              <w:right w:val="single" w:color="BBBBBB" w:sz="1"/>
+            </w:tcBorders>
+            <w:tcMar>
+              <w:top w:type="dxa" w:w="60"/>
+              <w:left w:type="dxa" w:w="110"/>
+              <w:bottom w:type="dxa" w:w="60"/>
+              <w:right w:type="dxa" w:w="110"/>
+            </w:tcMar>
+            <w:vAlign w:val="center"/>
+          </w:tcPr>
+          <w:p>
+            <w:pPr>
+              <w:spacing w:after="0"/>
+            </w:pPr>
+            <w:r>
+              <w:rPr>
+                <w:b w:val="false"/>
+                <w:bCs w:val="false"/>
+                <w:sz w:val="17"/>
+                <w:szCs w:val="17"/>
+              </w:rPr>
+              <w:t xml:space="preserve">relevance − scrambled null</w:t>
+            </w:r>
+          </w:p>
+        </w:tc>
+        <w:tc>
+          <w:tcPr>
+            <w:tcW w:type="dxa" w:w="3200"/>
+            <w:tcBorders>
+              <w:top w:val="single" w:color="BBBBBB" w:sz="1"/>
+              <w:left w:val="single" w:color="BBBBBB" w:sz="1"/>
+              <w:bottom w:val="single" w:color="BBBBBB" w:sz="1"/>
+              <w:right w:val="single" w:color="BBBBBB" w:sz="1"/>
+            </w:tcBorders>
+            <w:shd w:fill="E2EFDA" w:val="clear"/>
+            <w:tcMar>
+              <w:top w:type="dxa" w:w="60"/>
+              <w:left w:type="dxa" w:w="110"/>
+              <w:bottom w:type="dxa" w:w="60"/>
+              <w:right w:type="dxa" w:w="110"/>
+            </w:tcMar>
+            <w:vAlign w:val="center"/>
+          </w:tcPr>
+          <w:p>
+            <w:pPr>
+              <w:spacing w:after="0"/>
+            </w:pPr>
+            <w:r>
+              <w:rPr>
+                <w:b/>
+                <w:bCs/>
+                <w:sz w:val="17"/>
+                <w:szCs w:val="17"/>
+              </w:rPr>
+              <w:t xml:space="preserve">−12.4% [−22.8%, −2.0%]  (τ² = 0.009)</w:t>
+            </w:r>
+          </w:p>
+        </w:tc>
+        <w:tc>
+          <w:tcPr>
+            <w:tcW w:type="dxa" w:w="1960"/>
+            <w:tcBorders>
+              <w:top w:val="single" w:color="BBBBBB" w:sz="1"/>
+              <w:left w:val="single" w:color="BBBBBB" w:sz="1"/>
+              <w:bottom w:val="single" w:color="BBBBBB" w:sz="1"/>
+              <w:right w:val="single" w:color="BBBBBB" w:sz="1"/>
+            </w:tcBorders>
+            <w:shd w:fill="E2EFDA" w:val="clear"/>
+            <w:tcMar>
+              <w:top w:type="dxa" w:w="60"/>
+              <w:left w:type="dxa" w:w="110"/>
+              <w:bottom w:type="dxa" w:w="60"/>
+              <w:right w:type="dxa" w:w="110"/>
+            </w:tcMar>
+            <w:vAlign w:val="center"/>
+          </w:tcPr>
+          <w:p>
+            <w:pPr>
+              <w:spacing w:after="0"/>
+            </w:pPr>
+            <w:r>
+              <w:rPr>
+                <w:b/>
+                <w:bCs/>
+                <w:sz w:val="17"/>
+                <w:szCs w:val="17"/>
+              </w:rPr>
+              <w:t xml:space="preserve">CI &lt; 0 robust</w:t>
+            </w:r>
+          </w:p>
+        </w:tc>
+      </w:tr>
+      <w:tr>
+        <w:tc>
+          <w:tcPr>
+            <w:tcW w:type="dxa" w:w="4200"/>
+            <w:tcBorders>
+              <w:top w:val="single" w:color="BBBBBB" w:sz="1"/>
+              <w:left w:val="single" w:color="BBBBBB" w:sz="1"/>
+              <w:bottom w:val="single" w:color="BBBBBB" w:sz="1"/>
+              <w:right w:val="single" w:color="BBBBBB" w:sz="1"/>
+            </w:tcBorders>
+            <w:tcMar>
+              <w:top w:type="dxa" w:w="60"/>
+              <w:left w:type="dxa" w:w="110"/>
+              <w:bottom w:type="dxa" w:w="60"/>
+              <w:right w:type="dxa" w:w="110"/>
+            </w:tcMar>
+            <w:vAlign w:val="center"/>
+          </w:tcPr>
+          <w:p>
+            <w:pPr>
+              <w:spacing w:after="0"/>
+            </w:pPr>
+            <w:r>
+              <w:rPr>
+                <w:b w:val="false"/>
+                <w:bCs w:val="false"/>
+                <w:sz w:val="17"/>
+                <w:szCs w:val="17"/>
+              </w:rPr>
+              <w:t xml:space="preserve">strong-modifier subset (R² ≥ 0.15, N = 4) vs uniform</w:t>
+            </w:r>
+          </w:p>
+        </w:tc>
+        <w:tc>
+          <w:tcPr>
+            <w:tcW w:type="dxa" w:w="3200"/>
+            <w:tcBorders>
+              <w:top w:val="single" w:color="BBBBBB" w:sz="1"/>
+              <w:left w:val="single" w:color="BBBBBB" w:sz="1"/>
+              <w:bottom w:val="single" w:color="BBBBBB" w:sz="1"/>
+              <w:right w:val="single" w:color="BBBBBB" w:sz="1"/>
+            </w:tcBorders>
+            <w:tcMar>
+              <w:top w:type="dxa" w:w="60"/>
+              <w:left w:type="dxa" w:w="110"/>
+              <w:bottom w:type="dxa" w:w="60"/>
+              <w:right w:type="dxa" w:w="110"/>
+            </w:tcMar>
+            <w:vAlign w:val="center"/>
+          </w:tcPr>
+          <w:p>
+            <w:pPr>
+              <w:spacing w:after="0"/>
+            </w:pPr>
+            <w:r>
+              <w:rPr>
+                <w:b w:val="false"/>
+                <w:bCs w:val="false"/>
+                <w:sz w:val="17"/>
+                <w:szCs w:val="17"/>
+              </w:rPr>
+              <w:t xml:space="preserve">−13.8% [−20.6%, −7.0%]</w:t>
+            </w:r>
+          </w:p>
+        </w:tc>
+        <w:tc>
+          <w:tcPr>
+            <w:tcW w:type="dxa" w:w="1960"/>
+            <w:tcBorders>
+              <w:top w:val="single" w:color="BBBBBB" w:sz="1"/>
+              <w:left w:val="single" w:color="BBBBBB" w:sz="1"/>
+              <w:bottom w:val="single" w:color="BBBBBB" w:sz="1"/>
+              <w:right w:val="single" w:color="BBBBBB" w:sz="1"/>
+            </w:tcBorders>
+            <w:tcMar>
+              <w:top w:type="dxa" w:w="60"/>
+              <w:left w:type="dxa" w:w="110"/>
+              <w:bottom w:type="dxa" w:w="60"/>
+              <w:right w:type="dxa" w:w="110"/>
+            </w:tcMar>
+            <w:vAlign w:val="center"/>
+          </w:tcPr>
+          <w:p>
+            <w:pPr>
+              <w:spacing w:after="0"/>
+            </w:pPr>
+            <w:r>
+              <w:rPr>
+                <w:b w:val="false"/>
+                <w:bCs w:val="false"/>
+                <w:sz w:val="17"/>
+                <w:szCs w:val="17"/>
+              </w:rPr>
+              <w:t xml:space="preserve">CI &lt; 0 robust</w:t>
+            </w:r>
+          </w:p>
+        </w:tc>
+      </w:tr>
+      <w:tr>
+        <w:tc>
+          <w:tcPr>
+            <w:tcW w:type="dxa" w:w="4200"/>
+            <w:tcBorders>
+              <w:top w:val="single" w:color="BBBBBB" w:sz="1"/>
+              <w:left w:val="single" w:color="BBBBBB" w:sz="1"/>
+              <w:bottom w:val="single" w:color="BBBBBB" w:sz="1"/>
+              <w:right w:val="single" w:color="BBBBBB" w:sz="1"/>
+            </w:tcBorders>
+            <w:tcMar>
+              <w:top w:type="dxa" w:w="60"/>
+              <w:left w:type="dxa" w:w="110"/>
+              <w:bottom w:type="dxa" w:w="60"/>
+              <w:right w:type="dxa" w:w="110"/>
+            </w:tcMar>
+            <w:vAlign w:val="center"/>
+          </w:tcPr>
+          <w:p>
+            <w:pPr>
+              <w:spacing w:after="0"/>
+            </w:pPr>
+            <w:r>
+              <w:rPr>
+                <w:b w:val="false"/>
+                <w:bCs w:val="false"/>
+                <w:sz w:val="17"/>
+                <w:szCs w:val="17"/>
+              </w:rPr>
+              <w:t xml:space="preserve">strong-modifier subset (R² ≥ 0.15, N = 4) vs scrambled</w:t>
+            </w:r>
+          </w:p>
+        </w:tc>
+        <w:tc>
+          <w:tcPr>
+            <w:tcW w:type="dxa" w:w="3200"/>
+            <w:tcBorders>
+              <w:top w:val="single" w:color="BBBBBB" w:sz="1"/>
+              <w:left w:val="single" w:color="BBBBBB" w:sz="1"/>
+              <w:bottom w:val="single" w:color="BBBBBB" w:sz="1"/>
+              <w:right w:val="single" w:color="BBBBBB" w:sz="1"/>
+            </w:tcBorders>
+            <w:tcMar>
+              <w:top w:type="dxa" w:w="60"/>
+              <w:left w:type="dxa" w:w="110"/>
+              <w:bottom w:type="dxa" w:w="60"/>
+              <w:right w:type="dxa" w:w="110"/>
+            </w:tcMar>
+            <w:vAlign w:val="center"/>
+          </w:tcPr>
+          <w:p>
+            <w:pPr>
+              <w:spacing w:after="0"/>
+            </w:pPr>
+            <w:r>
+              <w:rPr>
+                <w:b w:val="false"/>
+                <w:bCs w:val="false"/>
+                <w:sz w:val="17"/>
+                <w:szCs w:val="17"/>
+              </w:rPr>
+              <w:t xml:space="preserve">−15.9% [−24.5%, −7.3%]</w:t>
+            </w:r>
+          </w:p>
+        </w:tc>
+        <w:tc>
+          <w:tcPr>
+            <w:tcW w:type="dxa" w:w="1960"/>
+            <w:tcBorders>
+              <w:top w:val="single" w:color="BBBBBB" w:sz="1"/>
+              <w:left w:val="single" w:color="BBBBBB" w:sz="1"/>
+              <w:bottom w:val="single" w:color="BBBBBB" w:sz="1"/>
+              <w:right w:val="single" w:color="BBBBBB" w:sz="1"/>
+            </w:tcBorders>
+            <w:tcMar>
+              <w:top w:type="dxa" w:w="60"/>
+              <w:left w:type="dxa" w:w="110"/>
+              <w:bottom w:type="dxa" w:w="60"/>
+              <w:right w:type="dxa" w:w="110"/>
+            </w:tcMar>
+            <w:vAlign w:val="center"/>
+          </w:tcPr>
+          <w:p>
+            <w:pPr>
+              <w:spacing w:after="0"/>
+            </w:pPr>
+            <w:r>
+              <w:rPr>
+                <w:b w:val="false"/>
+                <w:bCs w:val="false"/>
+                <w:sz w:val="17"/>
+                <w:szCs w:val="17"/>
+              </w:rPr>
+              <w:t xml:space="preserve">CI &lt; 0 robust</w:t>
+            </w:r>
+          </w:p>
+        </w:tc>
+      </w:tr>
+    </w:tbl>
+    <w:p>
+      <w:pPr>
+        <w:spacing w:after="60" w:line="276"/>
+      </w:pPr>
+      <w:r>
+        <w:t xml:space="preserve"/>
+      </w:r>
+    </w:p>
+    <w:p>
+      <w:pPr>
+        <w:spacing w:after="120" w:line="276"/>
+      </w:pPr>
+      <w:r>
+        <w:t xml:space="preserve">The §4.6 suggestive N = 2 estimate (CI crossed 0) is now a robustly significant cross-specialty result. Relevance beats both nulls in 3/5 clean slices, and the per-slice benefit scales with modifier strength (R² 0.08 → ≈ 0%; 0.38 → −14.5%; GLP1 dose → −40%), exactly as a relevance mechanism should. Caveats: two of the five clean slices share the GLP1 class (three genuinely independent specialties), and two slices are effect-level rather than study-independent.</w:t>
+      </w:r>
+    </w:p>
+    <w:p>
+      <w:pPr>
+        <w:pStyle w:val="Heading1"/>
+      </w:pPr>
+      <w:r>
+        <w:t xml:space="preserve">5. The transportability boundary — a registry null (pilots 3–4) and a fair test (BCG)</w:t>
+      </w:r>
+    </w:p>
+    <w:p>
+      <w:pPr>
+        <w:spacing w:after="120" w:line="276"/>
+      </w:pPr>
+      <w:r>
+        <w:t xml:space="preserve">The genuinely novel extension is transportability: standardise borrowed evidence to a defined target population and down-weight trials whose population does not transport. The borrowing weight becomes relevance(class, baseline) × transportability(obesity kernel + standardisation) × precision.</w:t>
+      </w:r>
+    </w:p>
+    <w:p>
+      <w:pPr>
+        <w:pStyle w:val="Heading2"/>
+      </w:pPr>
+      <w:r>
+        <w:t xml:space="preserve">5.1 Is the population signal real? (checked first)</w:t>
+      </w:r>
+    </w:p>
+    <w:p>
+      <w:pPr>
+        <w:spacing w:after="120" w:line="276"/>
+      </w:pPr>
+      <w:r>
+        <w:t xml:space="preserve">Before any borrowing machinery (probe_transport.py, n = 38): the marginal slope of effect on population obesity is −0.034 /SD (perm p = 0.65); adding drug-class fixed effects collapses it to −0.002 /SD (p = 0.97), and the residual correlation after class is −0.023 ≈ 0 (probe_transport_summary.json). The within-class obesity slope is directionally consistent across all three classes (positive: higher-obesity populations get smaller HbA1c reductions — the expected East-Asian-responsiveness direction), but the marginal sign reverses only by class confounding — a Simpson reversal (high-efficacy GLP1 is tested more in high-obesity US). The magnitude is tiny and not robust after class (pooled within-class β ≈ 0.0061 %HbA1c per obesity-%; only DPP4 hints at a real slope and has n = 6) [within-class breakdown: report table, §2 of PILOT3]. The population covariate does not add over relevance on this slice.</w:t>
+      </w:r>
+    </w:p>
+    <w:p>
+      <w:pPr>
+        <w:pStyle w:val="Heading2"/>
+      </w:pPr>
+      <w:r>
+        <w:t xml:space="preserve">5.2 Real LOO — transport does not beat relevance-only</w:t>
+      </w:r>
+    </w:p>
+    <w:p>
+      <w:pPr>
+        <w:spacing w:after="120" w:line="276"/>
+      </w:pPr>
+      <w:r>
+        <w:t xml:space="preserve">Held-out single-country trial = target population (zero own data → pure transportability prediction); truth = real held-out effect; paired bootstrap over 12 folds (pilot3_loo_summary.json; Table 7). Coverage of the real held-out effect was 0.92 for all methods (apples-to-apples). A from-scratch re-derivation with a different kernel and CI method (selfverify3.py, Epanechnikov + jackknife) agrees: relevance − NMA −0.062 [−0.121, −0.002] win; transport − relevance +0.005 [−0.019, +0.030] n.s. — same sign, same decision.</w:t>
+      </w:r>
+    </w:p>
+    <w:p>
+      <w:pPr>
+        <w:spacing w:after="120"/>
+      </w:pPr>
+      <w:r>
+        <w:rPr>
+          <w:b/>
+          <w:bCs/>
+          <w:sz w:val="18"/>
+          <w:szCs w:val="18"/>
+        </w:rPr>
+        <w:t xml:space="preserve">Table 7. </w:t>
       </w:r>
       <w:r>
         <w:rPr>
@@ -4977,7 +6622,7 @@
         <w:spacing w:after="120" w:line="276"/>
       </w:pPr>
       <w:r>
-        <w:t xml:space="preserve">Keeping the real trial structure (real classes, real obesity, real SEs of all 38 trials) but regenerating effects under a known DGP y = a_class + β·(ob − ob_ref) + ε, LOO-predicting the same 12 targets, scoring to known truth, and sweeping β (sim_transport_results.json; Table 6). Transport MAE stays flat at 0.228 across the entire sweep (it standardises the population shift away) while NMA and relevance-only blow up. The crossover is at β ≈ 0.01–0.02, about 2–3× the real value. The transport layer is therefore inert when it should be (β = 0, target = pool), reproduces the real-data null at the real β, beats relevance-only and the nulls monotonically once the population modifier is strong, and never harms beyond a tiny (+0.006) inert-regime kernel cost (Figure 3).</w:t>
+        <w:t xml:space="preserve">Keeping the real trial structure (real classes, real obesity, real SEs of all 38 trials) but regenerating effects under a known DGP y = a_class + β·(ob − ob_ref) + ε, LOO-predicting the same 12 targets, scoring to known truth, and sweeping β (sim_transport_results.json; Table 8). Transport MAE stays flat at 0.228 across the entire sweep (it standardises the population shift away) while NMA and relevance-only blow up. The crossover is at β ≈ 0.01–0.02, about 2–3× the real value. The transport layer is therefore inert when it should be (β = 0, target = pool), reproduces the real-data null at the real β, beats relevance-only and the nulls monotonically once the population modifier is strong, and never harms beyond a tiny (+0.006) inert-regime kernel cost (Figure 3).</w:t>
       </w:r>
     </w:p>
     <w:p>
@@ -4991,7 +6636,7 @@
           <w:sz w:val="18"/>
           <w:szCs w:val="18"/>
         </w:rPr>
-        <w:t xml:space="preserve">Table 6. </w:t>
+        <w:t xml:space="preserve">Table 8. </w:t>
       </w:r>
       <w:r>
         <w:rPr>
@@ -6272,6 +7917,698 @@
     </w:p>
     <w:p>
       <w:pPr>
+        <w:pStyle w:val="Heading2"/>
+      </w:pPr>
+      <w:r>
+        <w:t xml:space="preserve">5.4 Verdict on the registry transport test (pilot 3)</w:t>
+      </w:r>
+    </w:p>
+    <w:p>
+      <w:pPr>
+        <w:spacing w:after="120" w:line="276"/>
+      </w:pPr>
+      <w:r>
+        <w:t xml:space="preserve">Transportability does not improve over relevance-only on this real T2DM HbA1c slice, because the population obesity covariate is not a strong enough effect modifier here (β ≈ 0.006, n.s. after class). This is a property of the data, not the method: with known truth the layer is correct and powerful. The honest threshold is quantified — transportability earns its keep only when a population covariate modifies the effect at β ≳ 0.02 (≈ 3× what obesity delivers here).</w:t>
+      </w:r>
+    </w:p>
+    <w:p>
+      <w:pPr>
+        <w:pStyle w:val="Heading2"/>
+      </w:pPr>
+      <w:r>
+        <w:t xml:space="preserve">5.5 Why no registry slice qualifies — the structural finding (pilot 4)</w:t>
+      </w:r>
+    </w:p>
+    <w:p>
+      <w:pPr>
+        <w:spacing w:after="120" w:line="276"/>
+      </w:pPr>
+      <w:r>
+        <w:t xml:space="preserve">A multi-domain search (pilot 4, REPORT_BORROWING_PILOT4.md) shows the pilot-3 null is structural, not a near-miss. A transportability test needs three things in one slice: a population gradient the trials actually sample, a clean placebo-anchored exchangeable effect, and adequate n. The registry systematically separates them. Across 13 major areas, every placebo-anchored continuous-outcome domain is gradient-compressed by trial-site selection (IHME-SDI coefficient of variation ≤ 0.09 for diabetes, hypertension, depression, asthma, COPD, heart failure, obesity, schizophrenia, RA, COVID) — even in depression, where the income/region modifier is famous, the covariate barely varies (within-slice SDI CV = 0.04) and the modifier is null (perm p ≈ 0.6). The wide gradient lives only in infectious-disease domains — malaria (SDI CV = 0.37), TB (0.21), enteric (0.18), HIV (0.17) — where outcomes are binary and effects are drug-vs-drug or single-arm, so there is no exchangeable placebo anchor to borrow. On the best-available placebo-anchored slice (MADRS antidepressant-vs-placebo, n = 36, candidate modifier = under-5 mortality, the only nominally significant adjusted slope, perm p = 0.009 over all scales but a fragile p = 0.09 on MADRS alone, 1 of 8 tests), transportability does not beat relevance-only (ΔMAE +0.066 [−0.158, +0.304], n.s.; from-scratch +0.059 [−0.141, +0.260]), while a known-truth sim on the same structure confirms the machinery wins once β ≳ 0.5/unit — the real point-estimate sits near that threshold but is too fragile to net a win. The conclusion is that the full transportability method remains conditional on real registry data; a decisive test needs a placebo-controlled, gradient-spanning slice the registry does not supply — which motivates §5.6.</w:t>
+      </w:r>
+    </w:p>
+    <w:p>
+      <w:pPr>
+        <w:pStyle w:val="Heading2"/>
+      </w:pPr>
+      <w:r>
+        <w:t xml:space="preserve">5.6 The fair transportability test — dat.bcg (strong real modifier)</w:t>
+      </w:r>
+    </w:p>
+    <w:p>
+      <w:pPr>
+        <w:spacing w:after="120" w:line="276"/>
+      </w:pPr>
+      <w:r>
+        <w:t xml:space="preserve">dat.bcg supplies what AACT could not: 13 placebo-controlled BCG-vaccine trials (Colditz et al. 1994, JAMA 271:698–702; curated by Berkey et al. 1995, Stat Med 14:395–411) with absolute latitude 13°→55°, where latitude is the textbook strong modifier of BCG efficacy (Fine 1995, Lancet 346:1339–1345). The per-trial effect is the log risk ratio from the 2×2. The modifier is verified real: RE (DL) meta-regression slope −0.0292/deg (z = −4.34, τ² = 0.063), permutation p = 0.023 in-house and 0.0052 by external metafor REML (z = −4.04, R² = 75.6%), surviving adjustment for trial year (→ −0.0339) and allocation (→ −0.0303) despite a latitude–year correlation of −0.66. The lone non-significant test (fixed-weight WLS permutation, p = 0.106) is leverage-conservative — 2 of the 13 trials hold 65% of the WLS weight — which is exactly why the random-effects model is the correct one. Because latitude is the only covariate, relevance and transport share the same Gaussian latitude kernel and differ only by the standardisation shift y(s→t) = y_s + β_lat·(lat_t − lat_s), so transport − relevance isolates the g-computation step (Table 9).</w:t>
+      </w:r>
+    </w:p>
+    <w:p>
+      <w:pPr>
+        <w:spacing w:after="120"/>
+      </w:pPr>
+      <w:r>
+        <w:rPr>
+          <w:b/>
+          <w:bCs/>
+          <w:sz w:val="18"/>
+          <w:szCs w:val="18"/>
+        </w:rPr>
+        <w:t xml:space="preserve">Table 9. </w:t>
+      </w:r>
+      <w:r>
+        <w:rPr>
+          <w:sz w:val="18"/>
+          <w:szCs w:val="18"/>
+        </w:rPr>
+        <w:t xml:space="preserve">BCG five-way real leave-one-trial-out (truth = real held-out log risk ratio), central bandwidth = SD (13.9°). Paired-bootstrap ΔMAE, exact from bcg/bcg_loo.json (REPORT_BORROWING_BCG.md).</w:t>
+      </w:r>
+    </w:p>
+    <w:tbl>
+      <w:tblPr>
+        <w:tblW w:type="dxa" w:w="9360"/>
+        <w:tblBorders>
+          <w:top w:val="single" w:color="auto" w:sz="4"/>
+          <w:left w:val="single" w:color="auto" w:sz="4"/>
+          <w:bottom w:val="single" w:color="auto" w:sz="4"/>
+          <w:right w:val="single" w:color="auto" w:sz="4"/>
+          <w:insideH w:val="single" w:color="auto" w:sz="4"/>
+          <w:insideV w:val="single" w:color="auto" w:sz="4"/>
+        </w:tblBorders>
+      </w:tblPr>
+      <w:tblGrid>
+        <w:gridCol w:w="2700"/>
+        <w:gridCol w:w="2360"/>
+        <w:gridCol w:w="4300"/>
+      </w:tblGrid>
+      <w:tr>
+        <w:trPr>
+          <w:tblHeader/>
+        </w:trPr>
+        <w:tc>
+          <w:tcPr>
+            <w:tcW w:type="dxa" w:w="2700"/>
+            <w:tcBorders>
+              <w:top w:val="single" w:color="BBBBBB" w:sz="1"/>
+              <w:left w:val="single" w:color="BBBBBB" w:sz="1"/>
+              <w:bottom w:val="single" w:color="BBBBBB" w:sz="1"/>
+              <w:right w:val="single" w:color="BBBBBB" w:sz="1"/>
+            </w:tcBorders>
+            <w:shd w:fill="D5E8F0" w:val="clear"/>
+            <w:tcMar>
+              <w:top w:type="dxa" w:w="60"/>
+              <w:left w:type="dxa" w:w="110"/>
+              <w:bottom w:type="dxa" w:w="60"/>
+              <w:right w:type="dxa" w:w="110"/>
+            </w:tcMar>
+            <w:vAlign w:val="center"/>
+          </w:tcPr>
+          <w:p>
+            <w:pPr>
+              <w:spacing w:after="0"/>
+            </w:pPr>
+            <w:r>
+              <w:rPr>
+                <w:b/>
+                <w:bCs/>
+                <w:sz w:val="17"/>
+                <w:szCs w:val="17"/>
+              </w:rPr>
+              <w:t xml:space="preserve">contrast</w:t>
+            </w:r>
+          </w:p>
+        </w:tc>
+        <w:tc>
+          <w:tcPr>
+            <w:tcW w:type="dxa" w:w="2360"/>
+            <w:tcBorders>
+              <w:top w:val="single" w:color="BBBBBB" w:sz="1"/>
+              <w:left w:val="single" w:color="BBBBBB" w:sz="1"/>
+              <w:bottom w:val="single" w:color="BBBBBB" w:sz="1"/>
+              <w:right w:val="single" w:color="BBBBBB" w:sz="1"/>
+            </w:tcBorders>
+            <w:shd w:fill="D5E8F0" w:val="clear"/>
+            <w:tcMar>
+              <w:top w:type="dxa" w:w="60"/>
+              <w:left w:type="dxa" w:w="110"/>
+              <w:bottom w:type="dxa" w:w="60"/>
+              <w:right w:type="dxa" w:w="110"/>
+            </w:tcMar>
+            <w:vAlign w:val="center"/>
+          </w:tcPr>
+          <w:p>
+            <w:pPr>
+              <w:spacing w:after="0"/>
+            </w:pPr>
+            <w:r>
+              <w:rPr>
+                <w:b/>
+                <w:bCs/>
+                <w:sz w:val="17"/>
+                <w:szCs w:val="17"/>
+              </w:rPr>
+              <w:t xml:space="preserve">ΔMAE [95% CI]</w:t>
+            </w:r>
+          </w:p>
+        </w:tc>
+        <w:tc>
+          <w:tcPr>
+            <w:tcW w:type="dxa" w:w="4300"/>
+            <w:tcBorders>
+              <w:top w:val="single" w:color="BBBBBB" w:sz="1"/>
+              <w:left w:val="single" w:color="BBBBBB" w:sz="1"/>
+              <w:bottom w:val="single" w:color="BBBBBB" w:sz="1"/>
+              <w:right w:val="single" w:color="BBBBBB" w:sz="1"/>
+            </w:tcBorders>
+            <w:shd w:fill="D5E8F0" w:val="clear"/>
+            <w:tcMar>
+              <w:top w:type="dxa" w:w="60"/>
+              <w:left w:type="dxa" w:w="110"/>
+              <w:bottom w:type="dxa" w:w="60"/>
+              <w:right w:type="dxa" w:w="110"/>
+            </w:tcMar>
+            <w:vAlign w:val="center"/>
+          </w:tcPr>
+          <w:p>
+            <w:pPr>
+              <w:spacing w:after="0"/>
+            </w:pPr>
+            <w:r>
+              <w:rPr>
+                <w:b/>
+                <w:bCs/>
+                <w:sz w:val="17"/>
+                <w:szCs w:val="17"/>
+              </w:rPr>
+              <w:t xml:space="preserve">verdict</w:t>
+            </w:r>
+          </w:p>
+        </w:tc>
+      </w:tr>
+      <w:tr>
+        <w:tc>
+          <w:tcPr>
+            <w:tcW w:type="dxa" w:w="2700"/>
+            <w:tcBorders>
+              <w:top w:val="single" w:color="BBBBBB" w:sz="1"/>
+              <w:left w:val="single" w:color="BBBBBB" w:sz="1"/>
+              <w:bottom w:val="single" w:color="BBBBBB" w:sz="1"/>
+              <w:right w:val="single" w:color="BBBBBB" w:sz="1"/>
+            </w:tcBorders>
+            <w:tcMar>
+              <w:top w:type="dxa" w:w="60"/>
+              <w:left w:type="dxa" w:w="110"/>
+              <w:bottom w:type="dxa" w:w="60"/>
+              <w:right w:type="dxa" w:w="110"/>
+            </w:tcMar>
+            <w:vAlign w:val="center"/>
+          </w:tcPr>
+          <w:p>
+            <w:pPr>
+              <w:spacing w:after="0"/>
+            </w:pPr>
+            <w:r>
+              <w:rPr>
+                <w:b w:val="false"/>
+                <w:bCs w:val="false"/>
+                <w:sz w:val="17"/>
+                <w:szCs w:val="17"/>
+              </w:rPr>
+              <w:t xml:space="preserve">transport − NMA</w:t>
+            </w:r>
+          </w:p>
+        </w:tc>
+        <w:tc>
+          <w:tcPr>
+            <w:tcW w:type="dxa" w:w="2360"/>
+            <w:tcBorders>
+              <w:top w:val="single" w:color="BBBBBB" w:sz="1"/>
+              <w:left w:val="single" w:color="BBBBBB" w:sz="1"/>
+              <w:bottom w:val="single" w:color="BBBBBB" w:sz="1"/>
+              <w:right w:val="single" w:color="BBBBBB" w:sz="1"/>
+            </w:tcBorders>
+            <w:shd w:fill="E2EFDA" w:val="clear"/>
+            <w:tcMar>
+              <w:top w:type="dxa" w:w="60"/>
+              <w:left w:type="dxa" w:w="110"/>
+              <w:bottom w:type="dxa" w:w="60"/>
+              <w:right w:type="dxa" w:w="110"/>
+            </w:tcMar>
+            <w:vAlign w:val="center"/>
+          </w:tcPr>
+          <w:p>
+            <w:pPr>
+              <w:spacing w:after="0"/>
+            </w:pPr>
+            <w:r>
+              <w:rPr>
+                <w:b/>
+                <w:bCs/>
+                <w:sz w:val="17"/>
+                <w:szCs w:val="17"/>
+              </w:rPr>
+              <w:t xml:space="preserve">−0.198 [−0.344, −0.041]</w:t>
+            </w:r>
+          </w:p>
+        </w:tc>
+        <w:tc>
+          <w:tcPr>
+            <w:tcW w:type="dxa" w:w="4300"/>
+            <w:tcBorders>
+              <w:top w:val="single" w:color="BBBBBB" w:sz="1"/>
+              <w:left w:val="single" w:color="BBBBBB" w:sz="1"/>
+              <w:bottom w:val="single" w:color="BBBBBB" w:sz="1"/>
+              <w:right w:val="single" w:color="BBBBBB" w:sz="1"/>
+            </w:tcBorders>
+            <w:shd w:fill="E2EFDA" w:val="clear"/>
+            <w:tcMar>
+              <w:top w:type="dxa" w:w="60"/>
+              <w:left w:type="dxa" w:w="110"/>
+              <w:bottom w:type="dxa" w:w="60"/>
+              <w:right w:type="dxa" w:w="110"/>
+            </w:tcMar>
+            <w:vAlign w:val="center"/>
+          </w:tcPr>
+          <w:p>
+            <w:pPr>
+              <w:spacing w:after="0"/>
+            </w:pPr>
+            <w:r>
+              <w:rPr>
+                <w:b/>
+                <w:bCs/>
+                <w:sz w:val="17"/>
+                <w:szCs w:val="17"/>
+              </w:rPr>
+              <w:t xml:space="preserve">transport beats textbook RE (robust, all bw &amp; 3 paths)</w:t>
+            </w:r>
+          </w:p>
+        </w:tc>
+      </w:tr>
+      <w:tr>
+        <w:tc>
+          <w:tcPr>
+            <w:tcW w:type="dxa" w:w="2700"/>
+            <w:tcBorders>
+              <w:top w:val="single" w:color="BBBBBB" w:sz="1"/>
+              <w:left w:val="single" w:color="BBBBBB" w:sz="1"/>
+              <w:bottom w:val="single" w:color="BBBBBB" w:sz="1"/>
+              <w:right w:val="single" w:color="BBBBBB" w:sz="1"/>
+            </w:tcBorders>
+            <w:tcMar>
+              <w:top w:type="dxa" w:w="60"/>
+              <w:left w:type="dxa" w:w="110"/>
+              <w:bottom w:type="dxa" w:w="60"/>
+              <w:right w:type="dxa" w:w="110"/>
+            </w:tcMar>
+            <w:vAlign w:val="center"/>
+          </w:tcPr>
+          <w:p>
+            <w:pPr>
+              <w:spacing w:after="0"/>
+            </w:pPr>
+            <w:r>
+              <w:rPr>
+                <w:b w:val="false"/>
+                <w:bCs w:val="false"/>
+                <w:sz w:val="17"/>
+                <w:szCs w:val="17"/>
+              </w:rPr>
+              <w:t xml:space="preserve">relevance − uniform</w:t>
+            </w:r>
+          </w:p>
+        </w:tc>
+        <w:tc>
+          <w:tcPr>
+            <w:tcW w:type="dxa" w:w="2360"/>
+            <w:tcBorders>
+              <w:top w:val="single" w:color="BBBBBB" w:sz="1"/>
+              <w:left w:val="single" w:color="BBBBBB" w:sz="1"/>
+              <w:bottom w:val="single" w:color="BBBBBB" w:sz="1"/>
+              <w:right w:val="single" w:color="BBBBBB" w:sz="1"/>
+            </w:tcBorders>
+            <w:tcMar>
+              <w:top w:type="dxa" w:w="60"/>
+              <w:left w:type="dxa" w:w="110"/>
+              <w:bottom w:type="dxa" w:w="60"/>
+              <w:right w:type="dxa" w:w="110"/>
+            </w:tcMar>
+            <w:vAlign w:val="center"/>
+          </w:tcPr>
+          <w:p>
+            <w:pPr>
+              <w:spacing w:after="0"/>
+            </w:pPr>
+            <w:r>
+              <w:rPr>
+                <w:b w:val="false"/>
+                <w:bCs w:val="false"/>
+                <w:sz w:val="17"/>
+                <w:szCs w:val="17"/>
+              </w:rPr>
+              <w:t xml:space="preserve">−0.175 [−0.306, −0.034]</w:t>
+            </w:r>
+          </w:p>
+        </w:tc>
+        <w:tc>
+          <w:tcPr>
+            <w:tcW w:type="dxa" w:w="4300"/>
+            <w:tcBorders>
+              <w:top w:val="single" w:color="BBBBBB" w:sz="1"/>
+              <w:left w:val="single" w:color="BBBBBB" w:sz="1"/>
+              <w:bottom w:val="single" w:color="BBBBBB" w:sz="1"/>
+              <w:right w:val="single" w:color="BBBBBB" w:sz="1"/>
+            </w:tcBorders>
+            <w:tcMar>
+              <w:top w:type="dxa" w:w="60"/>
+              <w:left w:type="dxa" w:w="110"/>
+              <w:bottom w:type="dxa" w:w="60"/>
+              <w:right w:type="dxa" w:w="110"/>
+            </w:tcMar>
+            <w:vAlign w:val="center"/>
+          </w:tcPr>
+          <w:p>
+            <w:pPr>
+              <w:spacing w:after="0"/>
+            </w:pPr>
+            <w:r>
+              <w:rPr>
+                <w:b w:val="false"/>
+                <w:bCs w:val="false"/>
+                <w:sz w:val="17"/>
+                <w:szCs w:val="17"/>
+              </w:rPr>
+              <w:t xml:space="preserve">relevance kernel beats no-relevance</w:t>
+            </w:r>
+          </w:p>
+        </w:tc>
+      </w:tr>
+      <w:tr>
+        <w:tc>
+          <w:tcPr>
+            <w:tcW w:type="dxa" w:w="2700"/>
+            <w:tcBorders>
+              <w:top w:val="single" w:color="BBBBBB" w:sz="1"/>
+              <w:left w:val="single" w:color="BBBBBB" w:sz="1"/>
+              <w:bottom w:val="single" w:color="BBBBBB" w:sz="1"/>
+              <w:right w:val="single" w:color="BBBBBB" w:sz="1"/>
+            </w:tcBorders>
+            <w:tcMar>
+              <w:top w:type="dxa" w:w="60"/>
+              <w:left w:type="dxa" w:w="110"/>
+              <w:bottom w:type="dxa" w:w="60"/>
+              <w:right w:type="dxa" w:w="110"/>
+            </w:tcMar>
+            <w:vAlign w:val="center"/>
+          </w:tcPr>
+          <w:p>
+            <w:pPr>
+              <w:spacing w:after="0"/>
+            </w:pPr>
+            <w:r>
+              <w:rPr>
+                <w:b w:val="false"/>
+                <w:bCs w:val="false"/>
+                <w:sz w:val="17"/>
+                <w:szCs w:val="17"/>
+              </w:rPr>
+              <w:t xml:space="preserve">transport − relevance</w:t>
+            </w:r>
+          </w:p>
+        </w:tc>
+        <w:tc>
+          <w:tcPr>
+            <w:tcW w:type="dxa" w:w="2360"/>
+            <w:tcBorders>
+              <w:top w:val="single" w:color="BBBBBB" w:sz="1"/>
+              <w:left w:val="single" w:color="BBBBBB" w:sz="1"/>
+              <w:bottom w:val="single" w:color="BBBBBB" w:sz="1"/>
+              <w:right w:val="single" w:color="BBBBBB" w:sz="1"/>
+            </w:tcBorders>
+            <w:tcMar>
+              <w:top w:type="dxa" w:w="60"/>
+              <w:left w:type="dxa" w:w="110"/>
+              <w:bottom w:type="dxa" w:w="60"/>
+              <w:right w:type="dxa" w:w="110"/>
+            </w:tcMar>
+            <w:vAlign w:val="center"/>
+          </w:tcPr>
+          <w:p>
+            <w:pPr>
+              <w:spacing w:after="0"/>
+            </w:pPr>
+            <w:r>
+              <w:rPr>
+                <w:b w:val="false"/>
+                <w:bCs w:val="false"/>
+                <w:sz w:val="17"/>
+                <w:szCs w:val="17"/>
+              </w:rPr>
+              <w:t xml:space="preserve">−0.049 [−0.131, +0.035]</w:t>
+            </w:r>
+          </w:p>
+        </w:tc>
+        <w:tc>
+          <w:tcPr>
+            <w:tcW w:type="dxa" w:w="4300"/>
+            <w:tcBorders>
+              <w:top w:val="single" w:color="BBBBBB" w:sz="1"/>
+              <w:left w:val="single" w:color="BBBBBB" w:sz="1"/>
+              <w:bottom w:val="single" w:color="BBBBBB" w:sz="1"/>
+              <w:right w:val="single" w:color="BBBBBB" w:sz="1"/>
+            </w:tcBorders>
+            <w:tcMar>
+              <w:top w:type="dxa" w:w="60"/>
+              <w:left w:type="dxa" w:w="110"/>
+              <w:bottom w:type="dxa" w:w="60"/>
+              <w:right w:type="dxa" w:w="110"/>
+            </w:tcMar>
+            <w:vAlign w:val="center"/>
+          </w:tcPr>
+          <w:p>
+            <w:pPr>
+              <w:spacing w:after="0"/>
+            </w:pPr>
+            <w:r>
+              <w:rPr>
+                <w:b w:val="false"/>
+                <w:bCs w:val="false"/>
+                <w:sz w:val="17"/>
+                <w:szCs w:val="17"/>
+              </w:rPr>
+              <w:t xml:space="preserve">directional (W at narrow bw / jackknife); n.s. at k = 13</w:t>
+            </w:r>
+          </w:p>
+        </w:tc>
+      </w:tr>
+      <w:tr>
+        <w:tc>
+          <w:tcPr>
+            <w:tcW w:type="dxa" w:w="2700"/>
+            <w:tcBorders>
+              <w:top w:val="single" w:color="BBBBBB" w:sz="1"/>
+              <w:left w:val="single" w:color="BBBBBB" w:sz="1"/>
+              <w:bottom w:val="single" w:color="BBBBBB" w:sz="1"/>
+              <w:right w:val="single" w:color="BBBBBB" w:sz="1"/>
+            </w:tcBorders>
+            <w:tcMar>
+              <w:top w:type="dxa" w:w="60"/>
+              <w:left w:type="dxa" w:w="110"/>
+              <w:bottom w:type="dxa" w:w="60"/>
+              <w:right w:type="dxa" w:w="110"/>
+            </w:tcMar>
+            <w:vAlign w:val="center"/>
+          </w:tcPr>
+          <w:p>
+            <w:pPr>
+              <w:spacing w:after="0"/>
+            </w:pPr>
+            <w:r>
+              <w:rPr>
+                <w:b w:val="false"/>
+                <w:bCs w:val="false"/>
+                <w:sz w:val="17"/>
+                <w:szCs w:val="17"/>
+              </w:rPr>
+              <w:t xml:space="preserve">control: target = donor pool</w:t>
+            </w:r>
+          </w:p>
+        </w:tc>
+        <w:tc>
+          <w:tcPr>
+            <w:tcW w:type="dxa" w:w="2360"/>
+            <w:tcBorders>
+              <w:top w:val="single" w:color="BBBBBB" w:sz="1"/>
+              <w:left w:val="single" w:color="BBBBBB" w:sz="1"/>
+              <w:bottom w:val="single" w:color="BBBBBB" w:sz="1"/>
+              <w:right w:val="single" w:color="BBBBBB" w:sz="1"/>
+            </w:tcBorders>
+            <w:shd w:fill="FCE4D6" w:val="clear"/>
+            <w:tcMar>
+              <w:top w:type="dxa" w:w="60"/>
+              <w:left w:type="dxa" w:w="110"/>
+              <w:bottom w:type="dxa" w:w="60"/>
+              <w:right w:type="dxa" w:w="110"/>
+            </w:tcMar>
+            <w:vAlign w:val="center"/>
+          </w:tcPr>
+          <w:p>
+            <w:pPr>
+              <w:spacing w:after="0"/>
+            </w:pPr>
+            <w:r>
+              <w:rPr>
+                <w:b/>
+                <w:bCs/>
+                <w:sz w:val="17"/>
+                <w:szCs w:val="17"/>
+              </w:rPr>
+              <w:t xml:space="preserve">+0.187 [+0.017, +0.347]</w:t>
+            </w:r>
+          </w:p>
+        </w:tc>
+        <w:tc>
+          <w:tcPr>
+            <w:tcW w:type="dxa" w:w="4300"/>
+            <w:tcBorders>
+              <w:top w:val="single" w:color="BBBBBB" w:sz="1"/>
+              <w:left w:val="single" w:color="BBBBBB" w:sz="1"/>
+              <w:bottom w:val="single" w:color="BBBBBB" w:sz="1"/>
+              <w:right w:val="single" w:color="BBBBBB" w:sz="1"/>
+            </w:tcBorders>
+            <w:tcMar>
+              <w:top w:type="dxa" w:w="60"/>
+              <w:left w:type="dxa" w:w="110"/>
+              <w:bottom w:type="dxa" w:w="60"/>
+              <w:right w:type="dxa" w:w="110"/>
+            </w:tcMar>
+            <w:vAlign w:val="center"/>
+          </w:tcPr>
+          <w:p>
+            <w:pPr>
+              <w:spacing w:after="0"/>
+            </w:pPr>
+            <w:r>
+              <w:rPr>
+                <w:b w:val="false"/>
+                <w:bCs w:val="false"/>
+                <w:sz w:val="17"/>
+                <w:szCs w:val="17"/>
+              </w:rPr>
+              <w:t xml:space="preserve">standardising to the wrong target hurts — gain is real-target-specific</w:t>
+            </w:r>
+          </w:p>
+        </w:tc>
+      </w:tr>
+      <w:tr>
+        <w:tc>
+          <w:tcPr>
+            <w:tcW w:type="dxa" w:w="2700"/>
+            <w:tcBorders>
+              <w:top w:val="single" w:color="BBBBBB" w:sz="1"/>
+              <w:left w:val="single" w:color="BBBBBB" w:sz="1"/>
+              <w:bottom w:val="single" w:color="BBBBBB" w:sz="1"/>
+              <w:right w:val="single" w:color="BBBBBB" w:sz="1"/>
+            </w:tcBorders>
+            <w:tcMar>
+              <w:top w:type="dxa" w:w="60"/>
+              <w:left w:type="dxa" w:w="110"/>
+              <w:bottom w:type="dxa" w:w="60"/>
+              <w:right w:type="dxa" w:w="110"/>
+            </w:tcMar>
+            <w:vAlign w:val="center"/>
+          </w:tcPr>
+          <w:p>
+            <w:pPr>
+              <w:spacing w:after="0"/>
+            </w:pPr>
+            <w:r>
+              <w:rPr>
+                <w:b w:val="false"/>
+                <w:bCs w:val="false"/>
+                <w:sz w:val="17"/>
+                <w:szCs w:val="17"/>
+              </w:rPr>
+              <w:t xml:space="preserve">control: β_lat = 0</w:t>
+            </w:r>
+          </w:p>
+        </w:tc>
+        <w:tc>
+          <w:tcPr>
+            <w:tcW w:type="dxa" w:w="2360"/>
+            <w:tcBorders>
+              <w:top w:val="single" w:color="BBBBBB" w:sz="1"/>
+              <w:left w:val="single" w:color="BBBBBB" w:sz="1"/>
+              <w:bottom w:val="single" w:color="BBBBBB" w:sz="1"/>
+              <w:right w:val="single" w:color="BBBBBB" w:sz="1"/>
+            </w:tcBorders>
+            <w:tcMar>
+              <w:top w:type="dxa" w:w="60"/>
+              <w:left w:type="dxa" w:w="110"/>
+              <w:bottom w:type="dxa" w:w="60"/>
+              <w:right w:type="dxa" w:w="110"/>
+            </w:tcMar>
+            <w:vAlign w:val="center"/>
+          </w:tcPr>
+          <w:p>
+            <w:pPr>
+              <w:spacing w:after="0"/>
+            </w:pPr>
+            <w:r>
+              <w:rPr>
+                <w:b w:val="false"/>
+                <w:bCs w:val="false"/>
+                <w:sz w:val="17"/>
+                <w:szCs w:val="17"/>
+              </w:rPr>
+              <w:t xml:space="preserve">0.000 (exact)</w:t>
+            </w:r>
+          </w:p>
+        </w:tc>
+        <w:tc>
+          <w:tcPr>
+            <w:tcW w:type="dxa" w:w="4300"/>
+            <w:tcBorders>
+              <w:top w:val="single" w:color="BBBBBB" w:sz="1"/>
+              <w:left w:val="single" w:color="BBBBBB" w:sz="1"/>
+              <w:bottom w:val="single" w:color="BBBBBB" w:sz="1"/>
+              <w:right w:val="single" w:color="BBBBBB" w:sz="1"/>
+            </w:tcBorders>
+            <w:tcMar>
+              <w:top w:type="dxa" w:w="60"/>
+              <w:left w:type="dxa" w:w="110"/>
+              <w:bottom w:type="dxa" w:w="60"/>
+              <w:right w:type="dxa" w:w="110"/>
+            </w:tcMar>
+            <w:vAlign w:val="center"/>
+          </w:tcPr>
+          <w:p>
+            <w:pPr>
+              <w:spacing w:after="0"/>
+            </w:pPr>
+            <w:r>
+              <w:rPr>
+                <w:b w:val="false"/>
+                <w:bCs w:val="false"/>
+                <w:sz w:val="17"/>
+                <w:szCs w:val="17"/>
+              </w:rPr>
+              <w:t xml:space="preserve">inert — transport collapses onto relevance</w:t>
+            </w:r>
+          </w:p>
+        </w:tc>
+      </w:tr>
+    </w:tbl>
+    <w:p>
+      <w:pPr>
+        <w:spacing w:after="60" w:line="276"/>
+      </w:pPr>
+      <w:r>
+        <w:t xml:space="preserve"/>
+      </w:r>
+    </w:p>
+    <w:p>
+      <w:pPr>
         <w:spacing w:after="120" w:line="276"/>
       </w:pPr>
       <w:r>
@@ -6282,7 +8619,7 @@
         <w:t xml:space="preserve">Verdict. </w:t>
       </w:r>
       <w:r>
-        <w:t xml:space="preserve">Transportability does not improve over relevance-only on this real T2DM HbA1c slice, because the population obesity covariate is not a strong enough effect modifier here (β ≈ 0.006, n.s. after class). This is a property of the data, not the method: with known truth the layer is correct and powerful. The honest threshold is quantified — transportability earns its keep only when a population covariate modifies the effect at β ≳ 0.02 (≈ 3× what obesity delivers here).</w:t>
+        <w:t xml:space="preserve">The full transportability-weighted method robustly beats standard RE pooling on real held-out trials where the modifier is genuinely strong (transport − NMA −0.198, CI &lt; 0 in all three bandwidths and all three internal code paths plus external metafor), and the target = pool control proves the gain comes from standardising to the real target's latitude, not generic shrinkage. Its incremental margin specifically over relevance-down-weighting is directionally positive everywhere but k = 13-underpowered (CI crosses 0 at the pre-registered bandwidth). This is the mirror image of pilot 2: there the kernel carried the win and standardisation was untestable; on BCG the standardisation carries it and the raw-effect kernel barely beats the scrambled null. The two mechanisms are complementary and each is now validated on real data in the regime it was designed for.</w:t>
       </w:r>
     </w:p>
     <w:p>
@@ -6322,7 +8659,7 @@
         <w:t xml:space="preserve">Registry-informed relevance-weighted borrowing</w:t>
       </w:r>
       <w:r>
-        <w:t xml:space="preserve"> — relevance kernel × selection-integrity × precision, fused by conflict-discounted precision fusion under an a-priori stand-down — beats standard meta-analysis on real held-out effects when a measured covariate predicts the effect (GLP1 dose: real LOO advantage CIs exclude 0; replicated under a fresh slice and a fresh anchor in pilot 3, relevance − NMA −0.0616 [−0.1186, −0.0071]).</w:t>
+        <w:t xml:space="preserve"> — relevance kernel × selection-integrity × precision, fused by conflict-discounted precision fusion under an a-priori stand-down — beats standard meta-analysis on real held-out effects when a measured covariate predicts the effect (GLP1 dose: real LOO advantage CIs exclude 0; replicated under a fresh slice and a fresh anchor in pilot 3, relevance − NMA −0.0616 [−0.1186, −0.0071]; and replicated across three specialties in §4.7, pooled relevance − no-relevance null −10.9% [−20.2%, −1.5%]).</w:t>
       </w:r>
     </w:p>
     <w:p>
@@ -6374,7 +8711,7 @@
           <w:b/>
           <w:bCs/>
         </w:rPr>
-        <w:t xml:space="preserve">Conditional / future (not yet a contribution).</w:t>
+        <w:t xml:space="preserve">Validated against the textbook baseline on strong-modifier data; relevance-incremental margin bounded by k.</w:t>
       </w:r>
     </w:p>
     <w:p>
@@ -6394,7 +8731,7 @@
         <w:t xml:space="preserve">Population transportability</w:t>
       </w:r>
       <w:r>
-        <w:t xml:space="preserve"> is a correct, ready layer with a quantified power threshold (β ≳ 0.02). On the registry slice tested it is inert because the population modifier is weak after class adjustment. It should not be claimed as a demonstrated win until tested on a slice with a documented strong population modifier.</w:t>
+        <w:t xml:space="preserve"> is a correct, ready layer with a quantified power threshold (β ≳ 0.02). On the registry slice tested it is inert because the population modifier is weak after class adjustment (pilots 3–4 show this is structural: the registry separates a wide population gradient from any clean placebo-anchored effect). On the fair test — dat.bcg, where latitude is a genuinely strong modifier (§5.6) — the full transportability-weighted method robustly beats standard RE pooling on real held-out trials (transport − NMA −0.198 [−0.344, −0.041]), and a target = pool control confirms the gain is specific to standardising toward the real target. Its incremental margin over relevance-down-weighting is directionally positive but k = 13-underpowered, so we present transportability as validated against the textbook baseline on real strong-modifier data, with the relevance-incremental margin bounded by k, rather than claiming a decisive transport-beats-relevance result.</w:t>
       </w:r>
     </w:p>
     <w:p>
@@ -6402,7 +8739,7 @@
         <w:spacing w:after="120" w:line="276"/>
       </w:pPr>
       <w:r>
-        <w:t xml:space="preserve">The unifying picture is a single boundary map: borrowing (relevance, then transportability) earns its keep in proportion to the strength of the covariate it exploits, is inert below threshold, and — with the corrected fusion — does not harm above it.</w:t>
+        <w:t xml:space="preserve">The unifying picture is a single boundary map: borrowing (relevance, then transportability) earns its keep in proportion to the strength of the covariate it exploits, is inert below threshold, and — with the corrected fusion — does not harm above it. The GLP1 and BCG results are its two poles: where the modifier is within-class and cannot be standardised (GLP1 dose), the relevance kernel carries the gain; where the modifier is a strong external population gradient that can be g-computed (BCG latitude), the standardisation carries it. The two mechanisms are complementary and each is now validated on real data in the regime it was designed for.</w:t>
       </w:r>
     </w:p>
     <w:p>
@@ -6427,10 +8764,10 @@
           <w:b/>
           <w:bCs/>
         </w:rPr>
-        <w:t xml:space="preserve">Small n at the validated core. </w:t>
-      </w:r>
-      <w:r>
-        <w:t xml:space="preserve">The relevance win rests on 12 GLP1-dose anchors; the LOO CIs are correspondingly wide (e.g. rel − uniform −0.180 [−0.306, −0.034]). The direction and the in-corner behaviour are consistent, but the slice is small.</w:t>
+        <w:t xml:space="preserve">Small k per validated slice. </w:t>
+      </w:r>
+      <w:r>
+        <w:t xml:space="preserve">The relevance win rests on small clean qualifiers (n = 9–12 for the GLP1 slices, k = 13 for BCG, k = 49 for the oncology win); the LOO CIs are correspondingly wide (e.g. rel − uniform −0.180 [−0.306, −0.034]). The cross-specialty pool is robust, but per-slice CIs are wide and the BCG relevance-incremental margin is k = 13-underpowered.</w:t>
       </w:r>
     </w:p>
     <w:p>
@@ -6447,10 +8784,10 @@
           <w:b/>
           <w:bCs/>
         </w:rPr>
-        <w:t xml:space="preserve">Dose encodes potency. </w:t>
-      </w:r>
-      <w:r>
-        <w:t xml:space="preserve">GLP1 “mg” is partly a drug-identity proxy, not a clean pharmacological dose axis (§4.1). The covariate is a valid statistical effect modifier; the causal reading is weaker.</w:t>
+        <w:t xml:space="preserve">Single-covariate / single-outcome slices. </w:t>
+      </w:r>
+      <w:r>
+        <w:t xml:space="preserve">The validated relevance wins are one-covariate slices (GLP1 dose, baseline weight, latitude, one dose axis per specialty). Multi-covariate relevance and outcome types beyond continuous MD / log-RR (time-to-event, composite) are untested; the GLP1 dose axis also partly encodes molecule potency (§4.1), so its causal reading is weaker than its statistical one.</w:t>
       </w:r>
     </w:p>
     <w:p>
@@ -6467,10 +8804,10 @@
           <w:b/>
           <w:bCs/>
         </w:rPr>
-        <w:t xml:space="preserve">Single therapeutic area / outcome. </w:t>
-      </w:r>
-      <w:r>
-        <w:t xml:space="preserve">All three pilots are T2DM HbA1c-vs-placebo from one AACT snapshot. Generality to other indications, outcome types (binary, time-to-event), and registries is untested.</w:t>
+        <w:t xml:space="preserve">Transportability validated vs baseline, not decisively over relevance. </w:t>
+      </w:r>
+      <w:r>
+        <w:t xml:space="preserve">On real strong-modifier data (BCG) the standardised transport method robustly beats textbook RE pooling and the target = pool control confirms specificity, but its incremental margin over relevance-only is only directional at k = 13. On registry data it stays in the inert corner for a structural reason (pilots 3–4). A decisive transport-beats-relevance result awaits a larger placebo-controlled, gradient-spanning slice (IPD / global-health data).</w:t>
       </w:r>
     </w:p>
     <w:p>
@@ -6487,10 +8824,10 @@
           <w:b/>
           <w:bCs/>
         </w:rPr>
-        <w:t xml:space="preserve">Transportability is unconfirmed on real data. </w:t>
-      </w:r>
-      <w:r>
-        <w:t xml:space="preserve">Its correctness is established only in calibrated simulation with known truth; the one real test sat in the inert corner.</w:t>
+        <w:t xml:space="preserve">Registry data substrate. </w:t>
+      </w:r>
+      <w:r>
+        <w:t xml:space="preserve">The registry pilots rely on AACT reported mean-difference CIs from one 2026-04-12 snapshot, which limits which therapeutic areas are reachable at the active-vs-placebo MD level (statins, antihypertensives, ADHD/Alzheimer were data-starved) and drives the pilot-4 gradient-compression finding.</w:t>
       </w:r>
     </w:p>
     <w:p>
@@ -6507,10 +8844,10 @@
           <w:b/>
           <w:bCs/>
         </w:rPr>
-        <w:t xml:space="preserve">Internal confirmation only. </w:t>
-      </w:r>
-      <w:r>
-        <w:t xml:space="preserve">Both requested external vendors (Codex, agy) were down on this host for all three pilots (401 token_invalidated; empty/hung --print). Each headline was instead re-derived ≥3 independent internal ways, including a from-scratch scorer with no shared code and a methodologically-independent known-truth simulation, agreeing to the decimal. External-vendor confirmation remains open; it would not change the sign of any headline (modifier |z| &gt; 5; LOO advantage CIs exclude 0).</w:t>
+        <w:t xml:space="preserve">Internal + external confirmation; requested vendors down. </w:t>
+      </w:r>
+      <w:r>
+        <w:t xml:space="preserve">The requested external vendors (Codex, agy) were down on this host for every pilot and experiment (401 token_invalidated; SSH publickey-denied; empty/hung --print). Each headline was instead re-derived ≥3 independent internal ways, including a from-scratch scorer with no shared code and a methodologically-independent known-truth simulation; the BCG and cross-specialty modifier slopes were additionally confirmed by external metafor (REML permutation). Numbers agree to the decimal; external-vendor confirmation of the LOO scores remains open but would not change the sign of any headline.</w:t>
       </w:r>
     </w:p>
     <w:p>
@@ -6584,7 +8921,7 @@
         <w:spacing w:after="120" w:line="276"/>
       </w:pPr>
       <w:r>
-        <w:t xml:space="preserve">All artifacts are committed on branch methods-borrowing under F:\ubcma\borrowing. Headline runs are seeded; the figures in this report are regenerated from the committed result JSON/CSV by manuscript/make_borrowing_figures.py, which reads only committed results and computes no new estimates. Pilot 1: build_field.py, inspect_field.py, class_lambda.py, run_pilot.py (--reps 300, and --scramble for the control), selfverify.py, sanity_nma.py. Pilot 2: probe_modifier.py, real_glp1.py, selfverify2.py, sim_gate.py, stand_down_control.py. Pilot 3: prep_transport.py, probe_transport.py, run_pilot3.py, sim_transport.py, selfverify3.py. Figures: python manuscript/make_borrowing_figures.py.</w:t>
+        <w:t xml:space="preserve">All artifacts are committed on branch methods-borrowing under F:\ubcma\borrowing. Headline runs are seeded; the figures in this report are regenerated from the committed result JSON/CSV by manuscript/make_borrowing_figures.py, which reads only committed results and computes no new estimates. Pilot 1: build_field.py, inspect_field.py, class_lambda.py, run_pilot.py (--reps 300, and --scramble for the control), selfverify.py, sanity_nma.py. Pilot 2: probe_modifier.py, real_glp1.py, selfverify2.py, sim_gate.py, stand_down_control.py. Pilot 3: prep_transport.py, probe_transport.py, run_pilot3.py, sim_transport.py, selfverify3.py. Pilot 4: pilot4/hunt_gradient.py, hunt_dep.py, prep_madrs.py, run_pilot4.py, sim_madrs.py, selfverify4.py. Replication (§4.6): replication/screen_v2.py, run_slice.py, aggregate.py, selfverify_replication.py. Cross-specialty (§4.7): replication/multispecialty.py, aggregate_multispecialty.py, selfverify_multispecialty.py, xverify_exp2.R. BCG (§5.6): bcg/prep_bcg.py, run_bcg.py, selfverify_bcg.py, xverify3_epan_jack.py, xverify_metafor.R. Figures: python manuscript/make_borrowing_figures.py.</w:t>
       </w:r>
     </w:p>
     <w:sectPr>

--- a/manuscript/Registry_Borrowing.docx
+++ b/manuscript/Registry_Borrowing.docx
@@ -8627,7 +8627,1812 @@
         <w:pStyle w:val="Heading1"/>
       </w:pPr>
       <w:r>
-        <w:t xml:space="preserve">6. Discussion — what is defensible, and what is conditional</w:t>
+        <w:t xml:space="preserve">6. Registry-scale field — borrowing across a 779-study corpus</w:t>
+      </w:r>
+    </w:p>
+    <w:p>
+      <w:pPr>
+        <w:spacing w:after="120" w:line="276"/>
+      </w:pPr>
+      <w:r>
+        <w:t xml:space="preserve">Pilots 1–5 borrow within one meta-analysis. This section takes the method to the original gravitational-field vision: represent a whole corpus of real meta-analyses as one field, in which every study exerts a relevance-weighted influence on every estimate, and ask the decisive question — does borrowing across meta-analyses beat borrowing within one? Sixteen real published meta-analyses staged from metadat (Kalaian, Konstantopoulos, Raudenbush, Bangert-Drowns, Tanner-Smith, Gibson, Normand, Senn, Assink; Credé, Molloy, McDaniel, Aloe; BCG, Li, Linde) were harmonised into 779 study nodes across three effect families — standardised mean difference (445), Fisher-z correlation (278), log-odds-ratio (56) — and eight specialties. Cross-family borrowing is stood down a-priori (weight 0; the scales are incomparable), so the field is block-diagonal by family, which is also how it stays tractable at N ≈ thousands (block-sparse kernel).</w:t>
+      </w:r>
+    </w:p>
+    <w:p>
+      <w:pPr>
+        <w:spacing w:after="120" w:line="276"/>
+      </w:pPr>
+      <w:r>
+        <w:t xml:space="preserve">The field reuses the validated per-slice machinery: weight(s→t) = precision(s) × [same family] × topic(s,t) × year_kernel(s,t), with topic = 1 (same MA) / 0.50 (same specialty) / 0.15 (distant), and a Gaussian year kernel — gravity that decays with topic and calendar distance. No effect value enters the distance (no leakage). A home-anchored adaptive variant applies the a-priori stand-down: cross-MA mass is scaled by C/(C+n_home) with C = 5, so a data-rich home MA makes the field defer to within-MA. All constants are a-priori, not tuned. The test is corpus-wide real leave-one-out: hold out each study's real effect, reconstruct it from the field with its own effect removed, and score the absolute error (Table 10).</w:t>
+      </w:r>
+    </w:p>
+    <w:p>
+      <w:pPr>
+        <w:spacing w:after="120"/>
+      </w:pPr>
+      <w:r>
+        <w:rPr>
+          <w:b/>
+          <w:bCs/>
+          <w:sz w:val="18"/>
+          <w:szCs w:val="18"/>
+        </w:rPr>
+        <w:t xml:space="preserve">Table 10. </w:t>
+      </w:r>
+      <w:r>
+        <w:rPr>
+          <w:sz w:val="18"/>
+          <w:szCs w:val="18"/>
+        </w:rPr>
+        <w:t xml:space="preserve">Corpus-wide real leave-one-out reconstruction (mean absolute error over 779 held-out studies) and the key paired-bootstrap contrasts. Exact from borrowing/field_scale/ (REPORT_BORROWING_FIELD.md).</w:t>
+      </w:r>
+    </w:p>
+    <w:tbl>
+      <w:tblPr>
+        <w:tblW w:type="dxa" w:w="9360"/>
+        <w:tblBorders>
+          <w:top w:val="single" w:color="auto" w:sz="4"/>
+          <w:left w:val="single" w:color="auto" w:sz="4"/>
+          <w:bottom w:val="single" w:color="auto" w:sz="4"/>
+          <w:right w:val="single" w:color="auto" w:sz="4"/>
+          <w:insideH w:val="single" w:color="auto" w:sz="4"/>
+          <w:insideV w:val="single" w:color="auto" w:sz="4"/>
+        </w:tblBorders>
+      </w:tblPr>
+      <w:tblGrid>
+        <w:gridCol w:w="3000"/>
+        <w:gridCol w:w="2760"/>
+        <w:gridCol w:w="3600"/>
+      </w:tblGrid>
+      <w:tr>
+        <w:trPr>
+          <w:tblHeader/>
+        </w:trPr>
+        <w:tc>
+          <w:tcPr>
+            <w:tcW w:type="dxa" w:w="3000"/>
+            <w:tcBorders>
+              <w:top w:val="single" w:color="BBBBBB" w:sz="1"/>
+              <w:left w:val="single" w:color="BBBBBB" w:sz="1"/>
+              <w:bottom w:val="single" w:color="BBBBBB" w:sz="1"/>
+              <w:right w:val="single" w:color="BBBBBB" w:sz="1"/>
+            </w:tcBorders>
+            <w:shd w:fill="D5E8F0" w:val="clear"/>
+            <w:tcMar>
+              <w:top w:type="dxa" w:w="60"/>
+              <w:left w:type="dxa" w:w="110"/>
+              <w:bottom w:type="dxa" w:w="60"/>
+              <w:right w:type="dxa" w:w="110"/>
+            </w:tcMar>
+            <w:vAlign w:val="center"/>
+          </w:tcPr>
+          <w:p>
+            <w:pPr>
+              <w:spacing w:after="0"/>
+            </w:pPr>
+            <w:r>
+              <w:rPr>
+                <w:b/>
+                <w:bCs/>
+                <w:sz w:val="17"/>
+                <w:szCs w:val="17"/>
+              </w:rPr>
+              <w:t xml:space="preserve">predictor / contrast</w:t>
+            </w:r>
+          </w:p>
+        </w:tc>
+        <w:tc>
+          <w:tcPr>
+            <w:tcW w:type="dxa" w:w="2760"/>
+            <w:tcBorders>
+              <w:top w:val="single" w:color="BBBBBB" w:sz="1"/>
+              <w:left w:val="single" w:color="BBBBBB" w:sz="1"/>
+              <w:bottom w:val="single" w:color="BBBBBB" w:sz="1"/>
+              <w:right w:val="single" w:color="BBBBBB" w:sz="1"/>
+            </w:tcBorders>
+            <w:shd w:fill="D5E8F0" w:val="clear"/>
+            <w:tcMar>
+              <w:top w:type="dxa" w:w="60"/>
+              <w:left w:type="dxa" w:w="110"/>
+              <w:bottom w:type="dxa" w:w="60"/>
+              <w:right w:type="dxa" w:w="110"/>
+            </w:tcMar>
+            <w:vAlign w:val="center"/>
+          </w:tcPr>
+          <w:p>
+            <w:pPr>
+              <w:spacing w:after="0"/>
+            </w:pPr>
+            <w:r>
+              <w:rPr>
+                <w:b/>
+                <w:bCs/>
+                <w:sz w:val="17"/>
+                <w:szCs w:val="17"/>
+              </w:rPr>
+              <w:t xml:space="preserve">MAE or ΔMAE [95% CI]</w:t>
+            </w:r>
+          </w:p>
+        </w:tc>
+        <w:tc>
+          <w:tcPr>
+            <w:tcW w:type="dxa" w:w="3600"/>
+            <w:tcBorders>
+              <w:top w:val="single" w:color="BBBBBB" w:sz="1"/>
+              <w:left w:val="single" w:color="BBBBBB" w:sz="1"/>
+              <w:bottom w:val="single" w:color="BBBBBB" w:sz="1"/>
+              <w:right w:val="single" w:color="BBBBBB" w:sz="1"/>
+            </w:tcBorders>
+            <w:shd w:fill="D5E8F0" w:val="clear"/>
+            <w:tcMar>
+              <w:top w:type="dxa" w:w="60"/>
+              <w:left w:type="dxa" w:w="110"/>
+              <w:bottom w:type="dxa" w:w="60"/>
+              <w:right w:type="dxa" w:w="110"/>
+            </w:tcMar>
+            <w:vAlign w:val="center"/>
+          </w:tcPr>
+          <w:p>
+            <w:pPr>
+              <w:spacing w:after="0"/>
+            </w:pPr>
+            <w:r>
+              <w:rPr>
+                <w:b/>
+                <w:bCs/>
+                <w:sz w:val="17"/>
+                <w:szCs w:val="17"/>
+              </w:rPr>
+              <w:t xml:space="preserve">verdict</w:t>
+            </w:r>
+          </w:p>
+        </w:tc>
+      </w:tr>
+      <w:tr>
+        <w:tc>
+          <w:tcPr>
+            <w:tcW w:type="dxa" w:w="3000"/>
+            <w:tcBorders>
+              <w:top w:val="single" w:color="BBBBBB" w:sz="1"/>
+              <w:left w:val="single" w:color="BBBBBB" w:sz="1"/>
+              <w:bottom w:val="single" w:color="BBBBBB" w:sz="1"/>
+              <w:right w:val="single" w:color="BBBBBB" w:sz="1"/>
+            </w:tcBorders>
+            <w:tcMar>
+              <w:top w:type="dxa" w:w="60"/>
+              <w:left w:type="dxa" w:w="110"/>
+              <w:bottom w:type="dxa" w:w="60"/>
+              <w:right w:type="dxa" w:w="110"/>
+            </w:tcMar>
+            <w:vAlign w:val="center"/>
+          </w:tcPr>
+          <w:p>
+            <w:pPr>
+              <w:spacing w:after="0"/>
+            </w:pPr>
+            <w:r>
+              <w:rPr>
+                <w:b w:val="false"/>
+                <w:bCs w:val="false"/>
+                <w:sz w:val="17"/>
+                <w:szCs w:val="17"/>
+              </w:rPr>
+              <w:t xml:space="preserve">global (no-locality floor)</w:t>
+            </w:r>
+          </w:p>
+        </w:tc>
+        <w:tc>
+          <w:tcPr>
+            <w:tcW w:type="dxa" w:w="2760"/>
+            <w:tcBorders>
+              <w:top w:val="single" w:color="BBBBBB" w:sz="1"/>
+              <w:left w:val="single" w:color="BBBBBB" w:sz="1"/>
+              <w:bottom w:val="single" w:color="BBBBBB" w:sz="1"/>
+              <w:right w:val="single" w:color="BBBBBB" w:sz="1"/>
+            </w:tcBorders>
+            <w:tcMar>
+              <w:top w:type="dxa" w:w="60"/>
+              <w:left w:type="dxa" w:w="110"/>
+              <w:bottom w:type="dxa" w:w="60"/>
+              <w:right w:type="dxa" w:w="110"/>
+            </w:tcMar>
+            <w:vAlign w:val="center"/>
+          </w:tcPr>
+          <w:p>
+            <w:pPr>
+              <w:spacing w:after="0"/>
+            </w:pPr>
+            <w:r>
+              <w:rPr>
+                <w:b w:val="false"/>
+                <w:bCs w:val="false"/>
+                <w:sz w:val="17"/>
+                <w:szCs w:val="17"/>
+              </w:rPr>
+              <w:t xml:space="preserve">0.3243</w:t>
+            </w:r>
+          </w:p>
+        </w:tc>
+        <w:tc>
+          <w:tcPr>
+            <w:tcW w:type="dxa" w:w="3600"/>
+            <w:tcBorders>
+              <w:top w:val="single" w:color="BBBBBB" w:sz="1"/>
+              <w:left w:val="single" w:color="BBBBBB" w:sz="1"/>
+              <w:bottom w:val="single" w:color="BBBBBB" w:sz="1"/>
+              <w:right w:val="single" w:color="BBBBBB" w:sz="1"/>
+            </w:tcBorders>
+            <w:tcMar>
+              <w:top w:type="dxa" w:w="60"/>
+              <w:left w:type="dxa" w:w="110"/>
+              <w:bottom w:type="dxa" w:w="60"/>
+              <w:right w:type="dxa" w:w="110"/>
+            </w:tcMar>
+            <w:vAlign w:val="center"/>
+          </w:tcPr>
+          <w:p>
+            <w:pPr>
+              <w:spacing w:after="0"/>
+            </w:pPr>
+            <w:r>
+              <w:rPr>
+                <w:b w:val="false"/>
+                <w:bCs w:val="false"/>
+                <w:sz w:val="17"/>
+                <w:szCs w:val="17"/>
+              </w:rPr>
+              <w:t xml:space="preserve">family grand mean</w:t>
+            </w:r>
+          </w:p>
+        </w:tc>
+      </w:tr>
+      <w:tr>
+        <w:tc>
+          <w:tcPr>
+            <w:tcW w:type="dxa" w:w="3000"/>
+            <w:tcBorders>
+              <w:top w:val="single" w:color="BBBBBB" w:sz="1"/>
+              <w:left w:val="single" w:color="BBBBBB" w:sz="1"/>
+              <w:bottom w:val="single" w:color="BBBBBB" w:sz="1"/>
+              <w:right w:val="single" w:color="BBBBBB" w:sz="1"/>
+            </w:tcBorders>
+            <w:tcMar>
+              <w:top w:type="dxa" w:w="60"/>
+              <w:left w:type="dxa" w:w="110"/>
+              <w:bottom w:type="dxa" w:w="60"/>
+              <w:right w:type="dxa" w:w="110"/>
+            </w:tcMar>
+            <w:vAlign w:val="center"/>
+          </w:tcPr>
+          <w:p>
+            <w:pPr>
+              <w:spacing w:after="0"/>
+            </w:pPr>
+            <w:r>
+              <w:rPr>
+                <w:b w:val="false"/>
+                <w:bCs w:val="false"/>
+                <w:sz w:val="17"/>
+                <w:szCs w:val="17"/>
+              </w:rPr>
+              <w:t xml:space="preserve">within-MA (per-slice method)</w:t>
+            </w:r>
+          </w:p>
+        </w:tc>
+        <w:tc>
+          <w:tcPr>
+            <w:tcW w:type="dxa" w:w="2760"/>
+            <w:tcBorders>
+              <w:top w:val="single" w:color="BBBBBB" w:sz="1"/>
+              <w:left w:val="single" w:color="BBBBBB" w:sz="1"/>
+              <w:bottom w:val="single" w:color="BBBBBB" w:sz="1"/>
+              <w:right w:val="single" w:color="BBBBBB" w:sz="1"/>
+            </w:tcBorders>
+            <w:shd w:fill="E2EFDA" w:val="clear"/>
+            <w:tcMar>
+              <w:top w:type="dxa" w:w="60"/>
+              <w:left w:type="dxa" w:w="110"/>
+              <w:bottom w:type="dxa" w:w="60"/>
+              <w:right w:type="dxa" w:w="110"/>
+            </w:tcMar>
+            <w:vAlign w:val="center"/>
+          </w:tcPr>
+          <w:p>
+            <w:pPr>
+              <w:spacing w:after="0"/>
+            </w:pPr>
+            <w:r>
+              <w:rPr>
+                <w:b/>
+                <w:bCs/>
+                <w:sz w:val="17"/>
+                <w:szCs w:val="17"/>
+              </w:rPr>
+              <w:t xml:space="preserve">0.2776</w:t>
+            </w:r>
+          </w:p>
+        </w:tc>
+        <w:tc>
+          <w:tcPr>
+            <w:tcW w:type="dxa" w:w="3600"/>
+            <w:tcBorders>
+              <w:top w:val="single" w:color="BBBBBB" w:sz="1"/>
+              <w:left w:val="single" w:color="BBBBBB" w:sz="1"/>
+              <w:bottom w:val="single" w:color="BBBBBB" w:sz="1"/>
+              <w:right w:val="single" w:color="BBBBBB" w:sz="1"/>
+            </w:tcBorders>
+            <w:tcMar>
+              <w:top w:type="dxa" w:w="60"/>
+              <w:left w:type="dxa" w:w="110"/>
+              <w:bottom w:type="dxa" w:w="60"/>
+              <w:right w:type="dxa" w:w="110"/>
+            </w:tcMar>
+            <w:vAlign w:val="center"/>
+          </w:tcPr>
+          <w:p>
+            <w:pPr>
+              <w:spacing w:after="0"/>
+            </w:pPr>
+            <w:r>
+              <w:rPr>
+                <w:b w:val="false"/>
+                <w:bCs w:val="false"/>
+                <w:sz w:val="17"/>
+                <w:szCs w:val="17"/>
+              </w:rPr>
+              <w:t xml:space="preserve">best single-level predictor</w:t>
+            </w:r>
+          </w:p>
+        </w:tc>
+      </w:tr>
+      <w:tr>
+        <w:tc>
+          <w:tcPr>
+            <w:tcW w:type="dxa" w:w="3000"/>
+            <w:tcBorders>
+              <w:top w:val="single" w:color="BBBBBB" w:sz="1"/>
+              <w:left w:val="single" w:color="BBBBBB" w:sz="1"/>
+              <w:bottom w:val="single" w:color="BBBBBB" w:sz="1"/>
+              <w:right w:val="single" w:color="BBBBBB" w:sz="1"/>
+            </w:tcBorders>
+            <w:tcMar>
+              <w:top w:type="dxa" w:w="60"/>
+              <w:left w:type="dxa" w:w="110"/>
+              <w:bottom w:type="dxa" w:w="60"/>
+              <w:right w:type="dxa" w:w="110"/>
+            </w:tcMar>
+            <w:vAlign w:val="center"/>
+          </w:tcPr>
+          <w:p>
+            <w:pPr>
+              <w:spacing w:after="0"/>
+            </w:pPr>
+            <w:r>
+              <w:rPr>
+                <w:b w:val="false"/>
+                <w:bCs w:val="false"/>
+                <w:sz w:val="17"/>
+                <w:szCs w:val="17"/>
+              </w:rPr>
+              <w:t xml:space="preserve">cross-MA field (adaptive)</w:t>
+            </w:r>
+          </w:p>
+        </w:tc>
+        <w:tc>
+          <w:tcPr>
+            <w:tcW w:type="dxa" w:w="2760"/>
+            <w:tcBorders>
+              <w:top w:val="single" w:color="BBBBBB" w:sz="1"/>
+              <w:left w:val="single" w:color="BBBBBB" w:sz="1"/>
+              <w:bottom w:val="single" w:color="BBBBBB" w:sz="1"/>
+              <w:right w:val="single" w:color="BBBBBB" w:sz="1"/>
+            </w:tcBorders>
+            <w:tcMar>
+              <w:top w:type="dxa" w:w="60"/>
+              <w:left w:type="dxa" w:w="110"/>
+              <w:bottom w:type="dxa" w:w="60"/>
+              <w:right w:type="dxa" w:w="110"/>
+            </w:tcMar>
+            <w:vAlign w:val="center"/>
+          </w:tcPr>
+          <w:p>
+            <w:pPr>
+              <w:spacing w:after="0"/>
+            </w:pPr>
+            <w:r>
+              <w:rPr>
+                <w:b w:val="false"/>
+                <w:bCs w:val="false"/>
+                <w:sz w:val="17"/>
+                <w:szCs w:val="17"/>
+              </w:rPr>
+              <w:t xml:space="preserve">0.2875</w:t>
+            </w:r>
+          </w:p>
+        </w:tc>
+        <w:tc>
+          <w:tcPr>
+            <w:tcW w:type="dxa" w:w="3600"/>
+            <w:tcBorders>
+              <w:top w:val="single" w:color="BBBBBB" w:sz="1"/>
+              <w:left w:val="single" w:color="BBBBBB" w:sz="1"/>
+              <w:bottom w:val="single" w:color="BBBBBB" w:sz="1"/>
+              <w:right w:val="single" w:color="BBBBBB" w:sz="1"/>
+            </w:tcBorders>
+            <w:tcMar>
+              <w:top w:type="dxa" w:w="60"/>
+              <w:left w:type="dxa" w:w="110"/>
+              <w:bottom w:type="dxa" w:w="60"/>
+              <w:right w:type="dxa" w:w="110"/>
+            </w:tcMar>
+            <w:vAlign w:val="center"/>
+          </w:tcPr>
+          <w:p>
+            <w:pPr>
+              <w:spacing w:after="0"/>
+            </w:pPr>
+            <w:r>
+              <w:rPr>
+                <w:b w:val="false"/>
+                <w:bCs w:val="false"/>
+                <w:sz w:val="17"/>
+                <w:szCs w:val="17"/>
+              </w:rPr>
+              <w:t xml:space="preserve">between the two</w:t>
+            </w:r>
+          </w:p>
+        </w:tc>
+      </w:tr>
+      <w:tr>
+        <w:tc>
+          <w:tcPr>
+            <w:tcW w:type="dxa" w:w="3000"/>
+            <w:tcBorders>
+              <w:top w:val="single" w:color="BBBBBB" w:sz="1"/>
+              <w:left w:val="single" w:color="BBBBBB" w:sz="1"/>
+              <w:bottom w:val="single" w:color="BBBBBB" w:sz="1"/>
+              <w:right w:val="single" w:color="BBBBBB" w:sz="1"/>
+            </w:tcBorders>
+            <w:tcMar>
+              <w:top w:type="dxa" w:w="60"/>
+              <w:left w:type="dxa" w:w="110"/>
+              <w:bottom w:type="dxa" w:w="60"/>
+              <w:right w:type="dxa" w:w="110"/>
+            </w:tcMar>
+            <w:vAlign w:val="center"/>
+          </w:tcPr>
+          <w:p>
+            <w:pPr>
+              <w:spacing w:after="0"/>
+            </w:pPr>
+            <w:r>
+              <w:rPr>
+                <w:b w:val="false"/>
+                <w:bCs w:val="false"/>
+                <w:sz w:val="17"/>
+                <w:szCs w:val="17"/>
+              </w:rPr>
+              <w:t xml:space="preserve">within-MA − global</w:t>
+            </w:r>
+          </w:p>
+        </w:tc>
+        <w:tc>
+          <w:tcPr>
+            <w:tcW w:type="dxa" w:w="2760"/>
+            <w:tcBorders>
+              <w:top w:val="single" w:color="BBBBBB" w:sz="1"/>
+              <w:left w:val="single" w:color="BBBBBB" w:sz="1"/>
+              <w:bottom w:val="single" w:color="BBBBBB" w:sz="1"/>
+              <w:right w:val="single" w:color="BBBBBB" w:sz="1"/>
+            </w:tcBorders>
+            <w:shd w:fill="E2EFDA" w:val="clear"/>
+            <w:tcMar>
+              <w:top w:type="dxa" w:w="60"/>
+              <w:left w:type="dxa" w:w="110"/>
+              <w:bottom w:type="dxa" w:w="60"/>
+              <w:right w:type="dxa" w:w="110"/>
+            </w:tcMar>
+            <w:vAlign w:val="center"/>
+          </w:tcPr>
+          <w:p>
+            <w:pPr>
+              <w:spacing w:after="0"/>
+            </w:pPr>
+            <w:r>
+              <w:rPr>
+                <w:b/>
+                <w:bCs/>
+                <w:sz w:val="17"/>
+                <w:szCs w:val="17"/>
+              </w:rPr>
+              <w:t xml:space="preserve">−0.0467 [−0.0611, −0.0331]</w:t>
+            </w:r>
+          </w:p>
+        </w:tc>
+        <w:tc>
+          <w:tcPr>
+            <w:tcW w:type="dxa" w:w="3600"/>
+            <w:tcBorders>
+              <w:top w:val="single" w:color="BBBBBB" w:sz="1"/>
+              <w:left w:val="single" w:color="BBBBBB" w:sz="1"/>
+              <w:bottom w:val="single" w:color="BBBBBB" w:sz="1"/>
+              <w:right w:val="single" w:color="BBBBBB" w:sz="1"/>
+            </w:tcBorders>
+            <w:tcMar>
+              <w:top w:type="dxa" w:w="60"/>
+              <w:left w:type="dxa" w:w="110"/>
+              <w:bottom w:type="dxa" w:w="60"/>
+              <w:right w:type="dxa" w:w="110"/>
+            </w:tcMar>
+            <w:vAlign w:val="center"/>
+          </w:tcPr>
+          <w:p>
+            <w:pPr>
+              <w:spacing w:after="0"/>
+            </w:pPr>
+            <w:r>
+              <w:rPr>
+                <w:b w:val="false"/>
+                <w:bCs w:val="false"/>
+                <w:sz w:val="17"/>
+                <w:szCs w:val="17"/>
+              </w:rPr>
+              <w:t xml:space="preserve">within-MA borrowing is real</w:t>
+            </w:r>
+          </w:p>
+        </w:tc>
+      </w:tr>
+      <w:tr>
+        <w:tc>
+          <w:tcPr>
+            <w:tcW w:type="dxa" w:w="3000"/>
+            <w:tcBorders>
+              <w:top w:val="single" w:color="BBBBBB" w:sz="1"/>
+              <w:left w:val="single" w:color="BBBBBB" w:sz="1"/>
+              <w:bottom w:val="single" w:color="BBBBBB" w:sz="1"/>
+              <w:right w:val="single" w:color="BBBBBB" w:sz="1"/>
+            </w:tcBorders>
+            <w:tcMar>
+              <w:top w:type="dxa" w:w="60"/>
+              <w:left w:type="dxa" w:w="110"/>
+              <w:bottom w:type="dxa" w:w="60"/>
+              <w:right w:type="dxa" w:w="110"/>
+            </w:tcMar>
+            <w:vAlign w:val="center"/>
+          </w:tcPr>
+          <w:p>
+            <w:pPr>
+              <w:spacing w:after="0"/>
+            </w:pPr>
+            <w:r>
+              <w:rPr>
+                <w:b w:val="false"/>
+                <w:bCs w:val="false"/>
+                <w:sz w:val="17"/>
+                <w:szCs w:val="17"/>
+              </w:rPr>
+              <w:t xml:space="preserve">field − within-MA (all studies)</w:t>
+            </w:r>
+          </w:p>
+        </w:tc>
+        <w:tc>
+          <w:tcPr>
+            <w:tcW w:type="dxa" w:w="2760"/>
+            <w:tcBorders>
+              <w:top w:val="single" w:color="BBBBBB" w:sz="1"/>
+              <w:left w:val="single" w:color="BBBBBB" w:sz="1"/>
+              <w:bottom w:val="single" w:color="BBBBBB" w:sz="1"/>
+              <w:right w:val="single" w:color="BBBBBB" w:sz="1"/>
+            </w:tcBorders>
+            <w:shd w:fill="FCE4D6" w:val="clear"/>
+            <w:tcMar>
+              <w:top w:type="dxa" w:w="60"/>
+              <w:left w:type="dxa" w:w="110"/>
+              <w:bottom w:type="dxa" w:w="60"/>
+              <w:right w:type="dxa" w:w="110"/>
+            </w:tcMar>
+            <w:vAlign w:val="center"/>
+          </w:tcPr>
+          <w:p>
+            <w:pPr>
+              <w:spacing w:after="0"/>
+            </w:pPr>
+            <w:r>
+              <w:rPr>
+                <w:b/>
+                <w:bCs/>
+                <w:sz w:val="17"/>
+                <w:szCs w:val="17"/>
+              </w:rPr>
+              <w:t xml:space="preserve">+0.0099 [+0.0029, +0.0167]</w:t>
+            </w:r>
+          </w:p>
+        </w:tc>
+        <w:tc>
+          <w:tcPr>
+            <w:tcW w:type="dxa" w:w="3600"/>
+            <w:tcBorders>
+              <w:top w:val="single" w:color="BBBBBB" w:sz="1"/>
+              <w:left w:val="single" w:color="BBBBBB" w:sz="1"/>
+              <w:bottom w:val="single" w:color="BBBBBB" w:sz="1"/>
+              <w:right w:val="single" w:color="BBBBBB" w:sz="1"/>
+            </w:tcBorders>
+            <w:tcMar>
+              <w:top w:type="dxa" w:w="60"/>
+              <w:left w:type="dxa" w:w="110"/>
+              <w:bottom w:type="dxa" w:w="60"/>
+              <w:right w:type="dxa" w:w="110"/>
+            </w:tcMar>
+            <w:vAlign w:val="center"/>
+          </w:tcPr>
+          <w:p>
+            <w:pPr>
+              <w:spacing w:after="0"/>
+            </w:pPr>
+            <w:r>
+              <w:rPr>
+                <w:b w:val="false"/>
+                <w:bCs w:val="false"/>
+                <w:sz w:val="17"/>
+                <w:szCs w:val="17"/>
+              </w:rPr>
+              <w:t xml:space="preserve">cross-MA cannot beat within-MA</w:t>
+            </w:r>
+          </w:p>
+        </w:tc>
+      </w:tr>
+      <w:tr>
+        <w:tc>
+          <w:tcPr>
+            <w:tcW w:type="dxa" w:w="3000"/>
+            <w:tcBorders>
+              <w:top w:val="single" w:color="BBBBBB" w:sz="1"/>
+              <w:left w:val="single" w:color="BBBBBB" w:sz="1"/>
+              <w:bottom w:val="single" w:color="BBBBBB" w:sz="1"/>
+              <w:right w:val="single" w:color="BBBBBB" w:sz="1"/>
+            </w:tcBorders>
+            <w:tcMar>
+              <w:top w:type="dxa" w:w="60"/>
+              <w:left w:type="dxa" w:w="110"/>
+              <w:bottom w:type="dxa" w:w="60"/>
+              <w:right w:type="dxa" w:w="110"/>
+            </w:tcMar>
+            <w:vAlign w:val="center"/>
+          </w:tcPr>
+          <w:p>
+            <w:pPr>
+              <w:spacing w:after="0"/>
+            </w:pPr>
+            <w:r>
+              <w:rPr>
+                <w:b w:val="false"/>
+                <w:bCs w:val="false"/>
+                <w:sz w:val="17"/>
+                <w:szCs w:val="17"/>
+              </w:rPr>
+              <w:t xml:space="preserve">field − within-MA (data-rich, k&gt;40)</w:t>
+            </w:r>
+          </w:p>
+        </w:tc>
+        <w:tc>
+          <w:tcPr>
+            <w:tcW w:type="dxa" w:w="2760"/>
+            <w:tcBorders>
+              <w:top w:val="single" w:color="BBBBBB" w:sz="1"/>
+              <w:left w:val="single" w:color="BBBBBB" w:sz="1"/>
+              <w:bottom w:val="single" w:color="BBBBBB" w:sz="1"/>
+              <w:right w:val="single" w:color="BBBBBB" w:sz="1"/>
+            </w:tcBorders>
+            <w:tcMar>
+              <w:top w:type="dxa" w:w="60"/>
+              <w:left w:type="dxa" w:w="110"/>
+              <w:bottom w:type="dxa" w:w="60"/>
+              <w:right w:type="dxa" w:w="110"/>
+            </w:tcMar>
+            <w:vAlign w:val="center"/>
+          </w:tcPr>
+          <w:p>
+            <w:pPr>
+              <w:spacing w:after="0"/>
+            </w:pPr>
+            <w:r>
+              <w:rPr>
+                <w:b w:val="false"/>
+                <w:bCs w:val="false"/>
+                <w:sz w:val="17"/>
+                <w:szCs w:val="17"/>
+              </w:rPr>
+              <w:t xml:space="preserve">+0.0007 [−0.0004, +0.0020]</w:t>
+            </w:r>
+          </w:p>
+        </w:tc>
+        <w:tc>
+          <w:tcPr>
+            <w:tcW w:type="dxa" w:w="3600"/>
+            <w:tcBorders>
+              <w:top w:val="single" w:color="BBBBBB" w:sz="1"/>
+              <w:left w:val="single" w:color="BBBBBB" w:sz="1"/>
+              <w:bottom w:val="single" w:color="BBBBBB" w:sz="1"/>
+              <w:right w:val="single" w:color="BBBBBB" w:sz="1"/>
+            </w:tcBorders>
+            <w:tcMar>
+              <w:top w:type="dxa" w:w="60"/>
+              <w:left w:type="dxa" w:w="110"/>
+              <w:bottom w:type="dxa" w:w="60"/>
+              <w:right w:type="dxa" w:w="110"/>
+            </w:tcMar>
+            <w:vAlign w:val="center"/>
+          </w:tcPr>
+          <w:p>
+            <w:pPr>
+              <w:spacing w:after="0"/>
+            </w:pPr>
+            <w:r>
+              <w:rPr>
+                <w:b w:val="false"/>
+                <w:bCs w:val="false"/>
+                <w:sz w:val="17"/>
+                <w:szCs w:val="17"/>
+              </w:rPr>
+              <w:t xml:space="preserve">inert — stand-down prevents harm</w:t>
+            </w:r>
+          </w:p>
+        </w:tc>
+      </w:tr>
+      <w:tr>
+        <w:tc>
+          <w:tcPr>
+            <w:tcW w:type="dxa" w:w="3000"/>
+            <w:tcBorders>
+              <w:top w:val="single" w:color="BBBBBB" w:sz="1"/>
+              <w:left w:val="single" w:color="BBBBBB" w:sz="1"/>
+              <w:bottom w:val="single" w:color="BBBBBB" w:sz="1"/>
+              <w:right w:val="single" w:color="BBBBBB" w:sz="1"/>
+            </w:tcBorders>
+            <w:tcMar>
+              <w:top w:type="dxa" w:w="60"/>
+              <w:left w:type="dxa" w:w="110"/>
+              <w:bottom w:type="dxa" w:w="60"/>
+              <w:right w:type="dxa" w:w="110"/>
+            </w:tcMar>
+            <w:vAlign w:val="center"/>
+          </w:tcPr>
+          <w:p>
+            <w:pPr>
+              <w:spacing w:after="0"/>
+            </w:pPr>
+            <w:r>
+              <w:rPr>
+                <w:b w:val="false"/>
+                <w:bCs w:val="false"/>
+                <w:sz w:val="17"/>
+                <w:szCs w:val="17"/>
+              </w:rPr>
+              <w:t xml:space="preserve">field − scrambled control</w:t>
+            </w:r>
+          </w:p>
+        </w:tc>
+        <w:tc>
+          <w:tcPr>
+            <w:tcW w:type="dxa" w:w="2760"/>
+            <w:tcBorders>
+              <w:top w:val="single" w:color="BBBBBB" w:sz="1"/>
+              <w:left w:val="single" w:color="BBBBBB" w:sz="1"/>
+              <w:bottom w:val="single" w:color="BBBBBB" w:sz="1"/>
+              <w:right w:val="single" w:color="BBBBBB" w:sz="1"/>
+            </w:tcBorders>
+            <w:shd w:fill="E2EFDA" w:val="clear"/>
+            <w:tcMar>
+              <w:top w:type="dxa" w:w="60"/>
+              <w:left w:type="dxa" w:w="110"/>
+              <w:bottom w:type="dxa" w:w="60"/>
+              <w:right w:type="dxa" w:w="110"/>
+            </w:tcMar>
+            <w:vAlign w:val="center"/>
+          </w:tcPr>
+          <w:p>
+            <w:pPr>
+              <w:spacing w:after="0"/>
+            </w:pPr>
+            <w:r>
+              <w:rPr>
+                <w:b/>
+                <w:bCs/>
+                <w:sz w:val="17"/>
+                <w:szCs w:val="17"/>
+              </w:rPr>
+              <w:t xml:space="preserve">−0.0212 [−0.0263, −0.0161]</w:t>
+            </w:r>
+          </w:p>
+        </w:tc>
+        <w:tc>
+          <w:tcPr>
+            <w:tcW w:type="dxa" w:w="3600"/>
+            <w:tcBorders>
+              <w:top w:val="single" w:color="BBBBBB" w:sz="1"/>
+              <w:left w:val="single" w:color="BBBBBB" w:sz="1"/>
+              <w:bottom w:val="single" w:color="BBBBBB" w:sz="1"/>
+              <w:right w:val="single" w:color="BBBBBB" w:sz="1"/>
+            </w:tcBorders>
+            <w:tcMar>
+              <w:top w:type="dxa" w:w="60"/>
+              <w:left w:type="dxa" w:w="110"/>
+              <w:bottom w:type="dxa" w:w="60"/>
+              <w:right w:type="dxa" w:w="110"/>
+            </w:tcMar>
+            <w:vAlign w:val="center"/>
+          </w:tcPr>
+          <w:p>
+            <w:pPr>
+              <w:spacing w:after="0"/>
+            </w:pPr>
+            <w:r>
+              <w:rPr>
+                <w:b w:val="false"/>
+                <w:bCs w:val="false"/>
+                <w:sz w:val="17"/>
+                <w:szCs w:val="17"/>
+              </w:rPr>
+              <w:t xml:space="preserve">the distance structure is real</w:t>
+            </w:r>
+          </w:p>
+        </w:tc>
+      </w:tr>
+    </w:tbl>
+    <w:p>
+      <w:pPr>
+        <w:spacing w:after="60" w:line="276"/>
+      </w:pPr>
+      <w:r>
+        <w:t xml:space="preserve"/>
+      </w:r>
+    </w:p>
+    <w:p>
+      <w:pPr>
+        <w:spacing w:after="120" w:line="276"/>
+      </w:pPr>
+      <w:r>
+        <w:t xml:space="preserve">Cross-MA borrowing cannot beat within-MA on the full corpus — within-MA donors are same-population, same-topic, and are simply the best predictor of a held-out study; cross-MA mass, however down-weighted, drags the estimate back toward the global-family mean. Yet the field's topology carries genuine signal (it beats its scrambled control decisively), and the a-priori stand-down makes the adaptive field perfectly inert for data-rich studies — the essential safety property.</w:t>
+      </w:r>
+    </w:p>
+    <w:p>
+      <w:pPr>
+        <w:pStyle w:val="Heading2"/>
+      </w:pPr>
+      <w:r>
+        <w:t xml:space="preserve">6.1 Where the field helps — the sparse frontier</w:t>
+      </w:r>
+    </w:p>
+    <w:p>
+      <w:pPr>
+        <w:spacing w:after="120" w:line="276"/>
+      </w:pPr>
+      <w:r>
+        <w:t xml:space="preserve">Natural data has only 14 genuinely-sparse studies (≤8 siblings), so each home MA is starved on purpose to m random siblings (25 draws × every eligible target; ~19,000 paired predictions). The crossover is sharp (Table 11, Figure 4): when a target meta-analysis is reduced to a single usable study, the cross-MA field cuts held-out error ~11% (0.381→0.340), robustly across the stand-down constant C ∈ [1,20] (+0.040–0.042 at m = 1; no C rescues m ≥ 2). With even two same-MA siblings, within-MA is already the frequentist optimum and any cross contribution harms.</w:t>
+      </w:r>
+    </w:p>
+    <w:p>
+      <w:pPr>
+        <w:spacing w:after="120"/>
+      </w:pPr>
+      <w:r>
+        <w:rPr>
+          <w:b/>
+          <w:bCs/>
+          <w:sz w:val="18"/>
+          <w:szCs w:val="18"/>
+        </w:rPr>
+        <w:t xml:space="preserve">Table 11. </w:t>
+      </w:r>
+      <w:r>
+        <w:rPr>
+          <w:sz w:val="18"/>
+          <w:szCs w:val="18"/>
+        </w:rPr>
+        <w:t xml:space="preserve">Powered sparse down-sampling: within-MA(m) vs the home-anchored field(m + cross). Δ = within − field (positive = field helps). Exact from downsample_results.json; independently reproduced from scratch by external Codex (gpt-5.5) to within RNG noise (m=1 Δ +0.0402, m=2 Δ −0.0078).</w:t>
+      </w:r>
+    </w:p>
+    <w:tbl>
+      <w:tblPr>
+        <w:tblW w:type="dxa" w:w="9360"/>
+        <w:tblBorders>
+          <w:top w:val="single" w:color="auto" w:sz="4"/>
+          <w:left w:val="single" w:color="auto" w:sz="4"/>
+          <w:bottom w:val="single" w:color="auto" w:sz="4"/>
+          <w:right w:val="single" w:color="auto" w:sz="4"/>
+          <w:insideH w:val="single" w:color="auto" w:sz="4"/>
+          <w:insideV w:val="single" w:color="auto" w:sz="4"/>
+        </w:tblBorders>
+      </w:tblPr>
+      <w:tblGrid>
+        <w:gridCol w:w="2000"/>
+        <w:gridCol w:w="1500"/>
+        <w:gridCol w:w="1500"/>
+        <w:gridCol w:w="4360"/>
+      </w:tblGrid>
+      <w:tr>
+        <w:trPr>
+          <w:tblHeader/>
+        </w:trPr>
+        <w:tc>
+          <w:tcPr>
+            <w:tcW w:type="dxa" w:w="2000"/>
+            <w:tcBorders>
+              <w:top w:val="single" w:color="BBBBBB" w:sz="1"/>
+              <w:left w:val="single" w:color="BBBBBB" w:sz="1"/>
+              <w:bottom w:val="single" w:color="BBBBBB" w:sz="1"/>
+              <w:right w:val="single" w:color="BBBBBB" w:sz="1"/>
+            </w:tcBorders>
+            <w:shd w:fill="D5E8F0" w:val="clear"/>
+            <w:tcMar>
+              <w:top w:type="dxa" w:w="60"/>
+              <w:left w:type="dxa" w:w="110"/>
+              <w:bottom w:type="dxa" w:w="60"/>
+              <w:right w:type="dxa" w:w="110"/>
+            </w:tcMar>
+            <w:vAlign w:val="center"/>
+          </w:tcPr>
+          <w:p>
+            <w:pPr>
+              <w:spacing w:after="0"/>
+            </w:pPr>
+            <w:r>
+              <w:rPr>
+                <w:b/>
+                <w:bCs/>
+                <w:sz w:val="17"/>
+                <w:szCs w:val="17"/>
+              </w:rPr>
+              <w:t xml:space="preserve">home siblings m</w:t>
+            </w:r>
+          </w:p>
+        </w:tc>
+        <w:tc>
+          <w:tcPr>
+            <w:tcW w:type="dxa" w:w="1500"/>
+            <w:tcBorders>
+              <w:top w:val="single" w:color="BBBBBB" w:sz="1"/>
+              <w:left w:val="single" w:color="BBBBBB" w:sz="1"/>
+              <w:bottom w:val="single" w:color="BBBBBB" w:sz="1"/>
+              <w:right w:val="single" w:color="BBBBBB" w:sz="1"/>
+            </w:tcBorders>
+            <w:shd w:fill="D5E8F0" w:val="clear"/>
+            <w:tcMar>
+              <w:top w:type="dxa" w:w="60"/>
+              <w:left w:type="dxa" w:w="110"/>
+              <w:bottom w:type="dxa" w:w="60"/>
+              <w:right w:type="dxa" w:w="110"/>
+            </w:tcMar>
+            <w:vAlign w:val="center"/>
+          </w:tcPr>
+          <w:p>
+            <w:pPr>
+              <w:spacing w:after="0"/>
+            </w:pPr>
+            <w:r>
+              <w:rPr>
+                <w:b/>
+                <w:bCs/>
+                <w:sz w:val="17"/>
+                <w:szCs w:val="17"/>
+              </w:rPr>
+              <w:t xml:space="preserve">within</w:t>
+            </w:r>
+          </w:p>
+        </w:tc>
+        <w:tc>
+          <w:tcPr>
+            <w:tcW w:type="dxa" w:w="1500"/>
+            <w:tcBorders>
+              <w:top w:val="single" w:color="BBBBBB" w:sz="1"/>
+              <w:left w:val="single" w:color="BBBBBB" w:sz="1"/>
+              <w:bottom w:val="single" w:color="BBBBBB" w:sz="1"/>
+              <w:right w:val="single" w:color="BBBBBB" w:sz="1"/>
+            </w:tcBorders>
+            <w:shd w:fill="D5E8F0" w:val="clear"/>
+            <w:tcMar>
+              <w:top w:type="dxa" w:w="60"/>
+              <w:left w:type="dxa" w:w="110"/>
+              <w:bottom w:type="dxa" w:w="60"/>
+              <w:right w:type="dxa" w:w="110"/>
+            </w:tcMar>
+            <w:vAlign w:val="center"/>
+          </w:tcPr>
+          <w:p>
+            <w:pPr>
+              <w:spacing w:after="0"/>
+            </w:pPr>
+            <w:r>
+              <w:rPr>
+                <w:b/>
+                <w:bCs/>
+                <w:sz w:val="17"/>
+                <w:szCs w:val="17"/>
+              </w:rPr>
+              <w:t xml:space="preserve">field</w:t>
+            </w:r>
+          </w:p>
+        </w:tc>
+        <w:tc>
+          <w:tcPr>
+            <w:tcW w:type="dxa" w:w="4360"/>
+            <w:tcBorders>
+              <w:top w:val="single" w:color="BBBBBB" w:sz="1"/>
+              <w:left w:val="single" w:color="BBBBBB" w:sz="1"/>
+              <w:bottom w:val="single" w:color="BBBBBB" w:sz="1"/>
+              <w:right w:val="single" w:color="BBBBBB" w:sz="1"/>
+            </w:tcBorders>
+            <w:shd w:fill="D5E8F0" w:val="clear"/>
+            <w:tcMar>
+              <w:top w:type="dxa" w:w="60"/>
+              <w:left w:type="dxa" w:w="110"/>
+              <w:bottom w:type="dxa" w:w="60"/>
+              <w:right w:type="dxa" w:w="110"/>
+            </w:tcMar>
+            <w:vAlign w:val="center"/>
+          </w:tcPr>
+          <w:p>
+            <w:pPr>
+              <w:spacing w:after="0"/>
+            </w:pPr>
+            <w:r>
+              <w:rPr>
+                <w:b/>
+                <w:bCs/>
+                <w:sz w:val="17"/>
+                <w:szCs w:val="17"/>
+              </w:rPr>
+              <w:t xml:space="preserve">Δ (within−field) [95% CI]</w:t>
+            </w:r>
+          </w:p>
+        </w:tc>
+      </w:tr>
+      <w:tr>
+        <w:tc>
+          <w:tcPr>
+            <w:tcW w:type="dxa" w:w="2000"/>
+            <w:tcBorders>
+              <w:top w:val="single" w:color="BBBBBB" w:sz="1"/>
+              <w:left w:val="single" w:color="BBBBBB" w:sz="1"/>
+              <w:bottom w:val="single" w:color="BBBBBB" w:sz="1"/>
+              <w:right w:val="single" w:color="BBBBBB" w:sz="1"/>
+            </w:tcBorders>
+            <w:tcMar>
+              <w:top w:type="dxa" w:w="60"/>
+              <w:left w:type="dxa" w:w="110"/>
+              <w:bottom w:type="dxa" w:w="60"/>
+              <w:right w:type="dxa" w:w="110"/>
+            </w:tcMar>
+            <w:vAlign w:val="center"/>
+          </w:tcPr>
+          <w:p>
+            <w:pPr>
+              <w:spacing w:after="0"/>
+            </w:pPr>
+            <w:r>
+              <w:rPr>
+                <w:b w:val="false"/>
+                <w:bCs w:val="false"/>
+                <w:sz w:val="17"/>
+                <w:szCs w:val="17"/>
+              </w:rPr>
+              <w:t xml:space="preserve">1</w:t>
+            </w:r>
+          </w:p>
+        </w:tc>
+        <w:tc>
+          <w:tcPr>
+            <w:tcW w:type="dxa" w:w="1500"/>
+            <w:tcBorders>
+              <w:top w:val="single" w:color="BBBBBB" w:sz="1"/>
+              <w:left w:val="single" w:color="BBBBBB" w:sz="1"/>
+              <w:bottom w:val="single" w:color="BBBBBB" w:sz="1"/>
+              <w:right w:val="single" w:color="BBBBBB" w:sz="1"/>
+            </w:tcBorders>
+            <w:tcMar>
+              <w:top w:type="dxa" w:w="60"/>
+              <w:left w:type="dxa" w:w="110"/>
+              <w:bottom w:type="dxa" w:w="60"/>
+              <w:right w:type="dxa" w:w="110"/>
+            </w:tcMar>
+            <w:vAlign w:val="center"/>
+          </w:tcPr>
+          <w:p>
+            <w:pPr>
+              <w:spacing w:after="0"/>
+            </w:pPr>
+            <w:r>
+              <w:rPr>
+                <w:b w:val="false"/>
+                <w:bCs w:val="false"/>
+                <w:sz w:val="17"/>
+                <w:szCs w:val="17"/>
+              </w:rPr>
+              <w:t xml:space="preserve">0.3811</w:t>
+            </w:r>
+          </w:p>
+        </w:tc>
+        <w:tc>
+          <w:tcPr>
+            <w:tcW w:type="dxa" w:w="1500"/>
+            <w:tcBorders>
+              <w:top w:val="single" w:color="BBBBBB" w:sz="1"/>
+              <w:left w:val="single" w:color="BBBBBB" w:sz="1"/>
+              <w:bottom w:val="single" w:color="BBBBBB" w:sz="1"/>
+              <w:right w:val="single" w:color="BBBBBB" w:sz="1"/>
+            </w:tcBorders>
+            <w:tcMar>
+              <w:top w:type="dxa" w:w="60"/>
+              <w:left w:type="dxa" w:w="110"/>
+              <w:bottom w:type="dxa" w:w="60"/>
+              <w:right w:type="dxa" w:w="110"/>
+            </w:tcMar>
+            <w:vAlign w:val="center"/>
+          </w:tcPr>
+          <w:p>
+            <w:pPr>
+              <w:spacing w:after="0"/>
+            </w:pPr>
+            <w:r>
+              <w:rPr>
+                <w:b w:val="false"/>
+                <w:bCs w:val="false"/>
+                <w:sz w:val="17"/>
+                <w:szCs w:val="17"/>
+              </w:rPr>
+              <w:t xml:space="preserve">0.3403</w:t>
+            </w:r>
+          </w:p>
+        </w:tc>
+        <w:tc>
+          <w:tcPr>
+            <w:tcW w:type="dxa" w:w="4360"/>
+            <w:tcBorders>
+              <w:top w:val="single" w:color="BBBBBB" w:sz="1"/>
+              <w:left w:val="single" w:color="BBBBBB" w:sz="1"/>
+              <w:bottom w:val="single" w:color="BBBBBB" w:sz="1"/>
+              <w:right w:val="single" w:color="BBBBBB" w:sz="1"/>
+            </w:tcBorders>
+            <w:shd w:fill="E2EFDA" w:val="clear"/>
+            <w:tcMar>
+              <w:top w:type="dxa" w:w="60"/>
+              <w:left w:type="dxa" w:w="110"/>
+              <w:bottom w:type="dxa" w:w="60"/>
+              <w:right w:type="dxa" w:w="110"/>
+            </w:tcMar>
+            <w:vAlign w:val="center"/>
+          </w:tcPr>
+          <w:p>
+            <w:pPr>
+              <w:spacing w:after="0"/>
+            </w:pPr>
+            <w:r>
+              <w:rPr>
+                <w:b/>
+                <w:bCs/>
+                <w:sz w:val="17"/>
+                <w:szCs w:val="17"/>
+              </w:rPr>
+              <w:t xml:space="preserve">+0.0408 [+0.0351, +0.0464]  field helps</w:t>
+            </w:r>
+          </w:p>
+        </w:tc>
+      </w:tr>
+      <w:tr>
+        <w:tc>
+          <w:tcPr>
+            <w:tcW w:type="dxa" w:w="2000"/>
+            <w:tcBorders>
+              <w:top w:val="single" w:color="BBBBBB" w:sz="1"/>
+              <w:left w:val="single" w:color="BBBBBB" w:sz="1"/>
+              <w:bottom w:val="single" w:color="BBBBBB" w:sz="1"/>
+              <w:right w:val="single" w:color="BBBBBB" w:sz="1"/>
+            </w:tcBorders>
+            <w:tcMar>
+              <w:top w:type="dxa" w:w="60"/>
+              <w:left w:type="dxa" w:w="110"/>
+              <w:bottom w:type="dxa" w:w="60"/>
+              <w:right w:type="dxa" w:w="110"/>
+            </w:tcMar>
+            <w:vAlign w:val="center"/>
+          </w:tcPr>
+          <w:p>
+            <w:pPr>
+              <w:spacing w:after="0"/>
+            </w:pPr>
+            <w:r>
+              <w:rPr>
+                <w:b w:val="false"/>
+                <w:bCs w:val="false"/>
+                <w:sz w:val="17"/>
+                <w:szCs w:val="17"/>
+              </w:rPr>
+              <w:t xml:space="preserve">2</w:t>
+            </w:r>
+          </w:p>
+        </w:tc>
+        <w:tc>
+          <w:tcPr>
+            <w:tcW w:type="dxa" w:w="1500"/>
+            <w:tcBorders>
+              <w:top w:val="single" w:color="BBBBBB" w:sz="1"/>
+              <w:left w:val="single" w:color="BBBBBB" w:sz="1"/>
+              <w:bottom w:val="single" w:color="BBBBBB" w:sz="1"/>
+              <w:right w:val="single" w:color="BBBBBB" w:sz="1"/>
+            </w:tcBorders>
+            <w:tcMar>
+              <w:top w:type="dxa" w:w="60"/>
+              <w:left w:type="dxa" w:w="110"/>
+              <w:bottom w:type="dxa" w:w="60"/>
+              <w:right w:type="dxa" w:w="110"/>
+            </w:tcMar>
+            <w:vAlign w:val="center"/>
+          </w:tcPr>
+          <w:p>
+            <w:pPr>
+              <w:spacing w:after="0"/>
+            </w:pPr>
+            <w:r>
+              <w:rPr>
+                <w:b w:val="false"/>
+                <w:bCs w:val="false"/>
+                <w:sz w:val="17"/>
+                <w:szCs w:val="17"/>
+              </w:rPr>
+              <w:t xml:space="preserve">0.3287</w:t>
+            </w:r>
+          </w:p>
+        </w:tc>
+        <w:tc>
+          <w:tcPr>
+            <w:tcW w:type="dxa" w:w="1500"/>
+            <w:tcBorders>
+              <w:top w:val="single" w:color="BBBBBB" w:sz="1"/>
+              <w:left w:val="single" w:color="BBBBBB" w:sz="1"/>
+              <w:bottom w:val="single" w:color="BBBBBB" w:sz="1"/>
+              <w:right w:val="single" w:color="BBBBBB" w:sz="1"/>
+            </w:tcBorders>
+            <w:tcMar>
+              <w:top w:type="dxa" w:w="60"/>
+              <w:left w:type="dxa" w:w="110"/>
+              <w:bottom w:type="dxa" w:w="60"/>
+              <w:right w:type="dxa" w:w="110"/>
+            </w:tcMar>
+            <w:vAlign w:val="center"/>
+          </w:tcPr>
+          <w:p>
+            <w:pPr>
+              <w:spacing w:after="0"/>
+            </w:pPr>
+            <w:r>
+              <w:rPr>
+                <w:b w:val="false"/>
+                <w:bCs w:val="false"/>
+                <w:sz w:val="17"/>
+                <w:szCs w:val="17"/>
+              </w:rPr>
+              <w:t xml:space="preserve">0.3360</w:t>
+            </w:r>
+          </w:p>
+        </w:tc>
+        <w:tc>
+          <w:tcPr>
+            <w:tcW w:type="dxa" w:w="4360"/>
+            <w:tcBorders>
+              <w:top w:val="single" w:color="BBBBBB" w:sz="1"/>
+              <w:left w:val="single" w:color="BBBBBB" w:sz="1"/>
+              <w:bottom w:val="single" w:color="BBBBBB" w:sz="1"/>
+              <w:right w:val="single" w:color="BBBBBB" w:sz="1"/>
+            </w:tcBorders>
+            <w:shd w:fill="FCE4D6" w:val="clear"/>
+            <w:tcMar>
+              <w:top w:type="dxa" w:w="60"/>
+              <w:left w:type="dxa" w:w="110"/>
+              <w:bottom w:type="dxa" w:w="60"/>
+              <w:right w:type="dxa" w:w="110"/>
+            </w:tcMar>
+            <w:vAlign w:val="center"/>
+          </w:tcPr>
+          <w:p>
+            <w:pPr>
+              <w:spacing w:after="0"/>
+            </w:pPr>
+            <w:r>
+              <w:rPr>
+                <w:b/>
+                <w:bCs/>
+                <w:sz w:val="17"/>
+                <w:szCs w:val="17"/>
+              </w:rPr>
+              <w:t xml:space="preserve">−0.0073 [−0.0118, −0.0029]  harms</w:t>
+            </w:r>
+          </w:p>
+        </w:tc>
+      </w:tr>
+      <w:tr>
+        <w:tc>
+          <w:tcPr>
+            <w:tcW w:type="dxa" w:w="2000"/>
+            <w:tcBorders>
+              <w:top w:val="single" w:color="BBBBBB" w:sz="1"/>
+              <w:left w:val="single" w:color="BBBBBB" w:sz="1"/>
+              <w:bottom w:val="single" w:color="BBBBBB" w:sz="1"/>
+              <w:right w:val="single" w:color="BBBBBB" w:sz="1"/>
+            </w:tcBorders>
+            <w:tcMar>
+              <w:top w:type="dxa" w:w="60"/>
+              <w:left w:type="dxa" w:w="110"/>
+              <w:bottom w:type="dxa" w:w="60"/>
+              <w:right w:type="dxa" w:w="110"/>
+            </w:tcMar>
+            <w:vAlign w:val="center"/>
+          </w:tcPr>
+          <w:p>
+            <w:pPr>
+              <w:spacing w:after="0"/>
+            </w:pPr>
+            <w:r>
+              <w:rPr>
+                <w:b w:val="false"/>
+                <w:bCs w:val="false"/>
+                <w:sz w:val="17"/>
+                <w:szCs w:val="17"/>
+              </w:rPr>
+              <w:t xml:space="preserve">3</w:t>
+            </w:r>
+          </w:p>
+        </w:tc>
+        <w:tc>
+          <w:tcPr>
+            <w:tcW w:type="dxa" w:w="1500"/>
+            <w:tcBorders>
+              <w:top w:val="single" w:color="BBBBBB" w:sz="1"/>
+              <w:left w:val="single" w:color="BBBBBB" w:sz="1"/>
+              <w:bottom w:val="single" w:color="BBBBBB" w:sz="1"/>
+              <w:right w:val="single" w:color="BBBBBB" w:sz="1"/>
+            </w:tcBorders>
+            <w:tcMar>
+              <w:top w:type="dxa" w:w="60"/>
+              <w:left w:type="dxa" w:w="110"/>
+              <w:bottom w:type="dxa" w:w="60"/>
+              <w:right w:type="dxa" w:w="110"/>
+            </w:tcMar>
+            <w:vAlign w:val="center"/>
+          </w:tcPr>
+          <w:p>
+            <w:pPr>
+              <w:spacing w:after="0"/>
+            </w:pPr>
+            <w:r>
+              <w:rPr>
+                <w:b w:val="false"/>
+                <w:bCs w:val="false"/>
+                <w:sz w:val="17"/>
+                <w:szCs w:val="17"/>
+              </w:rPr>
+              <w:t xml:space="preserve">0.3102</w:t>
+            </w:r>
+          </w:p>
+        </w:tc>
+        <w:tc>
+          <w:tcPr>
+            <w:tcW w:type="dxa" w:w="1500"/>
+            <w:tcBorders>
+              <w:top w:val="single" w:color="BBBBBB" w:sz="1"/>
+              <w:left w:val="single" w:color="BBBBBB" w:sz="1"/>
+              <w:bottom w:val="single" w:color="BBBBBB" w:sz="1"/>
+              <w:right w:val="single" w:color="BBBBBB" w:sz="1"/>
+            </w:tcBorders>
+            <w:tcMar>
+              <w:top w:type="dxa" w:w="60"/>
+              <w:left w:type="dxa" w:w="110"/>
+              <w:bottom w:type="dxa" w:w="60"/>
+              <w:right w:type="dxa" w:w="110"/>
+            </w:tcMar>
+            <w:vAlign w:val="center"/>
+          </w:tcPr>
+          <w:p>
+            <w:pPr>
+              <w:spacing w:after="0"/>
+            </w:pPr>
+            <w:r>
+              <w:rPr>
+                <w:b w:val="false"/>
+                <w:bCs w:val="false"/>
+                <w:sz w:val="17"/>
+                <w:szCs w:val="17"/>
+              </w:rPr>
+              <w:t xml:space="preserve">0.3324</w:t>
+            </w:r>
+          </w:p>
+        </w:tc>
+        <w:tc>
+          <w:tcPr>
+            <w:tcW w:type="dxa" w:w="4360"/>
+            <w:tcBorders>
+              <w:top w:val="single" w:color="BBBBBB" w:sz="1"/>
+              <w:left w:val="single" w:color="BBBBBB" w:sz="1"/>
+              <w:bottom w:val="single" w:color="BBBBBB" w:sz="1"/>
+              <w:right w:val="single" w:color="BBBBBB" w:sz="1"/>
+            </w:tcBorders>
+            <w:shd w:fill="FCE4D6" w:val="clear"/>
+            <w:tcMar>
+              <w:top w:type="dxa" w:w="60"/>
+              <w:left w:type="dxa" w:w="110"/>
+              <w:bottom w:type="dxa" w:w="60"/>
+              <w:right w:type="dxa" w:w="110"/>
+            </w:tcMar>
+            <w:vAlign w:val="center"/>
+          </w:tcPr>
+          <w:p>
+            <w:pPr>
+              <w:spacing w:after="0"/>
+            </w:pPr>
+            <w:r>
+              <w:rPr>
+                <w:b/>
+                <w:bCs/>
+                <w:sz w:val="17"/>
+                <w:szCs w:val="17"/>
+              </w:rPr>
+              <w:t xml:space="preserve">−0.0222 [−0.0260, −0.0185]  harms</w:t>
+            </w:r>
+          </w:p>
+        </w:tc>
+      </w:tr>
+      <w:tr>
+        <w:tc>
+          <w:tcPr>
+            <w:tcW w:type="dxa" w:w="2000"/>
+            <w:tcBorders>
+              <w:top w:val="single" w:color="BBBBBB" w:sz="1"/>
+              <w:left w:val="single" w:color="BBBBBB" w:sz="1"/>
+              <w:bottom w:val="single" w:color="BBBBBB" w:sz="1"/>
+              <w:right w:val="single" w:color="BBBBBB" w:sz="1"/>
+            </w:tcBorders>
+            <w:tcMar>
+              <w:top w:type="dxa" w:w="60"/>
+              <w:left w:type="dxa" w:w="110"/>
+              <w:bottom w:type="dxa" w:w="60"/>
+              <w:right w:type="dxa" w:w="110"/>
+            </w:tcMar>
+            <w:vAlign w:val="center"/>
+          </w:tcPr>
+          <w:p>
+            <w:pPr>
+              <w:spacing w:after="0"/>
+            </w:pPr>
+            <w:r>
+              <w:rPr>
+                <w:b w:val="false"/>
+                <w:bCs w:val="false"/>
+                <w:sz w:val="17"/>
+                <w:szCs w:val="17"/>
+              </w:rPr>
+              <w:t xml:space="preserve">5</w:t>
+            </w:r>
+          </w:p>
+        </w:tc>
+        <w:tc>
+          <w:tcPr>
+            <w:tcW w:type="dxa" w:w="1500"/>
+            <w:tcBorders>
+              <w:top w:val="single" w:color="BBBBBB" w:sz="1"/>
+              <w:left w:val="single" w:color="BBBBBB" w:sz="1"/>
+              <w:bottom w:val="single" w:color="BBBBBB" w:sz="1"/>
+              <w:right w:val="single" w:color="BBBBBB" w:sz="1"/>
+            </w:tcBorders>
+            <w:tcMar>
+              <w:top w:type="dxa" w:w="60"/>
+              <w:left w:type="dxa" w:w="110"/>
+              <w:bottom w:type="dxa" w:w="60"/>
+              <w:right w:type="dxa" w:w="110"/>
+            </w:tcMar>
+            <w:vAlign w:val="center"/>
+          </w:tcPr>
+          <w:p>
+            <w:pPr>
+              <w:spacing w:after="0"/>
+            </w:pPr>
+            <w:r>
+              <w:rPr>
+                <w:b w:val="false"/>
+                <w:bCs w:val="false"/>
+                <w:sz w:val="17"/>
+                <w:szCs w:val="17"/>
+              </w:rPr>
+              <w:t xml:space="preserve">0.2969</w:t>
+            </w:r>
+          </w:p>
+        </w:tc>
+        <w:tc>
+          <w:tcPr>
+            <w:tcW w:type="dxa" w:w="1500"/>
+            <w:tcBorders>
+              <w:top w:val="single" w:color="BBBBBB" w:sz="1"/>
+              <w:left w:val="single" w:color="BBBBBB" w:sz="1"/>
+              <w:bottom w:val="single" w:color="BBBBBB" w:sz="1"/>
+              <w:right w:val="single" w:color="BBBBBB" w:sz="1"/>
+            </w:tcBorders>
+            <w:tcMar>
+              <w:top w:type="dxa" w:w="60"/>
+              <w:left w:type="dxa" w:w="110"/>
+              <w:bottom w:type="dxa" w:w="60"/>
+              <w:right w:type="dxa" w:w="110"/>
+            </w:tcMar>
+            <w:vAlign w:val="center"/>
+          </w:tcPr>
+          <w:p>
+            <w:pPr>
+              <w:spacing w:after="0"/>
+            </w:pPr>
+            <w:r>
+              <w:rPr>
+                <w:b w:val="false"/>
+                <w:bCs w:val="false"/>
+                <w:sz w:val="17"/>
+                <w:szCs w:val="17"/>
+              </w:rPr>
+              <w:t xml:space="preserve">0.3255</w:t>
+            </w:r>
+          </w:p>
+        </w:tc>
+        <w:tc>
+          <w:tcPr>
+            <w:tcW w:type="dxa" w:w="4360"/>
+            <w:tcBorders>
+              <w:top w:val="single" w:color="BBBBBB" w:sz="1"/>
+              <w:left w:val="single" w:color="BBBBBB" w:sz="1"/>
+              <w:bottom w:val="single" w:color="BBBBBB" w:sz="1"/>
+              <w:right w:val="single" w:color="BBBBBB" w:sz="1"/>
+            </w:tcBorders>
+            <w:shd w:fill="FCE4D6" w:val="clear"/>
+            <w:tcMar>
+              <w:top w:type="dxa" w:w="60"/>
+              <w:left w:type="dxa" w:w="110"/>
+              <w:bottom w:type="dxa" w:w="60"/>
+              <w:right w:type="dxa" w:w="110"/>
+            </w:tcMar>
+            <w:vAlign w:val="center"/>
+          </w:tcPr>
+          <w:p>
+            <w:pPr>
+              <w:spacing w:after="0"/>
+            </w:pPr>
+            <w:r>
+              <w:rPr>
+                <w:b/>
+                <w:bCs/>
+                <w:sz w:val="17"/>
+                <w:szCs w:val="17"/>
+              </w:rPr>
+              <w:t xml:space="preserve">−0.0285 [−0.0317, −0.0254]  harms</w:t>
+            </w:r>
+          </w:p>
+        </w:tc>
+      </w:tr>
+      <w:tr>
+        <w:tc>
+          <w:tcPr>
+            <w:tcW w:type="dxa" w:w="2000"/>
+            <w:tcBorders>
+              <w:top w:val="single" w:color="BBBBBB" w:sz="1"/>
+              <w:left w:val="single" w:color="BBBBBB" w:sz="1"/>
+              <w:bottom w:val="single" w:color="BBBBBB" w:sz="1"/>
+              <w:right w:val="single" w:color="BBBBBB" w:sz="1"/>
+            </w:tcBorders>
+            <w:tcMar>
+              <w:top w:type="dxa" w:w="60"/>
+              <w:left w:type="dxa" w:w="110"/>
+              <w:bottom w:type="dxa" w:w="60"/>
+              <w:right w:type="dxa" w:w="110"/>
+            </w:tcMar>
+            <w:vAlign w:val="center"/>
+          </w:tcPr>
+          <w:p>
+            <w:pPr>
+              <w:spacing w:after="0"/>
+            </w:pPr>
+            <w:r>
+              <w:rPr>
+                <w:b w:val="false"/>
+                <w:bCs w:val="false"/>
+                <w:sz w:val="17"/>
+                <w:szCs w:val="17"/>
+              </w:rPr>
+              <w:t xml:space="preserve">10</w:t>
+            </w:r>
+          </w:p>
+        </w:tc>
+        <w:tc>
+          <w:tcPr>
+            <w:tcW w:type="dxa" w:w="1500"/>
+            <w:tcBorders>
+              <w:top w:val="single" w:color="BBBBBB" w:sz="1"/>
+              <w:left w:val="single" w:color="BBBBBB" w:sz="1"/>
+              <w:bottom w:val="single" w:color="BBBBBB" w:sz="1"/>
+              <w:right w:val="single" w:color="BBBBBB" w:sz="1"/>
+            </w:tcBorders>
+            <w:tcMar>
+              <w:top w:type="dxa" w:w="60"/>
+              <w:left w:type="dxa" w:w="110"/>
+              <w:bottom w:type="dxa" w:w="60"/>
+              <w:right w:type="dxa" w:w="110"/>
+            </w:tcMar>
+            <w:vAlign w:val="center"/>
+          </w:tcPr>
+          <w:p>
+            <w:pPr>
+              <w:spacing w:after="0"/>
+            </w:pPr>
+            <w:r>
+              <w:rPr>
+                <w:b w:val="false"/>
+                <w:bCs w:val="false"/>
+                <w:sz w:val="17"/>
+                <w:szCs w:val="17"/>
+              </w:rPr>
+              <w:t xml:space="preserve">0.2814</w:t>
+            </w:r>
+          </w:p>
+        </w:tc>
+        <w:tc>
+          <w:tcPr>
+            <w:tcW w:type="dxa" w:w="1500"/>
+            <w:tcBorders>
+              <w:top w:val="single" w:color="BBBBBB" w:sz="1"/>
+              <w:left w:val="single" w:color="BBBBBB" w:sz="1"/>
+              <w:bottom w:val="single" w:color="BBBBBB" w:sz="1"/>
+              <w:right w:val="single" w:color="BBBBBB" w:sz="1"/>
+            </w:tcBorders>
+            <w:tcMar>
+              <w:top w:type="dxa" w:w="60"/>
+              <w:left w:type="dxa" w:w="110"/>
+              <w:bottom w:type="dxa" w:w="60"/>
+              <w:right w:type="dxa" w:w="110"/>
+            </w:tcMar>
+            <w:vAlign w:val="center"/>
+          </w:tcPr>
+          <w:p>
+            <w:pPr>
+              <w:spacing w:after="0"/>
+            </w:pPr>
+            <w:r>
+              <w:rPr>
+                <w:b w:val="false"/>
+                <w:bCs w:val="false"/>
+                <w:sz w:val="17"/>
+                <w:szCs w:val="17"/>
+              </w:rPr>
+              <w:t xml:space="preserve">0.3064</w:t>
+            </w:r>
+          </w:p>
+        </w:tc>
+        <w:tc>
+          <w:tcPr>
+            <w:tcW w:type="dxa" w:w="4360"/>
+            <w:tcBorders>
+              <w:top w:val="single" w:color="BBBBBB" w:sz="1"/>
+              <w:left w:val="single" w:color="BBBBBB" w:sz="1"/>
+              <w:bottom w:val="single" w:color="BBBBBB" w:sz="1"/>
+              <w:right w:val="single" w:color="BBBBBB" w:sz="1"/>
+            </w:tcBorders>
+            <w:shd w:fill="FCE4D6" w:val="clear"/>
+            <w:tcMar>
+              <w:top w:type="dxa" w:w="60"/>
+              <w:left w:type="dxa" w:w="110"/>
+              <w:bottom w:type="dxa" w:w="60"/>
+              <w:right w:type="dxa" w:w="110"/>
+            </w:tcMar>
+            <w:vAlign w:val="center"/>
+          </w:tcPr>
+          <w:p>
+            <w:pPr>
+              <w:spacing w:after="0"/>
+            </w:pPr>
+            <w:r>
+              <w:rPr>
+                <w:b/>
+                <w:bCs/>
+                <w:sz w:val="17"/>
+                <w:szCs w:val="17"/>
+              </w:rPr>
+              <w:t xml:space="preserve">−0.0249 [−0.0274, −0.0226]  harms</w:t>
+            </w:r>
+          </w:p>
+        </w:tc>
+      </w:tr>
+    </w:tbl>
+    <w:p>
+      <w:pPr>
+        <w:spacing w:after="60" w:line="276"/>
+      </w:pPr>
+      <w:r>
+        <w:t xml:space="preserve"/>
+      </w:r>
+    </w:p>
+    <w:p>
+      <w:pPr>
+        <w:spacing w:after="60" w:before="120"/>
+        <w:jc w:val="center"/>
+      </w:pPr>
+      <w:r>
+        <w:drawing>
+          <wp:inline distT="0" distB="0" distL="0" distR="0">
+            <wp:extent cx="6096000" cy="2419350"/>
+            <wp:effectExtent t="0" r="0" b="0" l="0"/>
+            <wp:docPr id="1" name="fig4_registry_field.png" descr="Figure 4. Registry-scale field. A: held-out reconstruction error vs home-MA richness — the cross-MA field (red) beats within-MA (blue) only at m = 1 and is worse thereafter. B: the field advantage (within − field) is significantly positive only at a single sibling, then significantly negative. Source: downsample_results.json." title="Figure 4. Registry-scale field. A: held-out reconstruction error vs home-MA richness — the cross-MA field (red) beats within-MA (blue) only at m = 1 and is worse thereafter. B: the field advantage (within − field) is significantly positive only at a single sibling, then significantly negative. Source: downsample_results.json."/>
+            <wp:cNvGraphicFramePr>
+              <a:graphicFrameLocks xmlns:a="http://schemas.openxmlformats.org/drawingml/2006/main" noChangeAspect="1"/>
+            </wp:cNvGraphicFramePr>
+            <a:graphic xmlns:a="http://schemas.openxmlformats.org/drawingml/2006/main">
+              <a:graphicData uri="http://schemas.openxmlformats.org/drawingml/2006/picture">
+                <pic:pic xmlns:pic="http://schemas.openxmlformats.org/drawingml/2006/picture">
+                  <pic:nvPicPr>
+                    <pic:cNvPr id="0" name="" descr=""/>
+                    <pic:cNvPicPr>
+                      <a:picLocks noChangeAspect="1" noChangeArrowheads="1"/>
+                    </pic:cNvPicPr>
+                  </pic:nvPicPr>
+                  <pic:blipFill>
+                    <a:blip r:embed="rId11" cstate="none"/>
+                    <a:srcRect/>
+                    <a:stretch>
+                      <a:fillRect/>
+                    </a:stretch>
+                  </pic:blipFill>
+                  <pic:spPr bwMode="auto">
+                    <a:xfrm>
+                      <a:off x="0" y="0"/>
+                      <a:ext cx="6096000" cy="2419350"/>
+                    </a:xfrm>
+                    <a:prstGeom prst="rect">
+                      <a:avLst/>
+                    </a:prstGeom>
+                  </pic:spPr>
+                </pic:pic>
+              </a:graphicData>
+            </a:graphic>
+          </wp:inline>
+        </w:drawing>
+      </w:r>
+    </w:p>
+    <w:p>
+      <w:pPr>
+        <w:spacing w:after="160"/>
+        <w:jc w:val="center"/>
+      </w:pPr>
+      <w:r>
+        <w:rPr>
+          <w:i/>
+          <w:iCs/>
+          <w:sz w:val="17"/>
+          <w:szCs w:val="17"/>
+        </w:rPr>
+        <w:t xml:space="preserve">Figure 4. Registry-scale field. A: held-out reconstruction error vs home-MA richness — the cross-MA field (red) beats within-MA (blue) only at m = 1 and is worse thereafter. B: the field advantage (within − field) is significantly positive only at a single sibling, then significantly negative. Source: downsample_results.json.</w:t>
+      </w:r>
+    </w:p>
+    <w:p>
+      <w:pPr>
+        <w:spacing w:after="120" w:line="276"/>
+      </w:pPr>
+      <w:r>
+        <w:rPr>
+          <w:b/>
+          <w:bCs/>
+        </w:rPr>
+        <w:t xml:space="preserve">Verdict. </w:t>
+      </w:r>
+      <w:r>
+        <w:t xml:space="preserve">Registry-scale borrowing is not a general improvement over within-MA borrowing — but the field is a real object (it beats its scrambled control) with a sharp, honest, useful domain: the single-study / two-study evidence base, where within-MA information is essentially absent, the field cuts held-out error ~11%, and the a-priori stand-down guarantees it never degrades a data-rich analysis. The gravitational-field vision is real, and bounded.</w:t>
+      </w:r>
+    </w:p>
+    <w:p>
+      <w:pPr>
+        <w:pStyle w:val="Heading1"/>
+      </w:pPr>
+      <w:r>
+        <w:t xml:space="preserve">7. Discussion — what is defensible, and what is conditional</w:t>
       </w:r>
     </w:p>
     <w:p>
@@ -8747,7 +10552,7 @@
         <w:pStyle w:val="Heading1"/>
       </w:pPr>
       <w:r>
-        <w:t xml:space="preserve">7. Limitations</w:t>
+        <w:t xml:space="preserve">8. Limitations</w:t>
       </w:r>
     </w:p>
     <w:p>
@@ -8872,10 +10677,30 @@
     </w:p>
     <w:p>
       <w:pPr>
+        <w:pStyle w:val="ListParagraph"/>
+        <w:numPr>
+          <w:ilvl w:val="0"/>
+          <w:numId w:val="3"/>
+        </w:numPr>
+        <w:spacing w:after="60"/>
+      </w:pPr>
+      <w:r>
+        <w:rPr>
+          <w:b/>
+          <w:bCs/>
+        </w:rPr>
+        <w:t xml:space="preserve">Registry-scale field: coverage and a-priori kernel. </w:t>
+      </w:r>
+      <w:r>
+        <w:t xml:space="preserve">The §6 field uses 16 of the 116 catalogued metadat meta-analyses (those staged as usable CSVs on disk), and is block-diagonal by three effect families, so cross-family borrowing is a-priori excluded rather than tested. The topic tags and kernel constants (γ_spec = 0.50, γ_far = 0.15, bw_year = 1, C = 5) are reasonable but hand-set; a learned metric could shift the crossover, though the C-sweep shows within-MA optimality at m ≥ 2 is robust to the stand-down. Pure-prior held-out reconstruction is a demanding test (zero own data); a partial-pooling regime would show smaller effects in both directions. The sparse-frontier win and the m ≥ 2 bound were independently reproduced from scratch by external Codex (gpt-5.5) to within RNG noise.</w:t>
+      </w:r>
+    </w:p>
+    <w:p>
+      <w:pPr>
         <w:pStyle w:val="Heading1"/>
       </w:pPr>
       <w:r>
-        <w:t xml:space="preserve">8. Pre-registered plan</w:t>
+        <w:t xml:space="preserve">9. Pre-registered plan</w:t>
       </w:r>
     </w:p>
     <w:p>
@@ -8913,7 +10738,7 @@
         <w:pStyle w:val="Heading1"/>
       </w:pPr>
       <w:r>
-        <w:t xml:space="preserve">9. Reproducibility</w:t>
+        <w:t xml:space="preserve">10. Reproducibility</w:t>
       </w:r>
     </w:p>
     <w:p>

--- a/manuscript/Registry_Borrowing.docx
+++ b/manuscript/Registry_Borrowing.docx
@@ -10421,10 +10421,2357 @@
           <w:b/>
           <w:bCs/>
         </w:rPr>
-        <w:t xml:space="preserve">Verdict. </w:t>
-      </w:r>
-      <w:r>
-        <w:t xml:space="preserve">Registry-scale borrowing is not a general improvement over within-MA borrowing — but the field is a real object (it beats its scrambled control) with a sharp, honest, useful domain: the single-study / two-study evidence base, where within-MA information is essentially absent, the field cuts held-out error ~11%, and the a-priori stand-down guarantees it never degrades a data-rich analysis. The gravitational-field vision is real, and bounded.</w:t>
+        <w:t xml:space="preserve">Verdict (hand-set kernel). </w:t>
+      </w:r>
+      <w:r>
+        <w:t xml:space="preserve">Registry-scale borrowing with the hand-set AdaptShrink kernel is not a general improvement over within-MA — the field is a real object (it beats its scrambled control) but helps only at the single-study frontier (~11%). This bound is specific to the hand-set weights; §6.1 lifts it with a learned kernel.</w:t>
+      </w:r>
+    </w:p>
+    <w:p>
+      <w:pPr>
+        <w:pStyle w:val="Heading2"/>
+      </w:pPr>
+      <w:r>
+        <w:t xml:space="preserve">6.1 Benchmark against the modern frontier — a learned kernel beats within-MA</w:t>
+      </w:r>
+    </w:p>
+    <w:p>
+      <w:pPr>
+        <w:spacing w:after="120" w:line="276"/>
+      </w:pPr>
+      <w:r>
+        <w:t xml:space="preserve">Is the hand-set field competitive with the current frontier? We benchmarked it, truth-gated on the same real held-out reconstruction, against modern hierarchical/Bayesian borrowing, a learned kernel, modern shrinkage, dynamic borrowing, transportability and conformal calibration — all implemented from scratch (field_modern.py; RBesT, REBayes, deconvolveR, bayesmeta are not installed on this host, so from-scratch implementations are used and the canonical packages are cited; metafor 5.0.1 is an external RE cross-check; the GP uses scikit-learn 1.8).</w:t>
+      </w:r>
+    </w:p>
+    <w:p>
+      <w:pPr>
+        <w:spacing w:after="120"/>
+      </w:pPr>
+      <w:r>
+        <w:rPr>
+          <w:b/>
+          <w:bCs/>
+          <w:sz w:val="18"/>
+          <w:szCs w:val="18"/>
+        </w:rPr>
+        <w:t xml:space="preserve">Table 12. </w:t>
+      </w:r>
+      <w:r>
+        <w:rPr>
+          <w:sz w:val="18"/>
+          <w:szCs w:val="18"/>
+        </w:rPr>
+        <w:t xml:space="preserve">Transductive reconstruction (mean absolute held-out error, 779 studies) vs modern comparators; paired-bootstrap contrast against the hand field. Exact from benchmark_results.json.</w:t>
+      </w:r>
+    </w:p>
+    <w:tbl>
+      <w:tblPr>
+        <w:tblW w:type="dxa" w:w="10000"/>
+        <w:tblBorders>
+          <w:top w:val="single" w:color="auto" w:sz="4"/>
+          <w:left w:val="single" w:color="auto" w:sz="4"/>
+          <w:bottom w:val="single" w:color="auto" w:sz="4"/>
+          <w:right w:val="single" w:color="auto" w:sz="4"/>
+          <w:insideH w:val="single" w:color="auto" w:sz="4"/>
+          <w:insideV w:val="single" w:color="auto" w:sz="4"/>
+        </w:tblBorders>
+      </w:tblPr>
+      <w:tblGrid>
+        <w:gridCol w:w="4200"/>
+        <w:gridCol w:w="2400"/>
+        <w:gridCol w:w="3400"/>
+      </w:tblGrid>
+      <w:tr>
+        <w:trPr>
+          <w:tblHeader/>
+        </w:trPr>
+        <w:tc>
+          <w:tcPr>
+            <w:tcW w:type="dxa" w:w="4200"/>
+            <w:tcBorders>
+              <w:top w:val="single" w:color="BBBBBB" w:sz="1"/>
+              <w:left w:val="single" w:color="BBBBBB" w:sz="1"/>
+              <w:bottom w:val="single" w:color="BBBBBB" w:sz="1"/>
+              <w:right w:val="single" w:color="BBBBBB" w:sz="1"/>
+            </w:tcBorders>
+            <w:shd w:fill="D5E8F0" w:val="clear"/>
+            <w:tcMar>
+              <w:top w:type="dxa" w:w="60"/>
+              <w:left w:type="dxa" w:w="110"/>
+              <w:bottom w:type="dxa" w:w="60"/>
+              <w:right w:type="dxa" w:w="110"/>
+            </w:tcMar>
+            <w:vAlign w:val="center"/>
+          </w:tcPr>
+          <w:p>
+            <w:pPr>
+              <w:spacing w:after="0"/>
+            </w:pPr>
+            <w:r>
+              <w:rPr>
+                <w:b/>
+                <w:bCs/>
+                <w:sz w:val="17"/>
+                <w:szCs w:val="17"/>
+              </w:rPr>
+              <w:t xml:space="preserve">method</w:t>
+            </w:r>
+          </w:p>
+        </w:tc>
+        <w:tc>
+          <w:tcPr>
+            <w:tcW w:type="dxa" w:w="2400"/>
+            <w:tcBorders>
+              <w:top w:val="single" w:color="BBBBBB" w:sz="1"/>
+              <w:left w:val="single" w:color="BBBBBB" w:sz="1"/>
+              <w:bottom w:val="single" w:color="BBBBBB" w:sz="1"/>
+              <w:right w:val="single" w:color="BBBBBB" w:sz="1"/>
+            </w:tcBorders>
+            <w:shd w:fill="D5E8F0" w:val="clear"/>
+            <w:tcMar>
+              <w:top w:type="dxa" w:w="60"/>
+              <w:left w:type="dxa" w:w="110"/>
+              <w:bottom w:type="dxa" w:w="60"/>
+              <w:right w:type="dxa" w:w="110"/>
+            </w:tcMar>
+            <w:vAlign w:val="center"/>
+          </w:tcPr>
+          <w:p>
+            <w:pPr>
+              <w:spacing w:after="0"/>
+            </w:pPr>
+            <w:r>
+              <w:rPr>
+                <w:b/>
+                <w:bCs/>
+                <w:sz w:val="17"/>
+                <w:szCs w:val="17"/>
+              </w:rPr>
+              <w:t xml:space="preserve">held-out MAE</w:t>
+            </w:r>
+          </w:p>
+        </w:tc>
+        <w:tc>
+          <w:tcPr>
+            <w:tcW w:type="dxa" w:w="3400"/>
+            <w:tcBorders>
+              <w:top w:val="single" w:color="BBBBBB" w:sz="1"/>
+              <w:left w:val="single" w:color="BBBBBB" w:sz="1"/>
+              <w:bottom w:val="single" w:color="BBBBBB" w:sz="1"/>
+              <w:right w:val="single" w:color="BBBBBB" w:sz="1"/>
+            </w:tcBorders>
+            <w:shd w:fill="D5E8F0" w:val="clear"/>
+            <w:tcMar>
+              <w:top w:type="dxa" w:w="60"/>
+              <w:left w:type="dxa" w:w="110"/>
+              <w:bottom w:type="dxa" w:w="60"/>
+              <w:right w:type="dxa" w:w="110"/>
+            </w:tcMar>
+            <w:vAlign w:val="center"/>
+          </w:tcPr>
+          <w:p>
+            <w:pPr>
+              <w:spacing w:after="0"/>
+            </w:pPr>
+            <w:r>
+              <w:rPr>
+                <w:b/>
+                <w:bCs/>
+                <w:sz w:val="17"/>
+                <w:szCs w:val="17"/>
+              </w:rPr>
+              <w:t xml:space="preserve">vs hand field [95% CI]</w:t>
+            </w:r>
+          </w:p>
+        </w:tc>
+      </w:tr>
+      <w:tr>
+        <w:tc>
+          <w:tcPr>
+            <w:tcW w:type="dxa" w:w="4200"/>
+            <w:tcBorders>
+              <w:top w:val="single" w:color="BBBBBB" w:sz="1"/>
+              <w:left w:val="single" w:color="BBBBBB" w:sz="1"/>
+              <w:bottom w:val="single" w:color="BBBBBB" w:sz="1"/>
+              <w:right w:val="single" w:color="BBBBBB" w:sz="1"/>
+            </w:tcBorders>
+            <w:tcMar>
+              <w:top w:type="dxa" w:w="60"/>
+              <w:left w:type="dxa" w:w="110"/>
+              <w:bottom w:type="dxa" w:w="60"/>
+              <w:right w:type="dxa" w:w="110"/>
+            </w:tcMar>
+            <w:vAlign w:val="center"/>
+          </w:tcPr>
+          <w:p>
+            <w:pPr>
+              <w:spacing w:after="0"/>
+            </w:pPr>
+            <w:r>
+              <w:rPr>
+                <w:b w:val="false"/>
+                <w:bCs w:val="false"/>
+                <w:sz w:val="17"/>
+                <w:szCs w:val="17"/>
+              </w:rPr>
+              <w:t xml:space="preserve">GP learned kernel (Rasmussen–Williams 2006)</w:t>
+            </w:r>
+          </w:p>
+        </w:tc>
+        <w:tc>
+          <w:tcPr>
+            <w:tcW w:type="dxa" w:w="2400"/>
+            <w:tcBorders>
+              <w:top w:val="single" w:color="BBBBBB" w:sz="1"/>
+              <w:left w:val="single" w:color="BBBBBB" w:sz="1"/>
+              <w:bottom w:val="single" w:color="BBBBBB" w:sz="1"/>
+              <w:right w:val="single" w:color="BBBBBB" w:sz="1"/>
+            </w:tcBorders>
+            <w:shd w:fill="E2EFDA" w:val="clear"/>
+            <w:tcMar>
+              <w:top w:type="dxa" w:w="60"/>
+              <w:left w:type="dxa" w:w="110"/>
+              <w:bottom w:type="dxa" w:w="60"/>
+              <w:right w:type="dxa" w:w="110"/>
+            </w:tcMar>
+            <w:vAlign w:val="center"/>
+          </w:tcPr>
+          <w:p>
+            <w:pPr>
+              <w:spacing w:after="0"/>
+            </w:pPr>
+            <w:r>
+              <w:rPr>
+                <w:b/>
+                <w:bCs/>
+                <w:sz w:val="17"/>
+                <w:szCs w:val="17"/>
+              </w:rPr>
+              <w:t xml:space="preserve">0.2527 (honest 10-fold)</w:t>
+            </w:r>
+          </w:p>
+        </w:tc>
+        <w:tc>
+          <w:tcPr>
+            <w:tcW w:type="dxa" w:w="3400"/>
+            <w:tcBorders>
+              <w:top w:val="single" w:color="BBBBBB" w:sz="1"/>
+              <w:left w:val="single" w:color="BBBBBB" w:sz="1"/>
+              <w:bottom w:val="single" w:color="BBBBBB" w:sz="1"/>
+              <w:right w:val="single" w:color="BBBBBB" w:sz="1"/>
+            </w:tcBorders>
+            <w:shd w:fill="E2EFDA" w:val="clear"/>
+            <w:tcMar>
+              <w:top w:type="dxa" w:w="60"/>
+              <w:left w:type="dxa" w:w="110"/>
+              <w:bottom w:type="dxa" w:w="60"/>
+              <w:right w:type="dxa" w:w="110"/>
+            </w:tcMar>
+            <w:vAlign w:val="center"/>
+          </w:tcPr>
+          <w:p>
+            <w:pPr>
+              <w:spacing w:after="0"/>
+            </w:pPr>
+            <w:r>
+              <w:rPr>
+                <w:b/>
+                <w:bCs/>
+                <w:sz w:val="17"/>
+                <w:szCs w:val="17"/>
+              </w:rPr>
+              <w:t xml:space="preserve">−0.0476 [−0.0644, −0.0310]</w:t>
+            </w:r>
+          </w:p>
+        </w:tc>
+      </w:tr>
+      <w:tr>
+        <w:tc>
+          <w:tcPr>
+            <w:tcW w:type="dxa" w:w="4200"/>
+            <w:tcBorders>
+              <w:top w:val="single" w:color="BBBBBB" w:sz="1"/>
+              <w:left w:val="single" w:color="BBBBBB" w:sz="1"/>
+              <w:bottom w:val="single" w:color="BBBBBB" w:sz="1"/>
+              <w:right w:val="single" w:color="BBBBBB" w:sz="1"/>
+            </w:tcBorders>
+            <w:tcMar>
+              <w:top w:type="dxa" w:w="60"/>
+              <w:left w:type="dxa" w:w="110"/>
+              <w:bottom w:type="dxa" w:w="60"/>
+              <w:right w:type="dxa" w:w="110"/>
+            </w:tcMar>
+            <w:vAlign w:val="center"/>
+          </w:tcPr>
+          <w:p>
+            <w:pPr>
+              <w:spacing w:after="0"/>
+            </w:pPr>
+            <w:r>
+              <w:rPr>
+                <w:b w:val="false"/>
+                <w:bCs w:val="false"/>
+                <w:sz w:val="17"/>
+                <w:szCs w:val="17"/>
+              </w:rPr>
+              <w:t xml:space="preserve">robust MAP prior (Schmidli 2014)</w:t>
+            </w:r>
+          </w:p>
+        </w:tc>
+        <w:tc>
+          <w:tcPr>
+            <w:tcW w:type="dxa" w:w="2400"/>
+            <w:tcBorders>
+              <w:top w:val="single" w:color="BBBBBB" w:sz="1"/>
+              <w:left w:val="single" w:color="BBBBBB" w:sz="1"/>
+              <w:bottom w:val="single" w:color="BBBBBB" w:sz="1"/>
+              <w:right w:val="single" w:color="BBBBBB" w:sz="1"/>
+            </w:tcBorders>
+            <w:tcMar>
+              <w:top w:type="dxa" w:w="60"/>
+              <w:left w:type="dxa" w:w="110"/>
+              <w:bottom w:type="dxa" w:w="60"/>
+              <w:right w:type="dxa" w:w="110"/>
+            </w:tcMar>
+            <w:vAlign w:val="center"/>
+          </w:tcPr>
+          <w:p>
+            <w:pPr>
+              <w:spacing w:after="0"/>
+            </w:pPr>
+            <w:r>
+              <w:rPr>
+                <w:b w:val="false"/>
+                <w:bCs w:val="false"/>
+                <w:sz w:val="17"/>
+                <w:szCs w:val="17"/>
+              </w:rPr>
+              <w:t xml:space="preserve">0.2716</w:t>
+            </w:r>
+          </w:p>
+        </w:tc>
+        <w:tc>
+          <w:tcPr>
+            <w:tcW w:type="dxa" w:w="3400"/>
+            <w:tcBorders>
+              <w:top w:val="single" w:color="BBBBBB" w:sz="1"/>
+              <w:left w:val="single" w:color="BBBBBB" w:sz="1"/>
+              <w:bottom w:val="single" w:color="BBBBBB" w:sz="1"/>
+              <w:right w:val="single" w:color="BBBBBB" w:sz="1"/>
+            </w:tcBorders>
+            <w:tcMar>
+              <w:top w:type="dxa" w:w="60"/>
+              <w:left w:type="dxa" w:w="110"/>
+              <w:bottom w:type="dxa" w:w="60"/>
+              <w:right w:type="dxa" w:w="110"/>
+            </w:tcMar>
+            <w:vAlign w:val="center"/>
+          </w:tcPr>
+          <w:p>
+            <w:pPr>
+              <w:spacing w:after="0"/>
+            </w:pPr>
+            <w:r>
+              <w:rPr>
+                <w:b w:val="false"/>
+                <w:bCs w:val="false"/>
+                <w:sz w:val="17"/>
+                <w:szCs w:val="17"/>
+              </w:rPr>
+              <w:t xml:space="preserve">−0.0159 [−0.0268, −0.0051]</w:t>
+            </w:r>
+          </w:p>
+        </w:tc>
+      </w:tr>
+      <w:tr>
+        <w:tc>
+          <w:tcPr>
+            <w:tcW w:type="dxa" w:w="4200"/>
+            <w:tcBorders>
+              <w:top w:val="single" w:color="BBBBBB" w:sz="1"/>
+              <w:left w:val="single" w:color="BBBBBB" w:sz="1"/>
+              <w:bottom w:val="single" w:color="BBBBBB" w:sz="1"/>
+              <w:right w:val="single" w:color="BBBBBB" w:sz="1"/>
+            </w:tcBorders>
+            <w:tcMar>
+              <w:top w:type="dxa" w:w="60"/>
+              <w:left w:type="dxa" w:w="110"/>
+              <w:bottom w:type="dxa" w:w="60"/>
+              <w:right w:type="dxa" w:w="110"/>
+            </w:tcMar>
+            <w:vAlign w:val="center"/>
+          </w:tcPr>
+          <w:p>
+            <w:pPr>
+              <w:spacing w:after="0"/>
+            </w:pPr>
+            <w:r>
+              <w:rPr>
+                <w:b w:val="false"/>
+                <w:bCs w:val="false"/>
+                <w:sz w:val="17"/>
+                <w:szCs w:val="17"/>
+              </w:rPr>
+              <w:t xml:space="preserve">hierarchical cross-MA Bayes (Higgins 2009)</w:t>
+            </w:r>
+          </w:p>
+        </w:tc>
+        <w:tc>
+          <w:tcPr>
+            <w:tcW w:type="dxa" w:w="2400"/>
+            <w:tcBorders>
+              <w:top w:val="single" w:color="BBBBBB" w:sz="1"/>
+              <w:left w:val="single" w:color="BBBBBB" w:sz="1"/>
+              <w:bottom w:val="single" w:color="BBBBBB" w:sz="1"/>
+              <w:right w:val="single" w:color="BBBBBB" w:sz="1"/>
+            </w:tcBorders>
+            <w:tcMar>
+              <w:top w:type="dxa" w:w="60"/>
+              <w:left w:type="dxa" w:w="110"/>
+              <w:bottom w:type="dxa" w:w="60"/>
+              <w:right w:type="dxa" w:w="110"/>
+            </w:tcMar>
+            <w:vAlign w:val="center"/>
+          </w:tcPr>
+          <w:p>
+            <w:pPr>
+              <w:spacing w:after="0"/>
+            </w:pPr>
+            <w:r>
+              <w:rPr>
+                <w:b w:val="false"/>
+                <w:bCs w:val="false"/>
+                <w:sz w:val="17"/>
+                <w:szCs w:val="17"/>
+              </w:rPr>
+              <w:t xml:space="preserve">0.2707</w:t>
+            </w:r>
+          </w:p>
+        </w:tc>
+        <w:tc>
+          <w:tcPr>
+            <w:tcW w:type="dxa" w:w="3400"/>
+            <w:tcBorders>
+              <w:top w:val="single" w:color="BBBBBB" w:sz="1"/>
+              <w:left w:val="single" w:color="BBBBBB" w:sz="1"/>
+              <w:bottom w:val="single" w:color="BBBBBB" w:sz="1"/>
+              <w:right w:val="single" w:color="BBBBBB" w:sz="1"/>
+            </w:tcBorders>
+            <w:tcMar>
+              <w:top w:type="dxa" w:w="60"/>
+              <w:left w:type="dxa" w:w="110"/>
+              <w:bottom w:type="dxa" w:w="60"/>
+              <w:right w:type="dxa" w:w="110"/>
+            </w:tcMar>
+            <w:vAlign w:val="center"/>
+          </w:tcPr>
+          <w:p>
+            <w:pPr>
+              <w:spacing w:after="0"/>
+            </w:pPr>
+            <w:r>
+              <w:rPr>
+                <w:b w:val="false"/>
+                <w:bCs w:val="false"/>
+                <w:sz w:val="17"/>
+                <w:szCs w:val="17"/>
+              </w:rPr>
+              <w:t xml:space="preserve">−0.0168 [−0.0266, −0.0071]</w:t>
+            </w:r>
+          </w:p>
+        </w:tc>
+      </w:tr>
+      <w:tr>
+        <w:tc>
+          <w:tcPr>
+            <w:tcW w:type="dxa" w:w="4200"/>
+            <w:tcBorders>
+              <w:top w:val="single" w:color="BBBBBB" w:sz="1"/>
+              <w:left w:val="single" w:color="BBBBBB" w:sz="1"/>
+              <w:bottom w:val="single" w:color="BBBBBB" w:sz="1"/>
+              <w:right w:val="single" w:color="BBBBBB" w:sz="1"/>
+            </w:tcBorders>
+            <w:tcMar>
+              <w:top w:type="dxa" w:w="60"/>
+              <w:left w:type="dxa" w:w="110"/>
+              <w:bottom w:type="dxa" w:w="60"/>
+              <w:right w:type="dxa" w:w="110"/>
+            </w:tcMar>
+            <w:vAlign w:val="center"/>
+          </w:tcPr>
+          <w:p>
+            <w:pPr>
+              <w:spacing w:after="0"/>
+            </w:pPr>
+            <w:r>
+              <w:rPr>
+                <w:b w:val="false"/>
+                <w:bCs w:val="false"/>
+                <w:sz w:val="17"/>
+                <w:szCs w:val="17"/>
+              </w:rPr>
+              <w:t xml:space="preserve">within-MA (per-slice method)</w:t>
+            </w:r>
+          </w:p>
+        </w:tc>
+        <w:tc>
+          <w:tcPr>
+            <w:tcW w:type="dxa" w:w="2400"/>
+            <w:tcBorders>
+              <w:top w:val="single" w:color="BBBBBB" w:sz="1"/>
+              <w:left w:val="single" w:color="BBBBBB" w:sz="1"/>
+              <w:bottom w:val="single" w:color="BBBBBB" w:sz="1"/>
+              <w:right w:val="single" w:color="BBBBBB" w:sz="1"/>
+            </w:tcBorders>
+            <w:tcMar>
+              <w:top w:type="dxa" w:w="60"/>
+              <w:left w:type="dxa" w:w="110"/>
+              <w:bottom w:type="dxa" w:w="60"/>
+              <w:right w:type="dxa" w:w="110"/>
+            </w:tcMar>
+            <w:vAlign w:val="center"/>
+          </w:tcPr>
+          <w:p>
+            <w:pPr>
+              <w:spacing w:after="0"/>
+            </w:pPr>
+            <w:r>
+              <w:rPr>
+                <w:b w:val="false"/>
+                <w:bCs w:val="false"/>
+                <w:sz w:val="17"/>
+                <w:szCs w:val="17"/>
+              </w:rPr>
+              <w:t xml:space="preserve">0.2776</w:t>
+            </w:r>
+          </w:p>
+        </w:tc>
+        <w:tc>
+          <w:tcPr>
+            <w:tcW w:type="dxa" w:w="3400"/>
+            <w:tcBorders>
+              <w:top w:val="single" w:color="BBBBBB" w:sz="1"/>
+              <w:left w:val="single" w:color="BBBBBB" w:sz="1"/>
+              <w:bottom w:val="single" w:color="BBBBBB" w:sz="1"/>
+              <w:right w:val="single" w:color="BBBBBB" w:sz="1"/>
+            </w:tcBorders>
+            <w:tcMar>
+              <w:top w:type="dxa" w:w="60"/>
+              <w:left w:type="dxa" w:w="110"/>
+              <w:bottom w:type="dxa" w:w="60"/>
+              <w:right w:type="dxa" w:w="110"/>
+            </w:tcMar>
+            <w:vAlign w:val="center"/>
+          </w:tcPr>
+          <w:p>
+            <w:pPr>
+              <w:spacing w:after="0"/>
+            </w:pPr>
+            <w:r>
+              <w:rPr>
+                <w:b w:val="false"/>
+                <w:bCs w:val="false"/>
+                <w:sz w:val="17"/>
+                <w:szCs w:val="17"/>
+              </w:rPr>
+              <w:t xml:space="preserve">−0.0099 [−0.0167, −0.0029]</w:t>
+            </w:r>
+          </w:p>
+        </w:tc>
+      </w:tr>
+      <w:tr>
+        <w:tc>
+          <w:tcPr>
+            <w:tcW w:type="dxa" w:w="4200"/>
+            <w:tcBorders>
+              <w:top w:val="single" w:color="BBBBBB" w:sz="1"/>
+              <w:left w:val="single" w:color="BBBBBB" w:sz="1"/>
+              <w:bottom w:val="single" w:color="BBBBBB" w:sz="1"/>
+              <w:right w:val="single" w:color="BBBBBB" w:sz="1"/>
+            </w:tcBorders>
+            <w:tcMar>
+              <w:top w:type="dxa" w:w="60"/>
+              <w:left w:type="dxa" w:w="110"/>
+              <w:bottom w:type="dxa" w:w="60"/>
+              <w:right w:type="dxa" w:w="110"/>
+            </w:tcMar>
+            <w:vAlign w:val="center"/>
+          </w:tcPr>
+          <w:p>
+            <w:pPr>
+              <w:spacing w:after="0"/>
+            </w:pPr>
+            <w:r>
+              <w:rPr>
+                <w:b w:val="false"/>
+                <w:bCs w:val="false"/>
+                <w:sz w:val="17"/>
+                <w:szCs w:val="17"/>
+              </w:rPr>
+              <w:t xml:space="preserve">hand field (AdaptShrink machinery)</w:t>
+            </w:r>
+          </w:p>
+        </w:tc>
+        <w:tc>
+          <w:tcPr>
+            <w:tcW w:type="dxa" w:w="2400"/>
+            <w:tcBorders>
+              <w:top w:val="single" w:color="BBBBBB" w:sz="1"/>
+              <w:left w:val="single" w:color="BBBBBB" w:sz="1"/>
+              <w:bottom w:val="single" w:color="BBBBBB" w:sz="1"/>
+              <w:right w:val="single" w:color="BBBBBB" w:sz="1"/>
+            </w:tcBorders>
+            <w:tcMar>
+              <w:top w:type="dxa" w:w="60"/>
+              <w:left w:type="dxa" w:w="110"/>
+              <w:bottom w:type="dxa" w:w="60"/>
+              <w:right w:type="dxa" w:w="110"/>
+            </w:tcMar>
+            <w:vAlign w:val="center"/>
+          </w:tcPr>
+          <w:p>
+            <w:pPr>
+              <w:spacing w:after="0"/>
+            </w:pPr>
+            <w:r>
+              <w:rPr>
+                <w:b w:val="false"/>
+                <w:bCs w:val="false"/>
+                <w:sz w:val="17"/>
+                <w:szCs w:val="17"/>
+              </w:rPr>
+              <w:t xml:space="preserve">0.2875</w:t>
+            </w:r>
+          </w:p>
+        </w:tc>
+        <w:tc>
+          <w:tcPr>
+            <w:tcW w:type="dxa" w:w="3400"/>
+            <w:tcBorders>
+              <w:top w:val="single" w:color="BBBBBB" w:sz="1"/>
+              <w:left w:val="single" w:color="BBBBBB" w:sz="1"/>
+              <w:bottom w:val="single" w:color="BBBBBB" w:sz="1"/>
+              <w:right w:val="single" w:color="BBBBBB" w:sz="1"/>
+            </w:tcBorders>
+            <w:tcMar>
+              <w:top w:type="dxa" w:w="60"/>
+              <w:left w:type="dxa" w:w="110"/>
+              <w:bottom w:type="dxa" w:w="60"/>
+              <w:right w:type="dxa" w:w="110"/>
+            </w:tcMar>
+            <w:vAlign w:val="center"/>
+          </w:tcPr>
+          <w:p>
+            <w:pPr>
+              <w:spacing w:after="0"/>
+            </w:pPr>
+            <w:r>
+              <w:rPr>
+                <w:b w:val="false"/>
+                <w:bCs w:val="false"/>
+                <w:sz w:val="17"/>
+                <w:szCs w:val="17"/>
+              </w:rPr>
+              <w:t xml:space="preserve">—</w:t>
+            </w:r>
+          </w:p>
+        </w:tc>
+      </w:tr>
+      <w:tr>
+        <w:tc>
+          <w:tcPr>
+            <w:tcW w:type="dxa" w:w="4200"/>
+            <w:tcBorders>
+              <w:top w:val="single" w:color="BBBBBB" w:sz="1"/>
+              <w:left w:val="single" w:color="BBBBBB" w:sz="1"/>
+              <w:bottom w:val="single" w:color="BBBBBB" w:sz="1"/>
+              <w:right w:val="single" w:color="BBBBBB" w:sz="1"/>
+            </w:tcBorders>
+            <w:tcMar>
+              <w:top w:type="dxa" w:w="60"/>
+              <w:left w:type="dxa" w:w="110"/>
+              <w:bottom w:type="dxa" w:w="60"/>
+              <w:right w:type="dxa" w:w="110"/>
+            </w:tcMar>
+            <w:vAlign w:val="center"/>
+          </w:tcPr>
+          <w:p>
+            <w:pPr>
+              <w:spacing w:after="0"/>
+            </w:pPr>
+            <w:r>
+              <w:rPr>
+                <w:b w:val="false"/>
+                <w:bCs w:val="false"/>
+                <w:sz w:val="17"/>
+                <w:szCs w:val="17"/>
+              </w:rPr>
+              <w:t xml:space="preserve">g-modeling / NPMLE EB (Efron 2016)</w:t>
+            </w:r>
+          </w:p>
+        </w:tc>
+        <w:tc>
+          <w:tcPr>
+            <w:tcW w:type="dxa" w:w="2400"/>
+            <w:tcBorders>
+              <w:top w:val="single" w:color="BBBBBB" w:sz="1"/>
+              <w:left w:val="single" w:color="BBBBBB" w:sz="1"/>
+              <w:bottom w:val="single" w:color="BBBBBB" w:sz="1"/>
+              <w:right w:val="single" w:color="BBBBBB" w:sz="1"/>
+            </w:tcBorders>
+            <w:tcMar>
+              <w:top w:type="dxa" w:w="60"/>
+              <w:left w:type="dxa" w:w="110"/>
+              <w:bottom w:type="dxa" w:w="60"/>
+              <w:right w:type="dxa" w:w="110"/>
+            </w:tcMar>
+            <w:vAlign w:val="center"/>
+          </w:tcPr>
+          <w:p>
+            <w:pPr>
+              <w:spacing w:after="0"/>
+            </w:pPr>
+            <w:r>
+              <w:rPr>
+                <w:b w:val="false"/>
+                <w:bCs w:val="false"/>
+                <w:sz w:val="17"/>
+                <w:szCs w:val="17"/>
+              </w:rPr>
+              <w:t xml:space="preserve">0.3230</w:t>
+            </w:r>
+          </w:p>
+        </w:tc>
+        <w:tc>
+          <w:tcPr>
+            <w:tcW w:type="dxa" w:w="3400"/>
+            <w:tcBorders>
+              <w:top w:val="single" w:color="BBBBBB" w:sz="1"/>
+              <w:left w:val="single" w:color="BBBBBB" w:sz="1"/>
+              <w:bottom w:val="single" w:color="BBBBBB" w:sz="1"/>
+              <w:right w:val="single" w:color="BBBBBB" w:sz="1"/>
+            </w:tcBorders>
+            <w:tcMar>
+              <w:top w:type="dxa" w:w="60"/>
+              <w:left w:type="dxa" w:w="110"/>
+              <w:bottom w:type="dxa" w:w="60"/>
+              <w:right w:type="dxa" w:w="110"/>
+            </w:tcMar>
+            <w:vAlign w:val="center"/>
+          </w:tcPr>
+          <w:p>
+            <w:pPr>
+              <w:spacing w:after="0"/>
+            </w:pPr>
+            <w:r>
+              <w:rPr>
+                <w:b w:val="false"/>
+                <w:bCs w:val="false"/>
+                <w:sz w:val="17"/>
+                <w:szCs w:val="17"/>
+              </w:rPr>
+              <w:t xml:space="preserve">+0.0355 (worse; transductive prior mean)</w:t>
+            </w:r>
+          </w:p>
+        </w:tc>
+      </w:tr>
+      <w:tr>
+        <w:tc>
+          <w:tcPr>
+            <w:tcW w:type="dxa" w:w="4200"/>
+            <w:tcBorders>
+              <w:top w:val="single" w:color="BBBBBB" w:sz="1"/>
+              <w:left w:val="single" w:color="BBBBBB" w:sz="1"/>
+              <w:bottom w:val="single" w:color="BBBBBB" w:sz="1"/>
+              <w:right w:val="single" w:color="BBBBBB" w:sz="1"/>
+            </w:tcBorders>
+            <w:tcMar>
+              <w:top w:type="dxa" w:w="60"/>
+              <w:left w:type="dxa" w:w="110"/>
+              <w:bottom w:type="dxa" w:w="60"/>
+              <w:right w:type="dxa" w:w="110"/>
+            </w:tcMar>
+            <w:vAlign w:val="center"/>
+          </w:tcPr>
+          <w:p>
+            <w:pPr>
+              <w:spacing w:after="0"/>
+            </w:pPr>
+            <w:r>
+              <w:rPr>
+                <w:b w:val="false"/>
+                <w:bCs w:val="false"/>
+                <w:sz w:val="17"/>
+                <w:szCs w:val="17"/>
+              </w:rPr>
+              <w:t xml:space="preserve">no-borrow (global family mean)</w:t>
+            </w:r>
+          </w:p>
+        </w:tc>
+        <w:tc>
+          <w:tcPr>
+            <w:tcW w:type="dxa" w:w="2400"/>
+            <w:tcBorders>
+              <w:top w:val="single" w:color="BBBBBB" w:sz="1"/>
+              <w:left w:val="single" w:color="BBBBBB" w:sz="1"/>
+              <w:bottom w:val="single" w:color="BBBBBB" w:sz="1"/>
+              <w:right w:val="single" w:color="BBBBBB" w:sz="1"/>
+            </w:tcBorders>
+            <w:tcMar>
+              <w:top w:type="dxa" w:w="60"/>
+              <w:left w:type="dxa" w:w="110"/>
+              <w:bottom w:type="dxa" w:w="60"/>
+              <w:right w:type="dxa" w:w="110"/>
+            </w:tcMar>
+            <w:vAlign w:val="center"/>
+          </w:tcPr>
+          <w:p>
+            <w:pPr>
+              <w:spacing w:after="0"/>
+            </w:pPr>
+            <w:r>
+              <w:rPr>
+                <w:b w:val="false"/>
+                <w:bCs w:val="false"/>
+                <w:sz w:val="17"/>
+                <w:szCs w:val="17"/>
+              </w:rPr>
+              <w:t xml:space="preserve">0.3243</w:t>
+            </w:r>
+          </w:p>
+        </w:tc>
+        <w:tc>
+          <w:tcPr>
+            <w:tcW w:type="dxa" w:w="3400"/>
+            <w:tcBorders>
+              <w:top w:val="single" w:color="BBBBBB" w:sz="1"/>
+              <w:left w:val="single" w:color="BBBBBB" w:sz="1"/>
+              <w:bottom w:val="single" w:color="BBBBBB" w:sz="1"/>
+              <w:right w:val="single" w:color="BBBBBB" w:sz="1"/>
+            </w:tcBorders>
+            <w:tcMar>
+              <w:top w:type="dxa" w:w="60"/>
+              <w:left w:type="dxa" w:w="110"/>
+              <w:bottom w:type="dxa" w:w="60"/>
+              <w:right w:type="dxa" w:w="110"/>
+            </w:tcMar>
+            <w:vAlign w:val="center"/>
+          </w:tcPr>
+          <w:p>
+            <w:pPr>
+              <w:spacing w:after="0"/>
+            </w:pPr>
+            <w:r>
+              <w:rPr>
+                <w:b w:val="false"/>
+                <w:bCs w:val="false"/>
+                <w:sz w:val="17"/>
+                <w:szCs w:val="17"/>
+              </w:rPr>
+              <w:t xml:space="preserve"/>
+            </w:r>
+          </w:p>
+        </w:tc>
+      </w:tr>
+    </w:tbl>
+    <w:p>
+      <w:pPr>
+        <w:spacing w:after="60" w:line="276"/>
+      </w:pPr>
+      <w:r>
+        <w:t xml:space="preserve"/>
+      </w:r>
+    </w:p>
+    <w:p>
+      <w:pPr>
+        <w:spacing w:after="120" w:line="276"/>
+      </w:pPr>
+      <w:r>
+        <w:rPr>
+          <w:b/>
+          <w:bCs/>
+        </w:rPr>
+        <w:t xml:space="preserve">The central modern result: </w:t>
+      </w:r>
+      <w:r>
+        <w:t xml:space="preserve">a learned Gaussian-process kernel — data-driven gravity (ARD-RBF over year, log-precision, one-hot specialty and MA, with per-study sampling-variance noise; hyper-parameters by marginal likelihood; Rasmussen &amp; Williams 2006) — beats within-MA borrowing, and the win survives an honest 10-fold refit that removes shared-hyperparameter LOO optimism (GP − within-MA = −0.0250 [−0.0414, −0.0095]). Cross-study borrowing can beat within-MA after all — but only when the relevance kernel is learned, not hand-set. Robust-MAP, hierarchical cross-MA Bayes and within-MA also beat the hand field, which is the weakest smart borrower.</w:t>
+      </w:r>
+    </w:p>
+    <w:p>
+      <w:pPr>
+        <w:spacing w:after="120"/>
+      </w:pPr>
+      <w:r>
+        <w:rPr>
+          <w:b/>
+          <w:bCs/>
+          <w:sz w:val="18"/>
+          <w:szCs w:val="18"/>
+        </w:rPr>
+        <w:t xml:space="preserve">Table 13. </w:t>
+      </w:r>
+      <w:r>
+        <w:rPr>
+          <w:sz w:val="18"/>
+          <w:szCs w:val="18"/>
+        </w:rPr>
+        <w:t xml:space="preserve">Calibration: model-based vs distribution-free conformal / jackknife+ intervals (Vovk 2005; Lei 2018; Barber 2021), per family, target 90%.</w:t>
+      </w:r>
+    </w:p>
+    <w:tbl>
+      <w:tblPr>
+        <w:tblW w:type="dxa" w:w="9000"/>
+        <w:tblBorders>
+          <w:top w:val="single" w:color="auto" w:sz="4"/>
+          <w:left w:val="single" w:color="auto" w:sz="4"/>
+          <w:bottom w:val="single" w:color="auto" w:sz="4"/>
+          <w:right w:val="single" w:color="auto" w:sz="4"/>
+          <w:insideH w:val="single" w:color="auto" w:sz="4"/>
+          <w:insideV w:val="single" w:color="auto" w:sz="4"/>
+        </w:tblBorders>
+      </w:tblPr>
+      <w:tblGrid>
+        <w:gridCol w:w="2600"/>
+        <w:gridCol w:w="3200"/>
+        <w:gridCol w:w="3200"/>
+      </w:tblGrid>
+      <w:tr>
+        <w:trPr>
+          <w:tblHeader/>
+        </w:trPr>
+        <w:tc>
+          <w:tcPr>
+            <w:tcW w:type="dxa" w:w="2600"/>
+            <w:tcBorders>
+              <w:top w:val="single" w:color="BBBBBB" w:sz="1"/>
+              <w:left w:val="single" w:color="BBBBBB" w:sz="1"/>
+              <w:bottom w:val="single" w:color="BBBBBB" w:sz="1"/>
+              <w:right w:val="single" w:color="BBBBBB" w:sz="1"/>
+            </w:tcBorders>
+            <w:shd w:fill="D5E8F0" w:val="clear"/>
+            <w:tcMar>
+              <w:top w:type="dxa" w:w="60"/>
+              <w:left w:type="dxa" w:w="110"/>
+              <w:bottom w:type="dxa" w:w="60"/>
+              <w:right w:type="dxa" w:w="110"/>
+            </w:tcMar>
+            <w:vAlign w:val="center"/>
+          </w:tcPr>
+          <w:p>
+            <w:pPr>
+              <w:spacing w:after="0"/>
+            </w:pPr>
+            <w:r>
+              <w:rPr>
+                <w:b/>
+                <w:bCs/>
+                <w:sz w:val="17"/>
+                <w:szCs w:val="17"/>
+              </w:rPr>
+              <w:t xml:space="preserve">method</w:t>
+            </w:r>
+          </w:p>
+        </w:tc>
+        <w:tc>
+          <w:tcPr>
+            <w:tcW w:type="dxa" w:w="3200"/>
+            <w:tcBorders>
+              <w:top w:val="single" w:color="BBBBBB" w:sz="1"/>
+              <w:left w:val="single" w:color="BBBBBB" w:sz="1"/>
+              <w:bottom w:val="single" w:color="BBBBBB" w:sz="1"/>
+              <w:right w:val="single" w:color="BBBBBB" w:sz="1"/>
+            </w:tcBorders>
+            <w:shd w:fill="D5E8F0" w:val="clear"/>
+            <w:tcMar>
+              <w:top w:type="dxa" w:w="60"/>
+              <w:left w:type="dxa" w:w="110"/>
+              <w:bottom w:type="dxa" w:w="60"/>
+              <w:right w:type="dxa" w:w="110"/>
+            </w:tcMar>
+            <w:vAlign w:val="center"/>
+          </w:tcPr>
+          <w:p>
+            <w:pPr>
+              <w:spacing w:after="0"/>
+            </w:pPr>
+            <w:r>
+              <w:rPr>
+                <w:b/>
+                <w:bCs/>
+                <w:sz w:val="17"/>
+                <w:szCs w:val="17"/>
+              </w:rPr>
+              <w:t xml:space="preserve">model PI cover / width</w:t>
+            </w:r>
+          </w:p>
+        </w:tc>
+        <w:tc>
+          <w:tcPr>
+            <w:tcW w:type="dxa" w:w="3200"/>
+            <w:tcBorders>
+              <w:top w:val="single" w:color="BBBBBB" w:sz="1"/>
+              <w:left w:val="single" w:color="BBBBBB" w:sz="1"/>
+              <w:bottom w:val="single" w:color="BBBBBB" w:sz="1"/>
+              <w:right w:val="single" w:color="BBBBBB" w:sz="1"/>
+            </w:tcBorders>
+            <w:shd w:fill="D5E8F0" w:val="clear"/>
+            <w:tcMar>
+              <w:top w:type="dxa" w:w="60"/>
+              <w:left w:type="dxa" w:w="110"/>
+              <w:bottom w:type="dxa" w:w="60"/>
+              <w:right w:type="dxa" w:w="110"/>
+            </w:tcMar>
+            <w:vAlign w:val="center"/>
+          </w:tcPr>
+          <w:p>
+            <w:pPr>
+              <w:spacing w:after="0"/>
+            </w:pPr>
+            <w:r>
+              <w:rPr>
+                <w:b/>
+                <w:bCs/>
+                <w:sz w:val="17"/>
+                <w:szCs w:val="17"/>
+              </w:rPr>
+              <w:t xml:space="preserve">conformal cover / width</w:t>
+            </w:r>
+          </w:p>
+        </w:tc>
+      </w:tr>
+      <w:tr>
+        <w:tc>
+          <w:tcPr>
+            <w:tcW w:type="dxa" w:w="2600"/>
+            <w:tcBorders>
+              <w:top w:val="single" w:color="BBBBBB" w:sz="1"/>
+              <w:left w:val="single" w:color="BBBBBB" w:sz="1"/>
+              <w:bottom w:val="single" w:color="BBBBBB" w:sz="1"/>
+              <w:right w:val="single" w:color="BBBBBB" w:sz="1"/>
+            </w:tcBorders>
+            <w:tcMar>
+              <w:top w:type="dxa" w:w="60"/>
+              <w:left w:type="dxa" w:w="110"/>
+              <w:bottom w:type="dxa" w:w="60"/>
+              <w:right w:type="dxa" w:w="110"/>
+            </w:tcMar>
+            <w:vAlign w:val="center"/>
+          </w:tcPr>
+          <w:p>
+            <w:pPr>
+              <w:spacing w:after="0"/>
+            </w:pPr>
+            <w:r>
+              <w:rPr>
+                <w:b w:val="false"/>
+                <w:bCs w:val="false"/>
+                <w:sz w:val="17"/>
+                <w:szCs w:val="17"/>
+              </w:rPr>
+              <w:t xml:space="preserve">GP kernel</w:t>
+            </w:r>
+          </w:p>
+        </w:tc>
+        <w:tc>
+          <w:tcPr>
+            <w:tcW w:type="dxa" w:w="3200"/>
+            <w:tcBorders>
+              <w:top w:val="single" w:color="BBBBBB" w:sz="1"/>
+              <w:left w:val="single" w:color="BBBBBB" w:sz="1"/>
+              <w:bottom w:val="single" w:color="BBBBBB" w:sz="1"/>
+              <w:right w:val="single" w:color="BBBBBB" w:sz="1"/>
+            </w:tcBorders>
+            <w:tcMar>
+              <w:top w:type="dxa" w:w="60"/>
+              <w:left w:type="dxa" w:w="110"/>
+              <w:bottom w:type="dxa" w:w="60"/>
+              <w:right w:type="dxa" w:w="110"/>
+            </w:tcMar>
+            <w:vAlign w:val="center"/>
+          </w:tcPr>
+          <w:p>
+            <w:pPr>
+              <w:spacing w:after="0"/>
+            </w:pPr>
+            <w:r>
+              <w:rPr>
+                <w:b w:val="false"/>
+                <w:bCs w:val="false"/>
+                <w:sz w:val="17"/>
+                <w:szCs w:val="17"/>
+              </w:rPr>
+              <w:t xml:space="preserve">0.955 / 1.41</w:t>
+            </w:r>
+          </w:p>
+        </w:tc>
+        <w:tc>
+          <w:tcPr>
+            <w:tcW w:type="dxa" w:w="3200"/>
+            <w:tcBorders>
+              <w:top w:val="single" w:color="BBBBBB" w:sz="1"/>
+              <w:left w:val="single" w:color="BBBBBB" w:sz="1"/>
+              <w:bottom w:val="single" w:color="BBBBBB" w:sz="1"/>
+              <w:right w:val="single" w:color="BBBBBB" w:sz="1"/>
+            </w:tcBorders>
+            <w:shd w:fill="E2EFDA" w:val="clear"/>
+            <w:tcMar>
+              <w:top w:type="dxa" w:w="60"/>
+              <w:left w:type="dxa" w:w="110"/>
+              <w:bottom w:type="dxa" w:w="60"/>
+              <w:right w:type="dxa" w:w="110"/>
+            </w:tcMar>
+            <w:vAlign w:val="center"/>
+          </w:tcPr>
+          <w:p>
+            <w:pPr>
+              <w:spacing w:after="0"/>
+            </w:pPr>
+            <w:r>
+              <w:rPr>
+                <w:b/>
+                <w:bCs/>
+                <w:sz w:val="17"/>
+                <w:szCs w:val="17"/>
+              </w:rPr>
+              <w:t xml:space="preserve">0.899 / 1.08</w:t>
+            </w:r>
+          </w:p>
+        </w:tc>
+      </w:tr>
+      <w:tr>
+        <w:tc>
+          <w:tcPr>
+            <w:tcW w:type="dxa" w:w="2600"/>
+            <w:tcBorders>
+              <w:top w:val="single" w:color="BBBBBB" w:sz="1"/>
+              <w:left w:val="single" w:color="BBBBBB" w:sz="1"/>
+              <w:bottom w:val="single" w:color="BBBBBB" w:sz="1"/>
+              <w:right w:val="single" w:color="BBBBBB" w:sz="1"/>
+            </w:tcBorders>
+            <w:tcMar>
+              <w:top w:type="dxa" w:w="60"/>
+              <w:left w:type="dxa" w:w="110"/>
+              <w:bottom w:type="dxa" w:w="60"/>
+              <w:right w:type="dxa" w:w="110"/>
+            </w:tcMar>
+            <w:vAlign w:val="center"/>
+          </w:tcPr>
+          <w:p>
+            <w:pPr>
+              <w:spacing w:after="0"/>
+            </w:pPr>
+            <w:r>
+              <w:rPr>
+                <w:b w:val="false"/>
+                <w:bCs w:val="false"/>
+                <w:sz w:val="17"/>
+                <w:szCs w:val="17"/>
+              </w:rPr>
+              <w:t xml:space="preserve">hierarchical cross-MA</w:t>
+            </w:r>
+          </w:p>
+        </w:tc>
+        <w:tc>
+          <w:tcPr>
+            <w:tcW w:type="dxa" w:w="3200"/>
+            <w:tcBorders>
+              <w:top w:val="single" w:color="BBBBBB" w:sz="1"/>
+              <w:left w:val="single" w:color="BBBBBB" w:sz="1"/>
+              <w:bottom w:val="single" w:color="BBBBBB" w:sz="1"/>
+              <w:right w:val="single" w:color="BBBBBB" w:sz="1"/>
+            </w:tcBorders>
+            <w:tcMar>
+              <w:top w:type="dxa" w:w="60"/>
+              <w:left w:type="dxa" w:w="110"/>
+              <w:bottom w:type="dxa" w:w="60"/>
+              <w:right w:type="dxa" w:w="110"/>
+            </w:tcMar>
+            <w:vAlign w:val="center"/>
+          </w:tcPr>
+          <w:p>
+            <w:pPr>
+              <w:spacing w:after="0"/>
+            </w:pPr>
+            <w:r>
+              <w:rPr>
+                <w:b w:val="false"/>
+                <w:bCs w:val="false"/>
+                <w:sz w:val="17"/>
+                <w:szCs w:val="17"/>
+              </w:rPr>
+              <w:t xml:space="preserve">0.741 (under) / 0.78</w:t>
+            </w:r>
+          </w:p>
+        </w:tc>
+        <w:tc>
+          <w:tcPr>
+            <w:tcW w:type="dxa" w:w="3200"/>
+            <w:tcBorders>
+              <w:top w:val="single" w:color="BBBBBB" w:sz="1"/>
+              <w:left w:val="single" w:color="BBBBBB" w:sz="1"/>
+              <w:bottom w:val="single" w:color="BBBBBB" w:sz="1"/>
+              <w:right w:val="single" w:color="BBBBBB" w:sz="1"/>
+            </w:tcBorders>
+            <w:shd w:fill="E2EFDA" w:val="clear"/>
+            <w:tcMar>
+              <w:top w:type="dxa" w:w="60"/>
+              <w:left w:type="dxa" w:w="110"/>
+              <w:bottom w:type="dxa" w:w="60"/>
+              <w:right w:type="dxa" w:w="110"/>
+            </w:tcMar>
+            <w:vAlign w:val="center"/>
+          </w:tcPr>
+          <w:p>
+            <w:pPr>
+              <w:spacing w:after="0"/>
+            </w:pPr>
+            <w:r>
+              <w:rPr>
+                <w:b/>
+                <w:bCs/>
+                <w:sz w:val="17"/>
+                <w:szCs w:val="17"/>
+              </w:rPr>
+              <w:t xml:space="preserve">0.899 / 1.17</w:t>
+            </w:r>
+          </w:p>
+        </w:tc>
+      </w:tr>
+      <w:tr>
+        <w:tc>
+          <w:tcPr>
+            <w:tcW w:type="dxa" w:w="2600"/>
+            <w:tcBorders>
+              <w:top w:val="single" w:color="BBBBBB" w:sz="1"/>
+              <w:left w:val="single" w:color="BBBBBB" w:sz="1"/>
+              <w:bottom w:val="single" w:color="BBBBBB" w:sz="1"/>
+              <w:right w:val="single" w:color="BBBBBB" w:sz="1"/>
+            </w:tcBorders>
+            <w:tcMar>
+              <w:top w:type="dxa" w:w="60"/>
+              <w:left w:type="dxa" w:w="110"/>
+              <w:bottom w:type="dxa" w:w="60"/>
+              <w:right w:type="dxa" w:w="110"/>
+            </w:tcMar>
+            <w:vAlign w:val="center"/>
+          </w:tcPr>
+          <w:p>
+            <w:pPr>
+              <w:spacing w:after="0"/>
+            </w:pPr>
+            <w:r>
+              <w:rPr>
+                <w:b w:val="false"/>
+                <w:bCs w:val="false"/>
+                <w:sz w:val="17"/>
+                <w:szCs w:val="17"/>
+              </w:rPr>
+              <w:t xml:space="preserve">robust MAP</w:t>
+            </w:r>
+          </w:p>
+        </w:tc>
+        <w:tc>
+          <w:tcPr>
+            <w:tcW w:type="dxa" w:w="3200"/>
+            <w:tcBorders>
+              <w:top w:val="single" w:color="BBBBBB" w:sz="1"/>
+              <w:left w:val="single" w:color="BBBBBB" w:sz="1"/>
+              <w:bottom w:val="single" w:color="BBBBBB" w:sz="1"/>
+              <w:right w:val="single" w:color="BBBBBB" w:sz="1"/>
+            </w:tcBorders>
+            <w:tcMar>
+              <w:top w:type="dxa" w:w="60"/>
+              <w:left w:type="dxa" w:w="110"/>
+              <w:bottom w:type="dxa" w:w="60"/>
+              <w:right w:type="dxa" w:w="110"/>
+            </w:tcMar>
+            <w:vAlign w:val="center"/>
+          </w:tcPr>
+          <w:p>
+            <w:pPr>
+              <w:spacing w:after="0"/>
+            </w:pPr>
+            <w:r>
+              <w:rPr>
+                <w:b w:val="false"/>
+                <w:bCs w:val="false"/>
+                <w:sz w:val="17"/>
+                <w:szCs w:val="17"/>
+              </w:rPr>
+              <w:t xml:space="preserve">0.999 (over) / 4.86</w:t>
+            </w:r>
+          </w:p>
+        </w:tc>
+        <w:tc>
+          <w:tcPr>
+            <w:tcW w:type="dxa" w:w="3200"/>
+            <w:tcBorders>
+              <w:top w:val="single" w:color="BBBBBB" w:sz="1"/>
+              <w:left w:val="single" w:color="BBBBBB" w:sz="1"/>
+              <w:bottom w:val="single" w:color="BBBBBB" w:sz="1"/>
+              <w:right w:val="single" w:color="BBBBBB" w:sz="1"/>
+            </w:tcBorders>
+            <w:shd w:fill="E2EFDA" w:val="clear"/>
+            <w:tcMar>
+              <w:top w:type="dxa" w:w="60"/>
+              <w:left w:type="dxa" w:w="110"/>
+              <w:bottom w:type="dxa" w:w="60"/>
+              <w:right w:type="dxa" w:w="110"/>
+            </w:tcMar>
+            <w:vAlign w:val="center"/>
+          </w:tcPr>
+          <w:p>
+            <w:pPr>
+              <w:spacing w:after="0"/>
+            </w:pPr>
+            <w:r>
+              <w:rPr>
+                <w:b/>
+                <w:bCs/>
+                <w:sz w:val="17"/>
+                <w:szCs w:val="17"/>
+              </w:rPr>
+              <w:t xml:space="preserve">0.899 / 1.21</w:t>
+            </w:r>
+          </w:p>
+        </w:tc>
+      </w:tr>
+      <w:tr>
+        <w:tc>
+          <w:tcPr>
+            <w:tcW w:type="dxa" w:w="2600"/>
+            <w:tcBorders>
+              <w:top w:val="single" w:color="BBBBBB" w:sz="1"/>
+              <w:left w:val="single" w:color="BBBBBB" w:sz="1"/>
+              <w:bottom w:val="single" w:color="BBBBBB" w:sz="1"/>
+              <w:right w:val="single" w:color="BBBBBB" w:sz="1"/>
+            </w:tcBorders>
+            <w:tcMar>
+              <w:top w:type="dxa" w:w="60"/>
+              <w:left w:type="dxa" w:w="110"/>
+              <w:bottom w:type="dxa" w:w="60"/>
+              <w:right w:type="dxa" w:w="110"/>
+            </w:tcMar>
+            <w:vAlign w:val="center"/>
+          </w:tcPr>
+          <w:p>
+            <w:pPr>
+              <w:spacing w:after="0"/>
+            </w:pPr>
+            <w:r>
+              <w:rPr>
+                <w:b w:val="false"/>
+                <w:bCs w:val="false"/>
+                <w:sz w:val="17"/>
+                <w:szCs w:val="17"/>
+              </w:rPr>
+              <w:t xml:space="preserve">within-MA</w:t>
+            </w:r>
+          </w:p>
+        </w:tc>
+        <w:tc>
+          <w:tcPr>
+            <w:tcW w:type="dxa" w:w="3200"/>
+            <w:tcBorders>
+              <w:top w:val="single" w:color="BBBBBB" w:sz="1"/>
+              <w:left w:val="single" w:color="BBBBBB" w:sz="1"/>
+              <w:bottom w:val="single" w:color="BBBBBB" w:sz="1"/>
+              <w:right w:val="single" w:color="BBBBBB" w:sz="1"/>
+            </w:tcBorders>
+            <w:tcMar>
+              <w:top w:type="dxa" w:w="60"/>
+              <w:left w:type="dxa" w:w="110"/>
+              <w:bottom w:type="dxa" w:w="60"/>
+              <w:right w:type="dxa" w:w="110"/>
+            </w:tcMar>
+            <w:vAlign w:val="center"/>
+          </w:tcPr>
+          <w:p>
+            <w:pPr>
+              <w:spacing w:after="0"/>
+            </w:pPr>
+            <w:r>
+              <w:rPr>
+                <w:b w:val="false"/>
+                <w:bCs w:val="false"/>
+                <w:sz w:val="17"/>
+                <w:szCs w:val="17"/>
+              </w:rPr>
+              <w:t xml:space="preserve">0.924 / 1.24</w:t>
+            </w:r>
+          </w:p>
+        </w:tc>
+        <w:tc>
+          <w:tcPr>
+            <w:tcW w:type="dxa" w:w="3200"/>
+            <w:tcBorders>
+              <w:top w:val="single" w:color="BBBBBB" w:sz="1"/>
+              <w:left w:val="single" w:color="BBBBBB" w:sz="1"/>
+              <w:bottom w:val="single" w:color="BBBBBB" w:sz="1"/>
+              <w:right w:val="single" w:color="BBBBBB" w:sz="1"/>
+            </w:tcBorders>
+            <w:tcMar>
+              <w:top w:type="dxa" w:w="60"/>
+              <w:left w:type="dxa" w:w="110"/>
+              <w:bottom w:type="dxa" w:w="60"/>
+              <w:right w:type="dxa" w:w="110"/>
+            </w:tcMar>
+            <w:vAlign w:val="center"/>
+          </w:tcPr>
+          <w:p>
+            <w:pPr>
+              <w:spacing w:after="0"/>
+            </w:pPr>
+            <w:r>
+              <w:rPr>
+                <w:b w:val="false"/>
+                <w:bCs w:val="false"/>
+                <w:sz w:val="17"/>
+                <w:szCs w:val="17"/>
+              </w:rPr>
+              <w:t xml:space="preserve">0.899 / 1.25</w:t>
+            </w:r>
+          </w:p>
+        </w:tc>
+      </w:tr>
+      <w:tr>
+        <w:tc>
+          <w:tcPr>
+            <w:tcW w:type="dxa" w:w="2600"/>
+            <w:tcBorders>
+              <w:top w:val="single" w:color="BBBBBB" w:sz="1"/>
+              <w:left w:val="single" w:color="BBBBBB" w:sz="1"/>
+              <w:bottom w:val="single" w:color="BBBBBB" w:sz="1"/>
+              <w:right w:val="single" w:color="BBBBBB" w:sz="1"/>
+            </w:tcBorders>
+            <w:tcMar>
+              <w:top w:type="dxa" w:w="60"/>
+              <w:left w:type="dxa" w:w="110"/>
+              <w:bottom w:type="dxa" w:w="60"/>
+              <w:right w:type="dxa" w:w="110"/>
+            </w:tcMar>
+            <w:vAlign w:val="center"/>
+          </w:tcPr>
+          <w:p>
+            <w:pPr>
+              <w:spacing w:after="0"/>
+            </w:pPr>
+            <w:r>
+              <w:rPr>
+                <w:b w:val="false"/>
+                <w:bCs w:val="false"/>
+                <w:sz w:val="17"/>
+                <w:szCs w:val="17"/>
+              </w:rPr>
+              <w:t xml:space="preserve">hand field</w:t>
+            </w:r>
+          </w:p>
+        </w:tc>
+        <w:tc>
+          <w:tcPr>
+            <w:tcW w:type="dxa" w:w="3200"/>
+            <w:tcBorders>
+              <w:top w:val="single" w:color="BBBBBB" w:sz="1"/>
+              <w:left w:val="single" w:color="BBBBBB" w:sz="1"/>
+              <w:bottom w:val="single" w:color="BBBBBB" w:sz="1"/>
+              <w:right w:val="single" w:color="BBBBBB" w:sz="1"/>
+            </w:tcBorders>
+            <w:tcMar>
+              <w:top w:type="dxa" w:w="60"/>
+              <w:left w:type="dxa" w:w="110"/>
+              <w:bottom w:type="dxa" w:w="60"/>
+              <w:right w:type="dxa" w:w="110"/>
+            </w:tcMar>
+            <w:vAlign w:val="center"/>
+          </w:tcPr>
+          <w:p>
+            <w:pPr>
+              <w:spacing w:after="0"/>
+            </w:pPr>
+            <w:r>
+              <w:rPr>
+                <w:b w:val="false"/>
+                <w:bCs w:val="false"/>
+                <w:sz w:val="17"/>
+                <w:szCs w:val="17"/>
+              </w:rPr>
+              <w:t xml:space="preserve">0.931 / 1.28</w:t>
+            </w:r>
+          </w:p>
+        </w:tc>
+        <w:tc>
+          <w:tcPr>
+            <w:tcW w:type="dxa" w:w="3200"/>
+            <w:tcBorders>
+              <w:top w:val="single" w:color="BBBBBB" w:sz="1"/>
+              <w:left w:val="single" w:color="BBBBBB" w:sz="1"/>
+              <w:bottom w:val="single" w:color="BBBBBB" w:sz="1"/>
+              <w:right w:val="single" w:color="BBBBBB" w:sz="1"/>
+            </w:tcBorders>
+            <w:tcMar>
+              <w:top w:type="dxa" w:w="60"/>
+              <w:left w:type="dxa" w:w="110"/>
+              <w:bottom w:type="dxa" w:w="60"/>
+              <w:right w:type="dxa" w:w="110"/>
+            </w:tcMar>
+            <w:vAlign w:val="center"/>
+          </w:tcPr>
+          <w:p>
+            <w:pPr>
+              <w:spacing w:after="0"/>
+            </w:pPr>
+            <w:r>
+              <w:rPr>
+                <w:b w:val="false"/>
+                <w:bCs w:val="false"/>
+                <w:sz w:val="17"/>
+                <w:szCs w:val="17"/>
+              </w:rPr>
+              <w:t xml:space="preserve">0.899 / 1.30</w:t>
+            </w:r>
+          </w:p>
+        </w:tc>
+      </w:tr>
+    </w:tbl>
+    <w:p>
+      <w:pPr>
+        <w:spacing w:after="40" w:line="276"/>
+      </w:pPr>
+      <w:r>
+        <w:t xml:space="preserve"/>
+      </w:r>
+    </w:p>
+    <w:p>
+      <w:pPr>
+        <w:spacing w:after="120" w:line="276"/>
+      </w:pPr>
+      <w:r>
+        <w:t xml:space="preserve">Conformal calibration repairs both over- and under-confident model intervals to nominal 90% at controlled, often much smaller width — the current best practice for coverage, and the field's recommended calibration layer alongside the bootstrap gate.</w:t>
+      </w:r>
+    </w:p>
+    <w:p>
+      <w:pPr>
+        <w:spacing w:after="120"/>
+      </w:pPr>
+      <w:r>
+        <w:rPr>
+          <w:b/>
+          <w:bCs/>
+          <w:sz w:val="18"/>
+          <w:szCs w:val="18"/>
+        </w:rPr>
+        <w:t xml:space="preserve">Table 14. </w:t>
+      </w:r>
+      <w:r>
+        <w:rPr>
+          <w:sz w:val="18"/>
+          <w:szCs w:val="18"/>
+        </w:rPr>
+        <w:t xml:space="preserve">Dynamic borrowing at the sparse frontier (m = 1 sibling): fuse own (+) cross-MA field prior. MAE and paired contrast vs our precision fusion.</w:t>
+      </w:r>
+    </w:p>
+    <w:tbl>
+      <w:tblPr>
+        <w:tblW w:type="dxa" w:w="8800"/>
+        <w:tblBorders>
+          <w:top w:val="single" w:color="auto" w:sz="4"/>
+          <w:left w:val="single" w:color="auto" w:sz="4"/>
+          <w:bottom w:val="single" w:color="auto" w:sz="4"/>
+          <w:right w:val="single" w:color="auto" w:sz="4"/>
+          <w:insideH w:val="single" w:color="auto" w:sz="4"/>
+          <w:insideV w:val="single" w:color="auto" w:sz="4"/>
+        </w:tblBorders>
+      </w:tblPr>
+      <w:tblGrid>
+        <w:gridCol w:w="3200"/>
+        <w:gridCol w:w="1800"/>
+        <w:gridCol w:w="3800"/>
+      </w:tblGrid>
+      <w:tr>
+        <w:trPr>
+          <w:tblHeader/>
+        </w:trPr>
+        <w:tc>
+          <w:tcPr>
+            <w:tcW w:type="dxa" w:w="3200"/>
+            <w:tcBorders>
+              <w:top w:val="single" w:color="BBBBBB" w:sz="1"/>
+              <w:left w:val="single" w:color="BBBBBB" w:sz="1"/>
+              <w:bottom w:val="single" w:color="BBBBBB" w:sz="1"/>
+              <w:right w:val="single" w:color="BBBBBB" w:sz="1"/>
+            </w:tcBorders>
+            <w:shd w:fill="D5E8F0" w:val="clear"/>
+            <w:tcMar>
+              <w:top w:type="dxa" w:w="60"/>
+              <w:left w:type="dxa" w:w="110"/>
+              <w:bottom w:type="dxa" w:w="60"/>
+              <w:right w:type="dxa" w:w="110"/>
+            </w:tcMar>
+            <w:vAlign w:val="center"/>
+          </w:tcPr>
+          <w:p>
+            <w:pPr>
+              <w:spacing w:after="0"/>
+            </w:pPr>
+            <w:r>
+              <w:rPr>
+                <w:b/>
+                <w:bCs/>
+                <w:sz w:val="17"/>
+                <w:szCs w:val="17"/>
+              </w:rPr>
+              <w:t xml:space="preserve">rule</w:t>
+            </w:r>
+          </w:p>
+        </w:tc>
+        <w:tc>
+          <w:tcPr>
+            <w:tcW w:type="dxa" w:w="1800"/>
+            <w:tcBorders>
+              <w:top w:val="single" w:color="BBBBBB" w:sz="1"/>
+              <w:left w:val="single" w:color="BBBBBB" w:sz="1"/>
+              <w:bottom w:val="single" w:color="BBBBBB" w:sz="1"/>
+              <w:right w:val="single" w:color="BBBBBB" w:sz="1"/>
+            </w:tcBorders>
+            <w:shd w:fill="D5E8F0" w:val="clear"/>
+            <w:tcMar>
+              <w:top w:type="dxa" w:w="60"/>
+              <w:left w:type="dxa" w:w="110"/>
+              <w:bottom w:type="dxa" w:w="60"/>
+              <w:right w:type="dxa" w:w="110"/>
+            </w:tcMar>
+            <w:vAlign w:val="center"/>
+          </w:tcPr>
+          <w:p>
+            <w:pPr>
+              <w:spacing w:after="0"/>
+            </w:pPr>
+            <w:r>
+              <w:rPr>
+                <w:b/>
+                <w:bCs/>
+                <w:sz w:val="17"/>
+                <w:szCs w:val="17"/>
+              </w:rPr>
+              <w:t xml:space="preserve">MAE (m=1)</w:t>
+            </w:r>
+          </w:p>
+        </w:tc>
+        <w:tc>
+          <w:tcPr>
+            <w:tcW w:type="dxa" w:w="3800"/>
+            <w:tcBorders>
+              <w:top w:val="single" w:color="BBBBBB" w:sz="1"/>
+              <w:left w:val="single" w:color="BBBBBB" w:sz="1"/>
+              <w:bottom w:val="single" w:color="BBBBBB" w:sz="1"/>
+              <w:right w:val="single" w:color="BBBBBB" w:sz="1"/>
+            </w:tcBorders>
+            <w:shd w:fill="D5E8F0" w:val="clear"/>
+            <w:tcMar>
+              <w:top w:type="dxa" w:w="60"/>
+              <w:left w:type="dxa" w:w="110"/>
+              <w:bottom w:type="dxa" w:w="60"/>
+              <w:right w:type="dxa" w:w="110"/>
+            </w:tcMar>
+            <w:vAlign w:val="center"/>
+          </w:tcPr>
+          <w:p>
+            <w:pPr>
+              <w:spacing w:after="0"/>
+            </w:pPr>
+            <w:r>
+              <w:rPr>
+                <w:b/>
+                <w:bCs/>
+                <w:sz w:val="17"/>
+                <w:szCs w:val="17"/>
+              </w:rPr>
+              <w:t xml:space="preserve">vs our precision fusion [95% CI]</w:t>
+            </w:r>
+          </w:p>
+        </w:tc>
+      </w:tr>
+      <w:tr>
+        <w:tc>
+          <w:tcPr>
+            <w:tcW w:type="dxa" w:w="3200"/>
+            <w:tcBorders>
+              <w:top w:val="single" w:color="BBBBBB" w:sz="1"/>
+              <w:left w:val="single" w:color="BBBBBB" w:sz="1"/>
+              <w:bottom w:val="single" w:color="BBBBBB" w:sz="1"/>
+              <w:right w:val="single" w:color="BBBBBB" w:sz="1"/>
+            </w:tcBorders>
+            <w:tcMar>
+              <w:top w:type="dxa" w:w="60"/>
+              <w:left w:type="dxa" w:w="110"/>
+              <w:bottom w:type="dxa" w:w="60"/>
+              <w:right w:type="dxa" w:w="110"/>
+            </w:tcMar>
+            <w:vAlign w:val="center"/>
+          </w:tcPr>
+          <w:p>
+            <w:pPr>
+              <w:spacing w:after="0"/>
+            </w:pPr>
+            <w:r>
+              <w:rPr>
+                <w:b w:val="false"/>
+                <w:bCs w:val="false"/>
+                <w:sz w:val="17"/>
+                <w:szCs w:val="17"/>
+              </w:rPr>
+              <w:t xml:space="preserve">power prior (Ibrahim–Chen 2000)</w:t>
+            </w:r>
+          </w:p>
+        </w:tc>
+        <w:tc>
+          <w:tcPr>
+            <w:tcW w:type="dxa" w:w="1800"/>
+            <w:tcBorders>
+              <w:top w:val="single" w:color="BBBBBB" w:sz="1"/>
+              <w:left w:val="single" w:color="BBBBBB" w:sz="1"/>
+              <w:bottom w:val="single" w:color="BBBBBB" w:sz="1"/>
+              <w:right w:val="single" w:color="BBBBBB" w:sz="1"/>
+            </w:tcBorders>
+            <w:shd w:fill="E2EFDA" w:val="clear"/>
+            <w:tcMar>
+              <w:top w:type="dxa" w:w="60"/>
+              <w:left w:type="dxa" w:w="110"/>
+              <w:bottom w:type="dxa" w:w="60"/>
+              <w:right w:type="dxa" w:w="110"/>
+            </w:tcMar>
+            <w:vAlign w:val="center"/>
+          </w:tcPr>
+          <w:p>
+            <w:pPr>
+              <w:spacing w:after="0"/>
+            </w:pPr>
+            <w:r>
+              <w:rPr>
+                <w:b/>
+                <w:bCs/>
+                <w:sz w:val="17"/>
+                <w:szCs w:val="17"/>
+              </w:rPr>
+              <w:t xml:space="preserve">0.3512</w:t>
+            </w:r>
+          </w:p>
+        </w:tc>
+        <w:tc>
+          <w:tcPr>
+            <w:tcW w:type="dxa" w:w="3800"/>
+            <w:tcBorders>
+              <w:top w:val="single" w:color="BBBBBB" w:sz="1"/>
+              <w:left w:val="single" w:color="BBBBBB" w:sz="1"/>
+              <w:bottom w:val="single" w:color="BBBBBB" w:sz="1"/>
+              <w:right w:val="single" w:color="BBBBBB" w:sz="1"/>
+            </w:tcBorders>
+            <w:shd w:fill="E2EFDA" w:val="clear"/>
+            <w:tcMar>
+              <w:top w:type="dxa" w:w="60"/>
+              <w:left w:type="dxa" w:w="110"/>
+              <w:bottom w:type="dxa" w:w="60"/>
+              <w:right w:type="dxa" w:w="110"/>
+            </w:tcMar>
+            <w:vAlign w:val="center"/>
+          </w:tcPr>
+          <w:p>
+            <w:pPr>
+              <w:spacing w:after="0"/>
+            </w:pPr>
+            <w:r>
+              <w:rPr>
+                <w:b/>
+                <w:bCs/>
+                <w:sz w:val="17"/>
+                <w:szCs w:val="17"/>
+              </w:rPr>
+              <w:t xml:space="preserve">−0.0212 [−0.0237, −0.0187]</w:t>
+            </w:r>
+          </w:p>
+        </w:tc>
+      </w:tr>
+      <w:tr>
+        <w:tc>
+          <w:tcPr>
+            <w:tcW w:type="dxa" w:w="3200"/>
+            <w:tcBorders>
+              <w:top w:val="single" w:color="BBBBBB" w:sz="1"/>
+              <w:left w:val="single" w:color="BBBBBB" w:sz="1"/>
+              <w:bottom w:val="single" w:color="BBBBBB" w:sz="1"/>
+              <w:right w:val="single" w:color="BBBBBB" w:sz="1"/>
+            </w:tcBorders>
+            <w:tcMar>
+              <w:top w:type="dxa" w:w="60"/>
+              <w:left w:type="dxa" w:w="110"/>
+              <w:bottom w:type="dxa" w:w="60"/>
+              <w:right w:type="dxa" w:w="110"/>
+            </w:tcMar>
+            <w:vAlign w:val="center"/>
+          </w:tcPr>
+          <w:p>
+            <w:pPr>
+              <w:spacing w:after="0"/>
+            </w:pPr>
+            <w:r>
+              <w:rPr>
+                <w:b w:val="false"/>
+                <w:bCs w:val="false"/>
+                <w:sz w:val="17"/>
+                <w:szCs w:val="17"/>
+              </w:rPr>
+              <w:t xml:space="preserve">robust-MAP mixture (Schmidli 2014)</w:t>
+            </w:r>
+          </w:p>
+        </w:tc>
+        <w:tc>
+          <w:tcPr>
+            <w:tcW w:type="dxa" w:w="1800"/>
+            <w:tcBorders>
+              <w:top w:val="single" w:color="BBBBBB" w:sz="1"/>
+              <w:left w:val="single" w:color="BBBBBB" w:sz="1"/>
+              <w:bottom w:val="single" w:color="BBBBBB" w:sz="1"/>
+              <w:right w:val="single" w:color="BBBBBB" w:sz="1"/>
+            </w:tcBorders>
+            <w:tcMar>
+              <w:top w:type="dxa" w:w="60"/>
+              <w:left w:type="dxa" w:w="110"/>
+              <w:bottom w:type="dxa" w:w="60"/>
+              <w:right w:type="dxa" w:w="110"/>
+            </w:tcMar>
+            <w:vAlign w:val="center"/>
+          </w:tcPr>
+          <w:p>
+            <w:pPr>
+              <w:spacing w:after="0"/>
+            </w:pPr>
+            <w:r>
+              <w:rPr>
+                <w:b w:val="false"/>
+                <w:bCs w:val="false"/>
+                <w:sz w:val="17"/>
+                <w:szCs w:val="17"/>
+              </w:rPr>
+              <w:t xml:space="preserve">0.3562</w:t>
+            </w:r>
+          </w:p>
+        </w:tc>
+        <w:tc>
+          <w:tcPr>
+            <w:tcW w:type="dxa" w:w="3800"/>
+            <w:tcBorders>
+              <w:top w:val="single" w:color="BBBBBB" w:sz="1"/>
+              <w:left w:val="single" w:color="BBBBBB" w:sz="1"/>
+              <w:bottom w:val="single" w:color="BBBBBB" w:sz="1"/>
+              <w:right w:val="single" w:color="BBBBBB" w:sz="1"/>
+            </w:tcBorders>
+            <w:tcMar>
+              <w:top w:type="dxa" w:w="60"/>
+              <w:left w:type="dxa" w:w="110"/>
+              <w:bottom w:type="dxa" w:w="60"/>
+              <w:right w:type="dxa" w:w="110"/>
+            </w:tcMar>
+            <w:vAlign w:val="center"/>
+          </w:tcPr>
+          <w:p>
+            <w:pPr>
+              <w:spacing w:after="0"/>
+            </w:pPr>
+            <w:r>
+              <w:rPr>
+                <w:b w:val="false"/>
+                <w:bCs w:val="false"/>
+                <w:sz w:val="17"/>
+                <w:szCs w:val="17"/>
+              </w:rPr>
+              <w:t xml:space="preserve">−0.0161 [−0.0182, −0.0141]</w:t>
+            </w:r>
+          </w:p>
+        </w:tc>
+      </w:tr>
+      <w:tr>
+        <w:tc>
+          <w:tcPr>
+            <w:tcW w:type="dxa" w:w="3200"/>
+            <w:tcBorders>
+              <w:top w:val="single" w:color="BBBBBB" w:sz="1"/>
+              <w:left w:val="single" w:color="BBBBBB" w:sz="1"/>
+              <w:bottom w:val="single" w:color="BBBBBB" w:sz="1"/>
+              <w:right w:val="single" w:color="BBBBBB" w:sz="1"/>
+            </w:tcBorders>
+            <w:tcMar>
+              <w:top w:type="dxa" w:w="60"/>
+              <w:left w:type="dxa" w:w="110"/>
+              <w:bottom w:type="dxa" w:w="60"/>
+              <w:right w:type="dxa" w:w="110"/>
+            </w:tcMar>
+            <w:vAlign w:val="center"/>
+          </w:tcPr>
+          <w:p>
+            <w:pPr>
+              <w:spacing w:after="0"/>
+            </w:pPr>
+            <w:r>
+              <w:rPr>
+                <w:b w:val="false"/>
+                <w:bCs w:val="false"/>
+                <w:sz w:val="17"/>
+                <w:szCs w:val="17"/>
+              </w:rPr>
+              <w:t xml:space="preserve">commensurate prior (Hobbs 2011)</w:t>
+            </w:r>
+          </w:p>
+        </w:tc>
+        <w:tc>
+          <w:tcPr>
+            <w:tcW w:type="dxa" w:w="1800"/>
+            <w:tcBorders>
+              <w:top w:val="single" w:color="BBBBBB" w:sz="1"/>
+              <w:left w:val="single" w:color="BBBBBB" w:sz="1"/>
+              <w:bottom w:val="single" w:color="BBBBBB" w:sz="1"/>
+              <w:right w:val="single" w:color="BBBBBB" w:sz="1"/>
+            </w:tcBorders>
+            <w:tcMar>
+              <w:top w:type="dxa" w:w="60"/>
+              <w:left w:type="dxa" w:w="110"/>
+              <w:bottom w:type="dxa" w:w="60"/>
+              <w:right w:type="dxa" w:w="110"/>
+            </w:tcMar>
+            <w:vAlign w:val="center"/>
+          </w:tcPr>
+          <w:p>
+            <w:pPr>
+              <w:spacing w:after="0"/>
+            </w:pPr>
+            <w:r>
+              <w:rPr>
+                <w:b w:val="false"/>
+                <w:bCs w:val="false"/>
+                <w:sz w:val="17"/>
+                <w:szCs w:val="17"/>
+              </w:rPr>
+              <w:t xml:space="preserve">0.3611</w:t>
+            </w:r>
+          </w:p>
+        </w:tc>
+        <w:tc>
+          <w:tcPr>
+            <w:tcW w:type="dxa" w:w="3800"/>
+            <w:tcBorders>
+              <w:top w:val="single" w:color="BBBBBB" w:sz="1"/>
+              <w:left w:val="single" w:color="BBBBBB" w:sz="1"/>
+              <w:bottom w:val="single" w:color="BBBBBB" w:sz="1"/>
+              <w:right w:val="single" w:color="BBBBBB" w:sz="1"/>
+            </w:tcBorders>
+            <w:tcMar>
+              <w:top w:type="dxa" w:w="60"/>
+              <w:left w:type="dxa" w:w="110"/>
+              <w:bottom w:type="dxa" w:w="60"/>
+              <w:right w:type="dxa" w:w="110"/>
+            </w:tcMar>
+            <w:vAlign w:val="center"/>
+          </w:tcPr>
+          <w:p>
+            <w:pPr>
+              <w:spacing w:after="0"/>
+            </w:pPr>
+            <w:r>
+              <w:rPr>
+                <w:b w:val="false"/>
+                <w:bCs w:val="false"/>
+                <w:sz w:val="17"/>
+                <w:szCs w:val="17"/>
+              </w:rPr>
+              <w:t xml:space="preserve">−0.0112 [−0.0127, −0.0097]</w:t>
+            </w:r>
+          </w:p>
+        </w:tc>
+      </w:tr>
+      <w:tr>
+        <w:tc>
+          <w:tcPr>
+            <w:tcW w:type="dxa" w:w="3200"/>
+            <w:tcBorders>
+              <w:top w:val="single" w:color="BBBBBB" w:sz="1"/>
+              <w:left w:val="single" w:color="BBBBBB" w:sz="1"/>
+              <w:bottom w:val="single" w:color="BBBBBB" w:sz="1"/>
+              <w:right w:val="single" w:color="BBBBBB" w:sz="1"/>
+            </w:tcBorders>
+            <w:tcMar>
+              <w:top w:type="dxa" w:w="60"/>
+              <w:left w:type="dxa" w:w="110"/>
+              <w:bottom w:type="dxa" w:w="60"/>
+              <w:right w:type="dxa" w:w="110"/>
+            </w:tcMar>
+            <w:vAlign w:val="center"/>
+          </w:tcPr>
+          <w:p>
+            <w:pPr>
+              <w:spacing w:after="0"/>
+            </w:pPr>
+            <w:r>
+              <w:rPr>
+                <w:b w:val="false"/>
+                <w:bCs w:val="false"/>
+                <w:sz w:val="17"/>
+                <w:szCs w:val="17"/>
+              </w:rPr>
+              <w:t xml:space="preserve">SAM prior (Yang 2023)</w:t>
+            </w:r>
+          </w:p>
+        </w:tc>
+        <w:tc>
+          <w:tcPr>
+            <w:tcW w:type="dxa" w:w="1800"/>
+            <w:tcBorders>
+              <w:top w:val="single" w:color="BBBBBB" w:sz="1"/>
+              <w:left w:val="single" w:color="BBBBBB" w:sz="1"/>
+              <w:bottom w:val="single" w:color="BBBBBB" w:sz="1"/>
+              <w:right w:val="single" w:color="BBBBBB" w:sz="1"/>
+            </w:tcBorders>
+            <w:tcMar>
+              <w:top w:type="dxa" w:w="60"/>
+              <w:left w:type="dxa" w:w="110"/>
+              <w:bottom w:type="dxa" w:w="60"/>
+              <w:right w:type="dxa" w:w="110"/>
+            </w:tcMar>
+            <w:vAlign w:val="center"/>
+          </w:tcPr>
+          <w:p>
+            <w:pPr>
+              <w:spacing w:after="0"/>
+            </w:pPr>
+            <w:r>
+              <w:rPr>
+                <w:b w:val="false"/>
+                <w:bCs w:val="false"/>
+                <w:sz w:val="17"/>
+                <w:szCs w:val="17"/>
+              </w:rPr>
+              <w:t xml:space="preserve">0.3619</w:t>
+            </w:r>
+          </w:p>
+        </w:tc>
+        <w:tc>
+          <w:tcPr>
+            <w:tcW w:type="dxa" w:w="3800"/>
+            <w:tcBorders>
+              <w:top w:val="single" w:color="BBBBBB" w:sz="1"/>
+              <w:left w:val="single" w:color="BBBBBB" w:sz="1"/>
+              <w:bottom w:val="single" w:color="BBBBBB" w:sz="1"/>
+              <w:right w:val="single" w:color="BBBBBB" w:sz="1"/>
+            </w:tcBorders>
+            <w:tcMar>
+              <w:top w:type="dxa" w:w="60"/>
+              <w:left w:type="dxa" w:w="110"/>
+              <w:bottom w:type="dxa" w:w="60"/>
+              <w:right w:type="dxa" w:w="110"/>
+            </w:tcMar>
+            <w:vAlign w:val="center"/>
+          </w:tcPr>
+          <w:p>
+            <w:pPr>
+              <w:spacing w:after="0"/>
+            </w:pPr>
+            <w:r>
+              <w:rPr>
+                <w:b w:val="false"/>
+                <w:bCs w:val="false"/>
+                <w:sz w:val="17"/>
+                <w:szCs w:val="17"/>
+              </w:rPr>
+              <w:t xml:space="preserve">−0.0104 [−0.0118, −0.0090]</w:t>
+            </w:r>
+          </w:p>
+        </w:tc>
+      </w:tr>
+      <w:tr>
+        <w:tc>
+          <w:tcPr>
+            <w:tcW w:type="dxa" w:w="3200"/>
+            <w:tcBorders>
+              <w:top w:val="single" w:color="BBBBBB" w:sz="1"/>
+              <w:left w:val="single" w:color="BBBBBB" w:sz="1"/>
+              <w:bottom w:val="single" w:color="BBBBBB" w:sz="1"/>
+              <w:right w:val="single" w:color="BBBBBB" w:sz="1"/>
+            </w:tcBorders>
+            <w:tcMar>
+              <w:top w:type="dxa" w:w="60"/>
+              <w:left w:type="dxa" w:w="110"/>
+              <w:bottom w:type="dxa" w:w="60"/>
+              <w:right w:type="dxa" w:w="110"/>
+            </w:tcMar>
+            <w:vAlign w:val="center"/>
+          </w:tcPr>
+          <w:p>
+            <w:pPr>
+              <w:spacing w:after="0"/>
+            </w:pPr>
+            <w:r>
+              <w:rPr>
+                <w:b w:val="false"/>
+                <w:bCs w:val="false"/>
+                <w:sz w:val="17"/>
+                <w:szCs w:val="17"/>
+              </w:rPr>
+              <w:t xml:space="preserve">precision fusion (ours)</w:t>
+            </w:r>
+          </w:p>
+        </w:tc>
+        <w:tc>
+          <w:tcPr>
+            <w:tcW w:type="dxa" w:w="1800"/>
+            <w:tcBorders>
+              <w:top w:val="single" w:color="BBBBBB" w:sz="1"/>
+              <w:left w:val="single" w:color="BBBBBB" w:sz="1"/>
+              <w:bottom w:val="single" w:color="BBBBBB" w:sz="1"/>
+              <w:right w:val="single" w:color="BBBBBB" w:sz="1"/>
+            </w:tcBorders>
+            <w:tcMar>
+              <w:top w:type="dxa" w:w="60"/>
+              <w:left w:type="dxa" w:w="110"/>
+              <w:bottom w:type="dxa" w:w="60"/>
+              <w:right w:type="dxa" w:w="110"/>
+            </w:tcMar>
+            <w:vAlign w:val="center"/>
+          </w:tcPr>
+          <w:p>
+            <w:pPr>
+              <w:spacing w:after="0"/>
+            </w:pPr>
+            <w:r>
+              <w:rPr>
+                <w:b w:val="false"/>
+                <w:bCs w:val="false"/>
+                <w:sz w:val="17"/>
+                <w:szCs w:val="17"/>
+              </w:rPr>
+              <w:t xml:space="preserve">0.3723</w:t>
+            </w:r>
+          </w:p>
+        </w:tc>
+        <w:tc>
+          <w:tcPr>
+            <w:tcW w:type="dxa" w:w="3800"/>
+            <w:tcBorders>
+              <w:top w:val="single" w:color="BBBBBB" w:sz="1"/>
+              <w:left w:val="single" w:color="BBBBBB" w:sz="1"/>
+              <w:bottom w:val="single" w:color="BBBBBB" w:sz="1"/>
+              <w:right w:val="single" w:color="BBBBBB" w:sz="1"/>
+            </w:tcBorders>
+            <w:tcMar>
+              <w:top w:type="dxa" w:w="60"/>
+              <w:left w:type="dxa" w:w="110"/>
+              <w:bottom w:type="dxa" w:w="60"/>
+              <w:right w:type="dxa" w:w="110"/>
+            </w:tcMar>
+            <w:vAlign w:val="center"/>
+          </w:tcPr>
+          <w:p>
+            <w:pPr>
+              <w:spacing w:after="0"/>
+            </w:pPr>
+            <w:r>
+              <w:rPr>
+                <w:b w:val="false"/>
+                <w:bCs w:val="false"/>
+                <w:sz w:val="17"/>
+                <w:szCs w:val="17"/>
+              </w:rPr>
+              <w:t xml:space="preserve">—</w:t>
+            </w:r>
+          </w:p>
+        </w:tc>
+      </w:tr>
+      <w:tr>
+        <w:tc>
+          <w:tcPr>
+            <w:tcW w:type="dxa" w:w="3200"/>
+            <w:tcBorders>
+              <w:top w:val="single" w:color="BBBBBB" w:sz="1"/>
+              <w:left w:val="single" w:color="BBBBBB" w:sz="1"/>
+              <w:bottom w:val="single" w:color="BBBBBB" w:sz="1"/>
+              <w:right w:val="single" w:color="BBBBBB" w:sz="1"/>
+            </w:tcBorders>
+            <w:tcMar>
+              <w:top w:type="dxa" w:w="60"/>
+              <w:left w:type="dxa" w:w="110"/>
+              <w:bottom w:type="dxa" w:w="60"/>
+              <w:right w:type="dxa" w:w="110"/>
+            </w:tcMar>
+            <w:vAlign w:val="center"/>
+          </w:tcPr>
+          <w:p>
+            <w:pPr>
+              <w:spacing w:after="0"/>
+            </w:pPr>
+            <w:r>
+              <w:rPr>
+                <w:b w:val="false"/>
+                <w:bCs w:val="false"/>
+                <w:sz w:val="17"/>
+                <w:szCs w:val="17"/>
+              </w:rPr>
+              <w:t xml:space="preserve">own only (no borrow)</w:t>
+            </w:r>
+          </w:p>
+        </w:tc>
+        <w:tc>
+          <w:tcPr>
+            <w:tcW w:type="dxa" w:w="1800"/>
+            <w:tcBorders>
+              <w:top w:val="single" w:color="BBBBBB" w:sz="1"/>
+              <w:left w:val="single" w:color="BBBBBB" w:sz="1"/>
+              <w:bottom w:val="single" w:color="BBBBBB" w:sz="1"/>
+              <w:right w:val="single" w:color="BBBBBB" w:sz="1"/>
+            </w:tcBorders>
+            <w:tcMar>
+              <w:top w:type="dxa" w:w="60"/>
+              <w:left w:type="dxa" w:w="110"/>
+              <w:bottom w:type="dxa" w:w="60"/>
+              <w:right w:type="dxa" w:w="110"/>
+            </w:tcMar>
+            <w:vAlign w:val="center"/>
+          </w:tcPr>
+          <w:p>
+            <w:pPr>
+              <w:spacing w:after="0"/>
+            </w:pPr>
+            <w:r>
+              <w:rPr>
+                <w:b w:val="false"/>
+                <w:bCs w:val="false"/>
+                <w:sz w:val="17"/>
+                <w:szCs w:val="17"/>
+              </w:rPr>
+              <w:t xml:space="preserve">0.3836</w:t>
+            </w:r>
+          </w:p>
+        </w:tc>
+        <w:tc>
+          <w:tcPr>
+            <w:tcW w:type="dxa" w:w="3800"/>
+            <w:tcBorders>
+              <w:top w:val="single" w:color="BBBBBB" w:sz="1"/>
+              <w:left w:val="single" w:color="BBBBBB" w:sz="1"/>
+              <w:bottom w:val="single" w:color="BBBBBB" w:sz="1"/>
+              <w:right w:val="single" w:color="BBBBBB" w:sz="1"/>
+            </w:tcBorders>
+            <w:tcMar>
+              <w:top w:type="dxa" w:w="60"/>
+              <w:left w:type="dxa" w:w="110"/>
+              <w:bottom w:type="dxa" w:w="60"/>
+              <w:right w:type="dxa" w:w="110"/>
+            </w:tcMar>
+            <w:vAlign w:val="center"/>
+          </w:tcPr>
+          <w:p>
+            <w:pPr>
+              <w:spacing w:after="0"/>
+            </w:pPr>
+            <w:r>
+              <w:rPr>
+                <w:b w:val="false"/>
+                <w:bCs w:val="false"/>
+                <w:sz w:val="17"/>
+                <w:szCs w:val="17"/>
+              </w:rPr>
+              <w:t xml:space="preserve">+0.0113 (worse — borrowing helps)</w:t>
+            </w:r>
+          </w:p>
+        </w:tc>
+      </w:tr>
+    </w:tbl>
+    <w:p>
+      <w:pPr>
+        <w:spacing w:after="40" w:line="276"/>
+      </w:pPr>
+      <w:r>
+        <w:t xml:space="preserve"/>
+      </w:r>
+    </w:p>
+    <w:p>
+      <w:pPr>
+        <w:spacing w:after="120" w:line="276"/>
+      </w:pPr>
+      <w:r>
+        <w:t xml:space="preserve">Every modern dynamic-borrowing prior extracts more from the registry field than our conflict-discounted precision fusion (the power prior most); all beat no-borrow at m = 1 and the gap closes by m ≥ 2. Transportability (covariate g-computation, an ML-NMR / IOSW analogue; Phillippo 2020, Dahabreh 2020) helps only where the covariate genuinely predicts the effect (Assink Δ +0.094 [0.048, 0.138], BCG Δ +0.137 [0.014, 0.279]) and is inert or harmful elsewhere — modifier-specific, as in §5.6. Full ML-NMR needs IPD / aggregate covariate distributions this corpus lacks.</w:t>
+      </w:r>
+    </w:p>
+    <w:p>
+      <w:pPr>
+        <w:spacing w:after="60" w:before="120"/>
+        <w:jc w:val="center"/>
+      </w:pPr>
+      <w:r>
+        <w:drawing>
+          <wp:inline distT="0" distB="0" distL="0" distR="0">
+            <wp:extent cx="6286500" cy="1933575"/>
+            <wp:effectExtent t="0" r="0" b="0" l="0"/>
+            <wp:docPr id="1" name="fig5_modern_benchmark.png" descr="Figure 5. Registry-scale field vs the modern frontier. A: transductive reconstruction MAE — the GP learned kernel (green) beats within-MA (dashed) and every other method; the hand field is the weakest smart borrower. B: conformal / jackknife+ (green) restores nominal 90% coverage for every method where the model-based PI (red) over- or under-covers. C: dynamic borrowing at m = 1 — modern priors (power prior, green) beat our precision fusion (red). Source: benchmark_results.json." title="Figure 5. Registry-scale field vs the modern frontier. A: transductive reconstruction MAE — the GP learned kernel (green) beats within-MA (dashed) and every other method; the hand field is the weakest smart borrower. B: conformal / jackknife+ (green) restores nominal 90% coverage for every method where the model-based PI (red) over- or under-covers. C: dynamic borrowing at m = 1 — modern priors (power prior, green) beat our precision fusion (red). Source: benchmark_results.json."/>
+            <wp:cNvGraphicFramePr>
+              <a:graphicFrameLocks xmlns:a="http://schemas.openxmlformats.org/drawingml/2006/main" noChangeAspect="1"/>
+            </wp:cNvGraphicFramePr>
+            <a:graphic xmlns:a="http://schemas.openxmlformats.org/drawingml/2006/main">
+              <a:graphicData uri="http://schemas.openxmlformats.org/drawingml/2006/picture">
+                <pic:pic xmlns:pic="http://schemas.openxmlformats.org/drawingml/2006/picture">
+                  <pic:nvPicPr>
+                    <pic:cNvPr id="0" name="" descr=""/>
+                    <pic:cNvPicPr>
+                      <a:picLocks noChangeAspect="1" noChangeArrowheads="1"/>
+                    </pic:cNvPicPr>
+                  </pic:nvPicPr>
+                  <pic:blipFill>
+                    <a:blip r:embed="rId12" cstate="none"/>
+                    <a:srcRect/>
+                    <a:stretch>
+                      <a:fillRect/>
+                    </a:stretch>
+                  </pic:blipFill>
+                  <pic:spPr bwMode="auto">
+                    <a:xfrm>
+                      <a:off x="0" y="0"/>
+                      <a:ext cx="6286500" cy="1933575"/>
+                    </a:xfrm>
+                    <a:prstGeom prst="rect">
+                      <a:avLst/>
+                    </a:prstGeom>
+                  </pic:spPr>
+                </pic:pic>
+              </a:graphicData>
+            </a:graphic>
+          </wp:inline>
+        </w:drawing>
+      </w:r>
+    </w:p>
+    <w:p>
+      <w:pPr>
+        <w:spacing w:after="160"/>
+        <w:jc w:val="center"/>
+      </w:pPr>
+      <w:r>
+        <w:rPr>
+          <w:i/>
+          <w:iCs/>
+          <w:sz w:val="17"/>
+          <w:szCs w:val="17"/>
+        </w:rPr>
+        <w:t xml:space="preserve">Figure 5. Registry-scale field vs the modern frontier. A: transductive reconstruction MAE — the GP learned kernel (green) beats within-MA (dashed) and every other method; the hand field is the weakest smart borrower. B: conformal / jackknife+ (green) restores nominal 90% coverage for every method where the model-based PI (red) over- or under-covers. C: dynamic borrowing at m = 1 — modern priors (power prior, green) beat our precision fusion (red). Source: benchmark_results.json.</w:t>
+      </w:r>
+    </w:p>
+    <w:p>
+      <w:pPr>
+        <w:spacing w:after="120" w:line="276"/>
+      </w:pPr>
+      <w:r>
+        <w:rPr>
+          <w:b/>
+          <w:bCs/>
+        </w:rPr>
+        <w:t xml:space="preserve">Verdict (frontier). </w:t>
+      </w:r>
+      <w:r>
+        <w:t xml:space="preserve">With a modern learned kernel the registry field is a genuine improvement over within-MA borrowing across the whole corpus; with modern priors and conformal calibration it is competitive with the current frontier. The hand-set AdaptShrink instantiation was a starting point, not the ceiling. Registry-scale borrowing is real, and — with data-driven gravity — better than within-MA.</w:t>
       </w:r>
     </w:p>
     <w:p>

--- a/manuscript/Registry_Borrowing.docx
+++ b/manuscript/Registry_Borrowing.docx
@@ -13,7 +13,7 @@
           <w:sz w:val="30"/>
           <w:szCs w:val="30"/>
         </w:rPr>
-        <w:t xml:space="preserve">Registry-informed relevance-weighted borrowing for meta-analysis: when it helps, when it is inert, and the transportability boundary</w:t>
+        <w:t xml:space="preserve">Registry-scale evidence borrowing for meta-analysis: a learned relevance kernel with conformal calibration beats within-meta-analysis borrowing, where hand-set relevance is inert</w:t>
       </w:r>
     </w:p>
     <w:p>
@@ -148,7 +148,7 @@
           <w:sz w:val="18"/>
           <w:szCs w:val="18"/>
         </w:rPr>
-        <w:t xml:space="preserve">Every quantitative claim is transcribed from a committed report (REPORT_BORROWING_PILOT{,2,3,4}.md; REPORT_BORROWING_REPLICATION.md; borrowing/replication/REPORT_BORROWING_MULTISPECIALTY.md; borrowing/bcg/REPORT_BORROWING_BCG.md) and the result artifacts they were built from (pilot_bootstrap.json, pilot_scramble_bootstrap.json, sim_gate_results.json, real_glp1_summary.json, pilot3_loo_summary.json, sim_transport_results.json, probe_transport_summary.json, class_lambda.json, trials.json, probe_trials.json; replication/loo_results_v2.json, replication/multispecialty_loo.json; bcg/bcg_loo.json, bcg/bcg_trials.json). Values that exist only as summary statistics inside a report narrative are marked [report table]; all others are exact from the named artifact. No number here is computed fresh for this document; figures are regenerated from committed results by manuscript/make_borrowing_figures.py, which computes no new estimates. Branch methods-borrowing, F:\ubcma\borrowing.</w:t>
+        <w:t xml:space="preserve">Every quantitative claim is transcribed from a committed report (REPORT_BORROWING_PILOT{,2,3,4}.md; REPORT_BORROWING_REPLICATION.md; borrowing/replication/REPORT_BORROWING_MULTISPECIALTY.md; borrowing/bcg/REPORT_BORROWING_BCG.md) and the result artifacts they were built from (pilot_bootstrap.json, pilot_scramble_bootstrap.json, sim_gate_results.json, real_glp1_summary.json, pilot3_loo_summary.json, sim_transport_results.json, probe_transport_summary.json, class_lambda.json, trials.json, probe_trials.json; replication/loo_results_v2.json, replication/multispecialty_loo.json; bcg/bcg_loo.json, bcg/bcg_trials.json; and for the registry-scale field REPORT_BORROWING_FIELD.md with borrowing/field_scale/benchmark_learned_results.json). Values that exist only as summary statistics inside a report narrative are marked [report table]; all others are exact from the named artifact. No number here is computed fresh for this document; figures are regenerated from committed results by manuscript/make_borrowing_figures.py, which computes no new estimates. Branch methods-borrowing, F:\ubcma\borrowing.</w:t>
       </w:r>
     </w:p>
     <w:p>
@@ -228,10 +228,25 @@
           <w:b/>
           <w:bCs/>
         </w:rPr>
+        <w:t xml:space="preserve">Registry-scale headline. </w:t>
+      </w:r>
+      <w:r>
+        <w:t xml:space="preserve">Scaling from within-slice to a whole registry — 1,177 study nodes from 28 published meta-analyses harmonised via metafor::escalc into three effect families — resolves the central methodological question. Borrowing across meta-analyses with the hand-set relevance kernel does not beat borrowing within a meta-analysis (it is +0.020 worse), but replacing the hand-set gravity with a learned kernel does: a Gaussian process whose four length scales over study covariates (year, log-precision, specialty, meta-analysis) are fit by marginal likelihood beats within-meta-analysis borrowing on real held-out reconstruction by −0.023 mean absolute error [−0.034, −0.012] (paired bootstrap; honest 10-fold refit, hyper-parameters re-optimised per training fold). It is the only method that beats within-MA — modern robust-MAP and hierarchical cross-MA Bayes merely tie it — the win holds in both the mid- and rich-home-MA regimes, a scrambled-label kernel loses (−0.053), and distribution-free conformal calibration (CV+/split-conformal) restores nominal 90% coverage at the tightest interval width of any borrowing method. The hand-set AdaptShrink precision fusion used in the pilots is, honestly, the weakest borrowing rule.</w:t>
+      </w:r>
+    </w:p>
+    <w:p>
+      <w:pPr>
+        <w:spacing w:after="120" w:line="276"/>
+      </w:pPr>
+      <w:r>
+        <w:rPr>
+          <w:b/>
+          <w:bCs/>
+        </w:rPr>
         <w:t xml:space="preserve">Conclusions. </w:t>
       </w:r>
       <w:r>
-        <w:t xml:space="preserve">Registry-informed relevance-weighted borrowing is a real, validated contribution exactly to the degree a measured covariate predicts the effect; its provable inertia when no such covariate exists is the central honesty result, not a failure. Population transportability is a correct extension, now validated against the textbook baseline on real strong-modifier (BCG) data with the relevance-incremental margin bounded by k, and carrying a quantified power threshold (β ≳ 0.02) that the registry's placebo-anchored slices structurally fail to clear.</w:t>
+        <w:t xml:space="preserve">Registry-scale borrowing with a learned relevance kernel and conformal calibration is a real improvement over within-meta-analysis borrowing — the primary contribution — while the hand-set relevance field is inert-to-harmful and is reported as the weaker starting instantiation. At the within-slice level, relevance-weighted borrowing remains a validated contribution exactly to the degree a measured covariate predicts the effect, with provable inertia when no such covariate exists (the central honesty result, not a failure); population transportability is a correct extension validated against the textbook baseline on real strong-modifier (BCG) data. The unifying lesson is that cross-study borrowing earns its keep in proportion to how much relevance structure the data actually contain — and that structure is best measured by a learned metric, not assumed.</w:t>
       </w:r>
     </w:p>
     <w:p>
@@ -8627,7 +8642,7 @@
         <w:pStyle w:val="Heading1"/>
       </w:pPr>
       <w:r>
-        <w:t xml:space="preserve">6. Registry-scale field — borrowing across a 779-study corpus</w:t>
+        <w:t xml:space="preserve">6. Registry-scale field — a learned kernel beats within-meta-analysis borrowing on a 1,177-study corpus</w:t>
       </w:r>
     </w:p>
     <w:p>
@@ -8635,7 +8650,15 @@
         <w:spacing w:after="120" w:line="276"/>
       </w:pPr>
       <w:r>
-        <w:t xml:space="preserve">Pilots 1–5 borrow within one meta-analysis. This section takes the method to the original gravitational-field vision: represent a whole corpus of real meta-analyses as one field, in which every study exerts a relevance-weighted influence on every estimate, and ask the decisive question — does borrowing across meta-analyses beat borrowing within one? Sixteen real published meta-analyses staged from metadat (Kalaian, Konstantopoulos, Raudenbush, Bangert-Drowns, Tanner-Smith, Gibson, Normand, Senn, Assink; Credé, Molloy, McDaniel, Aloe; BCG, Li, Linde) were harmonised into 779 study nodes across three effect families — standardised mean difference (445), Fisher-z correlation (278), log-odds-ratio (56) — and eight specialties. Cross-family borrowing is stood down a-priori (weight 0; the scales are incomparable), so the field is block-diagonal by family, which is also how it stays tractable at N ≈ thousands (block-sparse kernel).</w:t>
+        <w:t xml:space="preserve">Pilots 1–5 borrow within one meta-analysis. This section takes the method to the original gravitational-field vision — represent a whole corpus of real meta-analyses as one field in which every study exerts a relevance-weighted influence on every estimate — and answers the decisive methodological question: does borrowing across meta-analyses beat borrowing within one? Twenty-eight real published meta-analyses staged from metadat were harmonised via metafor::escalc into 1,177 study nodes across three effect families — standardised mean difference (445), Fisher-z correlation (352), log-odds-ratio (380) — spanning education, clinical medicine, psychiatry, cardiology, oncology, infectious disease, and more. (This expands the initial 16-MA / 779-node staging by 12 additional real MAs — 10 raw-2×2 harmonised to log-OR and 2 correlations to Fisher-z — growing the log-OR family from 3 to 12 meta-analyses; two trial-overlap duplicates were excluded truth-first.) Cross-family borrowing is stood down a-priori (weight 0; the scales are incomparable), so the field is block-diagonal by family, which is also how it stays tractable at N ≈ thousands. The decisive comparison contrasts two kernels: the pilots' hand-set relevance kernel and a learned kernel, both scored on the same non-circular test — hold out each study's real effect, reconstruct it from the others (its own effect never a feature; no leakage), and score the absolute error.</w:t>
+      </w:r>
+    </w:p>
+    <w:p>
+      <w:pPr>
+        <w:pStyle w:val="Heading2"/>
+      </w:pPr>
+      <w:r>
+        <w:t xml:space="preserve">6.1 The primary result — a learned kernel with conformal calibration beats within-MA</w:t>
       </w:r>
     </w:p>
     <w:p>
@@ -8643,7 +8666,7 @@
         <w:spacing w:after="120" w:line="276"/>
       </w:pPr>
       <w:r>
-        <w:t xml:space="preserve">The field reuses the validated per-slice machinery: weight(s→t) = precision(s) × [same family] × topic(s,t) × year_kernel(s,t), with topic = 1 (same MA) / 0.50 (same specialty) / 0.15 (distant), and a Gaussian year kernel — gravity that decays with topic and calendar distance. No effect value enters the distance (no leakage). A home-anchored adaptive variant applies the a-priori stand-down: cross-MA mass is scaled by C/(C+n_home) with C = 5, so a data-rich home MA makes the field defer to within-MA. All constants are a-priori, not tuned. The test is corpus-wide real leave-one-out: hold out each study's real effect, reconstruct it from the field with its own effect removed, and score the absolute error (Table 10).</w:t>
+        <w:t xml:space="preserve">The learned kernel is a Gaussian process with a grouped-ARD kernel whose four length scales — over standardised year, log-precision, a specialty match/no-match, and a meta-analysis match/no-match — are the data-driven gravity, fit by marginal likelihood (Rasmussen &amp; Williams 2006; analytic-gradient implementation, field_learned.py). Per-study sampling variance enters the noise diagonal. The reported score is the honest 10-fold refit: hyper-parameters are re-optimised on each training fold and the held-out fold predicted (5 fold-seeds averaged), removing the shared-hyperparameter optimism of closed-form leave-one-out. On the full 1,177-node corpus the learned kernel is the only method that beats within-MA borrowing (Table 10).</w:t>
       </w:r>
     </w:p>
     <w:p>
@@ -8664,12 +8687,12 @@
           <w:sz w:val="18"/>
           <w:szCs w:val="18"/>
         </w:rPr>
-        <w:t xml:space="preserve">Corpus-wide real leave-one-out reconstruction (mean absolute error over 779 held-out studies) and the key paired-bootstrap contrasts. Exact from borrowing/field_scale/ (REPORT_BORROWING_FIELD.md).</w:t>
+        <w:t xml:space="preserve">Registry-scale held-out reconstruction (mean absolute error over 1,177 real studies) vs the modern borrowing frontier; paired-bootstrap contrast against within-MA borrowing. Learned kernel = honest 10-fold refit, 5-seed average. Exact from borrowing/field_scale/benchmark_learned_results.json (REPORT_BORROWING_FIELD.md §8bis).</w:t>
       </w:r>
     </w:p>
     <w:tbl>
       <w:tblPr>
-        <w:tblW w:type="dxa" w:w="9360"/>
+        <w:tblW w:type="dxa" w:w="10300"/>
         <w:tblBorders>
           <w:top w:val="single" w:color="auto" w:sz="4"/>
           <w:left w:val="single" w:color="auto" w:sz="4"/>
@@ -8680,9 +8703,10 @@
         </w:tblBorders>
       </w:tblPr>
       <w:tblGrid>
-        <w:gridCol w:w="3000"/>
-        <w:gridCol w:w="2760"/>
         <w:gridCol w:w="3600"/>
+        <w:gridCol w:w="1900"/>
+        <w:gridCol w:w="2900"/>
+        <w:gridCol w:w="1900"/>
       </w:tblGrid>
       <w:tr>
         <w:trPr>
@@ -8690,7 +8714,7 @@
         </w:trPr>
         <w:tc>
           <w:tcPr>
-            <w:tcW w:type="dxa" w:w="3000"/>
+            <w:tcW w:type="dxa" w:w="3600"/>
             <w:tcBorders>
               <w:top w:val="single" w:color="BBBBBB" w:sz="1"/>
               <w:left w:val="single" w:color="BBBBBB" w:sz="1"/>
@@ -8717,13 +8741,13 @@
                 <w:sz w:val="17"/>
                 <w:szCs w:val="17"/>
               </w:rPr>
-              <w:t xml:space="preserve">predictor / contrast</w:t>
-            </w:r>
-          </w:p>
-        </w:tc>
-        <w:tc>
-          <w:tcPr>
-            <w:tcW w:type="dxa" w:w="2760"/>
+              <w:t xml:space="preserve">method</w:t>
+            </w:r>
+          </w:p>
+        </w:tc>
+        <w:tc>
+          <w:tcPr>
+            <w:tcW w:type="dxa" w:w="1900"/>
             <w:tcBorders>
               <w:top w:val="single" w:color="BBBBBB" w:sz="1"/>
               <w:left w:val="single" w:color="BBBBBB" w:sz="1"/>
@@ -8750,13 +8774,13 @@
                 <w:sz w:val="17"/>
                 <w:szCs w:val="17"/>
               </w:rPr>
-              <w:t xml:space="preserve">MAE or ΔMAE [95% CI]</w:t>
-            </w:r>
-          </w:p>
-        </w:tc>
-        <w:tc>
-          <w:tcPr>
-            <w:tcW w:type="dxa" w:w="3600"/>
+              <w:t xml:space="preserve">held-out MAE</w:t>
+            </w:r>
+          </w:p>
+        </w:tc>
+        <w:tc>
+          <w:tcPr>
+            <w:tcW w:type="dxa" w:w="2900"/>
             <w:tcBorders>
               <w:top w:val="single" w:color="BBBBBB" w:sz="1"/>
               <w:left w:val="single" w:color="BBBBBB" w:sz="1"/>
@@ -8783,6 +8807,39 @@
                 <w:sz w:val="17"/>
                 <w:szCs w:val="17"/>
               </w:rPr>
+              <w:t xml:space="preserve">vs within-MA [95% CI]</w:t>
+            </w:r>
+          </w:p>
+        </w:tc>
+        <w:tc>
+          <w:tcPr>
+            <w:tcW w:type="dxa" w:w="1900"/>
+            <w:tcBorders>
+              <w:top w:val="single" w:color="BBBBBB" w:sz="1"/>
+              <w:left w:val="single" w:color="BBBBBB" w:sz="1"/>
+              <w:bottom w:val="single" w:color="BBBBBB" w:sz="1"/>
+              <w:right w:val="single" w:color="BBBBBB" w:sz="1"/>
+            </w:tcBorders>
+            <w:shd w:fill="D5E8F0" w:val="clear"/>
+            <w:tcMar>
+              <w:top w:type="dxa" w:w="60"/>
+              <w:left w:type="dxa" w:w="110"/>
+              <w:bottom w:type="dxa" w:w="60"/>
+              <w:right w:type="dxa" w:w="110"/>
+            </w:tcMar>
+            <w:vAlign w:val="center"/>
+          </w:tcPr>
+          <w:p>
+            <w:pPr>
+              <w:spacing w:after="0"/>
+            </w:pPr>
+            <w:r>
+              <w:rPr>
+                <w:b/>
+                <w:bCs/>
+                <w:sz w:val="17"/>
+                <w:szCs w:val="17"/>
+              </w:rPr>
               <w:t xml:space="preserve">verdict</w:t>
             </w:r>
           </w:p>
@@ -8791,70 +8848,6 @@
       <w:tr>
         <w:tc>
           <w:tcPr>
-            <w:tcW w:type="dxa" w:w="3000"/>
-            <w:tcBorders>
-              <w:top w:val="single" w:color="BBBBBB" w:sz="1"/>
-              <w:left w:val="single" w:color="BBBBBB" w:sz="1"/>
-              <w:bottom w:val="single" w:color="BBBBBB" w:sz="1"/>
-              <w:right w:val="single" w:color="BBBBBB" w:sz="1"/>
-            </w:tcBorders>
-            <w:tcMar>
-              <w:top w:type="dxa" w:w="60"/>
-              <w:left w:type="dxa" w:w="110"/>
-              <w:bottom w:type="dxa" w:w="60"/>
-              <w:right w:type="dxa" w:w="110"/>
-            </w:tcMar>
-            <w:vAlign w:val="center"/>
-          </w:tcPr>
-          <w:p>
-            <w:pPr>
-              <w:spacing w:after="0"/>
-            </w:pPr>
-            <w:r>
-              <w:rPr>
-                <w:b w:val="false"/>
-                <w:bCs w:val="false"/>
-                <w:sz w:val="17"/>
-                <w:szCs w:val="17"/>
-              </w:rPr>
-              <w:t xml:space="preserve">global (no-locality floor)</w:t>
-            </w:r>
-          </w:p>
-        </w:tc>
-        <w:tc>
-          <w:tcPr>
-            <w:tcW w:type="dxa" w:w="2760"/>
-            <w:tcBorders>
-              <w:top w:val="single" w:color="BBBBBB" w:sz="1"/>
-              <w:left w:val="single" w:color="BBBBBB" w:sz="1"/>
-              <w:bottom w:val="single" w:color="BBBBBB" w:sz="1"/>
-              <w:right w:val="single" w:color="BBBBBB" w:sz="1"/>
-            </w:tcBorders>
-            <w:tcMar>
-              <w:top w:type="dxa" w:w="60"/>
-              <w:left w:type="dxa" w:w="110"/>
-              <w:bottom w:type="dxa" w:w="60"/>
-              <w:right w:type="dxa" w:w="110"/>
-            </w:tcMar>
-            <w:vAlign w:val="center"/>
-          </w:tcPr>
-          <w:p>
-            <w:pPr>
-              <w:spacing w:after="0"/>
-            </w:pPr>
-            <w:r>
-              <w:rPr>
-                <w:b w:val="false"/>
-                <w:bCs w:val="false"/>
-                <w:sz w:val="17"/>
-                <w:szCs w:val="17"/>
-              </w:rPr>
-              <w:t xml:space="preserve">0.3243</w:t>
-            </w:r>
-          </w:p>
-        </w:tc>
-        <w:tc>
-          <w:tcPr>
             <w:tcW w:type="dxa" w:w="3600"/>
             <w:tcBorders>
               <w:top w:val="single" w:color="BBBBBB" w:sz="1"/>
@@ -8881,7 +8874,105 @@
                 <w:sz w:val="17"/>
                 <w:szCs w:val="17"/>
               </w:rPr>
-              <w:t xml:space="preserve">family grand mean</w:t>
+              <w:t xml:space="preserve">learned-kernel field (this work)</w:t>
+            </w:r>
+          </w:p>
+        </w:tc>
+        <w:tc>
+          <w:tcPr>
+            <w:tcW w:type="dxa" w:w="1900"/>
+            <w:tcBorders>
+              <w:top w:val="single" w:color="BBBBBB" w:sz="1"/>
+              <w:left w:val="single" w:color="BBBBBB" w:sz="1"/>
+              <w:bottom w:val="single" w:color="BBBBBB" w:sz="1"/>
+              <w:right w:val="single" w:color="BBBBBB" w:sz="1"/>
+            </w:tcBorders>
+            <w:shd w:fill="E2EFDA" w:val="clear"/>
+            <w:tcMar>
+              <w:top w:type="dxa" w:w="60"/>
+              <w:left w:type="dxa" w:w="110"/>
+              <w:bottom w:type="dxa" w:w="60"/>
+              <w:right w:type="dxa" w:w="110"/>
+            </w:tcMar>
+            <w:vAlign w:val="center"/>
+          </w:tcPr>
+          <w:p>
+            <w:pPr>
+              <w:spacing w:after="0"/>
+            </w:pPr>
+            <w:r>
+              <w:rPr>
+                <w:b/>
+                <w:bCs/>
+                <w:sz w:val="17"/>
+                <w:szCs w:val="17"/>
+              </w:rPr>
+              <w:t xml:space="preserve">0.3325</w:t>
+            </w:r>
+          </w:p>
+        </w:tc>
+        <w:tc>
+          <w:tcPr>
+            <w:tcW w:type="dxa" w:w="2900"/>
+            <w:tcBorders>
+              <w:top w:val="single" w:color="BBBBBB" w:sz="1"/>
+              <w:left w:val="single" w:color="BBBBBB" w:sz="1"/>
+              <w:bottom w:val="single" w:color="BBBBBB" w:sz="1"/>
+              <w:right w:val="single" w:color="BBBBBB" w:sz="1"/>
+            </w:tcBorders>
+            <w:shd w:fill="E2EFDA" w:val="clear"/>
+            <w:tcMar>
+              <w:top w:type="dxa" w:w="60"/>
+              <w:left w:type="dxa" w:w="110"/>
+              <w:bottom w:type="dxa" w:w="60"/>
+              <w:right w:type="dxa" w:w="110"/>
+            </w:tcMar>
+            <w:vAlign w:val="center"/>
+          </w:tcPr>
+          <w:p>
+            <w:pPr>
+              <w:spacing w:after="0"/>
+            </w:pPr>
+            <w:r>
+              <w:rPr>
+                <w:b/>
+                <w:bCs/>
+                <w:sz w:val="17"/>
+                <w:szCs w:val="17"/>
+              </w:rPr>
+              <w:t xml:space="preserve">−0.0230 [−0.0340, −0.0117]</w:t>
+            </w:r>
+          </w:p>
+        </w:tc>
+        <w:tc>
+          <w:tcPr>
+            <w:tcW w:type="dxa" w:w="1900"/>
+            <w:tcBorders>
+              <w:top w:val="single" w:color="BBBBBB" w:sz="1"/>
+              <w:left w:val="single" w:color="BBBBBB" w:sz="1"/>
+              <w:bottom w:val="single" w:color="BBBBBB" w:sz="1"/>
+              <w:right w:val="single" w:color="BBBBBB" w:sz="1"/>
+            </w:tcBorders>
+            <w:tcMar>
+              <w:top w:type="dxa" w:w="60"/>
+              <w:left w:type="dxa" w:w="110"/>
+              <w:bottom w:type="dxa" w:w="60"/>
+              <w:right w:type="dxa" w:w="110"/>
+            </w:tcMar>
+            <w:vAlign w:val="center"/>
+          </w:tcPr>
+          <w:p>
+            <w:pPr>
+              <w:spacing w:after="0"/>
+            </w:pPr>
+            <w:r>
+              <w:rPr>
+                <w:b w:val="false"/>
+                <w:bCs w:val="false"/>
+                <w:sz w:val="17"/>
+                <w:szCs w:val="17"/>
+              </w:rPr>
+              <w:t xml:space="preserve">BEATS within-MA</w:t>
             </w:r>
           </w:p>
         </w:tc>
@@ -8889,46 +8980,436 @@
       <w:tr>
         <w:tc>
           <w:tcPr>
-            <w:tcW w:type="dxa" w:w="3000"/>
-            <w:tcBorders>
-              <w:top w:val="single" w:color="BBBBBB" w:sz="1"/>
-              <w:left w:val="single" w:color="BBBBBB" w:sz="1"/>
-              <w:bottom w:val="single" w:color="BBBBBB" w:sz="1"/>
-              <w:right w:val="single" w:color="BBBBBB" w:sz="1"/>
-            </w:tcBorders>
-            <w:tcMar>
-              <w:top w:type="dxa" w:w="60"/>
-              <w:left w:type="dxa" w:w="110"/>
-              <w:bottom w:type="dxa" w:w="60"/>
-              <w:right w:type="dxa" w:w="110"/>
-            </w:tcMar>
-            <w:vAlign w:val="center"/>
-          </w:tcPr>
-          <w:p>
-            <w:pPr>
-              <w:spacing w:after="0"/>
-            </w:pPr>
-            <w:r>
-              <w:rPr>
-                <w:b w:val="false"/>
-                <w:bCs w:val="false"/>
-                <w:sz w:val="17"/>
-                <w:szCs w:val="17"/>
-              </w:rPr>
-              <w:t xml:space="preserve">within-MA (per-slice method)</w:t>
-            </w:r>
-          </w:p>
-        </w:tc>
-        <w:tc>
-          <w:tcPr>
-            <w:tcW w:type="dxa" w:w="2760"/>
-            <w:tcBorders>
-              <w:top w:val="single" w:color="BBBBBB" w:sz="1"/>
-              <w:left w:val="single" w:color="BBBBBB" w:sz="1"/>
-              <w:bottom w:val="single" w:color="BBBBBB" w:sz="1"/>
-              <w:right w:val="single" w:color="BBBBBB" w:sz="1"/>
-            </w:tcBorders>
-            <w:shd w:fill="E2EFDA" w:val="clear"/>
+            <w:tcW w:type="dxa" w:w="3600"/>
+            <w:tcBorders>
+              <w:top w:val="single" w:color="BBBBBB" w:sz="1"/>
+              <w:left w:val="single" w:color="BBBBBB" w:sz="1"/>
+              <w:bottom w:val="single" w:color="BBBBBB" w:sz="1"/>
+              <w:right w:val="single" w:color="BBBBBB" w:sz="1"/>
+            </w:tcBorders>
+            <w:tcMar>
+              <w:top w:type="dxa" w:w="60"/>
+              <w:left w:type="dxa" w:w="110"/>
+              <w:bottom w:type="dxa" w:w="60"/>
+              <w:right w:type="dxa" w:w="110"/>
+            </w:tcMar>
+            <w:vAlign w:val="center"/>
+          </w:tcPr>
+          <w:p>
+            <w:pPr>
+              <w:spacing w:after="0"/>
+            </w:pPr>
+            <w:r>
+              <w:rPr>
+                <w:b w:val="false"/>
+                <w:bCs w:val="false"/>
+                <w:sz w:val="17"/>
+                <w:szCs w:val="17"/>
+              </w:rPr>
+              <w:t xml:space="preserve">robust-MAP prior (Schmidli 2014)</w:t>
+            </w:r>
+          </w:p>
+        </w:tc>
+        <w:tc>
+          <w:tcPr>
+            <w:tcW w:type="dxa" w:w="1900"/>
+            <w:tcBorders>
+              <w:top w:val="single" w:color="BBBBBB" w:sz="1"/>
+              <w:left w:val="single" w:color="BBBBBB" w:sz="1"/>
+              <w:bottom w:val="single" w:color="BBBBBB" w:sz="1"/>
+              <w:right w:val="single" w:color="BBBBBB" w:sz="1"/>
+            </w:tcBorders>
+            <w:tcMar>
+              <w:top w:type="dxa" w:w="60"/>
+              <w:left w:type="dxa" w:w="110"/>
+              <w:bottom w:type="dxa" w:w="60"/>
+              <w:right w:type="dxa" w:w="110"/>
+            </w:tcMar>
+            <w:vAlign w:val="center"/>
+          </w:tcPr>
+          <w:p>
+            <w:pPr>
+              <w:spacing w:after="0"/>
+            </w:pPr>
+            <w:r>
+              <w:rPr>
+                <w:b w:val="false"/>
+                <w:bCs w:val="false"/>
+                <w:sz w:val="17"/>
+                <w:szCs w:val="17"/>
+              </w:rPr>
+              <w:t xml:space="preserve">0.3531</w:t>
+            </w:r>
+          </w:p>
+        </w:tc>
+        <w:tc>
+          <w:tcPr>
+            <w:tcW w:type="dxa" w:w="2900"/>
+            <w:tcBorders>
+              <w:top w:val="single" w:color="BBBBBB" w:sz="1"/>
+              <w:left w:val="single" w:color="BBBBBB" w:sz="1"/>
+              <w:bottom w:val="single" w:color="BBBBBB" w:sz="1"/>
+              <w:right w:val="single" w:color="BBBBBB" w:sz="1"/>
+            </w:tcBorders>
+            <w:tcMar>
+              <w:top w:type="dxa" w:w="60"/>
+              <w:left w:type="dxa" w:w="110"/>
+              <w:bottom w:type="dxa" w:w="60"/>
+              <w:right w:type="dxa" w:w="110"/>
+            </w:tcMar>
+            <w:vAlign w:val="center"/>
+          </w:tcPr>
+          <w:p>
+            <w:pPr>
+              <w:spacing w:after="0"/>
+            </w:pPr>
+            <w:r>
+              <w:rPr>
+                <w:b w:val="false"/>
+                <w:bCs w:val="false"/>
+                <w:sz w:val="17"/>
+                <w:szCs w:val="17"/>
+              </w:rPr>
+              <w:t xml:space="preserve">−0.0024 [−0.0091, +0.0043]</w:t>
+            </w:r>
+          </w:p>
+        </w:tc>
+        <w:tc>
+          <w:tcPr>
+            <w:tcW w:type="dxa" w:w="1900"/>
+            <w:tcBorders>
+              <w:top w:val="single" w:color="BBBBBB" w:sz="1"/>
+              <w:left w:val="single" w:color="BBBBBB" w:sz="1"/>
+              <w:bottom w:val="single" w:color="BBBBBB" w:sz="1"/>
+              <w:right w:val="single" w:color="BBBBBB" w:sz="1"/>
+            </w:tcBorders>
+            <w:tcMar>
+              <w:top w:type="dxa" w:w="60"/>
+              <w:left w:type="dxa" w:w="110"/>
+              <w:bottom w:type="dxa" w:w="60"/>
+              <w:right w:type="dxa" w:w="110"/>
+            </w:tcMar>
+            <w:vAlign w:val="center"/>
+          </w:tcPr>
+          <w:p>
+            <w:pPr>
+              <w:spacing w:after="0"/>
+            </w:pPr>
+            <w:r>
+              <w:rPr>
+                <w:b w:val="false"/>
+                <w:bCs w:val="false"/>
+                <w:sz w:val="17"/>
+                <w:szCs w:val="17"/>
+              </w:rPr>
+              <w:t xml:space="preserve">ties within-MA</w:t>
+            </w:r>
+          </w:p>
+        </w:tc>
+      </w:tr>
+      <w:tr>
+        <w:tc>
+          <w:tcPr>
+            <w:tcW w:type="dxa" w:w="3600"/>
+            <w:tcBorders>
+              <w:top w:val="single" w:color="BBBBBB" w:sz="1"/>
+              <w:left w:val="single" w:color="BBBBBB" w:sz="1"/>
+              <w:bottom w:val="single" w:color="BBBBBB" w:sz="1"/>
+              <w:right w:val="single" w:color="BBBBBB" w:sz="1"/>
+            </w:tcBorders>
+            <w:tcMar>
+              <w:top w:type="dxa" w:w="60"/>
+              <w:left w:type="dxa" w:w="110"/>
+              <w:bottom w:type="dxa" w:w="60"/>
+              <w:right w:type="dxa" w:w="110"/>
+            </w:tcMar>
+            <w:vAlign w:val="center"/>
+          </w:tcPr>
+          <w:p>
+            <w:pPr>
+              <w:spacing w:after="0"/>
+            </w:pPr>
+            <w:r>
+              <w:rPr>
+                <w:b w:val="false"/>
+                <w:bCs w:val="false"/>
+                <w:sz w:val="17"/>
+                <w:szCs w:val="17"/>
+              </w:rPr>
+              <w:t xml:space="preserve">hierarchical cross-MA Bayes (Higgins 2009)</w:t>
+            </w:r>
+          </w:p>
+        </w:tc>
+        <w:tc>
+          <w:tcPr>
+            <w:tcW w:type="dxa" w:w="1900"/>
+            <w:tcBorders>
+              <w:top w:val="single" w:color="BBBBBB" w:sz="1"/>
+              <w:left w:val="single" w:color="BBBBBB" w:sz="1"/>
+              <w:bottom w:val="single" w:color="BBBBBB" w:sz="1"/>
+              <w:right w:val="single" w:color="BBBBBB" w:sz="1"/>
+            </w:tcBorders>
+            <w:tcMar>
+              <w:top w:type="dxa" w:w="60"/>
+              <w:left w:type="dxa" w:w="110"/>
+              <w:bottom w:type="dxa" w:w="60"/>
+              <w:right w:type="dxa" w:w="110"/>
+            </w:tcMar>
+            <w:vAlign w:val="center"/>
+          </w:tcPr>
+          <w:p>
+            <w:pPr>
+              <w:spacing w:after="0"/>
+            </w:pPr>
+            <w:r>
+              <w:rPr>
+                <w:b w:val="false"/>
+                <w:bCs w:val="false"/>
+                <w:sz w:val="17"/>
+                <w:szCs w:val="17"/>
+              </w:rPr>
+              <w:t xml:space="preserve">0.3523</w:t>
+            </w:r>
+          </w:p>
+        </w:tc>
+        <w:tc>
+          <w:tcPr>
+            <w:tcW w:type="dxa" w:w="2900"/>
+            <w:tcBorders>
+              <w:top w:val="single" w:color="BBBBBB" w:sz="1"/>
+              <w:left w:val="single" w:color="BBBBBB" w:sz="1"/>
+              <w:bottom w:val="single" w:color="BBBBBB" w:sz="1"/>
+              <w:right w:val="single" w:color="BBBBBB" w:sz="1"/>
+            </w:tcBorders>
+            <w:tcMar>
+              <w:top w:type="dxa" w:w="60"/>
+              <w:left w:type="dxa" w:w="110"/>
+              <w:bottom w:type="dxa" w:w="60"/>
+              <w:right w:type="dxa" w:w="110"/>
+            </w:tcMar>
+            <w:vAlign w:val="center"/>
+          </w:tcPr>
+          <w:p>
+            <w:pPr>
+              <w:spacing w:after="0"/>
+            </w:pPr>
+            <w:r>
+              <w:rPr>
+                <w:b w:val="false"/>
+                <w:bCs w:val="false"/>
+                <w:sz w:val="17"/>
+                <w:szCs w:val="17"/>
+              </w:rPr>
+              <w:t xml:space="preserve">−0.0032 [−0.0091, +0.0027]</w:t>
+            </w:r>
+          </w:p>
+        </w:tc>
+        <w:tc>
+          <w:tcPr>
+            <w:tcW w:type="dxa" w:w="1900"/>
+            <w:tcBorders>
+              <w:top w:val="single" w:color="BBBBBB" w:sz="1"/>
+              <w:left w:val="single" w:color="BBBBBB" w:sz="1"/>
+              <w:bottom w:val="single" w:color="BBBBBB" w:sz="1"/>
+              <w:right w:val="single" w:color="BBBBBB" w:sz="1"/>
+            </w:tcBorders>
+            <w:tcMar>
+              <w:top w:type="dxa" w:w="60"/>
+              <w:left w:type="dxa" w:w="110"/>
+              <w:bottom w:type="dxa" w:w="60"/>
+              <w:right w:type="dxa" w:w="110"/>
+            </w:tcMar>
+            <w:vAlign w:val="center"/>
+          </w:tcPr>
+          <w:p>
+            <w:pPr>
+              <w:spacing w:after="0"/>
+            </w:pPr>
+            <w:r>
+              <w:rPr>
+                <w:b w:val="false"/>
+                <w:bCs w:val="false"/>
+                <w:sz w:val="17"/>
+                <w:szCs w:val="17"/>
+              </w:rPr>
+              <w:t xml:space="preserve">ties within-MA</w:t>
+            </w:r>
+          </w:p>
+        </w:tc>
+      </w:tr>
+      <w:tr>
+        <w:tc>
+          <w:tcPr>
+            <w:tcW w:type="dxa" w:w="3600"/>
+            <w:tcBorders>
+              <w:top w:val="single" w:color="BBBBBB" w:sz="1"/>
+              <w:left w:val="single" w:color="BBBBBB" w:sz="1"/>
+              <w:bottom w:val="single" w:color="BBBBBB" w:sz="1"/>
+              <w:right w:val="single" w:color="BBBBBB" w:sz="1"/>
+            </w:tcBorders>
+            <w:tcMar>
+              <w:top w:type="dxa" w:w="60"/>
+              <w:left w:type="dxa" w:w="110"/>
+              <w:bottom w:type="dxa" w:w="60"/>
+              <w:right w:type="dxa" w:w="110"/>
+            </w:tcMar>
+            <w:vAlign w:val="center"/>
+          </w:tcPr>
+          <w:p>
+            <w:pPr>
+              <w:spacing w:after="0"/>
+            </w:pPr>
+            <w:r>
+              <w:rPr>
+                <w:b w:val="false"/>
+                <w:bCs w:val="false"/>
+                <w:sz w:val="17"/>
+                <w:szCs w:val="17"/>
+              </w:rPr>
+              <w:t xml:space="preserve">within-MA (per-slice)</w:t>
+            </w:r>
+          </w:p>
+        </w:tc>
+        <w:tc>
+          <w:tcPr>
+            <w:tcW w:type="dxa" w:w="1900"/>
+            <w:tcBorders>
+              <w:top w:val="single" w:color="BBBBBB" w:sz="1"/>
+              <w:left w:val="single" w:color="BBBBBB" w:sz="1"/>
+              <w:bottom w:val="single" w:color="BBBBBB" w:sz="1"/>
+              <w:right w:val="single" w:color="BBBBBB" w:sz="1"/>
+            </w:tcBorders>
+            <w:tcMar>
+              <w:top w:type="dxa" w:w="60"/>
+              <w:left w:type="dxa" w:w="110"/>
+              <w:bottom w:type="dxa" w:w="60"/>
+              <w:right w:type="dxa" w:w="110"/>
+            </w:tcMar>
+            <w:vAlign w:val="center"/>
+          </w:tcPr>
+          <w:p>
+            <w:pPr>
+              <w:spacing w:after="0"/>
+            </w:pPr>
+            <w:r>
+              <w:rPr>
+                <w:b w:val="false"/>
+                <w:bCs w:val="false"/>
+                <w:sz w:val="17"/>
+                <w:szCs w:val="17"/>
+              </w:rPr>
+              <w:t xml:space="preserve">0.3555</w:t>
+            </w:r>
+          </w:p>
+        </w:tc>
+        <w:tc>
+          <w:tcPr>
+            <w:tcW w:type="dxa" w:w="2900"/>
+            <w:tcBorders>
+              <w:top w:val="single" w:color="BBBBBB" w:sz="1"/>
+              <w:left w:val="single" w:color="BBBBBB" w:sz="1"/>
+              <w:bottom w:val="single" w:color="BBBBBB" w:sz="1"/>
+              <w:right w:val="single" w:color="BBBBBB" w:sz="1"/>
+            </w:tcBorders>
+            <w:tcMar>
+              <w:top w:type="dxa" w:w="60"/>
+              <w:left w:type="dxa" w:w="110"/>
+              <w:bottom w:type="dxa" w:w="60"/>
+              <w:right w:type="dxa" w:w="110"/>
+            </w:tcMar>
+            <w:vAlign w:val="center"/>
+          </w:tcPr>
+          <w:p>
+            <w:pPr>
+              <w:spacing w:after="0"/>
+            </w:pPr>
+            <w:r>
+              <w:rPr>
+                <w:b w:val="false"/>
+                <w:bCs w:val="false"/>
+                <w:sz w:val="17"/>
+                <w:szCs w:val="17"/>
+              </w:rPr>
+              <w:t xml:space="preserve">—</w:t>
+            </w:r>
+          </w:p>
+        </w:tc>
+        <w:tc>
+          <w:tcPr>
+            <w:tcW w:type="dxa" w:w="1900"/>
+            <w:tcBorders>
+              <w:top w:val="single" w:color="BBBBBB" w:sz="1"/>
+              <w:left w:val="single" w:color="BBBBBB" w:sz="1"/>
+              <w:bottom w:val="single" w:color="BBBBBB" w:sz="1"/>
+              <w:right w:val="single" w:color="BBBBBB" w:sz="1"/>
+            </w:tcBorders>
+            <w:tcMar>
+              <w:top w:type="dxa" w:w="60"/>
+              <w:left w:type="dxa" w:w="110"/>
+              <w:bottom w:type="dxa" w:w="60"/>
+              <w:right w:type="dxa" w:w="110"/>
+            </w:tcMar>
+            <w:vAlign w:val="center"/>
+          </w:tcPr>
+          <w:p>
+            <w:pPr>
+              <w:spacing w:after="0"/>
+            </w:pPr>
+            <w:r>
+              <w:rPr>
+                <w:b w:val="false"/>
+                <w:bCs w:val="false"/>
+                <w:sz w:val="17"/>
+                <w:szCs w:val="17"/>
+              </w:rPr>
+              <w:t xml:space="preserve">reference</w:t>
+            </w:r>
+          </w:p>
+        </w:tc>
+      </w:tr>
+      <w:tr>
+        <w:tc>
+          <w:tcPr>
+            <w:tcW w:type="dxa" w:w="3600"/>
+            <w:tcBorders>
+              <w:top w:val="single" w:color="BBBBBB" w:sz="1"/>
+              <w:left w:val="single" w:color="BBBBBB" w:sz="1"/>
+              <w:bottom w:val="single" w:color="BBBBBB" w:sz="1"/>
+              <w:right w:val="single" w:color="BBBBBB" w:sz="1"/>
+            </w:tcBorders>
+            <w:tcMar>
+              <w:top w:type="dxa" w:w="60"/>
+              <w:left w:type="dxa" w:w="110"/>
+              <w:bottom w:type="dxa" w:w="60"/>
+              <w:right w:type="dxa" w:w="110"/>
+            </w:tcMar>
+            <w:vAlign w:val="center"/>
+          </w:tcPr>
+          <w:p>
+            <w:pPr>
+              <w:spacing w:after="0"/>
+            </w:pPr>
+            <w:r>
+              <w:rPr>
+                <w:b w:val="false"/>
+                <w:bCs w:val="false"/>
+                <w:sz w:val="17"/>
+                <w:szCs w:val="17"/>
+              </w:rPr>
+              <w:t xml:space="preserve">hand field (AdaptShrink kernel)</w:t>
+            </w:r>
+          </w:p>
+        </w:tc>
+        <w:tc>
+          <w:tcPr>
+            <w:tcW w:type="dxa" w:w="1900"/>
+            <w:tcBorders>
+              <w:top w:val="single" w:color="BBBBBB" w:sz="1"/>
+              <w:left w:val="single" w:color="BBBBBB" w:sz="1"/>
+              <w:bottom w:val="single" w:color="BBBBBB" w:sz="1"/>
+              <w:right w:val="single" w:color="BBBBBB" w:sz="1"/>
+            </w:tcBorders>
+            <w:shd w:fill="FCE4D6" w:val="clear"/>
             <w:tcMar>
               <w:top w:type="dxa" w:w="60"/>
               <w:left w:type="dxa" w:w="110"/>
@@ -8948,39 +9429,72 @@
                 <w:sz w:val="17"/>
                 <w:szCs w:val="17"/>
               </w:rPr>
-              <w:t xml:space="preserve">0.2776</w:t>
-            </w:r>
-          </w:p>
-        </w:tc>
-        <w:tc>
-          <w:tcPr>
-            <w:tcW w:type="dxa" w:w="3600"/>
-            <w:tcBorders>
-              <w:top w:val="single" w:color="BBBBBB" w:sz="1"/>
-              <w:left w:val="single" w:color="BBBBBB" w:sz="1"/>
-              <w:bottom w:val="single" w:color="BBBBBB" w:sz="1"/>
-              <w:right w:val="single" w:color="BBBBBB" w:sz="1"/>
-            </w:tcBorders>
-            <w:tcMar>
-              <w:top w:type="dxa" w:w="60"/>
-              <w:left w:type="dxa" w:w="110"/>
-              <w:bottom w:type="dxa" w:w="60"/>
-              <w:right w:type="dxa" w:w="110"/>
-            </w:tcMar>
-            <w:vAlign w:val="center"/>
-          </w:tcPr>
-          <w:p>
-            <w:pPr>
-              <w:spacing w:after="0"/>
-            </w:pPr>
-            <w:r>
-              <w:rPr>
-                <w:b w:val="false"/>
-                <w:bCs w:val="false"/>
-                <w:sz w:val="17"/>
-                <w:szCs w:val="17"/>
-              </w:rPr>
-              <w:t xml:space="preserve">best single-level predictor</w:t>
+              <w:t xml:space="preserve">0.3749</w:t>
+            </w:r>
+          </w:p>
+        </w:tc>
+        <w:tc>
+          <w:tcPr>
+            <w:tcW w:type="dxa" w:w="2900"/>
+            <w:tcBorders>
+              <w:top w:val="single" w:color="BBBBBB" w:sz="1"/>
+              <w:left w:val="single" w:color="BBBBBB" w:sz="1"/>
+              <w:bottom w:val="single" w:color="BBBBBB" w:sz="1"/>
+              <w:right w:val="single" w:color="BBBBBB" w:sz="1"/>
+            </w:tcBorders>
+            <w:shd w:fill="FCE4D6" w:val="clear"/>
+            <w:tcMar>
+              <w:top w:type="dxa" w:w="60"/>
+              <w:left w:type="dxa" w:w="110"/>
+              <w:bottom w:type="dxa" w:w="60"/>
+              <w:right w:type="dxa" w:w="110"/>
+            </w:tcMar>
+            <w:vAlign w:val="center"/>
+          </w:tcPr>
+          <w:p>
+            <w:pPr>
+              <w:spacing w:after="0"/>
+            </w:pPr>
+            <w:r>
+              <w:rPr>
+                <w:b/>
+                <w:bCs/>
+                <w:sz w:val="17"/>
+                <w:szCs w:val="17"/>
+              </w:rPr>
+              <w:t xml:space="preserve">+0.0195 [+0.0112, +0.0279]</w:t>
+            </w:r>
+          </w:p>
+        </w:tc>
+        <w:tc>
+          <w:tcPr>
+            <w:tcW w:type="dxa" w:w="1900"/>
+            <w:tcBorders>
+              <w:top w:val="single" w:color="BBBBBB" w:sz="1"/>
+              <w:left w:val="single" w:color="BBBBBB" w:sz="1"/>
+              <w:bottom w:val="single" w:color="BBBBBB" w:sz="1"/>
+              <w:right w:val="single" w:color="BBBBBB" w:sz="1"/>
+            </w:tcBorders>
+            <w:tcMar>
+              <w:top w:type="dxa" w:w="60"/>
+              <w:left w:type="dxa" w:w="110"/>
+              <w:bottom w:type="dxa" w:w="60"/>
+              <w:right w:type="dxa" w:w="110"/>
+            </w:tcMar>
+            <w:vAlign w:val="center"/>
+          </w:tcPr>
+          <w:p>
+            <w:pPr>
+              <w:spacing w:after="0"/>
+            </w:pPr>
+            <w:r>
+              <w:rPr>
+                <w:b w:val="false"/>
+                <w:bCs w:val="false"/>
+                <w:sz w:val="17"/>
+                <w:szCs w:val="17"/>
+              </w:rPr>
+              <w:t xml:space="preserve">worse than within-MA</w:t>
             </w:r>
           </w:p>
         </w:tc>
@@ -8988,70 +9502,6 @@
       <w:tr>
         <w:tc>
           <w:tcPr>
-            <w:tcW w:type="dxa" w:w="3000"/>
-            <w:tcBorders>
-              <w:top w:val="single" w:color="BBBBBB" w:sz="1"/>
-              <w:left w:val="single" w:color="BBBBBB" w:sz="1"/>
-              <w:bottom w:val="single" w:color="BBBBBB" w:sz="1"/>
-              <w:right w:val="single" w:color="BBBBBB" w:sz="1"/>
-            </w:tcBorders>
-            <w:tcMar>
-              <w:top w:type="dxa" w:w="60"/>
-              <w:left w:type="dxa" w:w="110"/>
-              <w:bottom w:type="dxa" w:w="60"/>
-              <w:right w:type="dxa" w:w="110"/>
-            </w:tcMar>
-            <w:vAlign w:val="center"/>
-          </w:tcPr>
-          <w:p>
-            <w:pPr>
-              <w:spacing w:after="0"/>
-            </w:pPr>
-            <w:r>
-              <w:rPr>
-                <w:b w:val="false"/>
-                <w:bCs w:val="false"/>
-                <w:sz w:val="17"/>
-                <w:szCs w:val="17"/>
-              </w:rPr>
-              <w:t xml:space="preserve">cross-MA field (adaptive)</w:t>
-            </w:r>
-          </w:p>
-        </w:tc>
-        <w:tc>
-          <w:tcPr>
-            <w:tcW w:type="dxa" w:w="2760"/>
-            <w:tcBorders>
-              <w:top w:val="single" w:color="BBBBBB" w:sz="1"/>
-              <w:left w:val="single" w:color="BBBBBB" w:sz="1"/>
-              <w:bottom w:val="single" w:color="BBBBBB" w:sz="1"/>
-              <w:right w:val="single" w:color="BBBBBB" w:sz="1"/>
-            </w:tcBorders>
-            <w:tcMar>
-              <w:top w:type="dxa" w:w="60"/>
-              <w:left w:type="dxa" w:w="110"/>
-              <w:bottom w:type="dxa" w:w="60"/>
-              <w:right w:type="dxa" w:w="110"/>
-            </w:tcMar>
-            <w:vAlign w:val="center"/>
-          </w:tcPr>
-          <w:p>
-            <w:pPr>
-              <w:spacing w:after="0"/>
-            </w:pPr>
-            <w:r>
-              <w:rPr>
-                <w:b w:val="false"/>
-                <w:bCs w:val="false"/>
-                <w:sz w:val="17"/>
-                <w:szCs w:val="17"/>
-              </w:rPr>
-              <w:t xml:space="preserve">0.2875</w:t>
-            </w:r>
-          </w:p>
-        </w:tc>
-        <w:tc>
-          <w:tcPr>
             <w:tcW w:type="dxa" w:w="3600"/>
             <w:tcBorders>
               <w:top w:val="single" w:color="BBBBBB" w:sz="1"/>
@@ -9078,7 +9528,103 @@
                 <w:sz w:val="17"/>
                 <w:szCs w:val="17"/>
               </w:rPr>
-              <w:t xml:space="preserve">between the two</w:t>
+              <w:t xml:space="preserve">g-modeling / NPMLE EB (Efron 2016)</w:t>
+            </w:r>
+          </w:p>
+        </w:tc>
+        <w:tc>
+          <w:tcPr>
+            <w:tcW w:type="dxa" w:w="1900"/>
+            <w:tcBorders>
+              <w:top w:val="single" w:color="BBBBBB" w:sz="1"/>
+              <w:left w:val="single" w:color="BBBBBB" w:sz="1"/>
+              <w:bottom w:val="single" w:color="BBBBBB" w:sz="1"/>
+              <w:right w:val="single" w:color="BBBBBB" w:sz="1"/>
+            </w:tcBorders>
+            <w:tcMar>
+              <w:top w:type="dxa" w:w="60"/>
+              <w:left w:type="dxa" w:w="110"/>
+              <w:bottom w:type="dxa" w:w="60"/>
+              <w:right w:type="dxa" w:w="110"/>
+            </w:tcMar>
+            <w:vAlign w:val="center"/>
+          </w:tcPr>
+          <w:p>
+            <w:pPr>
+              <w:spacing w:after="0"/>
+            </w:pPr>
+            <w:r>
+              <w:rPr>
+                <w:b w:val="false"/>
+                <w:bCs w:val="false"/>
+                <w:sz w:val="17"/>
+                <w:szCs w:val="17"/>
+              </w:rPr>
+              <w:t xml:space="preserve">0.4171</w:t>
+            </w:r>
+          </w:p>
+        </w:tc>
+        <w:tc>
+          <w:tcPr>
+            <w:tcW w:type="dxa" w:w="2900"/>
+            <w:tcBorders>
+              <w:top w:val="single" w:color="BBBBBB" w:sz="1"/>
+              <w:left w:val="single" w:color="BBBBBB" w:sz="1"/>
+              <w:bottom w:val="single" w:color="BBBBBB" w:sz="1"/>
+              <w:right w:val="single" w:color="BBBBBB" w:sz="1"/>
+            </w:tcBorders>
+            <w:tcMar>
+              <w:top w:type="dxa" w:w="60"/>
+              <w:left w:type="dxa" w:w="110"/>
+              <w:bottom w:type="dxa" w:w="60"/>
+              <w:right w:type="dxa" w:w="110"/>
+            </w:tcMar>
+            <w:vAlign w:val="center"/>
+          </w:tcPr>
+          <w:p>
+            <w:pPr>
+              <w:spacing w:after="0"/>
+            </w:pPr>
+            <w:r>
+              <w:rPr>
+                <w:b w:val="false"/>
+                <w:bCs w:val="false"/>
+                <w:sz w:val="17"/>
+                <w:szCs w:val="17"/>
+              </w:rPr>
+              <w:t xml:space="preserve">+0.0616</w:t>
+            </w:r>
+          </w:p>
+        </w:tc>
+        <w:tc>
+          <w:tcPr>
+            <w:tcW w:type="dxa" w:w="1900"/>
+            <w:tcBorders>
+              <w:top w:val="single" w:color="BBBBBB" w:sz="1"/>
+              <w:left w:val="single" w:color="BBBBBB" w:sz="1"/>
+              <w:bottom w:val="single" w:color="BBBBBB" w:sz="1"/>
+              <w:right w:val="single" w:color="BBBBBB" w:sz="1"/>
+            </w:tcBorders>
+            <w:tcMar>
+              <w:top w:type="dxa" w:w="60"/>
+              <w:left w:type="dxa" w:w="110"/>
+              <w:bottom w:type="dxa" w:w="60"/>
+              <w:right w:type="dxa" w:w="110"/>
+            </w:tcMar>
+            <w:vAlign w:val="center"/>
+          </w:tcPr>
+          <w:p>
+            <w:pPr>
+              <w:spacing w:after="0"/>
+            </w:pPr>
+            <w:r>
+              <w:rPr>
+                <w:b w:val="false"/>
+                <w:bCs w:val="false"/>
+                <w:sz w:val="17"/>
+                <w:szCs w:val="17"/>
+              </w:rPr>
+              <w:t xml:space="preserve">worse</w:t>
             </w:r>
           </w:p>
         </w:tc>
@@ -9086,71 +9632,6 @@
       <w:tr>
         <w:tc>
           <w:tcPr>
-            <w:tcW w:type="dxa" w:w="3000"/>
-            <w:tcBorders>
-              <w:top w:val="single" w:color="BBBBBB" w:sz="1"/>
-              <w:left w:val="single" w:color="BBBBBB" w:sz="1"/>
-              <w:bottom w:val="single" w:color="BBBBBB" w:sz="1"/>
-              <w:right w:val="single" w:color="BBBBBB" w:sz="1"/>
-            </w:tcBorders>
-            <w:tcMar>
-              <w:top w:type="dxa" w:w="60"/>
-              <w:left w:type="dxa" w:w="110"/>
-              <w:bottom w:type="dxa" w:w="60"/>
-              <w:right w:type="dxa" w:w="110"/>
-            </w:tcMar>
-            <w:vAlign w:val="center"/>
-          </w:tcPr>
-          <w:p>
-            <w:pPr>
-              <w:spacing w:after="0"/>
-            </w:pPr>
-            <w:r>
-              <w:rPr>
-                <w:b w:val="false"/>
-                <w:bCs w:val="false"/>
-                <w:sz w:val="17"/>
-                <w:szCs w:val="17"/>
-              </w:rPr>
-              <w:t xml:space="preserve">within-MA − global</w:t>
-            </w:r>
-          </w:p>
-        </w:tc>
-        <w:tc>
-          <w:tcPr>
-            <w:tcW w:type="dxa" w:w="2760"/>
-            <w:tcBorders>
-              <w:top w:val="single" w:color="BBBBBB" w:sz="1"/>
-              <w:left w:val="single" w:color="BBBBBB" w:sz="1"/>
-              <w:bottom w:val="single" w:color="BBBBBB" w:sz="1"/>
-              <w:right w:val="single" w:color="BBBBBB" w:sz="1"/>
-            </w:tcBorders>
-            <w:shd w:fill="E2EFDA" w:val="clear"/>
-            <w:tcMar>
-              <w:top w:type="dxa" w:w="60"/>
-              <w:left w:type="dxa" w:w="110"/>
-              <w:bottom w:type="dxa" w:w="60"/>
-              <w:right w:type="dxa" w:w="110"/>
-            </w:tcMar>
-            <w:vAlign w:val="center"/>
-          </w:tcPr>
-          <w:p>
-            <w:pPr>
-              <w:spacing w:after="0"/>
-            </w:pPr>
-            <w:r>
-              <w:rPr>
-                <w:b/>
-                <w:bCs/>
-                <w:sz w:val="17"/>
-                <w:szCs w:val="17"/>
-              </w:rPr>
-              <w:t xml:space="preserve">−0.0467 [−0.0611, −0.0331]</w:t>
-            </w:r>
-          </w:p>
-        </w:tc>
-        <w:tc>
-          <w:tcPr>
             <w:tcW w:type="dxa" w:w="3600"/>
             <w:tcBorders>
               <w:top w:val="single" w:color="BBBBBB" w:sz="1"/>
@@ -9177,7 +9658,103 @@
                 <w:sz w:val="17"/>
                 <w:szCs w:val="17"/>
               </w:rPr>
-              <w:t xml:space="preserve">within-MA borrowing is real</w:t>
+              <w:t xml:space="preserve">no-borrow (global mean)</w:t>
+            </w:r>
+          </w:p>
+        </w:tc>
+        <w:tc>
+          <w:tcPr>
+            <w:tcW w:type="dxa" w:w="1900"/>
+            <w:tcBorders>
+              <w:top w:val="single" w:color="BBBBBB" w:sz="1"/>
+              <w:left w:val="single" w:color="BBBBBB" w:sz="1"/>
+              <w:bottom w:val="single" w:color="BBBBBB" w:sz="1"/>
+              <w:right w:val="single" w:color="BBBBBB" w:sz="1"/>
+            </w:tcBorders>
+            <w:tcMar>
+              <w:top w:type="dxa" w:w="60"/>
+              <w:left w:type="dxa" w:w="110"/>
+              <w:bottom w:type="dxa" w:w="60"/>
+              <w:right w:type="dxa" w:w="110"/>
+            </w:tcMar>
+            <w:vAlign w:val="center"/>
+          </w:tcPr>
+          <w:p>
+            <w:pPr>
+              <w:spacing w:after="0"/>
+            </w:pPr>
+            <w:r>
+              <w:rPr>
+                <w:b w:val="false"/>
+                <w:bCs w:val="false"/>
+                <w:sz w:val="17"/>
+                <w:szCs w:val="17"/>
+              </w:rPr>
+              <w:t xml:space="preserve">0.4185</w:t>
+            </w:r>
+          </w:p>
+        </w:tc>
+        <w:tc>
+          <w:tcPr>
+            <w:tcW w:type="dxa" w:w="2900"/>
+            <w:tcBorders>
+              <w:top w:val="single" w:color="BBBBBB" w:sz="1"/>
+              <w:left w:val="single" w:color="BBBBBB" w:sz="1"/>
+              <w:bottom w:val="single" w:color="BBBBBB" w:sz="1"/>
+              <w:right w:val="single" w:color="BBBBBB" w:sz="1"/>
+            </w:tcBorders>
+            <w:tcMar>
+              <w:top w:type="dxa" w:w="60"/>
+              <w:left w:type="dxa" w:w="110"/>
+              <w:bottom w:type="dxa" w:w="60"/>
+              <w:right w:type="dxa" w:w="110"/>
+            </w:tcMar>
+            <w:vAlign w:val="center"/>
+          </w:tcPr>
+          <w:p>
+            <w:pPr>
+              <w:spacing w:after="0"/>
+            </w:pPr>
+            <w:r>
+              <w:rPr>
+                <w:b w:val="false"/>
+                <w:bCs w:val="false"/>
+                <w:sz w:val="17"/>
+                <w:szCs w:val="17"/>
+              </w:rPr>
+              <w:t xml:space="preserve">+0.0630</w:t>
+            </w:r>
+          </w:p>
+        </w:tc>
+        <w:tc>
+          <w:tcPr>
+            <w:tcW w:type="dxa" w:w="1900"/>
+            <w:tcBorders>
+              <w:top w:val="single" w:color="BBBBBB" w:sz="1"/>
+              <w:left w:val="single" w:color="BBBBBB" w:sz="1"/>
+              <w:bottom w:val="single" w:color="BBBBBB" w:sz="1"/>
+              <w:right w:val="single" w:color="BBBBBB" w:sz="1"/>
+            </w:tcBorders>
+            <w:tcMar>
+              <w:top w:type="dxa" w:w="60"/>
+              <w:left w:type="dxa" w:w="110"/>
+              <w:bottom w:type="dxa" w:w="60"/>
+              <w:right w:type="dxa" w:w="110"/>
+            </w:tcMar>
+            <w:vAlign w:val="center"/>
+          </w:tcPr>
+          <w:p>
+            <w:pPr>
+              <w:spacing w:after="0"/>
+            </w:pPr>
+            <w:r>
+              <w:rPr>
+                <w:b w:val="false"/>
+                <w:bCs w:val="false"/>
+                <w:sz w:val="17"/>
+                <w:szCs w:val="17"/>
+              </w:rPr>
+              <w:t xml:space="preserve">worse</w:t>
             </w:r>
           </w:p>
         </w:tc>
@@ -9185,71 +9762,6 @@
       <w:tr>
         <w:tc>
           <w:tcPr>
-            <w:tcW w:type="dxa" w:w="3000"/>
-            <w:tcBorders>
-              <w:top w:val="single" w:color="BBBBBB" w:sz="1"/>
-              <w:left w:val="single" w:color="BBBBBB" w:sz="1"/>
-              <w:bottom w:val="single" w:color="BBBBBB" w:sz="1"/>
-              <w:right w:val="single" w:color="BBBBBB" w:sz="1"/>
-            </w:tcBorders>
-            <w:tcMar>
-              <w:top w:type="dxa" w:w="60"/>
-              <w:left w:type="dxa" w:w="110"/>
-              <w:bottom w:type="dxa" w:w="60"/>
-              <w:right w:type="dxa" w:w="110"/>
-            </w:tcMar>
-            <w:vAlign w:val="center"/>
-          </w:tcPr>
-          <w:p>
-            <w:pPr>
-              <w:spacing w:after="0"/>
-            </w:pPr>
-            <w:r>
-              <w:rPr>
-                <w:b w:val="false"/>
-                <w:bCs w:val="false"/>
-                <w:sz w:val="17"/>
-                <w:szCs w:val="17"/>
-              </w:rPr>
-              <w:t xml:space="preserve">field − within-MA (all studies)</w:t>
-            </w:r>
-          </w:p>
-        </w:tc>
-        <w:tc>
-          <w:tcPr>
-            <w:tcW w:type="dxa" w:w="2760"/>
-            <w:tcBorders>
-              <w:top w:val="single" w:color="BBBBBB" w:sz="1"/>
-              <w:left w:val="single" w:color="BBBBBB" w:sz="1"/>
-              <w:bottom w:val="single" w:color="BBBBBB" w:sz="1"/>
-              <w:right w:val="single" w:color="BBBBBB" w:sz="1"/>
-            </w:tcBorders>
-            <w:shd w:fill="FCE4D6" w:val="clear"/>
-            <w:tcMar>
-              <w:top w:type="dxa" w:w="60"/>
-              <w:left w:type="dxa" w:w="110"/>
-              <w:bottom w:type="dxa" w:w="60"/>
-              <w:right w:type="dxa" w:w="110"/>
-            </w:tcMar>
-            <w:vAlign w:val="center"/>
-          </w:tcPr>
-          <w:p>
-            <w:pPr>
-              <w:spacing w:after="0"/>
-            </w:pPr>
-            <w:r>
-              <w:rPr>
-                <w:b/>
-                <w:bCs/>
-                <w:sz w:val="17"/>
-                <w:szCs w:val="17"/>
-              </w:rPr>
-              <w:t xml:space="preserve">+0.0099 [+0.0029, +0.0167]</w:t>
-            </w:r>
-          </w:p>
-        </w:tc>
-        <w:tc>
-          <w:tcPr>
             <w:tcW w:type="dxa" w:w="3600"/>
             <w:tcBorders>
               <w:top w:val="single" w:color="BBBBBB" w:sz="1"/>
@@ -9276,204 +9788,103 @@
                 <w:sz w:val="17"/>
                 <w:szCs w:val="17"/>
               </w:rPr>
-              <w:t xml:space="preserve">cross-MA cannot beat within-MA</w:t>
-            </w:r>
-          </w:p>
-        </w:tc>
-      </w:tr>
-      <w:tr>
-        <w:tc>
-          <w:tcPr>
-            <w:tcW w:type="dxa" w:w="3000"/>
-            <w:tcBorders>
-              <w:top w:val="single" w:color="BBBBBB" w:sz="1"/>
-              <w:left w:val="single" w:color="BBBBBB" w:sz="1"/>
-              <w:bottom w:val="single" w:color="BBBBBB" w:sz="1"/>
-              <w:right w:val="single" w:color="BBBBBB" w:sz="1"/>
-            </w:tcBorders>
-            <w:tcMar>
-              <w:top w:type="dxa" w:w="60"/>
-              <w:left w:type="dxa" w:w="110"/>
-              <w:bottom w:type="dxa" w:w="60"/>
-              <w:right w:type="dxa" w:w="110"/>
-            </w:tcMar>
-            <w:vAlign w:val="center"/>
-          </w:tcPr>
-          <w:p>
-            <w:pPr>
-              <w:spacing w:after="0"/>
-            </w:pPr>
-            <w:r>
-              <w:rPr>
-                <w:b w:val="false"/>
-                <w:bCs w:val="false"/>
-                <w:sz w:val="17"/>
-                <w:szCs w:val="17"/>
-              </w:rPr>
-              <w:t xml:space="preserve">field − within-MA (data-rich, k&gt;40)</w:t>
-            </w:r>
-          </w:p>
-        </w:tc>
-        <w:tc>
-          <w:tcPr>
-            <w:tcW w:type="dxa" w:w="2760"/>
-            <w:tcBorders>
-              <w:top w:val="single" w:color="BBBBBB" w:sz="1"/>
-              <w:left w:val="single" w:color="BBBBBB" w:sz="1"/>
-              <w:bottom w:val="single" w:color="BBBBBB" w:sz="1"/>
-              <w:right w:val="single" w:color="BBBBBB" w:sz="1"/>
-            </w:tcBorders>
-            <w:tcMar>
-              <w:top w:type="dxa" w:w="60"/>
-              <w:left w:type="dxa" w:w="110"/>
-              <w:bottom w:type="dxa" w:w="60"/>
-              <w:right w:type="dxa" w:w="110"/>
-            </w:tcMar>
-            <w:vAlign w:val="center"/>
-          </w:tcPr>
-          <w:p>
-            <w:pPr>
-              <w:spacing w:after="0"/>
-            </w:pPr>
-            <w:r>
-              <w:rPr>
-                <w:b w:val="false"/>
-                <w:bCs w:val="false"/>
-                <w:sz w:val="17"/>
-                <w:szCs w:val="17"/>
-              </w:rPr>
-              <w:t xml:space="preserve">+0.0007 [−0.0004, +0.0020]</w:t>
-            </w:r>
-          </w:p>
-        </w:tc>
-        <w:tc>
-          <w:tcPr>
-            <w:tcW w:type="dxa" w:w="3600"/>
-            <w:tcBorders>
-              <w:top w:val="single" w:color="BBBBBB" w:sz="1"/>
-              <w:left w:val="single" w:color="BBBBBB" w:sz="1"/>
-              <w:bottom w:val="single" w:color="BBBBBB" w:sz="1"/>
-              <w:right w:val="single" w:color="BBBBBB" w:sz="1"/>
-            </w:tcBorders>
-            <w:tcMar>
-              <w:top w:type="dxa" w:w="60"/>
-              <w:left w:type="dxa" w:w="110"/>
-              <w:bottom w:type="dxa" w:w="60"/>
-              <w:right w:type="dxa" w:w="110"/>
-            </w:tcMar>
-            <w:vAlign w:val="center"/>
-          </w:tcPr>
-          <w:p>
-            <w:pPr>
-              <w:spacing w:after="0"/>
-            </w:pPr>
-            <w:r>
-              <w:rPr>
-                <w:b w:val="false"/>
-                <w:bCs w:val="false"/>
-                <w:sz w:val="17"/>
-                <w:szCs w:val="17"/>
-              </w:rPr>
-              <w:t xml:space="preserve">inert — stand-down prevents harm</w:t>
-            </w:r>
-          </w:p>
-        </w:tc>
-      </w:tr>
-      <w:tr>
-        <w:tc>
-          <w:tcPr>
-            <w:tcW w:type="dxa" w:w="3000"/>
-            <w:tcBorders>
-              <w:top w:val="single" w:color="BBBBBB" w:sz="1"/>
-              <w:left w:val="single" w:color="BBBBBB" w:sz="1"/>
-              <w:bottom w:val="single" w:color="BBBBBB" w:sz="1"/>
-              <w:right w:val="single" w:color="BBBBBB" w:sz="1"/>
-            </w:tcBorders>
-            <w:tcMar>
-              <w:top w:type="dxa" w:w="60"/>
-              <w:left w:type="dxa" w:w="110"/>
-              <w:bottom w:type="dxa" w:w="60"/>
-              <w:right w:type="dxa" w:w="110"/>
-            </w:tcMar>
-            <w:vAlign w:val="center"/>
-          </w:tcPr>
-          <w:p>
-            <w:pPr>
-              <w:spacing w:after="0"/>
-            </w:pPr>
-            <w:r>
-              <w:rPr>
-                <w:b w:val="false"/>
-                <w:bCs w:val="false"/>
-                <w:sz w:val="17"/>
-                <w:szCs w:val="17"/>
-              </w:rPr>
-              <w:t xml:space="preserve">field − scrambled control</w:t>
-            </w:r>
-          </w:p>
-        </w:tc>
-        <w:tc>
-          <w:tcPr>
-            <w:tcW w:type="dxa" w:w="2760"/>
-            <w:tcBorders>
-              <w:top w:val="single" w:color="BBBBBB" w:sz="1"/>
-              <w:left w:val="single" w:color="BBBBBB" w:sz="1"/>
-              <w:bottom w:val="single" w:color="BBBBBB" w:sz="1"/>
-              <w:right w:val="single" w:color="BBBBBB" w:sz="1"/>
-            </w:tcBorders>
-            <w:shd w:fill="E2EFDA" w:val="clear"/>
-            <w:tcMar>
-              <w:top w:type="dxa" w:w="60"/>
-              <w:left w:type="dxa" w:w="110"/>
-              <w:bottom w:type="dxa" w:w="60"/>
-              <w:right w:type="dxa" w:w="110"/>
-            </w:tcMar>
-            <w:vAlign w:val="center"/>
-          </w:tcPr>
-          <w:p>
-            <w:pPr>
-              <w:spacing w:after="0"/>
-            </w:pPr>
-            <w:r>
-              <w:rPr>
-                <w:b/>
-                <w:bCs/>
-                <w:sz w:val="17"/>
-                <w:szCs w:val="17"/>
-              </w:rPr>
-              <w:t xml:space="preserve">−0.0212 [−0.0263, −0.0161]</w:t>
-            </w:r>
-          </w:p>
-        </w:tc>
-        <w:tc>
-          <w:tcPr>
-            <w:tcW w:type="dxa" w:w="3600"/>
-            <w:tcBorders>
-              <w:top w:val="single" w:color="BBBBBB" w:sz="1"/>
-              <w:left w:val="single" w:color="BBBBBB" w:sz="1"/>
-              <w:bottom w:val="single" w:color="BBBBBB" w:sz="1"/>
-              <w:right w:val="single" w:color="BBBBBB" w:sz="1"/>
-            </w:tcBorders>
-            <w:tcMar>
-              <w:top w:type="dxa" w:w="60"/>
-              <w:left w:type="dxa" w:w="110"/>
-              <w:bottom w:type="dxa" w:w="60"/>
-              <w:right w:type="dxa" w:w="110"/>
-            </w:tcMar>
-            <w:vAlign w:val="center"/>
-          </w:tcPr>
-          <w:p>
-            <w:pPr>
-              <w:spacing w:after="0"/>
-            </w:pPr>
-            <w:r>
-              <w:rPr>
-                <w:b w:val="false"/>
-                <w:bCs w:val="false"/>
-                <w:sz w:val="17"/>
-                <w:szCs w:val="17"/>
-              </w:rPr>
-              <w:t xml:space="preserve">the distance structure is real</w:t>
+              <w:t xml:space="preserve">learned kernel, SCRAMBLED labels</w:t>
+            </w:r>
+          </w:p>
+        </w:tc>
+        <w:tc>
+          <w:tcPr>
+            <w:tcW w:type="dxa" w:w="1900"/>
+            <w:tcBorders>
+              <w:top w:val="single" w:color="BBBBBB" w:sz="1"/>
+              <w:left w:val="single" w:color="BBBBBB" w:sz="1"/>
+              <w:bottom w:val="single" w:color="BBBBBB" w:sz="1"/>
+              <w:right w:val="single" w:color="BBBBBB" w:sz="1"/>
+            </w:tcBorders>
+            <w:tcMar>
+              <w:top w:type="dxa" w:w="60"/>
+              <w:left w:type="dxa" w:w="110"/>
+              <w:bottom w:type="dxa" w:w="60"/>
+              <w:right w:type="dxa" w:w="110"/>
+            </w:tcMar>
+            <w:vAlign w:val="center"/>
+          </w:tcPr>
+          <w:p>
+            <w:pPr>
+              <w:spacing w:after="0"/>
+            </w:pPr>
+            <w:r>
+              <w:rPr>
+                <w:b w:val="false"/>
+                <w:bCs w:val="false"/>
+                <w:sz w:val="17"/>
+                <w:szCs w:val="17"/>
+              </w:rPr>
+              <w:t xml:space="preserve">0.3850</w:t>
+            </w:r>
+          </w:p>
+        </w:tc>
+        <w:tc>
+          <w:tcPr>
+            <w:tcW w:type="dxa" w:w="2900"/>
+            <w:tcBorders>
+              <w:top w:val="single" w:color="BBBBBB" w:sz="1"/>
+              <w:left w:val="single" w:color="BBBBBB" w:sz="1"/>
+              <w:bottom w:val="single" w:color="BBBBBB" w:sz="1"/>
+              <w:right w:val="single" w:color="BBBBBB" w:sz="1"/>
+            </w:tcBorders>
+            <w:tcMar>
+              <w:top w:type="dxa" w:w="60"/>
+              <w:left w:type="dxa" w:w="110"/>
+              <w:bottom w:type="dxa" w:w="60"/>
+              <w:right w:type="dxa" w:w="110"/>
+            </w:tcMar>
+            <w:vAlign w:val="center"/>
+          </w:tcPr>
+          <w:p>
+            <w:pPr>
+              <w:spacing w:after="0"/>
+            </w:pPr>
+            <w:r>
+              <w:rPr>
+                <w:b w:val="false"/>
+                <w:bCs w:val="false"/>
+                <w:sz w:val="17"/>
+                <w:szCs w:val="17"/>
+              </w:rPr>
+              <w:t xml:space="preserve">+0.0295 [+0.0153, +0.0435]</w:t>
+            </w:r>
+          </w:p>
+        </w:tc>
+        <w:tc>
+          <w:tcPr>
+            <w:tcW w:type="dxa" w:w="1900"/>
+            <w:tcBorders>
+              <w:top w:val="single" w:color="BBBBBB" w:sz="1"/>
+              <w:left w:val="single" w:color="BBBBBB" w:sz="1"/>
+              <w:bottom w:val="single" w:color="BBBBBB" w:sz="1"/>
+              <w:right w:val="single" w:color="BBBBBB" w:sz="1"/>
+            </w:tcBorders>
+            <w:tcMar>
+              <w:top w:type="dxa" w:w="60"/>
+              <w:left w:type="dxa" w:w="110"/>
+              <w:bottom w:type="dxa" w:w="60"/>
+              <w:right w:type="dxa" w:w="110"/>
+            </w:tcMar>
+            <w:vAlign w:val="center"/>
+          </w:tcPr>
+          <w:p>
+            <w:pPr>
+              <w:spacing w:after="0"/>
+            </w:pPr>
+            <w:r>
+              <w:rPr>
+                <w:b w:val="false"/>
+                <w:bCs w:val="false"/>
+                <w:sz w:val="17"/>
+                <w:szCs w:val="17"/>
+              </w:rPr>
+              <w:t xml:space="preserve">control — loses</w:t>
             </w:r>
           </w:p>
         </w:tc>
@@ -9492,23 +9903,14 @@
         <w:spacing w:after="120" w:line="276"/>
       </w:pPr>
       <w:r>
-        <w:t xml:space="preserve">Cross-MA borrowing cannot beat within-MA on the full corpus — within-MA donors are same-population, same-topic, and are simply the best predictor of a held-out study; cross-MA mass, however down-weighted, drags the estimate back toward the global-family mean. Yet the field's topology carries genuine signal (it beats its scrambled control decisively), and the a-priori stand-down makes the adaptive field perfectly inert for data-rich studies — the essential safety property.</w:t>
-      </w:r>
-    </w:p>
-    <w:p>
-      <w:pPr>
-        <w:pStyle w:val="Heading2"/>
-      </w:pPr>
-      <w:r>
-        <w:t xml:space="preserve">6.1 Where the field helps — the sparse frontier</w:t>
-      </w:r>
-    </w:p>
-    <w:p>
-      <w:pPr>
-        <w:spacing w:after="120" w:line="276"/>
-      </w:pPr>
-      <w:r>
-        <w:t xml:space="preserve">Natural data has only 14 genuinely-sparse studies (≤8 siblings), so each home MA is starved on purpose to m random siblings (25 draws × every eligible target; ~19,000 paired predictions). The crossover is sharp (Table 11, Figure 4): when a target meta-analysis is reduced to a single usable study, the cross-MA field cuts held-out error ~11% (0.381→0.340), robustly across the stand-down constant C ∈ [1,20] (+0.040–0.042 at m = 1; no C rescues m ≥ 2). With even two same-MA siblings, within-MA is already the frequentist optimum and any cross contribution harms.</w:t>
+        <w:rPr>
+          <w:b/>
+          <w:bCs/>
+        </w:rPr>
+        <w:t xml:space="preserve">The central result. </w:t>
+      </w:r>
+      <w:r>
+        <w:t xml:space="preserve">A learned relevance kernel beats within-MA borrowing across the whole corpus (−0.0230 [−0.0340, −0.0117]), reproducing the −0.025 measured on the smaller 779-node staging — the win is stable as coverage grows. It is the only method that clears within-MA: robust-MAP and hierarchical cross-MA Bayes, which beat the hand field, only tie within-MA here. Crucially, the hand-set AdaptShrink kernel used throughout the pilots is worse than within-MA (+0.0195) — it is the weakest smart borrower, and we report it as the weaker starting instantiation, not the contribution. A scrambled-label kernel loses to the true kernel (−0.0525 [−0.0673, −0.0373]): the learned gravity reflects real (specialty, meta-analysis) topology, not the mere act of pooling.</w:t>
       </w:r>
     </w:p>
     <w:p>
@@ -9529,7 +9931,780 @@
           <w:sz w:val="18"/>
           <w:szCs w:val="18"/>
         </w:rPr>
-        <w:t xml:space="preserve">Powered sparse down-sampling: within-MA(m) vs the home-anchored field(m + cross). Δ = within − field (positive = field helps). Exact from downsample_results.json; independently reproduced from scratch by external Codex (gpt-5.5) to within RNG noise (m=1 Δ +0.0402, m=2 Δ −0.0078).</w:t>
+        <w:t xml:space="preserve">Per-regime (home-MA sibling count) and conformal calibration for the learned kernel. Δ = learned − within-MA (negative = learned better). Conformal = CV+/split-conformal per family, target 90%. Exact from benchmark_learned_results.json.</w:t>
+      </w:r>
+    </w:p>
+    <w:tbl>
+      <w:tblPr>
+        <w:tblW w:type="dxa" w:w="9400"/>
+        <w:tblBorders>
+          <w:top w:val="single" w:color="auto" w:sz="4"/>
+          <w:left w:val="single" w:color="auto" w:sz="4"/>
+          <w:bottom w:val="single" w:color="auto" w:sz="4"/>
+          <w:right w:val="single" w:color="auto" w:sz="4"/>
+          <w:insideH w:val="single" w:color="auto" w:sz="4"/>
+          <w:insideV w:val="single" w:color="auto" w:sz="4"/>
+        </w:tblBorders>
+      </w:tblPr>
+      <w:tblGrid>
+        <w:gridCol w:w="4400"/>
+        <w:gridCol w:w="2600"/>
+        <w:gridCol w:w="2400"/>
+      </w:tblGrid>
+      <w:tr>
+        <w:trPr>
+          <w:tblHeader/>
+        </w:trPr>
+        <w:tc>
+          <w:tcPr>
+            <w:tcW w:type="dxa" w:w="4400"/>
+            <w:tcBorders>
+              <w:top w:val="single" w:color="BBBBBB" w:sz="1"/>
+              <w:left w:val="single" w:color="BBBBBB" w:sz="1"/>
+              <w:bottom w:val="single" w:color="BBBBBB" w:sz="1"/>
+              <w:right w:val="single" w:color="BBBBBB" w:sz="1"/>
+            </w:tcBorders>
+            <w:shd w:fill="D5E8F0" w:val="clear"/>
+            <w:tcMar>
+              <w:top w:type="dxa" w:w="60"/>
+              <w:left w:type="dxa" w:w="110"/>
+              <w:bottom w:type="dxa" w:w="60"/>
+              <w:right w:type="dxa" w:w="110"/>
+            </w:tcMar>
+            <w:vAlign w:val="center"/>
+          </w:tcPr>
+          <w:p>
+            <w:pPr>
+              <w:spacing w:after="0"/>
+            </w:pPr>
+            <w:r>
+              <w:rPr>
+                <w:b/>
+                <w:bCs/>
+                <w:sz w:val="17"/>
+                <w:szCs w:val="17"/>
+              </w:rPr>
+              <w:t xml:space="preserve">home-MA regime / calibration</w:t>
+            </w:r>
+          </w:p>
+        </w:tc>
+        <w:tc>
+          <w:tcPr>
+            <w:tcW w:type="dxa" w:w="2600"/>
+            <w:tcBorders>
+              <w:top w:val="single" w:color="BBBBBB" w:sz="1"/>
+              <w:left w:val="single" w:color="BBBBBB" w:sz="1"/>
+              <w:bottom w:val="single" w:color="BBBBBB" w:sz="1"/>
+              <w:right w:val="single" w:color="BBBBBB" w:sz="1"/>
+            </w:tcBorders>
+            <w:shd w:fill="D5E8F0" w:val="clear"/>
+            <w:tcMar>
+              <w:top w:type="dxa" w:w="60"/>
+              <w:left w:type="dxa" w:w="110"/>
+              <w:bottom w:type="dxa" w:w="60"/>
+              <w:right w:type="dxa" w:w="110"/>
+            </w:tcMar>
+            <w:vAlign w:val="center"/>
+          </w:tcPr>
+          <w:p>
+            <w:pPr>
+              <w:spacing w:after="0"/>
+            </w:pPr>
+            <w:r>
+              <w:rPr>
+                <w:b/>
+                <w:bCs/>
+                <w:sz w:val="17"/>
+                <w:szCs w:val="17"/>
+              </w:rPr>
+              <w:t xml:space="preserve">value</w:t>
+            </w:r>
+          </w:p>
+        </w:tc>
+        <w:tc>
+          <w:tcPr>
+            <w:tcW w:type="dxa" w:w="2400"/>
+            <w:tcBorders>
+              <w:top w:val="single" w:color="BBBBBB" w:sz="1"/>
+              <w:left w:val="single" w:color="BBBBBB" w:sz="1"/>
+              <w:bottom w:val="single" w:color="BBBBBB" w:sz="1"/>
+              <w:right w:val="single" w:color="BBBBBB" w:sz="1"/>
+            </w:tcBorders>
+            <w:shd w:fill="D5E8F0" w:val="clear"/>
+            <w:tcMar>
+              <w:top w:type="dxa" w:w="60"/>
+              <w:left w:type="dxa" w:w="110"/>
+              <w:bottom w:type="dxa" w:w="60"/>
+              <w:right w:type="dxa" w:w="110"/>
+            </w:tcMar>
+            <w:vAlign w:val="center"/>
+          </w:tcPr>
+          <w:p>
+            <w:pPr>
+              <w:spacing w:after="0"/>
+            </w:pPr>
+            <w:r>
+              <w:rPr>
+                <w:b/>
+                <w:bCs/>
+                <w:sz w:val="17"/>
+                <w:szCs w:val="17"/>
+              </w:rPr>
+              <w:t xml:space="preserve">reading</w:t>
+            </w:r>
+          </w:p>
+        </w:tc>
+      </w:tr>
+      <w:tr>
+        <w:tc>
+          <w:tcPr>
+            <w:tcW w:type="dxa" w:w="4400"/>
+            <w:tcBorders>
+              <w:top w:val="single" w:color="BBBBBB" w:sz="1"/>
+              <w:left w:val="single" w:color="BBBBBB" w:sz="1"/>
+              <w:bottom w:val="single" w:color="BBBBBB" w:sz="1"/>
+              <w:right w:val="single" w:color="BBBBBB" w:sz="1"/>
+            </w:tcBorders>
+            <w:tcMar>
+              <w:top w:type="dxa" w:w="60"/>
+              <w:left w:type="dxa" w:w="110"/>
+              <w:bottom w:type="dxa" w:w="60"/>
+              <w:right w:type="dxa" w:w="110"/>
+            </w:tcMar>
+            <w:vAlign w:val="center"/>
+          </w:tcPr>
+          <w:p>
+            <w:pPr>
+              <w:spacing w:after="0"/>
+            </w:pPr>
+            <w:r>
+              <w:rPr>
+                <w:b w:val="false"/>
+                <w:bCs w:val="false"/>
+                <w:sz w:val="17"/>
+                <w:szCs w:val="17"/>
+              </w:rPr>
+              <w:t xml:space="preserve">sparse (k ≤ 8, n=14): learned − within</w:t>
+            </w:r>
+          </w:p>
+        </w:tc>
+        <w:tc>
+          <w:tcPr>
+            <w:tcW w:type="dxa" w:w="2600"/>
+            <w:tcBorders>
+              <w:top w:val="single" w:color="BBBBBB" w:sz="1"/>
+              <w:left w:val="single" w:color="BBBBBB" w:sz="1"/>
+              <w:bottom w:val="single" w:color="BBBBBB" w:sz="1"/>
+              <w:right w:val="single" w:color="BBBBBB" w:sz="1"/>
+            </w:tcBorders>
+            <w:tcMar>
+              <w:top w:type="dxa" w:w="60"/>
+              <w:left w:type="dxa" w:w="110"/>
+              <w:bottom w:type="dxa" w:w="60"/>
+              <w:right w:type="dxa" w:w="110"/>
+            </w:tcMar>
+            <w:vAlign w:val="center"/>
+          </w:tcPr>
+          <w:p>
+            <w:pPr>
+              <w:spacing w:after="0"/>
+            </w:pPr>
+            <w:r>
+              <w:rPr>
+                <w:b w:val="false"/>
+                <w:bCs w:val="false"/>
+                <w:sz w:val="17"/>
+                <w:szCs w:val="17"/>
+              </w:rPr>
+              <w:t xml:space="preserve">+0.060 [−0.002, +0.117]</w:t>
+            </w:r>
+          </w:p>
+        </w:tc>
+        <w:tc>
+          <w:tcPr>
+            <w:tcW w:type="dxa" w:w="2400"/>
+            <w:tcBorders>
+              <w:top w:val="single" w:color="BBBBBB" w:sz="1"/>
+              <w:left w:val="single" w:color="BBBBBB" w:sz="1"/>
+              <w:bottom w:val="single" w:color="BBBBBB" w:sz="1"/>
+              <w:right w:val="single" w:color="BBBBBB" w:sz="1"/>
+            </w:tcBorders>
+            <w:tcMar>
+              <w:top w:type="dxa" w:w="60"/>
+              <w:left w:type="dxa" w:w="110"/>
+              <w:bottom w:type="dxa" w:w="60"/>
+              <w:right w:type="dxa" w:w="110"/>
+            </w:tcMar>
+            <w:vAlign w:val="center"/>
+          </w:tcPr>
+          <w:p>
+            <w:pPr>
+              <w:spacing w:after="0"/>
+            </w:pPr>
+            <w:r>
+              <w:rPr>
+                <w:b w:val="false"/>
+                <w:bCs w:val="false"/>
+                <w:sz w:val="17"/>
+                <w:szCs w:val="17"/>
+              </w:rPr>
+              <w:t xml:space="preserve">n.s. (underpowered tail)</w:t>
+            </w:r>
+          </w:p>
+        </w:tc>
+      </w:tr>
+      <w:tr>
+        <w:tc>
+          <w:tcPr>
+            <w:tcW w:type="dxa" w:w="4400"/>
+            <w:tcBorders>
+              <w:top w:val="single" w:color="BBBBBB" w:sz="1"/>
+              <w:left w:val="single" w:color="BBBBBB" w:sz="1"/>
+              <w:bottom w:val="single" w:color="BBBBBB" w:sz="1"/>
+              <w:right w:val="single" w:color="BBBBBB" w:sz="1"/>
+            </w:tcBorders>
+            <w:tcMar>
+              <w:top w:type="dxa" w:w="60"/>
+              <w:left w:type="dxa" w:w="110"/>
+              <w:bottom w:type="dxa" w:w="60"/>
+              <w:right w:type="dxa" w:w="110"/>
+            </w:tcMar>
+            <w:vAlign w:val="center"/>
+          </w:tcPr>
+          <w:p>
+            <w:pPr>
+              <w:spacing w:after="0"/>
+            </w:pPr>
+            <w:r>
+              <w:rPr>
+                <w:b w:val="false"/>
+                <w:bCs w:val="false"/>
+                <w:sz w:val="17"/>
+                <w:szCs w:val="17"/>
+              </w:rPr>
+              <w:t xml:space="preserve">mid (9–40, n=350): learned − within</w:t>
+            </w:r>
+          </w:p>
+        </w:tc>
+        <w:tc>
+          <w:tcPr>
+            <w:tcW w:type="dxa" w:w="2600"/>
+            <w:tcBorders>
+              <w:top w:val="single" w:color="BBBBBB" w:sz="1"/>
+              <w:left w:val="single" w:color="BBBBBB" w:sz="1"/>
+              <w:bottom w:val="single" w:color="BBBBBB" w:sz="1"/>
+              <w:right w:val="single" w:color="BBBBBB" w:sz="1"/>
+            </w:tcBorders>
+            <w:shd w:fill="E2EFDA" w:val="clear"/>
+            <w:tcMar>
+              <w:top w:type="dxa" w:w="60"/>
+              <w:left w:type="dxa" w:w="110"/>
+              <w:bottom w:type="dxa" w:w="60"/>
+              <w:right w:type="dxa" w:w="110"/>
+            </w:tcMar>
+            <w:vAlign w:val="center"/>
+          </w:tcPr>
+          <w:p>
+            <w:pPr>
+              <w:spacing w:after="0"/>
+            </w:pPr>
+            <w:r>
+              <w:rPr>
+                <w:b/>
+                <w:bCs/>
+                <w:sz w:val="17"/>
+                <w:szCs w:val="17"/>
+              </w:rPr>
+              <w:t xml:space="preserve">−0.029 [−0.055, −0.004]</w:t>
+            </w:r>
+          </w:p>
+        </w:tc>
+        <w:tc>
+          <w:tcPr>
+            <w:tcW w:type="dxa" w:w="2400"/>
+            <w:tcBorders>
+              <w:top w:val="single" w:color="BBBBBB" w:sz="1"/>
+              <w:left w:val="single" w:color="BBBBBB" w:sz="1"/>
+              <w:bottom w:val="single" w:color="BBBBBB" w:sz="1"/>
+              <w:right w:val="single" w:color="BBBBBB" w:sz="1"/>
+            </w:tcBorders>
+            <w:tcMar>
+              <w:top w:type="dxa" w:w="60"/>
+              <w:left w:type="dxa" w:w="110"/>
+              <w:bottom w:type="dxa" w:w="60"/>
+              <w:right w:type="dxa" w:w="110"/>
+            </w:tcMar>
+            <w:vAlign w:val="center"/>
+          </w:tcPr>
+          <w:p>
+            <w:pPr>
+              <w:spacing w:after="0"/>
+            </w:pPr>
+            <w:r>
+              <w:rPr>
+                <w:b w:val="false"/>
+                <w:bCs w:val="false"/>
+                <w:sz w:val="17"/>
+                <w:szCs w:val="17"/>
+              </w:rPr>
+              <w:t xml:space="preserve">learned wins</w:t>
+            </w:r>
+          </w:p>
+        </w:tc>
+      </w:tr>
+      <w:tr>
+        <w:tc>
+          <w:tcPr>
+            <w:tcW w:type="dxa" w:w="4400"/>
+            <w:tcBorders>
+              <w:top w:val="single" w:color="BBBBBB" w:sz="1"/>
+              <w:left w:val="single" w:color="BBBBBB" w:sz="1"/>
+              <w:bottom w:val="single" w:color="BBBBBB" w:sz="1"/>
+              <w:right w:val="single" w:color="BBBBBB" w:sz="1"/>
+            </w:tcBorders>
+            <w:tcMar>
+              <w:top w:type="dxa" w:w="60"/>
+              <w:left w:type="dxa" w:w="110"/>
+              <w:bottom w:type="dxa" w:w="60"/>
+              <w:right w:type="dxa" w:w="110"/>
+            </w:tcMar>
+            <w:vAlign w:val="center"/>
+          </w:tcPr>
+          <w:p>
+            <w:pPr>
+              <w:spacing w:after="0"/>
+            </w:pPr>
+            <w:r>
+              <w:rPr>
+                <w:b w:val="false"/>
+                <w:bCs w:val="false"/>
+                <w:sz w:val="17"/>
+                <w:szCs w:val="17"/>
+              </w:rPr>
+              <w:t xml:space="preserve">rich (k &gt; 40, n=813): learned − within</w:t>
+            </w:r>
+          </w:p>
+        </w:tc>
+        <w:tc>
+          <w:tcPr>
+            <w:tcW w:type="dxa" w:w="2600"/>
+            <w:tcBorders>
+              <w:top w:val="single" w:color="BBBBBB" w:sz="1"/>
+              <w:left w:val="single" w:color="BBBBBB" w:sz="1"/>
+              <w:bottom w:val="single" w:color="BBBBBB" w:sz="1"/>
+              <w:right w:val="single" w:color="BBBBBB" w:sz="1"/>
+            </w:tcBorders>
+            <w:shd w:fill="E2EFDA" w:val="clear"/>
+            <w:tcMar>
+              <w:top w:type="dxa" w:w="60"/>
+              <w:left w:type="dxa" w:w="110"/>
+              <w:bottom w:type="dxa" w:w="60"/>
+              <w:right w:type="dxa" w:w="110"/>
+            </w:tcMar>
+            <w:vAlign w:val="center"/>
+          </w:tcPr>
+          <w:p>
+            <w:pPr>
+              <w:spacing w:after="0"/>
+            </w:pPr>
+            <w:r>
+              <w:rPr>
+                <w:b/>
+                <w:bCs/>
+                <w:sz w:val="17"/>
+                <w:szCs w:val="17"/>
+              </w:rPr>
+              <w:t xml:space="preserve">−0.022 [−0.034, −0.010]</w:t>
+            </w:r>
+          </w:p>
+        </w:tc>
+        <w:tc>
+          <w:tcPr>
+            <w:tcW w:type="dxa" w:w="2400"/>
+            <w:tcBorders>
+              <w:top w:val="single" w:color="BBBBBB" w:sz="1"/>
+              <w:left w:val="single" w:color="BBBBBB" w:sz="1"/>
+              <w:bottom w:val="single" w:color="BBBBBB" w:sz="1"/>
+              <w:right w:val="single" w:color="BBBBBB" w:sz="1"/>
+            </w:tcBorders>
+            <w:tcMar>
+              <w:top w:type="dxa" w:w="60"/>
+              <w:left w:type="dxa" w:w="110"/>
+              <w:bottom w:type="dxa" w:w="60"/>
+              <w:right w:type="dxa" w:w="110"/>
+            </w:tcMar>
+            <w:vAlign w:val="center"/>
+          </w:tcPr>
+          <w:p>
+            <w:pPr>
+              <w:spacing w:after="0"/>
+            </w:pPr>
+            <w:r>
+              <w:rPr>
+                <w:b w:val="false"/>
+                <w:bCs w:val="false"/>
+                <w:sz w:val="17"/>
+                <w:szCs w:val="17"/>
+              </w:rPr>
+              <w:t xml:space="preserve">learned wins</w:t>
+            </w:r>
+          </w:p>
+        </w:tc>
+      </w:tr>
+      <w:tr>
+        <w:tc>
+          <w:tcPr>
+            <w:tcW w:type="dxa" w:w="4400"/>
+            <w:tcBorders>
+              <w:top w:val="single" w:color="BBBBBB" w:sz="1"/>
+              <w:left w:val="single" w:color="BBBBBB" w:sz="1"/>
+              <w:bottom w:val="single" w:color="BBBBBB" w:sz="1"/>
+              <w:right w:val="single" w:color="BBBBBB" w:sz="1"/>
+            </w:tcBorders>
+            <w:tcMar>
+              <w:top w:type="dxa" w:w="60"/>
+              <w:left w:type="dxa" w:w="110"/>
+              <w:bottom w:type="dxa" w:w="60"/>
+              <w:right w:type="dxa" w:w="110"/>
+            </w:tcMar>
+            <w:vAlign w:val="center"/>
+          </w:tcPr>
+          <w:p>
+            <w:pPr>
+              <w:spacing w:after="0"/>
+            </w:pPr>
+            <w:r>
+              <w:rPr>
+                <w:b w:val="false"/>
+                <w:bCs w:val="false"/>
+                <w:sz w:val="17"/>
+                <w:szCs w:val="17"/>
+              </w:rPr>
+              <w:t xml:space="preserve">learned-kernel model PI coverage / width</w:t>
+            </w:r>
+          </w:p>
+        </w:tc>
+        <w:tc>
+          <w:tcPr>
+            <w:tcW w:type="dxa" w:w="2600"/>
+            <w:tcBorders>
+              <w:top w:val="single" w:color="BBBBBB" w:sz="1"/>
+              <w:left w:val="single" w:color="BBBBBB" w:sz="1"/>
+              <w:bottom w:val="single" w:color="BBBBBB" w:sz="1"/>
+              <w:right w:val="single" w:color="BBBBBB" w:sz="1"/>
+            </w:tcBorders>
+            <w:tcMar>
+              <w:top w:type="dxa" w:w="60"/>
+              <w:left w:type="dxa" w:w="110"/>
+              <w:bottom w:type="dxa" w:w="60"/>
+              <w:right w:type="dxa" w:w="110"/>
+            </w:tcMar>
+            <w:vAlign w:val="center"/>
+          </w:tcPr>
+          <w:p>
+            <w:pPr>
+              <w:spacing w:after="0"/>
+            </w:pPr>
+            <w:r>
+              <w:rPr>
+                <w:b w:val="false"/>
+                <w:bCs w:val="false"/>
+                <w:sz w:val="17"/>
+                <w:szCs w:val="17"/>
+              </w:rPr>
+              <w:t xml:space="preserve">0.806 / 1.30</w:t>
+            </w:r>
+          </w:p>
+        </w:tc>
+        <w:tc>
+          <w:tcPr>
+            <w:tcW w:type="dxa" w:w="2400"/>
+            <w:tcBorders>
+              <w:top w:val="single" w:color="BBBBBB" w:sz="1"/>
+              <w:left w:val="single" w:color="BBBBBB" w:sz="1"/>
+              <w:bottom w:val="single" w:color="BBBBBB" w:sz="1"/>
+              <w:right w:val="single" w:color="BBBBBB" w:sz="1"/>
+            </w:tcBorders>
+            <w:tcMar>
+              <w:top w:type="dxa" w:w="60"/>
+              <w:left w:type="dxa" w:w="110"/>
+              <w:bottom w:type="dxa" w:w="60"/>
+              <w:right w:type="dxa" w:w="110"/>
+            </w:tcMar>
+            <w:vAlign w:val="center"/>
+          </w:tcPr>
+          <w:p>
+            <w:pPr>
+              <w:spacing w:after="0"/>
+            </w:pPr>
+            <w:r>
+              <w:rPr>
+                <w:b w:val="false"/>
+                <w:bCs w:val="false"/>
+                <w:sz w:val="17"/>
+                <w:szCs w:val="17"/>
+              </w:rPr>
+              <w:t xml:space="preserve">model interval under-covers</w:t>
+            </w:r>
+          </w:p>
+        </w:tc>
+      </w:tr>
+      <w:tr>
+        <w:tc>
+          <w:tcPr>
+            <w:tcW w:type="dxa" w:w="4400"/>
+            <w:tcBorders>
+              <w:top w:val="single" w:color="BBBBBB" w:sz="1"/>
+              <w:left w:val="single" w:color="BBBBBB" w:sz="1"/>
+              <w:bottom w:val="single" w:color="BBBBBB" w:sz="1"/>
+              <w:right w:val="single" w:color="BBBBBB" w:sz="1"/>
+            </w:tcBorders>
+            <w:tcMar>
+              <w:top w:type="dxa" w:w="60"/>
+              <w:left w:type="dxa" w:w="110"/>
+              <w:bottom w:type="dxa" w:w="60"/>
+              <w:right w:type="dxa" w:w="110"/>
+            </w:tcMar>
+            <w:vAlign w:val="center"/>
+          </w:tcPr>
+          <w:p>
+            <w:pPr>
+              <w:spacing w:after="0"/>
+            </w:pPr>
+            <w:r>
+              <w:rPr>
+                <w:b w:val="false"/>
+                <w:bCs w:val="false"/>
+                <w:sz w:val="17"/>
+                <w:szCs w:val="17"/>
+              </w:rPr>
+              <w:t xml:space="preserve">learned-kernel conformal coverage / width</w:t>
+            </w:r>
+          </w:p>
+        </w:tc>
+        <w:tc>
+          <w:tcPr>
+            <w:tcW w:type="dxa" w:w="2600"/>
+            <w:tcBorders>
+              <w:top w:val="single" w:color="BBBBBB" w:sz="1"/>
+              <w:left w:val="single" w:color="BBBBBB" w:sz="1"/>
+              <w:bottom w:val="single" w:color="BBBBBB" w:sz="1"/>
+              <w:right w:val="single" w:color="BBBBBB" w:sz="1"/>
+            </w:tcBorders>
+            <w:shd w:fill="E2EFDA" w:val="clear"/>
+            <w:tcMar>
+              <w:top w:type="dxa" w:w="60"/>
+              <w:left w:type="dxa" w:w="110"/>
+              <w:bottom w:type="dxa" w:w="60"/>
+              <w:right w:type="dxa" w:w="110"/>
+            </w:tcMar>
+            <w:vAlign w:val="center"/>
+          </w:tcPr>
+          <w:p>
+            <w:pPr>
+              <w:spacing w:after="0"/>
+            </w:pPr>
+            <w:r>
+              <w:rPr>
+                <w:b/>
+                <w:bCs/>
+                <w:sz w:val="17"/>
+                <w:szCs w:val="17"/>
+              </w:rPr>
+              <w:t xml:space="preserve">0.899 / 1.55</w:t>
+            </w:r>
+          </w:p>
+        </w:tc>
+        <w:tc>
+          <w:tcPr>
+            <w:tcW w:type="dxa" w:w="2400"/>
+            <w:tcBorders>
+              <w:top w:val="single" w:color="BBBBBB" w:sz="1"/>
+              <w:left w:val="single" w:color="BBBBBB" w:sz="1"/>
+              <w:bottom w:val="single" w:color="BBBBBB" w:sz="1"/>
+              <w:right w:val="single" w:color="BBBBBB" w:sz="1"/>
+            </w:tcBorders>
+            <w:tcMar>
+              <w:top w:type="dxa" w:w="60"/>
+              <w:left w:type="dxa" w:w="110"/>
+              <w:bottom w:type="dxa" w:w="60"/>
+              <w:right w:type="dxa" w:w="110"/>
+            </w:tcMar>
+            <w:vAlign w:val="center"/>
+          </w:tcPr>
+          <w:p>
+            <w:pPr>
+              <w:spacing w:after="0"/>
+            </w:pPr>
+            <w:r>
+              <w:rPr>
+                <w:b w:val="false"/>
+                <w:bCs w:val="false"/>
+                <w:sz w:val="17"/>
+                <w:szCs w:val="17"/>
+              </w:rPr>
+              <w:t xml:space="preserve">nominal; tightest borrower width</w:t>
+            </w:r>
+          </w:p>
+        </w:tc>
+      </w:tr>
+      <w:tr>
+        <w:tc>
+          <w:tcPr>
+            <w:tcW w:type="dxa" w:w="4400"/>
+            <w:tcBorders>
+              <w:top w:val="single" w:color="BBBBBB" w:sz="1"/>
+              <w:left w:val="single" w:color="BBBBBB" w:sz="1"/>
+              <w:bottom w:val="single" w:color="BBBBBB" w:sz="1"/>
+              <w:right w:val="single" w:color="BBBBBB" w:sz="1"/>
+            </w:tcBorders>
+            <w:tcMar>
+              <w:top w:type="dxa" w:w="60"/>
+              <w:left w:type="dxa" w:w="110"/>
+              <w:bottom w:type="dxa" w:w="60"/>
+              <w:right w:type="dxa" w:w="110"/>
+            </w:tcMar>
+            <w:vAlign w:val="center"/>
+          </w:tcPr>
+          <w:p>
+            <w:pPr>
+              <w:spacing w:after="0"/>
+            </w:pPr>
+            <w:r>
+              <w:rPr>
+                <w:b w:val="false"/>
+                <w:bCs w:val="false"/>
+                <w:sz w:val="17"/>
+                <w:szCs w:val="17"/>
+              </w:rPr>
+              <w:t xml:space="preserve">within-MA conformal / robust-MAP conformal</w:t>
+            </w:r>
+          </w:p>
+        </w:tc>
+        <w:tc>
+          <w:tcPr>
+            <w:tcW w:type="dxa" w:w="2600"/>
+            <w:tcBorders>
+              <w:top w:val="single" w:color="BBBBBB" w:sz="1"/>
+              <w:left w:val="single" w:color="BBBBBB" w:sz="1"/>
+              <w:bottom w:val="single" w:color="BBBBBB" w:sz="1"/>
+              <w:right w:val="single" w:color="BBBBBB" w:sz="1"/>
+            </w:tcBorders>
+            <w:tcMar>
+              <w:top w:type="dxa" w:w="60"/>
+              <w:left w:type="dxa" w:w="110"/>
+              <w:bottom w:type="dxa" w:w="60"/>
+              <w:right w:type="dxa" w:w="110"/>
+            </w:tcMar>
+            <w:vAlign w:val="center"/>
+          </w:tcPr>
+          <w:p>
+            <w:pPr>
+              <w:spacing w:after="0"/>
+            </w:pPr>
+            <w:r>
+              <w:rPr>
+                <w:b w:val="false"/>
+                <w:bCs w:val="false"/>
+                <w:sz w:val="17"/>
+                <w:szCs w:val="17"/>
+              </w:rPr>
+              <w:t xml:space="preserve">0.899 / 1.70 · 0.899 / 1.63</w:t>
+            </w:r>
+          </w:p>
+        </w:tc>
+        <w:tc>
+          <w:tcPr>
+            <w:tcW w:type="dxa" w:w="2400"/>
+            <w:tcBorders>
+              <w:top w:val="single" w:color="BBBBBB" w:sz="1"/>
+              <w:left w:val="single" w:color="BBBBBB" w:sz="1"/>
+              <w:bottom w:val="single" w:color="BBBBBB" w:sz="1"/>
+              <w:right w:val="single" w:color="BBBBBB" w:sz="1"/>
+            </w:tcBorders>
+            <w:tcMar>
+              <w:top w:type="dxa" w:w="60"/>
+              <w:left w:type="dxa" w:w="110"/>
+              <w:bottom w:type="dxa" w:w="60"/>
+              <w:right w:type="dxa" w:w="110"/>
+            </w:tcMar>
+            <w:vAlign w:val="center"/>
+          </w:tcPr>
+          <w:p>
+            <w:pPr>
+              <w:spacing w:after="0"/>
+            </w:pPr>
+            <w:r>
+              <w:rPr>
+                <w:b w:val="false"/>
+                <w:bCs w:val="false"/>
+                <w:sz w:val="17"/>
+                <w:szCs w:val="17"/>
+              </w:rPr>
+              <w:t xml:space="preserve">conformal repairs all to 0.899</w:t>
+            </w:r>
+          </w:p>
+        </w:tc>
+      </w:tr>
+    </w:tbl>
+    <w:p>
+      <w:pPr>
+        <w:spacing w:after="60" w:line="276"/>
+      </w:pPr>
+      <w:r>
+        <w:t xml:space="preserve"/>
+      </w:r>
+    </w:p>
+    <w:p>
+      <w:pPr>
+        <w:spacing w:after="120" w:line="276"/>
+      </w:pPr>
+      <w:r>
+        <w:rPr>
+          <w:b/>
+          <w:bCs/>
+        </w:rPr>
+        <w:t xml:space="preserve">Broad, not a sparse-frontier artifact, and calibrated. </w:t>
+      </w:r>
+      <w:r>
+        <w:t xml:space="preserve">Unlike the hand-set field (which helped only when a home MA was starved to a single sibling, §6.2), the learned kernel beats within-MA in both the mid- and rich-home-MA regimes; the only place it does not win is the 14-study ultra-sparse tail, which is underpowered (CI includes 0) and which we report rather than over-claim. Its model-based interval under-covers (0.806), but distribution-free conformal calibration (CV+/split-conformal; Vovk 2005; Lei 2018; Barber 2021) restores nominal 90% coverage at the tightest interval width of any borrowing method (1.55). Conformal is therefore adopted as the reported coverage layer of the primary estimator.</w:t>
+      </w:r>
+    </w:p>
+    <w:p>
+      <w:pPr>
+        <w:pStyle w:val="Heading2"/>
+      </w:pPr>
+      <w:r>
+        <w:t xml:space="preserve">6.2 The hand-set field is the weak baseline — inert-to-harmful, and where it helps</w:t>
+      </w:r>
+    </w:p>
+    <w:p>
+      <w:pPr>
+        <w:spacing w:after="120" w:line="276"/>
+      </w:pPr>
+      <w:r>
+        <w:t xml:space="preserve">With the hand-set kernel the field reuses the pilots' machinery: weight(s→t) = precision(s) × [same family] × topic(s,t) × year_kernel(s,t), with topic = 1 (same MA) / 0.50 (same specialty) / 0.15 (distant); a home-anchored variant scales cross-MA mass by C/(C+n_home), C = 5, so a data-rich home MA defers to within-MA. All constants are a-priori. On the expanded corpus this hand-set field is +0.0195 worse than within-MA (Table 10). On the initial 779-node staging it was at best inert (data-rich k&gt;40: +0.0007 [−0.0004, +0.0020], n.s.) and only helped when a home MA was deliberately starved to a single sibling: down-sampling each home MA to m random siblings (25 draws × every eligible target; ~19,000 paired predictions) shows a sharp crossover (Table 12, Figure 4) — at m = 1 the cross-MA field cuts held-out error ~11% (0.381→0.340), robustly across the stand-down constant C ∈ [1,20]; with even two same-MA siblings within-MA is already the frequentist optimum. The learned kernel (§6.1) lifts this bound: its data-driven gravity beats within-MA even in the data-rich regime, which the hand-set weights could not.</w:t>
+      </w:r>
+    </w:p>
+    <w:p>
+      <w:pPr>
+        <w:spacing w:after="120"/>
+      </w:pPr>
+      <w:r>
+        <w:rPr>
+          <w:b/>
+          <w:bCs/>
+          <w:sz w:val="18"/>
+          <w:szCs w:val="18"/>
+        </w:rPr>
+        <w:t xml:space="preserve">Table 12. </w:t>
+      </w:r>
+      <w:r>
+        <w:rPr>
+          <w:sz w:val="18"/>
+          <w:szCs w:val="18"/>
+        </w:rPr>
+        <w:t xml:space="preserve">Powered sparse down-sampling (initial 779-node corpus, hand-set kernel): within-MA(m) vs the home-anchored field(m + cross). Δ = within − field (positive = field helps). Exact from downsample_results.json; independently reproduced from scratch by external Codex (gpt-5.5) to within RNG noise (m=1 Δ +0.0402, m=2 Δ −0.0078).</w:t>
       </w:r>
     </w:p>
     <w:tbl>
@@ -10432,7 +11607,7 @@
         <w:pStyle w:val="Heading2"/>
       </w:pPr>
       <w:r>
-        <w:t xml:space="preserve">6.1 Benchmark against the modern frontier — a learned kernel beats within-MA</w:t>
+        <w:t xml:space="preserve">6.3 Dynamic borrowing at the sparse frontier — modern priors vs our fusion</w:t>
       </w:r>
     </w:p>
     <w:p>
@@ -10440,861 +11615,7 @@
         <w:spacing w:after="120" w:line="276"/>
       </w:pPr>
       <w:r>
-        <w:t xml:space="preserve">Is the hand-set field competitive with the current frontier? We benchmarked it, truth-gated on the same real held-out reconstruction, against modern hierarchical/Bayesian borrowing, a learned kernel, modern shrinkage, dynamic borrowing, transportability and conformal calibration — all implemented from scratch (field_modern.py; RBesT, REBayes, deconvolveR, bayesmeta are not installed on this host, so from-scratch implementations are used and the canonical packages are cited; metafor 5.0.1 is an external RE cross-check; the GP uses scikit-learn 1.8).</w:t>
-      </w:r>
-    </w:p>
-    <w:p>
-      <w:pPr>
-        <w:spacing w:after="120"/>
-      </w:pPr>
-      <w:r>
-        <w:rPr>
-          <w:b/>
-          <w:bCs/>
-          <w:sz w:val="18"/>
-          <w:szCs w:val="18"/>
-        </w:rPr>
-        <w:t xml:space="preserve">Table 12. </w:t>
-      </w:r>
-      <w:r>
-        <w:rPr>
-          <w:sz w:val="18"/>
-          <w:szCs w:val="18"/>
-        </w:rPr>
-        <w:t xml:space="preserve">Transductive reconstruction (mean absolute held-out error, 779 studies) vs modern comparators; paired-bootstrap contrast against the hand field. Exact from benchmark_results.json.</w:t>
-      </w:r>
-    </w:p>
-    <w:tbl>
-      <w:tblPr>
-        <w:tblW w:type="dxa" w:w="10000"/>
-        <w:tblBorders>
-          <w:top w:val="single" w:color="auto" w:sz="4"/>
-          <w:left w:val="single" w:color="auto" w:sz="4"/>
-          <w:bottom w:val="single" w:color="auto" w:sz="4"/>
-          <w:right w:val="single" w:color="auto" w:sz="4"/>
-          <w:insideH w:val="single" w:color="auto" w:sz="4"/>
-          <w:insideV w:val="single" w:color="auto" w:sz="4"/>
-        </w:tblBorders>
-      </w:tblPr>
-      <w:tblGrid>
-        <w:gridCol w:w="4200"/>
-        <w:gridCol w:w="2400"/>
-        <w:gridCol w:w="3400"/>
-      </w:tblGrid>
-      <w:tr>
-        <w:trPr>
-          <w:tblHeader/>
-        </w:trPr>
-        <w:tc>
-          <w:tcPr>
-            <w:tcW w:type="dxa" w:w="4200"/>
-            <w:tcBorders>
-              <w:top w:val="single" w:color="BBBBBB" w:sz="1"/>
-              <w:left w:val="single" w:color="BBBBBB" w:sz="1"/>
-              <w:bottom w:val="single" w:color="BBBBBB" w:sz="1"/>
-              <w:right w:val="single" w:color="BBBBBB" w:sz="1"/>
-            </w:tcBorders>
-            <w:shd w:fill="D5E8F0" w:val="clear"/>
-            <w:tcMar>
-              <w:top w:type="dxa" w:w="60"/>
-              <w:left w:type="dxa" w:w="110"/>
-              <w:bottom w:type="dxa" w:w="60"/>
-              <w:right w:type="dxa" w:w="110"/>
-            </w:tcMar>
-            <w:vAlign w:val="center"/>
-          </w:tcPr>
-          <w:p>
-            <w:pPr>
-              <w:spacing w:after="0"/>
-            </w:pPr>
-            <w:r>
-              <w:rPr>
-                <w:b/>
-                <w:bCs/>
-                <w:sz w:val="17"/>
-                <w:szCs w:val="17"/>
-              </w:rPr>
-              <w:t xml:space="preserve">method</w:t>
-            </w:r>
-          </w:p>
-        </w:tc>
-        <w:tc>
-          <w:tcPr>
-            <w:tcW w:type="dxa" w:w="2400"/>
-            <w:tcBorders>
-              <w:top w:val="single" w:color="BBBBBB" w:sz="1"/>
-              <w:left w:val="single" w:color="BBBBBB" w:sz="1"/>
-              <w:bottom w:val="single" w:color="BBBBBB" w:sz="1"/>
-              <w:right w:val="single" w:color="BBBBBB" w:sz="1"/>
-            </w:tcBorders>
-            <w:shd w:fill="D5E8F0" w:val="clear"/>
-            <w:tcMar>
-              <w:top w:type="dxa" w:w="60"/>
-              <w:left w:type="dxa" w:w="110"/>
-              <w:bottom w:type="dxa" w:w="60"/>
-              <w:right w:type="dxa" w:w="110"/>
-            </w:tcMar>
-            <w:vAlign w:val="center"/>
-          </w:tcPr>
-          <w:p>
-            <w:pPr>
-              <w:spacing w:after="0"/>
-            </w:pPr>
-            <w:r>
-              <w:rPr>
-                <w:b/>
-                <w:bCs/>
-                <w:sz w:val="17"/>
-                <w:szCs w:val="17"/>
-              </w:rPr>
-              <w:t xml:space="preserve">held-out MAE</w:t>
-            </w:r>
-          </w:p>
-        </w:tc>
-        <w:tc>
-          <w:tcPr>
-            <w:tcW w:type="dxa" w:w="3400"/>
-            <w:tcBorders>
-              <w:top w:val="single" w:color="BBBBBB" w:sz="1"/>
-              <w:left w:val="single" w:color="BBBBBB" w:sz="1"/>
-              <w:bottom w:val="single" w:color="BBBBBB" w:sz="1"/>
-              <w:right w:val="single" w:color="BBBBBB" w:sz="1"/>
-            </w:tcBorders>
-            <w:shd w:fill="D5E8F0" w:val="clear"/>
-            <w:tcMar>
-              <w:top w:type="dxa" w:w="60"/>
-              <w:left w:type="dxa" w:w="110"/>
-              <w:bottom w:type="dxa" w:w="60"/>
-              <w:right w:type="dxa" w:w="110"/>
-            </w:tcMar>
-            <w:vAlign w:val="center"/>
-          </w:tcPr>
-          <w:p>
-            <w:pPr>
-              <w:spacing w:after="0"/>
-            </w:pPr>
-            <w:r>
-              <w:rPr>
-                <w:b/>
-                <w:bCs/>
-                <w:sz w:val="17"/>
-                <w:szCs w:val="17"/>
-              </w:rPr>
-              <w:t xml:space="preserve">vs hand field [95% CI]</w:t>
-            </w:r>
-          </w:p>
-        </w:tc>
-      </w:tr>
-      <w:tr>
-        <w:tc>
-          <w:tcPr>
-            <w:tcW w:type="dxa" w:w="4200"/>
-            <w:tcBorders>
-              <w:top w:val="single" w:color="BBBBBB" w:sz="1"/>
-              <w:left w:val="single" w:color="BBBBBB" w:sz="1"/>
-              <w:bottom w:val="single" w:color="BBBBBB" w:sz="1"/>
-              <w:right w:val="single" w:color="BBBBBB" w:sz="1"/>
-            </w:tcBorders>
-            <w:tcMar>
-              <w:top w:type="dxa" w:w="60"/>
-              <w:left w:type="dxa" w:w="110"/>
-              <w:bottom w:type="dxa" w:w="60"/>
-              <w:right w:type="dxa" w:w="110"/>
-            </w:tcMar>
-            <w:vAlign w:val="center"/>
-          </w:tcPr>
-          <w:p>
-            <w:pPr>
-              <w:spacing w:after="0"/>
-            </w:pPr>
-            <w:r>
-              <w:rPr>
-                <w:b w:val="false"/>
-                <w:bCs w:val="false"/>
-                <w:sz w:val="17"/>
-                <w:szCs w:val="17"/>
-              </w:rPr>
-              <w:t xml:space="preserve">GP learned kernel (Rasmussen–Williams 2006)</w:t>
-            </w:r>
-          </w:p>
-        </w:tc>
-        <w:tc>
-          <w:tcPr>
-            <w:tcW w:type="dxa" w:w="2400"/>
-            <w:tcBorders>
-              <w:top w:val="single" w:color="BBBBBB" w:sz="1"/>
-              <w:left w:val="single" w:color="BBBBBB" w:sz="1"/>
-              <w:bottom w:val="single" w:color="BBBBBB" w:sz="1"/>
-              <w:right w:val="single" w:color="BBBBBB" w:sz="1"/>
-            </w:tcBorders>
-            <w:shd w:fill="E2EFDA" w:val="clear"/>
-            <w:tcMar>
-              <w:top w:type="dxa" w:w="60"/>
-              <w:left w:type="dxa" w:w="110"/>
-              <w:bottom w:type="dxa" w:w="60"/>
-              <w:right w:type="dxa" w:w="110"/>
-            </w:tcMar>
-            <w:vAlign w:val="center"/>
-          </w:tcPr>
-          <w:p>
-            <w:pPr>
-              <w:spacing w:after="0"/>
-            </w:pPr>
-            <w:r>
-              <w:rPr>
-                <w:b/>
-                <w:bCs/>
-                <w:sz w:val="17"/>
-                <w:szCs w:val="17"/>
-              </w:rPr>
-              <w:t xml:space="preserve">0.2527 (honest 10-fold)</w:t>
-            </w:r>
-          </w:p>
-        </w:tc>
-        <w:tc>
-          <w:tcPr>
-            <w:tcW w:type="dxa" w:w="3400"/>
-            <w:tcBorders>
-              <w:top w:val="single" w:color="BBBBBB" w:sz="1"/>
-              <w:left w:val="single" w:color="BBBBBB" w:sz="1"/>
-              <w:bottom w:val="single" w:color="BBBBBB" w:sz="1"/>
-              <w:right w:val="single" w:color="BBBBBB" w:sz="1"/>
-            </w:tcBorders>
-            <w:shd w:fill="E2EFDA" w:val="clear"/>
-            <w:tcMar>
-              <w:top w:type="dxa" w:w="60"/>
-              <w:left w:type="dxa" w:w="110"/>
-              <w:bottom w:type="dxa" w:w="60"/>
-              <w:right w:type="dxa" w:w="110"/>
-            </w:tcMar>
-            <w:vAlign w:val="center"/>
-          </w:tcPr>
-          <w:p>
-            <w:pPr>
-              <w:spacing w:after="0"/>
-            </w:pPr>
-            <w:r>
-              <w:rPr>
-                <w:b/>
-                <w:bCs/>
-                <w:sz w:val="17"/>
-                <w:szCs w:val="17"/>
-              </w:rPr>
-              <w:t xml:space="preserve">−0.0476 [−0.0644, −0.0310]</w:t>
-            </w:r>
-          </w:p>
-        </w:tc>
-      </w:tr>
-      <w:tr>
-        <w:tc>
-          <w:tcPr>
-            <w:tcW w:type="dxa" w:w="4200"/>
-            <w:tcBorders>
-              <w:top w:val="single" w:color="BBBBBB" w:sz="1"/>
-              <w:left w:val="single" w:color="BBBBBB" w:sz="1"/>
-              <w:bottom w:val="single" w:color="BBBBBB" w:sz="1"/>
-              <w:right w:val="single" w:color="BBBBBB" w:sz="1"/>
-            </w:tcBorders>
-            <w:tcMar>
-              <w:top w:type="dxa" w:w="60"/>
-              <w:left w:type="dxa" w:w="110"/>
-              <w:bottom w:type="dxa" w:w="60"/>
-              <w:right w:type="dxa" w:w="110"/>
-            </w:tcMar>
-            <w:vAlign w:val="center"/>
-          </w:tcPr>
-          <w:p>
-            <w:pPr>
-              <w:spacing w:after="0"/>
-            </w:pPr>
-            <w:r>
-              <w:rPr>
-                <w:b w:val="false"/>
-                <w:bCs w:val="false"/>
-                <w:sz w:val="17"/>
-                <w:szCs w:val="17"/>
-              </w:rPr>
-              <w:t xml:space="preserve">robust MAP prior (Schmidli 2014)</w:t>
-            </w:r>
-          </w:p>
-        </w:tc>
-        <w:tc>
-          <w:tcPr>
-            <w:tcW w:type="dxa" w:w="2400"/>
-            <w:tcBorders>
-              <w:top w:val="single" w:color="BBBBBB" w:sz="1"/>
-              <w:left w:val="single" w:color="BBBBBB" w:sz="1"/>
-              <w:bottom w:val="single" w:color="BBBBBB" w:sz="1"/>
-              <w:right w:val="single" w:color="BBBBBB" w:sz="1"/>
-            </w:tcBorders>
-            <w:tcMar>
-              <w:top w:type="dxa" w:w="60"/>
-              <w:left w:type="dxa" w:w="110"/>
-              <w:bottom w:type="dxa" w:w="60"/>
-              <w:right w:type="dxa" w:w="110"/>
-            </w:tcMar>
-            <w:vAlign w:val="center"/>
-          </w:tcPr>
-          <w:p>
-            <w:pPr>
-              <w:spacing w:after="0"/>
-            </w:pPr>
-            <w:r>
-              <w:rPr>
-                <w:b w:val="false"/>
-                <w:bCs w:val="false"/>
-                <w:sz w:val="17"/>
-                <w:szCs w:val="17"/>
-              </w:rPr>
-              <w:t xml:space="preserve">0.2716</w:t>
-            </w:r>
-          </w:p>
-        </w:tc>
-        <w:tc>
-          <w:tcPr>
-            <w:tcW w:type="dxa" w:w="3400"/>
-            <w:tcBorders>
-              <w:top w:val="single" w:color="BBBBBB" w:sz="1"/>
-              <w:left w:val="single" w:color="BBBBBB" w:sz="1"/>
-              <w:bottom w:val="single" w:color="BBBBBB" w:sz="1"/>
-              <w:right w:val="single" w:color="BBBBBB" w:sz="1"/>
-            </w:tcBorders>
-            <w:tcMar>
-              <w:top w:type="dxa" w:w="60"/>
-              <w:left w:type="dxa" w:w="110"/>
-              <w:bottom w:type="dxa" w:w="60"/>
-              <w:right w:type="dxa" w:w="110"/>
-            </w:tcMar>
-            <w:vAlign w:val="center"/>
-          </w:tcPr>
-          <w:p>
-            <w:pPr>
-              <w:spacing w:after="0"/>
-            </w:pPr>
-            <w:r>
-              <w:rPr>
-                <w:b w:val="false"/>
-                <w:bCs w:val="false"/>
-                <w:sz w:val="17"/>
-                <w:szCs w:val="17"/>
-              </w:rPr>
-              <w:t xml:space="preserve">−0.0159 [−0.0268, −0.0051]</w:t>
-            </w:r>
-          </w:p>
-        </w:tc>
-      </w:tr>
-      <w:tr>
-        <w:tc>
-          <w:tcPr>
-            <w:tcW w:type="dxa" w:w="4200"/>
-            <w:tcBorders>
-              <w:top w:val="single" w:color="BBBBBB" w:sz="1"/>
-              <w:left w:val="single" w:color="BBBBBB" w:sz="1"/>
-              <w:bottom w:val="single" w:color="BBBBBB" w:sz="1"/>
-              <w:right w:val="single" w:color="BBBBBB" w:sz="1"/>
-            </w:tcBorders>
-            <w:tcMar>
-              <w:top w:type="dxa" w:w="60"/>
-              <w:left w:type="dxa" w:w="110"/>
-              <w:bottom w:type="dxa" w:w="60"/>
-              <w:right w:type="dxa" w:w="110"/>
-            </w:tcMar>
-            <w:vAlign w:val="center"/>
-          </w:tcPr>
-          <w:p>
-            <w:pPr>
-              <w:spacing w:after="0"/>
-            </w:pPr>
-            <w:r>
-              <w:rPr>
-                <w:b w:val="false"/>
-                <w:bCs w:val="false"/>
-                <w:sz w:val="17"/>
-                <w:szCs w:val="17"/>
-              </w:rPr>
-              <w:t xml:space="preserve">hierarchical cross-MA Bayes (Higgins 2009)</w:t>
-            </w:r>
-          </w:p>
-        </w:tc>
-        <w:tc>
-          <w:tcPr>
-            <w:tcW w:type="dxa" w:w="2400"/>
-            <w:tcBorders>
-              <w:top w:val="single" w:color="BBBBBB" w:sz="1"/>
-              <w:left w:val="single" w:color="BBBBBB" w:sz="1"/>
-              <w:bottom w:val="single" w:color="BBBBBB" w:sz="1"/>
-              <w:right w:val="single" w:color="BBBBBB" w:sz="1"/>
-            </w:tcBorders>
-            <w:tcMar>
-              <w:top w:type="dxa" w:w="60"/>
-              <w:left w:type="dxa" w:w="110"/>
-              <w:bottom w:type="dxa" w:w="60"/>
-              <w:right w:type="dxa" w:w="110"/>
-            </w:tcMar>
-            <w:vAlign w:val="center"/>
-          </w:tcPr>
-          <w:p>
-            <w:pPr>
-              <w:spacing w:after="0"/>
-            </w:pPr>
-            <w:r>
-              <w:rPr>
-                <w:b w:val="false"/>
-                <w:bCs w:val="false"/>
-                <w:sz w:val="17"/>
-                <w:szCs w:val="17"/>
-              </w:rPr>
-              <w:t xml:space="preserve">0.2707</w:t>
-            </w:r>
-          </w:p>
-        </w:tc>
-        <w:tc>
-          <w:tcPr>
-            <w:tcW w:type="dxa" w:w="3400"/>
-            <w:tcBorders>
-              <w:top w:val="single" w:color="BBBBBB" w:sz="1"/>
-              <w:left w:val="single" w:color="BBBBBB" w:sz="1"/>
-              <w:bottom w:val="single" w:color="BBBBBB" w:sz="1"/>
-              <w:right w:val="single" w:color="BBBBBB" w:sz="1"/>
-            </w:tcBorders>
-            <w:tcMar>
-              <w:top w:type="dxa" w:w="60"/>
-              <w:left w:type="dxa" w:w="110"/>
-              <w:bottom w:type="dxa" w:w="60"/>
-              <w:right w:type="dxa" w:w="110"/>
-            </w:tcMar>
-            <w:vAlign w:val="center"/>
-          </w:tcPr>
-          <w:p>
-            <w:pPr>
-              <w:spacing w:after="0"/>
-            </w:pPr>
-            <w:r>
-              <w:rPr>
-                <w:b w:val="false"/>
-                <w:bCs w:val="false"/>
-                <w:sz w:val="17"/>
-                <w:szCs w:val="17"/>
-              </w:rPr>
-              <w:t xml:space="preserve">−0.0168 [−0.0266, −0.0071]</w:t>
-            </w:r>
-          </w:p>
-        </w:tc>
-      </w:tr>
-      <w:tr>
-        <w:tc>
-          <w:tcPr>
-            <w:tcW w:type="dxa" w:w="4200"/>
-            <w:tcBorders>
-              <w:top w:val="single" w:color="BBBBBB" w:sz="1"/>
-              <w:left w:val="single" w:color="BBBBBB" w:sz="1"/>
-              <w:bottom w:val="single" w:color="BBBBBB" w:sz="1"/>
-              <w:right w:val="single" w:color="BBBBBB" w:sz="1"/>
-            </w:tcBorders>
-            <w:tcMar>
-              <w:top w:type="dxa" w:w="60"/>
-              <w:left w:type="dxa" w:w="110"/>
-              <w:bottom w:type="dxa" w:w="60"/>
-              <w:right w:type="dxa" w:w="110"/>
-            </w:tcMar>
-            <w:vAlign w:val="center"/>
-          </w:tcPr>
-          <w:p>
-            <w:pPr>
-              <w:spacing w:after="0"/>
-            </w:pPr>
-            <w:r>
-              <w:rPr>
-                <w:b w:val="false"/>
-                <w:bCs w:val="false"/>
-                <w:sz w:val="17"/>
-                <w:szCs w:val="17"/>
-              </w:rPr>
-              <w:t xml:space="preserve">within-MA (per-slice method)</w:t>
-            </w:r>
-          </w:p>
-        </w:tc>
-        <w:tc>
-          <w:tcPr>
-            <w:tcW w:type="dxa" w:w="2400"/>
-            <w:tcBorders>
-              <w:top w:val="single" w:color="BBBBBB" w:sz="1"/>
-              <w:left w:val="single" w:color="BBBBBB" w:sz="1"/>
-              <w:bottom w:val="single" w:color="BBBBBB" w:sz="1"/>
-              <w:right w:val="single" w:color="BBBBBB" w:sz="1"/>
-            </w:tcBorders>
-            <w:tcMar>
-              <w:top w:type="dxa" w:w="60"/>
-              <w:left w:type="dxa" w:w="110"/>
-              <w:bottom w:type="dxa" w:w="60"/>
-              <w:right w:type="dxa" w:w="110"/>
-            </w:tcMar>
-            <w:vAlign w:val="center"/>
-          </w:tcPr>
-          <w:p>
-            <w:pPr>
-              <w:spacing w:after="0"/>
-            </w:pPr>
-            <w:r>
-              <w:rPr>
-                <w:b w:val="false"/>
-                <w:bCs w:val="false"/>
-                <w:sz w:val="17"/>
-                <w:szCs w:val="17"/>
-              </w:rPr>
-              <w:t xml:space="preserve">0.2776</w:t>
-            </w:r>
-          </w:p>
-        </w:tc>
-        <w:tc>
-          <w:tcPr>
-            <w:tcW w:type="dxa" w:w="3400"/>
-            <w:tcBorders>
-              <w:top w:val="single" w:color="BBBBBB" w:sz="1"/>
-              <w:left w:val="single" w:color="BBBBBB" w:sz="1"/>
-              <w:bottom w:val="single" w:color="BBBBBB" w:sz="1"/>
-              <w:right w:val="single" w:color="BBBBBB" w:sz="1"/>
-            </w:tcBorders>
-            <w:tcMar>
-              <w:top w:type="dxa" w:w="60"/>
-              <w:left w:type="dxa" w:w="110"/>
-              <w:bottom w:type="dxa" w:w="60"/>
-              <w:right w:type="dxa" w:w="110"/>
-            </w:tcMar>
-            <w:vAlign w:val="center"/>
-          </w:tcPr>
-          <w:p>
-            <w:pPr>
-              <w:spacing w:after="0"/>
-            </w:pPr>
-            <w:r>
-              <w:rPr>
-                <w:b w:val="false"/>
-                <w:bCs w:val="false"/>
-                <w:sz w:val="17"/>
-                <w:szCs w:val="17"/>
-              </w:rPr>
-              <w:t xml:space="preserve">−0.0099 [−0.0167, −0.0029]</w:t>
-            </w:r>
-          </w:p>
-        </w:tc>
-      </w:tr>
-      <w:tr>
-        <w:tc>
-          <w:tcPr>
-            <w:tcW w:type="dxa" w:w="4200"/>
-            <w:tcBorders>
-              <w:top w:val="single" w:color="BBBBBB" w:sz="1"/>
-              <w:left w:val="single" w:color="BBBBBB" w:sz="1"/>
-              <w:bottom w:val="single" w:color="BBBBBB" w:sz="1"/>
-              <w:right w:val="single" w:color="BBBBBB" w:sz="1"/>
-            </w:tcBorders>
-            <w:tcMar>
-              <w:top w:type="dxa" w:w="60"/>
-              <w:left w:type="dxa" w:w="110"/>
-              <w:bottom w:type="dxa" w:w="60"/>
-              <w:right w:type="dxa" w:w="110"/>
-            </w:tcMar>
-            <w:vAlign w:val="center"/>
-          </w:tcPr>
-          <w:p>
-            <w:pPr>
-              <w:spacing w:after="0"/>
-            </w:pPr>
-            <w:r>
-              <w:rPr>
-                <w:b w:val="false"/>
-                <w:bCs w:val="false"/>
-                <w:sz w:val="17"/>
-                <w:szCs w:val="17"/>
-              </w:rPr>
-              <w:t xml:space="preserve">hand field (AdaptShrink machinery)</w:t>
-            </w:r>
-          </w:p>
-        </w:tc>
-        <w:tc>
-          <w:tcPr>
-            <w:tcW w:type="dxa" w:w="2400"/>
-            <w:tcBorders>
-              <w:top w:val="single" w:color="BBBBBB" w:sz="1"/>
-              <w:left w:val="single" w:color="BBBBBB" w:sz="1"/>
-              <w:bottom w:val="single" w:color="BBBBBB" w:sz="1"/>
-              <w:right w:val="single" w:color="BBBBBB" w:sz="1"/>
-            </w:tcBorders>
-            <w:tcMar>
-              <w:top w:type="dxa" w:w="60"/>
-              <w:left w:type="dxa" w:w="110"/>
-              <w:bottom w:type="dxa" w:w="60"/>
-              <w:right w:type="dxa" w:w="110"/>
-            </w:tcMar>
-            <w:vAlign w:val="center"/>
-          </w:tcPr>
-          <w:p>
-            <w:pPr>
-              <w:spacing w:after="0"/>
-            </w:pPr>
-            <w:r>
-              <w:rPr>
-                <w:b w:val="false"/>
-                <w:bCs w:val="false"/>
-                <w:sz w:val="17"/>
-                <w:szCs w:val="17"/>
-              </w:rPr>
-              <w:t xml:space="preserve">0.2875</w:t>
-            </w:r>
-          </w:p>
-        </w:tc>
-        <w:tc>
-          <w:tcPr>
-            <w:tcW w:type="dxa" w:w="3400"/>
-            <w:tcBorders>
-              <w:top w:val="single" w:color="BBBBBB" w:sz="1"/>
-              <w:left w:val="single" w:color="BBBBBB" w:sz="1"/>
-              <w:bottom w:val="single" w:color="BBBBBB" w:sz="1"/>
-              <w:right w:val="single" w:color="BBBBBB" w:sz="1"/>
-            </w:tcBorders>
-            <w:tcMar>
-              <w:top w:type="dxa" w:w="60"/>
-              <w:left w:type="dxa" w:w="110"/>
-              <w:bottom w:type="dxa" w:w="60"/>
-              <w:right w:type="dxa" w:w="110"/>
-            </w:tcMar>
-            <w:vAlign w:val="center"/>
-          </w:tcPr>
-          <w:p>
-            <w:pPr>
-              <w:spacing w:after="0"/>
-            </w:pPr>
-            <w:r>
-              <w:rPr>
-                <w:b w:val="false"/>
-                <w:bCs w:val="false"/>
-                <w:sz w:val="17"/>
-                <w:szCs w:val="17"/>
-              </w:rPr>
-              <w:t xml:space="preserve">—</w:t>
-            </w:r>
-          </w:p>
-        </w:tc>
-      </w:tr>
-      <w:tr>
-        <w:tc>
-          <w:tcPr>
-            <w:tcW w:type="dxa" w:w="4200"/>
-            <w:tcBorders>
-              <w:top w:val="single" w:color="BBBBBB" w:sz="1"/>
-              <w:left w:val="single" w:color="BBBBBB" w:sz="1"/>
-              <w:bottom w:val="single" w:color="BBBBBB" w:sz="1"/>
-              <w:right w:val="single" w:color="BBBBBB" w:sz="1"/>
-            </w:tcBorders>
-            <w:tcMar>
-              <w:top w:type="dxa" w:w="60"/>
-              <w:left w:type="dxa" w:w="110"/>
-              <w:bottom w:type="dxa" w:w="60"/>
-              <w:right w:type="dxa" w:w="110"/>
-            </w:tcMar>
-            <w:vAlign w:val="center"/>
-          </w:tcPr>
-          <w:p>
-            <w:pPr>
-              <w:spacing w:after="0"/>
-            </w:pPr>
-            <w:r>
-              <w:rPr>
-                <w:b w:val="false"/>
-                <w:bCs w:val="false"/>
-                <w:sz w:val="17"/>
-                <w:szCs w:val="17"/>
-              </w:rPr>
-              <w:t xml:space="preserve">g-modeling / NPMLE EB (Efron 2016)</w:t>
-            </w:r>
-          </w:p>
-        </w:tc>
-        <w:tc>
-          <w:tcPr>
-            <w:tcW w:type="dxa" w:w="2400"/>
-            <w:tcBorders>
-              <w:top w:val="single" w:color="BBBBBB" w:sz="1"/>
-              <w:left w:val="single" w:color="BBBBBB" w:sz="1"/>
-              <w:bottom w:val="single" w:color="BBBBBB" w:sz="1"/>
-              <w:right w:val="single" w:color="BBBBBB" w:sz="1"/>
-            </w:tcBorders>
-            <w:tcMar>
-              <w:top w:type="dxa" w:w="60"/>
-              <w:left w:type="dxa" w:w="110"/>
-              <w:bottom w:type="dxa" w:w="60"/>
-              <w:right w:type="dxa" w:w="110"/>
-            </w:tcMar>
-            <w:vAlign w:val="center"/>
-          </w:tcPr>
-          <w:p>
-            <w:pPr>
-              <w:spacing w:after="0"/>
-            </w:pPr>
-            <w:r>
-              <w:rPr>
-                <w:b w:val="false"/>
-                <w:bCs w:val="false"/>
-                <w:sz w:val="17"/>
-                <w:szCs w:val="17"/>
-              </w:rPr>
-              <w:t xml:space="preserve">0.3230</w:t>
-            </w:r>
-          </w:p>
-        </w:tc>
-        <w:tc>
-          <w:tcPr>
-            <w:tcW w:type="dxa" w:w="3400"/>
-            <w:tcBorders>
-              <w:top w:val="single" w:color="BBBBBB" w:sz="1"/>
-              <w:left w:val="single" w:color="BBBBBB" w:sz="1"/>
-              <w:bottom w:val="single" w:color="BBBBBB" w:sz="1"/>
-              <w:right w:val="single" w:color="BBBBBB" w:sz="1"/>
-            </w:tcBorders>
-            <w:tcMar>
-              <w:top w:type="dxa" w:w="60"/>
-              <w:left w:type="dxa" w:w="110"/>
-              <w:bottom w:type="dxa" w:w="60"/>
-              <w:right w:type="dxa" w:w="110"/>
-            </w:tcMar>
-            <w:vAlign w:val="center"/>
-          </w:tcPr>
-          <w:p>
-            <w:pPr>
-              <w:spacing w:after="0"/>
-            </w:pPr>
-            <w:r>
-              <w:rPr>
-                <w:b w:val="false"/>
-                <w:bCs w:val="false"/>
-                <w:sz w:val="17"/>
-                <w:szCs w:val="17"/>
-              </w:rPr>
-              <w:t xml:space="preserve">+0.0355 (worse; transductive prior mean)</w:t>
-            </w:r>
-          </w:p>
-        </w:tc>
-      </w:tr>
-      <w:tr>
-        <w:tc>
-          <w:tcPr>
-            <w:tcW w:type="dxa" w:w="4200"/>
-            <w:tcBorders>
-              <w:top w:val="single" w:color="BBBBBB" w:sz="1"/>
-              <w:left w:val="single" w:color="BBBBBB" w:sz="1"/>
-              <w:bottom w:val="single" w:color="BBBBBB" w:sz="1"/>
-              <w:right w:val="single" w:color="BBBBBB" w:sz="1"/>
-            </w:tcBorders>
-            <w:tcMar>
-              <w:top w:type="dxa" w:w="60"/>
-              <w:left w:type="dxa" w:w="110"/>
-              <w:bottom w:type="dxa" w:w="60"/>
-              <w:right w:type="dxa" w:w="110"/>
-            </w:tcMar>
-            <w:vAlign w:val="center"/>
-          </w:tcPr>
-          <w:p>
-            <w:pPr>
-              <w:spacing w:after="0"/>
-            </w:pPr>
-            <w:r>
-              <w:rPr>
-                <w:b w:val="false"/>
-                <w:bCs w:val="false"/>
-                <w:sz w:val="17"/>
-                <w:szCs w:val="17"/>
-              </w:rPr>
-              <w:t xml:space="preserve">no-borrow (global family mean)</w:t>
-            </w:r>
-          </w:p>
-        </w:tc>
-        <w:tc>
-          <w:tcPr>
-            <w:tcW w:type="dxa" w:w="2400"/>
-            <w:tcBorders>
-              <w:top w:val="single" w:color="BBBBBB" w:sz="1"/>
-              <w:left w:val="single" w:color="BBBBBB" w:sz="1"/>
-              <w:bottom w:val="single" w:color="BBBBBB" w:sz="1"/>
-              <w:right w:val="single" w:color="BBBBBB" w:sz="1"/>
-            </w:tcBorders>
-            <w:tcMar>
-              <w:top w:type="dxa" w:w="60"/>
-              <w:left w:type="dxa" w:w="110"/>
-              <w:bottom w:type="dxa" w:w="60"/>
-              <w:right w:type="dxa" w:w="110"/>
-            </w:tcMar>
-            <w:vAlign w:val="center"/>
-          </w:tcPr>
-          <w:p>
-            <w:pPr>
-              <w:spacing w:after="0"/>
-            </w:pPr>
-            <w:r>
-              <w:rPr>
-                <w:b w:val="false"/>
-                <w:bCs w:val="false"/>
-                <w:sz w:val="17"/>
-                <w:szCs w:val="17"/>
-              </w:rPr>
-              <w:t xml:space="preserve">0.3243</w:t>
-            </w:r>
-          </w:p>
-        </w:tc>
-        <w:tc>
-          <w:tcPr>
-            <w:tcW w:type="dxa" w:w="3400"/>
-            <w:tcBorders>
-              <w:top w:val="single" w:color="BBBBBB" w:sz="1"/>
-              <w:left w:val="single" w:color="BBBBBB" w:sz="1"/>
-              <w:bottom w:val="single" w:color="BBBBBB" w:sz="1"/>
-              <w:right w:val="single" w:color="BBBBBB" w:sz="1"/>
-            </w:tcBorders>
-            <w:tcMar>
-              <w:top w:type="dxa" w:w="60"/>
-              <w:left w:type="dxa" w:w="110"/>
-              <w:bottom w:type="dxa" w:w="60"/>
-              <w:right w:type="dxa" w:w="110"/>
-            </w:tcMar>
-            <w:vAlign w:val="center"/>
-          </w:tcPr>
-          <w:p>
-            <w:pPr>
-              <w:spacing w:after="0"/>
-            </w:pPr>
-            <w:r>
-              <w:rPr>
-                <w:b w:val="false"/>
-                <w:bCs w:val="false"/>
-                <w:sz w:val="17"/>
-                <w:szCs w:val="17"/>
-              </w:rPr>
-              <w:t xml:space="preserve"/>
-            </w:r>
-          </w:p>
-        </w:tc>
-      </w:tr>
-    </w:tbl>
-    <w:p>
-      <w:pPr>
-        <w:spacing w:after="60" w:line="276"/>
-      </w:pPr>
-      <w:r>
-        <w:t xml:space="preserve"/>
-      </w:r>
-    </w:p>
-    <w:p>
-      <w:pPr>
-        <w:spacing w:after="120" w:line="276"/>
-      </w:pPr>
-      <w:r>
-        <w:rPr>
-          <w:b/>
-          <w:bCs/>
-        </w:rPr>
-        <w:t xml:space="preserve">The central modern result: </w:t>
-      </w:r>
-      <w:r>
-        <w:t xml:space="preserve">a learned Gaussian-process kernel — data-driven gravity (ARD-RBF over year, log-precision, one-hot specialty and MA, with per-study sampling-variance noise; hyper-parameters by marginal likelihood; Rasmussen &amp; Williams 2006) — beats within-MA borrowing, and the win survives an honest 10-fold refit that removes shared-hyperparameter LOO optimism (GP − within-MA = −0.0250 [−0.0414, −0.0095]). Cross-study borrowing can beat within-MA after all — but only when the relevance kernel is learned, not hand-set. Robust-MAP, hierarchical cross-MA Bayes and within-MA also beat the hand field, which is the weakest smart borrower.</w:t>
+        <w:t xml:space="preserve">A final comparison targets the regime where a target has its own data (m siblings) and must fuse it with the cross-MA field prior. On the initial 779-node corpus (from-scratch implementations; RBesT, REBayes, deconvolveR, bayesmeta are not installed on this host, so the canonical priors are re-implemented and cited; metafor 5.0.1 cross-checks the RE pooling) we pit our conflict-discounted precision fusion against the modern dynamic-borrowing priors (Table 13). Every one extracts more from the field than our precision fusion — the power prior most (−0.021) — and all beat no-borrow at m = 1, with the gap closing by m ≥ 2. This is the honest negative for our fusion rule, the mirror of §6.1's honest negative for the hand-set relevance kernel: our hand-built instantiations are the weakest members of their respective method families, and the contribution is the learned kernel and the conformal layer, not the hand-set weights.</w:t>
       </w:r>
     </w:p>
     <w:p>
@@ -11315,659 +11636,7 @@
           <w:sz w:val="18"/>
           <w:szCs w:val="18"/>
         </w:rPr>
-        <w:t xml:space="preserve">Calibration: model-based vs distribution-free conformal / jackknife+ intervals (Vovk 2005; Lei 2018; Barber 2021), per family, target 90%.</w:t>
-      </w:r>
-    </w:p>
-    <w:tbl>
-      <w:tblPr>
-        <w:tblW w:type="dxa" w:w="9000"/>
-        <w:tblBorders>
-          <w:top w:val="single" w:color="auto" w:sz="4"/>
-          <w:left w:val="single" w:color="auto" w:sz="4"/>
-          <w:bottom w:val="single" w:color="auto" w:sz="4"/>
-          <w:right w:val="single" w:color="auto" w:sz="4"/>
-          <w:insideH w:val="single" w:color="auto" w:sz="4"/>
-          <w:insideV w:val="single" w:color="auto" w:sz="4"/>
-        </w:tblBorders>
-      </w:tblPr>
-      <w:tblGrid>
-        <w:gridCol w:w="2600"/>
-        <w:gridCol w:w="3200"/>
-        <w:gridCol w:w="3200"/>
-      </w:tblGrid>
-      <w:tr>
-        <w:trPr>
-          <w:tblHeader/>
-        </w:trPr>
-        <w:tc>
-          <w:tcPr>
-            <w:tcW w:type="dxa" w:w="2600"/>
-            <w:tcBorders>
-              <w:top w:val="single" w:color="BBBBBB" w:sz="1"/>
-              <w:left w:val="single" w:color="BBBBBB" w:sz="1"/>
-              <w:bottom w:val="single" w:color="BBBBBB" w:sz="1"/>
-              <w:right w:val="single" w:color="BBBBBB" w:sz="1"/>
-            </w:tcBorders>
-            <w:shd w:fill="D5E8F0" w:val="clear"/>
-            <w:tcMar>
-              <w:top w:type="dxa" w:w="60"/>
-              <w:left w:type="dxa" w:w="110"/>
-              <w:bottom w:type="dxa" w:w="60"/>
-              <w:right w:type="dxa" w:w="110"/>
-            </w:tcMar>
-            <w:vAlign w:val="center"/>
-          </w:tcPr>
-          <w:p>
-            <w:pPr>
-              <w:spacing w:after="0"/>
-            </w:pPr>
-            <w:r>
-              <w:rPr>
-                <w:b/>
-                <w:bCs/>
-                <w:sz w:val="17"/>
-                <w:szCs w:val="17"/>
-              </w:rPr>
-              <w:t xml:space="preserve">method</w:t>
-            </w:r>
-          </w:p>
-        </w:tc>
-        <w:tc>
-          <w:tcPr>
-            <w:tcW w:type="dxa" w:w="3200"/>
-            <w:tcBorders>
-              <w:top w:val="single" w:color="BBBBBB" w:sz="1"/>
-              <w:left w:val="single" w:color="BBBBBB" w:sz="1"/>
-              <w:bottom w:val="single" w:color="BBBBBB" w:sz="1"/>
-              <w:right w:val="single" w:color="BBBBBB" w:sz="1"/>
-            </w:tcBorders>
-            <w:shd w:fill="D5E8F0" w:val="clear"/>
-            <w:tcMar>
-              <w:top w:type="dxa" w:w="60"/>
-              <w:left w:type="dxa" w:w="110"/>
-              <w:bottom w:type="dxa" w:w="60"/>
-              <w:right w:type="dxa" w:w="110"/>
-            </w:tcMar>
-            <w:vAlign w:val="center"/>
-          </w:tcPr>
-          <w:p>
-            <w:pPr>
-              <w:spacing w:after="0"/>
-            </w:pPr>
-            <w:r>
-              <w:rPr>
-                <w:b/>
-                <w:bCs/>
-                <w:sz w:val="17"/>
-                <w:szCs w:val="17"/>
-              </w:rPr>
-              <w:t xml:space="preserve">model PI cover / width</w:t>
-            </w:r>
-          </w:p>
-        </w:tc>
-        <w:tc>
-          <w:tcPr>
-            <w:tcW w:type="dxa" w:w="3200"/>
-            <w:tcBorders>
-              <w:top w:val="single" w:color="BBBBBB" w:sz="1"/>
-              <w:left w:val="single" w:color="BBBBBB" w:sz="1"/>
-              <w:bottom w:val="single" w:color="BBBBBB" w:sz="1"/>
-              <w:right w:val="single" w:color="BBBBBB" w:sz="1"/>
-            </w:tcBorders>
-            <w:shd w:fill="D5E8F0" w:val="clear"/>
-            <w:tcMar>
-              <w:top w:type="dxa" w:w="60"/>
-              <w:left w:type="dxa" w:w="110"/>
-              <w:bottom w:type="dxa" w:w="60"/>
-              <w:right w:type="dxa" w:w="110"/>
-            </w:tcMar>
-            <w:vAlign w:val="center"/>
-          </w:tcPr>
-          <w:p>
-            <w:pPr>
-              <w:spacing w:after="0"/>
-            </w:pPr>
-            <w:r>
-              <w:rPr>
-                <w:b/>
-                <w:bCs/>
-                <w:sz w:val="17"/>
-                <w:szCs w:val="17"/>
-              </w:rPr>
-              <w:t xml:space="preserve">conformal cover / width</w:t>
-            </w:r>
-          </w:p>
-        </w:tc>
-      </w:tr>
-      <w:tr>
-        <w:tc>
-          <w:tcPr>
-            <w:tcW w:type="dxa" w:w="2600"/>
-            <w:tcBorders>
-              <w:top w:val="single" w:color="BBBBBB" w:sz="1"/>
-              <w:left w:val="single" w:color="BBBBBB" w:sz="1"/>
-              <w:bottom w:val="single" w:color="BBBBBB" w:sz="1"/>
-              <w:right w:val="single" w:color="BBBBBB" w:sz="1"/>
-            </w:tcBorders>
-            <w:tcMar>
-              <w:top w:type="dxa" w:w="60"/>
-              <w:left w:type="dxa" w:w="110"/>
-              <w:bottom w:type="dxa" w:w="60"/>
-              <w:right w:type="dxa" w:w="110"/>
-            </w:tcMar>
-            <w:vAlign w:val="center"/>
-          </w:tcPr>
-          <w:p>
-            <w:pPr>
-              <w:spacing w:after="0"/>
-            </w:pPr>
-            <w:r>
-              <w:rPr>
-                <w:b w:val="false"/>
-                <w:bCs w:val="false"/>
-                <w:sz w:val="17"/>
-                <w:szCs w:val="17"/>
-              </w:rPr>
-              <w:t xml:space="preserve">GP kernel</w:t>
-            </w:r>
-          </w:p>
-        </w:tc>
-        <w:tc>
-          <w:tcPr>
-            <w:tcW w:type="dxa" w:w="3200"/>
-            <w:tcBorders>
-              <w:top w:val="single" w:color="BBBBBB" w:sz="1"/>
-              <w:left w:val="single" w:color="BBBBBB" w:sz="1"/>
-              <w:bottom w:val="single" w:color="BBBBBB" w:sz="1"/>
-              <w:right w:val="single" w:color="BBBBBB" w:sz="1"/>
-            </w:tcBorders>
-            <w:tcMar>
-              <w:top w:type="dxa" w:w="60"/>
-              <w:left w:type="dxa" w:w="110"/>
-              <w:bottom w:type="dxa" w:w="60"/>
-              <w:right w:type="dxa" w:w="110"/>
-            </w:tcMar>
-            <w:vAlign w:val="center"/>
-          </w:tcPr>
-          <w:p>
-            <w:pPr>
-              <w:spacing w:after="0"/>
-            </w:pPr>
-            <w:r>
-              <w:rPr>
-                <w:b w:val="false"/>
-                <w:bCs w:val="false"/>
-                <w:sz w:val="17"/>
-                <w:szCs w:val="17"/>
-              </w:rPr>
-              <w:t xml:space="preserve">0.955 / 1.41</w:t>
-            </w:r>
-          </w:p>
-        </w:tc>
-        <w:tc>
-          <w:tcPr>
-            <w:tcW w:type="dxa" w:w="3200"/>
-            <w:tcBorders>
-              <w:top w:val="single" w:color="BBBBBB" w:sz="1"/>
-              <w:left w:val="single" w:color="BBBBBB" w:sz="1"/>
-              <w:bottom w:val="single" w:color="BBBBBB" w:sz="1"/>
-              <w:right w:val="single" w:color="BBBBBB" w:sz="1"/>
-            </w:tcBorders>
-            <w:shd w:fill="E2EFDA" w:val="clear"/>
-            <w:tcMar>
-              <w:top w:type="dxa" w:w="60"/>
-              <w:left w:type="dxa" w:w="110"/>
-              <w:bottom w:type="dxa" w:w="60"/>
-              <w:right w:type="dxa" w:w="110"/>
-            </w:tcMar>
-            <w:vAlign w:val="center"/>
-          </w:tcPr>
-          <w:p>
-            <w:pPr>
-              <w:spacing w:after="0"/>
-            </w:pPr>
-            <w:r>
-              <w:rPr>
-                <w:b/>
-                <w:bCs/>
-                <w:sz w:val="17"/>
-                <w:szCs w:val="17"/>
-              </w:rPr>
-              <w:t xml:space="preserve">0.899 / 1.08</w:t>
-            </w:r>
-          </w:p>
-        </w:tc>
-      </w:tr>
-      <w:tr>
-        <w:tc>
-          <w:tcPr>
-            <w:tcW w:type="dxa" w:w="2600"/>
-            <w:tcBorders>
-              <w:top w:val="single" w:color="BBBBBB" w:sz="1"/>
-              <w:left w:val="single" w:color="BBBBBB" w:sz="1"/>
-              <w:bottom w:val="single" w:color="BBBBBB" w:sz="1"/>
-              <w:right w:val="single" w:color="BBBBBB" w:sz="1"/>
-            </w:tcBorders>
-            <w:tcMar>
-              <w:top w:type="dxa" w:w="60"/>
-              <w:left w:type="dxa" w:w="110"/>
-              <w:bottom w:type="dxa" w:w="60"/>
-              <w:right w:type="dxa" w:w="110"/>
-            </w:tcMar>
-            <w:vAlign w:val="center"/>
-          </w:tcPr>
-          <w:p>
-            <w:pPr>
-              <w:spacing w:after="0"/>
-            </w:pPr>
-            <w:r>
-              <w:rPr>
-                <w:b w:val="false"/>
-                <w:bCs w:val="false"/>
-                <w:sz w:val="17"/>
-                <w:szCs w:val="17"/>
-              </w:rPr>
-              <w:t xml:space="preserve">hierarchical cross-MA</w:t>
-            </w:r>
-          </w:p>
-        </w:tc>
-        <w:tc>
-          <w:tcPr>
-            <w:tcW w:type="dxa" w:w="3200"/>
-            <w:tcBorders>
-              <w:top w:val="single" w:color="BBBBBB" w:sz="1"/>
-              <w:left w:val="single" w:color="BBBBBB" w:sz="1"/>
-              <w:bottom w:val="single" w:color="BBBBBB" w:sz="1"/>
-              <w:right w:val="single" w:color="BBBBBB" w:sz="1"/>
-            </w:tcBorders>
-            <w:tcMar>
-              <w:top w:type="dxa" w:w="60"/>
-              <w:left w:type="dxa" w:w="110"/>
-              <w:bottom w:type="dxa" w:w="60"/>
-              <w:right w:type="dxa" w:w="110"/>
-            </w:tcMar>
-            <w:vAlign w:val="center"/>
-          </w:tcPr>
-          <w:p>
-            <w:pPr>
-              <w:spacing w:after="0"/>
-            </w:pPr>
-            <w:r>
-              <w:rPr>
-                <w:b w:val="false"/>
-                <w:bCs w:val="false"/>
-                <w:sz w:val="17"/>
-                <w:szCs w:val="17"/>
-              </w:rPr>
-              <w:t xml:space="preserve">0.741 (under) / 0.78</w:t>
-            </w:r>
-          </w:p>
-        </w:tc>
-        <w:tc>
-          <w:tcPr>
-            <w:tcW w:type="dxa" w:w="3200"/>
-            <w:tcBorders>
-              <w:top w:val="single" w:color="BBBBBB" w:sz="1"/>
-              <w:left w:val="single" w:color="BBBBBB" w:sz="1"/>
-              <w:bottom w:val="single" w:color="BBBBBB" w:sz="1"/>
-              <w:right w:val="single" w:color="BBBBBB" w:sz="1"/>
-            </w:tcBorders>
-            <w:shd w:fill="E2EFDA" w:val="clear"/>
-            <w:tcMar>
-              <w:top w:type="dxa" w:w="60"/>
-              <w:left w:type="dxa" w:w="110"/>
-              <w:bottom w:type="dxa" w:w="60"/>
-              <w:right w:type="dxa" w:w="110"/>
-            </w:tcMar>
-            <w:vAlign w:val="center"/>
-          </w:tcPr>
-          <w:p>
-            <w:pPr>
-              <w:spacing w:after="0"/>
-            </w:pPr>
-            <w:r>
-              <w:rPr>
-                <w:b/>
-                <w:bCs/>
-                <w:sz w:val="17"/>
-                <w:szCs w:val="17"/>
-              </w:rPr>
-              <w:t xml:space="preserve">0.899 / 1.17</w:t>
-            </w:r>
-          </w:p>
-        </w:tc>
-      </w:tr>
-      <w:tr>
-        <w:tc>
-          <w:tcPr>
-            <w:tcW w:type="dxa" w:w="2600"/>
-            <w:tcBorders>
-              <w:top w:val="single" w:color="BBBBBB" w:sz="1"/>
-              <w:left w:val="single" w:color="BBBBBB" w:sz="1"/>
-              <w:bottom w:val="single" w:color="BBBBBB" w:sz="1"/>
-              <w:right w:val="single" w:color="BBBBBB" w:sz="1"/>
-            </w:tcBorders>
-            <w:tcMar>
-              <w:top w:type="dxa" w:w="60"/>
-              <w:left w:type="dxa" w:w="110"/>
-              <w:bottom w:type="dxa" w:w="60"/>
-              <w:right w:type="dxa" w:w="110"/>
-            </w:tcMar>
-            <w:vAlign w:val="center"/>
-          </w:tcPr>
-          <w:p>
-            <w:pPr>
-              <w:spacing w:after="0"/>
-            </w:pPr>
-            <w:r>
-              <w:rPr>
-                <w:b w:val="false"/>
-                <w:bCs w:val="false"/>
-                <w:sz w:val="17"/>
-                <w:szCs w:val="17"/>
-              </w:rPr>
-              <w:t xml:space="preserve">robust MAP</w:t>
-            </w:r>
-          </w:p>
-        </w:tc>
-        <w:tc>
-          <w:tcPr>
-            <w:tcW w:type="dxa" w:w="3200"/>
-            <w:tcBorders>
-              <w:top w:val="single" w:color="BBBBBB" w:sz="1"/>
-              <w:left w:val="single" w:color="BBBBBB" w:sz="1"/>
-              <w:bottom w:val="single" w:color="BBBBBB" w:sz="1"/>
-              <w:right w:val="single" w:color="BBBBBB" w:sz="1"/>
-            </w:tcBorders>
-            <w:tcMar>
-              <w:top w:type="dxa" w:w="60"/>
-              <w:left w:type="dxa" w:w="110"/>
-              <w:bottom w:type="dxa" w:w="60"/>
-              <w:right w:type="dxa" w:w="110"/>
-            </w:tcMar>
-            <w:vAlign w:val="center"/>
-          </w:tcPr>
-          <w:p>
-            <w:pPr>
-              <w:spacing w:after="0"/>
-            </w:pPr>
-            <w:r>
-              <w:rPr>
-                <w:b w:val="false"/>
-                <w:bCs w:val="false"/>
-                <w:sz w:val="17"/>
-                <w:szCs w:val="17"/>
-              </w:rPr>
-              <w:t xml:space="preserve">0.999 (over) / 4.86</w:t>
-            </w:r>
-          </w:p>
-        </w:tc>
-        <w:tc>
-          <w:tcPr>
-            <w:tcW w:type="dxa" w:w="3200"/>
-            <w:tcBorders>
-              <w:top w:val="single" w:color="BBBBBB" w:sz="1"/>
-              <w:left w:val="single" w:color="BBBBBB" w:sz="1"/>
-              <w:bottom w:val="single" w:color="BBBBBB" w:sz="1"/>
-              <w:right w:val="single" w:color="BBBBBB" w:sz="1"/>
-            </w:tcBorders>
-            <w:shd w:fill="E2EFDA" w:val="clear"/>
-            <w:tcMar>
-              <w:top w:type="dxa" w:w="60"/>
-              <w:left w:type="dxa" w:w="110"/>
-              <w:bottom w:type="dxa" w:w="60"/>
-              <w:right w:type="dxa" w:w="110"/>
-            </w:tcMar>
-            <w:vAlign w:val="center"/>
-          </w:tcPr>
-          <w:p>
-            <w:pPr>
-              <w:spacing w:after="0"/>
-            </w:pPr>
-            <w:r>
-              <w:rPr>
-                <w:b/>
-                <w:bCs/>
-                <w:sz w:val="17"/>
-                <w:szCs w:val="17"/>
-              </w:rPr>
-              <w:t xml:space="preserve">0.899 / 1.21</w:t>
-            </w:r>
-          </w:p>
-        </w:tc>
-      </w:tr>
-      <w:tr>
-        <w:tc>
-          <w:tcPr>
-            <w:tcW w:type="dxa" w:w="2600"/>
-            <w:tcBorders>
-              <w:top w:val="single" w:color="BBBBBB" w:sz="1"/>
-              <w:left w:val="single" w:color="BBBBBB" w:sz="1"/>
-              <w:bottom w:val="single" w:color="BBBBBB" w:sz="1"/>
-              <w:right w:val="single" w:color="BBBBBB" w:sz="1"/>
-            </w:tcBorders>
-            <w:tcMar>
-              <w:top w:type="dxa" w:w="60"/>
-              <w:left w:type="dxa" w:w="110"/>
-              <w:bottom w:type="dxa" w:w="60"/>
-              <w:right w:type="dxa" w:w="110"/>
-            </w:tcMar>
-            <w:vAlign w:val="center"/>
-          </w:tcPr>
-          <w:p>
-            <w:pPr>
-              <w:spacing w:after="0"/>
-            </w:pPr>
-            <w:r>
-              <w:rPr>
-                <w:b w:val="false"/>
-                <w:bCs w:val="false"/>
-                <w:sz w:val="17"/>
-                <w:szCs w:val="17"/>
-              </w:rPr>
-              <w:t xml:space="preserve">within-MA</w:t>
-            </w:r>
-          </w:p>
-        </w:tc>
-        <w:tc>
-          <w:tcPr>
-            <w:tcW w:type="dxa" w:w="3200"/>
-            <w:tcBorders>
-              <w:top w:val="single" w:color="BBBBBB" w:sz="1"/>
-              <w:left w:val="single" w:color="BBBBBB" w:sz="1"/>
-              <w:bottom w:val="single" w:color="BBBBBB" w:sz="1"/>
-              <w:right w:val="single" w:color="BBBBBB" w:sz="1"/>
-            </w:tcBorders>
-            <w:tcMar>
-              <w:top w:type="dxa" w:w="60"/>
-              <w:left w:type="dxa" w:w="110"/>
-              <w:bottom w:type="dxa" w:w="60"/>
-              <w:right w:type="dxa" w:w="110"/>
-            </w:tcMar>
-            <w:vAlign w:val="center"/>
-          </w:tcPr>
-          <w:p>
-            <w:pPr>
-              <w:spacing w:after="0"/>
-            </w:pPr>
-            <w:r>
-              <w:rPr>
-                <w:b w:val="false"/>
-                <w:bCs w:val="false"/>
-                <w:sz w:val="17"/>
-                <w:szCs w:val="17"/>
-              </w:rPr>
-              <w:t xml:space="preserve">0.924 / 1.24</w:t>
-            </w:r>
-          </w:p>
-        </w:tc>
-        <w:tc>
-          <w:tcPr>
-            <w:tcW w:type="dxa" w:w="3200"/>
-            <w:tcBorders>
-              <w:top w:val="single" w:color="BBBBBB" w:sz="1"/>
-              <w:left w:val="single" w:color="BBBBBB" w:sz="1"/>
-              <w:bottom w:val="single" w:color="BBBBBB" w:sz="1"/>
-              <w:right w:val="single" w:color="BBBBBB" w:sz="1"/>
-            </w:tcBorders>
-            <w:tcMar>
-              <w:top w:type="dxa" w:w="60"/>
-              <w:left w:type="dxa" w:w="110"/>
-              <w:bottom w:type="dxa" w:w="60"/>
-              <w:right w:type="dxa" w:w="110"/>
-            </w:tcMar>
-            <w:vAlign w:val="center"/>
-          </w:tcPr>
-          <w:p>
-            <w:pPr>
-              <w:spacing w:after="0"/>
-            </w:pPr>
-            <w:r>
-              <w:rPr>
-                <w:b w:val="false"/>
-                <w:bCs w:val="false"/>
-                <w:sz w:val="17"/>
-                <w:szCs w:val="17"/>
-              </w:rPr>
-              <w:t xml:space="preserve">0.899 / 1.25</w:t>
-            </w:r>
-          </w:p>
-        </w:tc>
-      </w:tr>
-      <w:tr>
-        <w:tc>
-          <w:tcPr>
-            <w:tcW w:type="dxa" w:w="2600"/>
-            <w:tcBorders>
-              <w:top w:val="single" w:color="BBBBBB" w:sz="1"/>
-              <w:left w:val="single" w:color="BBBBBB" w:sz="1"/>
-              <w:bottom w:val="single" w:color="BBBBBB" w:sz="1"/>
-              <w:right w:val="single" w:color="BBBBBB" w:sz="1"/>
-            </w:tcBorders>
-            <w:tcMar>
-              <w:top w:type="dxa" w:w="60"/>
-              <w:left w:type="dxa" w:w="110"/>
-              <w:bottom w:type="dxa" w:w="60"/>
-              <w:right w:type="dxa" w:w="110"/>
-            </w:tcMar>
-            <w:vAlign w:val="center"/>
-          </w:tcPr>
-          <w:p>
-            <w:pPr>
-              <w:spacing w:after="0"/>
-            </w:pPr>
-            <w:r>
-              <w:rPr>
-                <w:b w:val="false"/>
-                <w:bCs w:val="false"/>
-                <w:sz w:val="17"/>
-                <w:szCs w:val="17"/>
-              </w:rPr>
-              <w:t xml:space="preserve">hand field</w:t>
-            </w:r>
-          </w:p>
-        </w:tc>
-        <w:tc>
-          <w:tcPr>
-            <w:tcW w:type="dxa" w:w="3200"/>
-            <w:tcBorders>
-              <w:top w:val="single" w:color="BBBBBB" w:sz="1"/>
-              <w:left w:val="single" w:color="BBBBBB" w:sz="1"/>
-              <w:bottom w:val="single" w:color="BBBBBB" w:sz="1"/>
-              <w:right w:val="single" w:color="BBBBBB" w:sz="1"/>
-            </w:tcBorders>
-            <w:tcMar>
-              <w:top w:type="dxa" w:w="60"/>
-              <w:left w:type="dxa" w:w="110"/>
-              <w:bottom w:type="dxa" w:w="60"/>
-              <w:right w:type="dxa" w:w="110"/>
-            </w:tcMar>
-            <w:vAlign w:val="center"/>
-          </w:tcPr>
-          <w:p>
-            <w:pPr>
-              <w:spacing w:after="0"/>
-            </w:pPr>
-            <w:r>
-              <w:rPr>
-                <w:b w:val="false"/>
-                <w:bCs w:val="false"/>
-                <w:sz w:val="17"/>
-                <w:szCs w:val="17"/>
-              </w:rPr>
-              <w:t xml:space="preserve">0.931 / 1.28</w:t>
-            </w:r>
-          </w:p>
-        </w:tc>
-        <w:tc>
-          <w:tcPr>
-            <w:tcW w:type="dxa" w:w="3200"/>
-            <w:tcBorders>
-              <w:top w:val="single" w:color="BBBBBB" w:sz="1"/>
-              <w:left w:val="single" w:color="BBBBBB" w:sz="1"/>
-              <w:bottom w:val="single" w:color="BBBBBB" w:sz="1"/>
-              <w:right w:val="single" w:color="BBBBBB" w:sz="1"/>
-            </w:tcBorders>
-            <w:tcMar>
-              <w:top w:type="dxa" w:w="60"/>
-              <w:left w:type="dxa" w:w="110"/>
-              <w:bottom w:type="dxa" w:w="60"/>
-              <w:right w:type="dxa" w:w="110"/>
-            </w:tcMar>
-            <w:vAlign w:val="center"/>
-          </w:tcPr>
-          <w:p>
-            <w:pPr>
-              <w:spacing w:after="0"/>
-            </w:pPr>
-            <w:r>
-              <w:rPr>
-                <w:b w:val="false"/>
-                <w:bCs w:val="false"/>
-                <w:sz w:val="17"/>
-                <w:szCs w:val="17"/>
-              </w:rPr>
-              <w:t xml:space="preserve">0.899 / 1.30</w:t>
-            </w:r>
-          </w:p>
-        </w:tc>
-      </w:tr>
-    </w:tbl>
-    <w:p>
-      <w:pPr>
-        <w:spacing w:after="40" w:line="276"/>
-      </w:pPr>
-      <w:r>
-        <w:t xml:space="preserve"/>
-      </w:r>
-    </w:p>
-    <w:p>
-      <w:pPr>
-        <w:spacing w:after="120" w:line="276"/>
-      </w:pPr>
-      <w:r>
-        <w:t xml:space="preserve">Conformal calibration repairs both over- and under-confident model intervals to nominal 90% at controlled, often much smaller width — the current best practice for coverage, and the field's recommended calibration layer alongside the bootstrap gate.</w:t>
-      </w:r>
-    </w:p>
-    <w:p>
-      <w:pPr>
-        <w:spacing w:after="120"/>
-      </w:pPr>
-      <w:r>
-        <w:rPr>
-          <w:b/>
-          <w:bCs/>
-          <w:sz w:val="18"/>
-          <w:szCs w:val="18"/>
-        </w:rPr>
-        <w:t xml:space="preserve">Table 14. </w:t>
-      </w:r>
-      <w:r>
-        <w:rPr>
-          <w:sz w:val="18"/>
-          <w:szCs w:val="18"/>
-        </w:rPr>
-        <w:t xml:space="preserve">Dynamic borrowing at the sparse frontier (m = 1 sibling): fuse own (+) cross-MA field prior. MAE and paired contrast vs our precision fusion.</w:t>
+        <w:t xml:space="preserve">Dynamic borrowing at the sparse frontier (m = 1 sibling; initial 779-node corpus): fuse own (+) cross-MA field prior. MAE and paired contrast vs our precision fusion. Exact from benchmark_results.json.</w:t>
       </w:r>
     </w:p>
     <w:tbl>
@@ -12708,7 +12377,7 @@
           <wp:inline distT="0" distB="0" distL="0" distR="0">
             <wp:extent cx="6286500" cy="1933575"/>
             <wp:effectExtent t="0" r="0" b="0" l="0"/>
-            <wp:docPr id="1" name="fig5_modern_benchmark.png" descr="Figure 5. Registry-scale field vs the modern frontier. A: transductive reconstruction MAE — the GP learned kernel (green) beats within-MA (dashed) and every other method; the hand field is the weakest smart borrower. B: conformal / jackknife+ (green) restores nominal 90% coverage for every method where the model-based PI (red) over- or under-covers. C: dynamic borrowing at m = 1 — modern priors (power prior, green) beat our precision fusion (red). Source: benchmark_results.json." title="Figure 5. Registry-scale field vs the modern frontier. A: transductive reconstruction MAE — the GP learned kernel (green) beats within-MA (dashed) and every other method; the hand field is the weakest smart borrower. B: conformal / jackknife+ (green) restores nominal 90% coverage for every method where the model-based PI (red) over- or under-covers. C: dynamic borrowing at m = 1 — modern priors (power prior, green) beat our precision fusion (red). Source: benchmark_results.json."/>
+            <wp:docPr id="1" name="fig5_modern_benchmark.png" descr="Figure 5. Registry-scale field vs the modern frontier (initial 779-node corpus). A: transductive reconstruction MAE — the GP learned kernel (green) beats within-MA (dashed) and every other method; the hand field is the weakest smart borrower. B: conformal / jackknife+ (green) restores nominal 90% coverage for every method where the model-based PI (red) over- or under-covers. C: dynamic borrowing at m = 1 — modern priors (power prior, green) beat our precision fusion (red). Source: benchmark_results.json. (The primary result of §6.1 is on the expanded 1,177-node corpus; benchmark_learned_results.json.)" title="Figure 5. Registry-scale field vs the modern frontier (initial 779-node corpus). A: transductive reconstruction MAE — the GP learned kernel (green) beats within-MA (dashed) and every other method; the hand field is the weakest smart borrower. B: conformal / jackknife+ (green) restores nominal 90% coverage for every method where the model-based PI (red) over- or under-covers. C: dynamic borrowing at m = 1 — modern priors (power prior, green) beat our precision fusion (red). Source: benchmark_results.json. (The primary result of §6.1 is on the expanded 1,177-node corpus; benchmark_learned_results.json.)"/>
             <wp:cNvGraphicFramePr>
               <a:graphicFrameLocks xmlns:a="http://schemas.openxmlformats.org/drawingml/2006/main" noChangeAspect="1"/>
             </wp:cNvGraphicFramePr>
@@ -12756,7 +12425,7 @@
           <w:sz w:val="17"/>
           <w:szCs w:val="17"/>
         </w:rPr>
-        <w:t xml:space="preserve">Figure 5. Registry-scale field vs the modern frontier. A: transductive reconstruction MAE — the GP learned kernel (green) beats within-MA (dashed) and every other method; the hand field is the weakest smart borrower. B: conformal / jackknife+ (green) restores nominal 90% coverage for every method where the model-based PI (red) over- or under-covers. C: dynamic borrowing at m = 1 — modern priors (power prior, green) beat our precision fusion (red). Source: benchmark_results.json.</w:t>
+        <w:t xml:space="preserve">Figure 5. Registry-scale field vs the modern frontier (initial 779-node corpus). A: transductive reconstruction MAE — the GP learned kernel (green) beats within-MA (dashed) and every other method; the hand field is the weakest smart borrower. B: conformal / jackknife+ (green) restores nominal 90% coverage for every method where the model-based PI (red) over- or under-covers. C: dynamic borrowing at m = 1 — modern priors (power prior, green) beat our precision fusion (red). Source: benchmark_results.json. (The primary result of §6.1 is on the expanded 1,177-node corpus; benchmark_learned_results.json.)</w:t>
       </w:r>
     </w:p>
     <w:p>
@@ -12768,10 +12437,10 @@
           <w:b/>
           <w:bCs/>
         </w:rPr>
-        <w:t xml:space="preserve">Verdict (frontier). </w:t>
-      </w:r>
-      <w:r>
-        <w:t xml:space="preserve">With a modern learned kernel the registry field is a genuine improvement over within-MA borrowing across the whole corpus; with modern priors and conformal calibration it is competitive with the current frontier. The hand-set AdaptShrink instantiation was a starting point, not the ceiling. Registry-scale borrowing is real, and — with data-driven gravity — better than within-MA.</w:t>
+        <w:t xml:space="preserve">Verdict. </w:t>
+      </w:r>
+      <w:r>
+        <w:t xml:space="preserve">Registry-scale borrowing with a learned relevance kernel and conformal calibration is a genuine improvement over within-meta-analysis borrowing, stable across a 1,177-study corpus and both mid- and rich-data regimes — the primary contribution of this work. The hand-set AdaptShrink kernel and precision fusion carried through the pilots are the weakest members of their method families; they were the starting point, not the ceiling. Cross-study borrowing is real when its gravity is learned, not assumed.</w:t>
       </w:r>
     </w:p>
     <w:p>
@@ -12791,7 +12460,7 @@
           <w:b/>
           <w:bCs/>
         </w:rPr>
-        <w:t xml:space="preserve">Defensible contribution (validated).</w:t>
+        <w:t xml:space="preserve">Primary contribution (validated).</w:t>
       </w:r>
     </w:p>
     <w:p>
@@ -12808,10 +12477,22 @@
           <w:b/>
           <w:bCs/>
         </w:rPr>
-        <w:t xml:space="preserve">Registry-informed relevance-weighted borrowing</w:t>
-      </w:r>
-      <w:r>
-        <w:t xml:space="preserve"> — relevance kernel × selection-integrity × precision, fused by conflict-discounted precision fusion under an a-priori stand-down — beats standard meta-analysis on real held-out effects when a measured covariate predicts the effect (GLP1 dose: real LOO advantage CIs exclude 0; replicated under a fresh slice and a fresh anchor in pilot 3, relevance − NMA −0.0616 [−0.1186, −0.0071]; and replicated across three specialties in §4.7, pooled relevance − no-relevance null −10.9% [−20.2%, −1.5%]).</w:t>
+        <w:t xml:space="preserve">Registry-scale borrowing with a learned relevance kernel and conformal calibration beats within-meta-analysis borrowing</w:t>
+      </w:r>
+      <w:r>
+        <w:t xml:space="preserve"> — a Gaussian process whose relevance gravity (four grouped-ARD length scales over study covariates) is learned by marginal likelihood, rather than the pilots' hand-set weights, is the only method that beats within-MA on a 1,177-study / 28-MA registry (honest 10-fold refit: −0.0230 [−0.0340, −0.0117]; reproducing −0.025 on the smaller staging), winning in both mid- and rich-home-MA regimes, beating its own scrambled control (−0.0525), and matching or beating modern robust-MAP and hierarchical cross-MA Bayes (which merely tie within-MA). Distribution-free conformal calibration (CV+/split-conformal; Vovk 2005, Lei 2018, Barber 2021) restores nominal 90% coverage at the tightest interval width of any borrowing method. The hand-set AdaptShrink relevance kernel and precision fusion used throughout the pilots are honestly the weakest members of their method families (hand field +0.0195 worse than within-MA; power/commensurate/SAM priors beat our fusion at the sparse frontier) — the weaker starting instantiation, reported as such rather than as the contribution.</w:t>
+      </w:r>
+    </w:p>
+    <w:p>
+      <w:pPr>
+        <w:spacing w:after="120" w:line="276"/>
+      </w:pPr>
+      <w:r>
+        <w:rPr>
+          <w:b/>
+          <w:bCs/>
+        </w:rPr>
+        <w:t xml:space="preserve">Secondary contribution (validated within-slice).</w:t>
       </w:r>
     </w:p>
     <w:p>
@@ -12828,10 +12509,10 @@
           <w:b/>
           <w:bCs/>
         </w:rPr>
-        <w:t xml:space="preserve">The inertia boundary is the honesty result.</w:t>
-      </w:r>
-      <w:r>
-        <w:t xml:space="preserve"> The method is provably inert when no covariate carries signal (β = 0 reproduces pilot 1 exactly), so it cannot manufacture a spurious win. Its benefit is the value of real covariate information, not of borrowing per se.</w:t>
+        <w:t xml:space="preserve">Registry-informed relevance-weighted borrowing</w:t>
+      </w:r>
+      <w:r>
+        <w:t xml:space="preserve"> — relevance kernel × selection-integrity × precision, fused by conflict-discounted precision fusion under an a-priori stand-down — beats standard meta-analysis on real held-out effects when a measured covariate predicts the effect (GLP1 dose: real LOO advantage CIs exclude 0; replicated under a fresh slice and a fresh anchor in pilot 3, relevance − NMA −0.0616 [−0.1186, −0.0071]; and replicated across three specialties in §4.7, pooled relevance − no-relevance null −10.9% [−20.2%, −1.5%]).</w:t>
       </w:r>
     </w:p>
     <w:p>
@@ -12848,22 +12529,10 @@
           <w:b/>
           <w:bCs/>
         </w:rPr>
-        <w:t xml:space="preserve">A diagnosed, fixed failure mode.</w:t>
-      </w:r>
-      <w:r>
-        <w:t xml:space="preserve"> The 2-member AdaptShrink fusion was the true source of data-rich harm; conflict-discounted precision fusion removes it (+0.175 → +0.002) while keeping the wins. AdaptShrink remains correct for its ≥3-member design case.</w:t>
-      </w:r>
-    </w:p>
-    <w:p>
-      <w:pPr>
-        <w:spacing w:after="120" w:line="276"/>
-      </w:pPr>
-      <w:r>
-        <w:rPr>
-          <w:b/>
-          <w:bCs/>
-        </w:rPr>
-        <w:t xml:space="preserve">Validated against the textbook baseline on strong-modifier data; relevance-incremental margin bounded by k.</w:t>
+        <w:t xml:space="preserve">The inertia boundary is the honesty result.</w:t>
+      </w:r>
+      <w:r>
+        <w:t xml:space="preserve"> The method is provably inert when no covariate carries signal (β = 0 reproduces pilot 1 exactly), so it cannot manufacture a spurious win. Its benefit is the value of real covariate information, not of borrowing per se.</w:t>
       </w:r>
     </w:p>
     <w:p>
@@ -12880,6 +12549,38 @@
           <w:b/>
           <w:bCs/>
         </w:rPr>
+        <w:t xml:space="preserve">A diagnosed, fixed failure mode.</w:t>
+      </w:r>
+      <w:r>
+        <w:t xml:space="preserve"> The 2-member AdaptShrink fusion was the true source of data-rich harm; conflict-discounted precision fusion removes it (+0.175 → +0.002) while keeping the wins. AdaptShrink remains correct for its ≥3-member design case.</w:t>
+      </w:r>
+    </w:p>
+    <w:p>
+      <w:pPr>
+        <w:spacing w:after="120" w:line="276"/>
+      </w:pPr>
+      <w:r>
+        <w:rPr>
+          <w:b/>
+          <w:bCs/>
+        </w:rPr>
+        <w:t xml:space="preserve">Validated against the textbook baseline on strong-modifier data; relevance-incremental margin bounded by k.</w:t>
+      </w:r>
+    </w:p>
+    <w:p>
+      <w:pPr>
+        <w:pStyle w:val="ListParagraph"/>
+        <w:numPr>
+          <w:ilvl w:val="0"/>
+          <w:numId w:val="2"/>
+        </w:numPr>
+        <w:spacing w:after="60"/>
+      </w:pPr>
+      <w:r>
+        <w:rPr>
+          <w:b/>
+          <w:bCs/>
+        </w:rPr>
         <w:t xml:space="preserve">Population transportability</w:t>
       </w:r>
       <w:r>
@@ -13036,10 +12737,10 @@
           <w:b/>
           <w:bCs/>
         </w:rPr>
-        <w:t xml:space="preserve">Registry-scale field: coverage and a-priori kernel. </w:t>
-      </w:r>
-      <w:r>
-        <w:t xml:space="preserve">The §6 field uses 16 of the 116 catalogued metadat meta-analyses (those staged as usable CSVs on disk), and is block-diagonal by three effect families, so cross-family borrowing is a-priori excluded rather than tested. The topic tags and kernel constants (γ_spec = 0.50, γ_far = 0.15, bw_year = 1, C = 5) are reasonable but hand-set; a learned metric could shift the crossover, though the C-sweep shows within-MA optimality at m ≥ 2 is robust to the stand-down. Pure-prior held-out reconstruction is a demanding test (zero own data); a partial-pooling regime would show smaller effects in both directions. The sparse-frontier win and the m ≥ 2 bound were independently reproduced from scratch by external Codex (gpt-5.5) to within RNG noise.</w:t>
+        <w:t xml:space="preserve">Registry-scale field: coverage, approximated comparators, and the learned kernel. </w:t>
+      </w:r>
+      <w:r>
+        <w:t xml:space="preserve">The §6 field now uses 28 of the 116 catalogued metadat meta-analyses (up from 16) and is block-diagonal by three effect families, so cross-family borrowing is a-priori excluded rather than tested. The learned-kernel win is measured by an honest 10-fold refit (hyper-parameters re-optimised per training fold), not the mildly-optimistic closed-form LOO. Because no MCMC engine (PyMC/Stan) or the canonical borrowing packages (RBesT, REBayes, deconvolveR, bayesmeta) are installed on this host, the modern Bayesian comparators (robust-MAP, commensurate, hierarchical, g-modeling) are closed-form / EM / MoM approximations of the cited full-Bayes methods, cross-checked by external metafor for the RE pooling; a full-MCMC comparison could narrow the gaps. The transportability layer (§6.3, §5.6) is a bounded covariate g-computation on shared node-level covariates; full ML-NMR / doubly-robust transport needs IPD or aggregate covariate distributions this corpus lacks. Pure-prior held-out reconstruction is a demanding test (zero own data); a partial-pooling regime shows smaller effects in both directions. The hand-set-kernel sparse-frontier result and m ≥ 2 bound were independently reproduced from scratch by external Codex (gpt-5.5) to within RNG noise; the learned-kernel headline is cross-checked by an independent GP engine (a different kernel parameterisation) agreeing to within fold noise.</w:t>
       </w:r>
     </w:p>
     <w:p>
@@ -13093,7 +12794,7 @@
         <w:spacing w:after="120" w:line="276"/>
       </w:pPr>
       <w:r>
-        <w:t xml:space="preserve">All artifacts are committed on branch methods-borrowing under F:\ubcma\borrowing. Headline runs are seeded; the figures in this report are regenerated from the committed result JSON/CSV by manuscript/make_borrowing_figures.py, which reads only committed results and computes no new estimates. Pilot 1: build_field.py, inspect_field.py, class_lambda.py, run_pilot.py (--reps 300, and --scramble for the control), selfverify.py, sanity_nma.py. Pilot 2: probe_modifier.py, real_glp1.py, selfverify2.py, sim_gate.py, stand_down_control.py. Pilot 3: prep_transport.py, probe_transport.py, run_pilot3.py, sim_transport.py, selfverify3.py. Pilot 4: pilot4/hunt_gradient.py, hunt_dep.py, prep_madrs.py, run_pilot4.py, sim_madrs.py, selfverify4.py. Replication (§4.6): replication/screen_v2.py, run_slice.py, aggregate.py, selfverify_replication.py. Cross-specialty (§4.7): replication/multispecialty.py, aggregate_multispecialty.py, selfverify_multispecialty.py, xverify_exp2.R. BCG (§5.6): bcg/prep_bcg.py, run_bcg.py, selfverify_bcg.py, xverify3_epan_jack.py, xverify_metafor.R. Figures: python manuscript/make_borrowing_figures.py.</w:t>
+        <w:t xml:space="preserve">All artifacts are committed on branch methods-borrowing under F:\ubcma\borrowing. Headline runs are seeded; the figures in this report are regenerated from the committed result JSON/CSV by manuscript/make_borrowing_figures.py, which reads only committed results and computes no new estimates. Pilot 1: build_field.py, inspect_field.py, class_lambda.py, run_pilot.py (--reps 300, and --scramble for the control), selfverify.py, sanity_nma.py. Pilot 2: probe_modifier.py, real_glp1.py, selfverify2.py, sim_gate.py, stand_down_control.py. Pilot 3: prep_transport.py, probe_transport.py, run_pilot3.py, sim_transport.py, selfverify3.py. Pilot 4: pilot4/hunt_gradient.py, hunt_dep.py, prep_madrs.py, run_pilot4.py, sim_madrs.py, selfverify4.py. Replication (§4.6): replication/screen_v2.py, run_slice.py, aggregate.py, selfverify_replication.py. Cross-specialty (§4.7): replication/multispecialty.py, aggregate_multispecialty.py, selfverify_multispecialty.py, xverify_exp2.R. BCG (§5.6): bcg/prep_bcg.py, run_bcg.py, selfverify_bcg.py, xverify3_epan_jack.py, xverify_metafor.R. Registry-scale field (§6): field_scale/corpus.py + harmonize_new.R (corpus build, metafor::escalc), field_learned.py (learned-kernel GP + conflict-aware fusion + conformal; the primary estimator), test_field_learned.py (unit tests), benchmark_learned.py (the §6.1 table → benchmark_learned_results.json), field.py / field_modern.py / benchmark.py / downsample.py (hand-set field and initial-corpus modern comparison → benchmark_results.json, downsample_results.json), verify_learned_independent.py (independent-engine cross-check). Figures: python manuscript/make_borrowing_figures.py.</w:t>
       </w:r>
     </w:p>
     <w:sectPr>

--- a/manuscript/Registry_Borrowing.docx
+++ b/manuscript/Registry_Borrowing.docx
@@ -148,7 +148,7 @@
           <w:sz w:val="18"/>
           <w:szCs w:val="18"/>
         </w:rPr>
-        <w:t xml:space="preserve">Every quantitative claim is transcribed from a committed report (REPORT_BORROWING_PILOT{,2,3,4}.md; REPORT_BORROWING_REPLICATION.md; borrowing/replication/REPORT_BORROWING_MULTISPECIALTY.md; borrowing/bcg/REPORT_BORROWING_BCG.md) and the result artifacts they were built from (pilot_bootstrap.json, pilot_scramble_bootstrap.json, sim_gate_results.json, real_glp1_summary.json, pilot3_loo_summary.json, sim_transport_results.json, probe_transport_summary.json, class_lambda.json, trials.json, probe_trials.json; replication/loo_results_v2.json, replication/multispecialty_loo.json; bcg/bcg_loo.json, bcg/bcg_trials.json; and for the registry-scale field REPORT_BORROWING_FIELD.md with borrowing/field_scale/benchmark_learned_results.json). Values that exist only as summary statistics inside a report narrative are marked [report table]; all others are exact from the named artifact. No number here is computed fresh for this document; figures are regenerated from committed results by manuscript/make_borrowing_figures.py, which computes no new estimates. Branch methods-borrowing, F:\ubcma\borrowing.</w:t>
+        <w:t xml:space="preserve">Every quantitative claim is transcribed from a committed report (REPORT_BORROWING_PILOT{,2,3,4}.md; REPORT_BORROWING_REPLICATION.md; borrowing/replication/REPORT_BORROWING_MULTISPECIALTY.md; borrowing/bcg/REPORT_BORROWING_BCG.md) and the result artifacts they were built from (pilot_bootstrap.json, pilot_scramble_bootstrap.json, sim_gate_results.json, real_glp1_summary.json, pilot3_loo_summary.json, sim_transport_results.json, probe_transport_summary.json, class_lambda.json, trials.json, probe_trials.json; replication/loo_results_v2.json, replication/multispecialty_loo.json; bcg/bcg_loo.json, bcg/bcg_trials.json; and for the registry-scale field REPORT_BORROWING_FIELD.md with borrowing/field_scale/benchmark_learned_results.json, the two-vendor external confirmation xverify_codex_seatA/ + xverify_fable/*.json, the transport expansion REPORT_BORROWING_EXPANSION.md with rota/bcg/raudenbush *_loo.json and agg/consolidate3_results.json, and the companion dose-response thread REPORT_DOSERESPONSE.md with doseresponse/{dr_emax_bakeoff,stage4_doselink}_result.*). Values that exist only as summary statistics inside a report narrative are marked [report table]; all others are exact from the named artifact. No number here is computed fresh for this document; figures are regenerated from committed results by manuscript/make_borrowing_figures.py, which computes no new estimates. Branch methods-borrowing, F:\ubcma\borrowing.</w:t>
       </w:r>
     </w:p>
     <w:p>
@@ -216,7 +216,7 @@
         <w:t xml:space="preserve">Replication and extension. </w:t>
       </w:r>
       <w:r>
-        <w:t xml:space="preserve">The relevance win reproduces on a second independent GLP1-class slice (a different outcome and a different modifier type) and then, pooling five clean qualifiers across three specialties (endocrine/metabolic, education, oncology), tightens to a robustly significant scale-free MAE reduction of −10.9% [−20.2%, −1.5%] versus the no-relevance null and −12.4% [−22.8%, −2.0%] versus scrambled. On dat.bcg — 13 placebo-controlled BCG-vaccine trials where absolute latitude is a genuinely strong effect modifier (metafor REML permutation p = 0.0052) — the full transportability-standardised method robustly beats textbook random-effects pooling on real held-out log risk ratios (transport − NMA −0.198 [−0.344, −0.041]), and a target = wrong-population control hurts (+0.187 [+0.017, +0.347]); its incremental margin over relevance-only is directional but k = 13-underpowered.</w:t>
+        <w:t xml:space="preserve">The relevance win reproduces on a second independent GLP1-class slice (a different outcome and a different modifier type) and then, pooling five clean qualifiers across three specialties (endocrine/metabolic, education, oncology), tightens to a robustly significant scale-free MAE reduction of −10.9% [−20.2%, −1.5%] versus the no-relevance null and −12.4% [−22.8%, −2.0%] versus scrambled. On dat.bcg — 13 placebo-controlled BCG-vaccine trials where absolute latitude is a genuinely strong effect modifier (metafor REML permutation p = 0.0052) — the full transportability-standardised method robustly beats textbook random-effects pooling on real held-out log risk ratios (transport − NMA −0.198 [−0.344, −0.041]), and a target = wrong-population control hurts (+0.187 [+0.017, +0.347]). Growing the strong-modifier base beyond BCG's k = 13 — a second deposited placebo-controlled slice (rotavirus efficacy by under-5 mortality, k = 29) and a cross-domain third (teacher-expectancy by weeks-of-contact, k = 19) — the incremental transport-over-relevance margin strengthens to a scale-free pooled fractional MAE reduction of −9.7% [−17.6%, −0.9%] with the mechanism reproducing across two domains, but remains DIRECTIONAL AND NOT DECISIVELY SETTLED: it fails leave-one-slice-out (dropping any single slice crosses 0) and its 95% prediction interval includes 0, and the domain-matched raw-logRR pool stays on threshold (−0.069 [−0.140, +0.003]). No qualifying fourth population-gradient slice exists in the on-disk public data (a dedicated search confirms it needs a non-headless deposited fetch), so this is reported as strengthened-but-open.</w:t>
       </w:r>
     </w:p>
     <w:p>
@@ -231,7 +231,7 @@
         <w:t xml:space="preserve">Registry-scale headline. </w:t>
       </w:r>
       <w:r>
-        <w:t xml:space="preserve">Scaling from within-slice to a whole registry — 1,177 study nodes from 28 published meta-analyses harmonised via metafor::escalc into three effect families — resolves the central methodological question. Borrowing across meta-analyses with the hand-set relevance kernel does not beat borrowing within a meta-analysis (it is +0.020 worse), but replacing the hand-set gravity with a learned kernel does: a Gaussian process whose four length scales over study covariates (year, log-precision, specialty, meta-analysis) are fit by marginal likelihood beats within-meta-analysis borrowing on real held-out reconstruction by −0.023 mean absolute error [−0.034, −0.012] (paired bootstrap; honest 10-fold refit, hyper-parameters re-optimised per training fold). It is the only method that beats within-MA — modern robust-MAP and hierarchical cross-MA Bayes merely tie it — the win holds in both the mid- and rich-home-MA regimes, a scrambled-label kernel loses (−0.053), and distribution-free conformal calibration (CV+/split-conformal) restores nominal 90% coverage at the tightest interval width of any borrowing method. The hand-set AdaptShrink precision fusion used in the pilots is, honestly, the weakest borrowing rule.</w:t>
+        <w:t xml:space="preserve">Scaling from within-slice to a whole registry — 1,177 study nodes from 28 published meta-analyses harmonised via metafor::escalc into three effect families — resolves the central methodological question. Borrowing across meta-analyses with the hand-set relevance kernel does not beat borrowing within a meta-analysis (it is +0.020 worse), but replacing the hand-set gravity with a learned kernel does: a Gaussian process whose four length scales over study covariates (year, log-precision, specialty, meta-analysis) are fit by marginal likelihood beats within-meta-analysis borrowing on real held-out reconstruction by −0.023 mean absolute error [−0.034, −0.012] (paired bootstrap; honest 10-fold refit, hyper-parameters re-optimised per training fold). It is the only method that beats within-MA — modern robust-MAP and hierarchical cross-MA Bayes merely tie it — the win holds in both the mid- and rich-home-MA regimes, a scrambled-label kernel loses (−0.053), and distribution-free conformal calibration (CV+/split-conformal) restores nominal 90% coverage at the tightest interval width of any borrowing method. The headline is confirmed by a two-vendor external quorum — Codex gpt-5.5 (−0.0192 [−0.0306, −0.0077]) and Fable 5 (−0.0214 [−0.0332, −0.0096]), each a from-scratch zero-import re-implementation — alongside two internal engines, all four CIs below 0. The headline also survives expanding the corpus with genuinely new real ClinicalTrials.gov meta-analyses (learned − within −0.0231 on 1,205 nodes) but does not transfer to a cold new meta-analysis with no siblings in training — a precise scope boundary. The hand-set AdaptShrink precision fusion used in the pilots is, honestly, the weakest borrowing rule.</w:t>
       </w:r>
     </w:p>
     <w:p>
@@ -8639,6 +8639,780 @@
     </w:p>
     <w:p>
       <w:pPr>
+        <w:pStyle w:val="Heading2"/>
+      </w:pPr>
+      <w:r>
+        <w:t xml:space="preserve">5.7 Expansion beyond BCG — rotavirus, a cross-domain slice, and the honest verdict</w:t>
+      </w:r>
+    </w:p>
+    <w:p>
+      <w:pPr>
+        <w:spacing w:after="120" w:line="276"/>
+      </w:pPr>
+      <w:r>
+        <w:t xml:space="preserve">BCG (k = 13) left the transport-over-relevance margin directional. Two further strong-modifier slices were added truth-first. Rotavirus: 29 placebo-controlled live-oral-rotavirus-vaccine trial-populations (Clark et al. 2019, Lancet Infect Dis 19:717–727; deposited per-trial data) with country under-5 mortality as the oral-vaccine-paradox gradient (RE meta-regression slope +0.0142/unit, permutation p = 0.007; external metafor REML +0.0141) — it reproduces the BCG signature (transport beats relevance-only at the narrow bandwidth, directional at central). A cross-domain third slice, Raudenbush's 19 teacher-expectancy experiments (weeks of prior teacher–pupil contact as a strong, leverage-robust modifier: Spearman ρ = −0.80, perm p = 0.0001), is a standardised-mean-difference effect and so tests whether the g-computation mechanism generalises beyond vaccine epidemiology; it too reproduces the signature (clean narrow-bandwidth win, β = 0 inert, target = pool hurts +0.044). Because these are different effect scales (log-RR vs SMD), the three are pooled only by scale-free metrics (Table 9a).</w:t>
+      </w:r>
+    </w:p>
+    <w:p>
+      <w:pPr>
+        <w:spacing w:after="120"/>
+      </w:pPr>
+      <w:r>
+        <w:rPr>
+          <w:b/>
+          <w:bCs/>
+          <w:sz w:val="18"/>
+          <w:szCs w:val="18"/>
+        </w:rPr>
+        <w:t xml:space="preserve">Table 9a. </w:t>
+      </w:r>
+      <w:r>
+        <w:rPr>
+          <w:sz w:val="18"/>
+          <w:szCs w:val="18"/>
+        </w:rPr>
+        <w:t xml:space="preserve">Transport-over-relevance across all three strong-modifier slices (k = 61, two domains), scale-free full-inference layer. Exact from borrowing/agg/consolidate3_results.json (REPORT_BORROWING_EXPANSION.md §5).</w:t>
+      </w:r>
+    </w:p>
+    <w:tbl>
+      <w:tblPr>
+        <w:tblW w:type="dxa" w:w="9360"/>
+        <w:tblBorders>
+          <w:top w:val="single" w:color="auto" w:sz="4"/>
+          <w:left w:val="single" w:color="auto" w:sz="4"/>
+          <w:bottom w:val="single" w:color="auto" w:sz="4"/>
+          <w:right w:val="single" w:color="auto" w:sz="4"/>
+          <w:insideH w:val="single" w:color="auto" w:sz="4"/>
+          <w:insideV w:val="single" w:color="auto" w:sz="4"/>
+        </w:tblBorders>
+      </w:tblPr>
+      <w:tblGrid>
+        <w:gridCol w:w="4200"/>
+        <w:gridCol w:w="2400"/>
+        <w:gridCol w:w="2760"/>
+      </w:tblGrid>
+      <w:tr>
+        <w:trPr>
+          <w:tblHeader/>
+        </w:trPr>
+        <w:tc>
+          <w:tcPr>
+            <w:tcW w:type="dxa" w:w="4200"/>
+            <w:tcBorders>
+              <w:top w:val="single" w:color="BBBBBB" w:sz="1"/>
+              <w:left w:val="single" w:color="BBBBBB" w:sz="1"/>
+              <w:bottom w:val="single" w:color="BBBBBB" w:sz="1"/>
+              <w:right w:val="single" w:color="BBBBBB" w:sz="1"/>
+            </w:tcBorders>
+            <w:shd w:fill="D5E8F0" w:val="clear"/>
+            <w:tcMar>
+              <w:top w:type="dxa" w:w="60"/>
+              <w:left w:type="dxa" w:w="110"/>
+              <w:bottom w:type="dxa" w:w="60"/>
+              <w:right w:type="dxa" w:w="110"/>
+            </w:tcMar>
+            <w:vAlign w:val="center"/>
+          </w:tcPr>
+          <w:p>
+            <w:pPr>
+              <w:spacing w:after="0"/>
+            </w:pPr>
+            <w:r>
+              <w:rPr>
+                <w:b/>
+                <w:bCs/>
+                <w:sz w:val="17"/>
+                <w:szCs w:val="17"/>
+              </w:rPr>
+              <w:t xml:space="preserve">scale-free test (central bandwidth)</w:t>
+            </w:r>
+          </w:p>
+        </w:tc>
+        <w:tc>
+          <w:tcPr>
+            <w:tcW w:type="dxa" w:w="2400"/>
+            <w:tcBorders>
+              <w:top w:val="single" w:color="BBBBBB" w:sz="1"/>
+              <w:left w:val="single" w:color="BBBBBB" w:sz="1"/>
+              <w:bottom w:val="single" w:color="BBBBBB" w:sz="1"/>
+              <w:right w:val="single" w:color="BBBBBB" w:sz="1"/>
+            </w:tcBorders>
+            <w:shd w:fill="D5E8F0" w:val="clear"/>
+            <w:tcMar>
+              <w:top w:type="dxa" w:w="60"/>
+              <w:left w:type="dxa" w:w="110"/>
+              <w:bottom w:type="dxa" w:w="60"/>
+              <w:right w:type="dxa" w:w="110"/>
+            </w:tcMar>
+            <w:vAlign w:val="center"/>
+          </w:tcPr>
+          <w:p>
+            <w:pPr>
+              <w:spacing w:after="0"/>
+            </w:pPr>
+            <w:r>
+              <w:rPr>
+                <w:b/>
+                <w:bCs/>
+                <w:sz w:val="17"/>
+                <w:szCs w:val="17"/>
+              </w:rPr>
+              <w:t xml:space="preserve">result</w:t>
+            </w:r>
+          </w:p>
+        </w:tc>
+        <w:tc>
+          <w:tcPr>
+            <w:tcW w:type="dxa" w:w="2760"/>
+            <w:tcBorders>
+              <w:top w:val="single" w:color="BBBBBB" w:sz="1"/>
+              <w:left w:val="single" w:color="BBBBBB" w:sz="1"/>
+              <w:bottom w:val="single" w:color="BBBBBB" w:sz="1"/>
+              <w:right w:val="single" w:color="BBBBBB" w:sz="1"/>
+            </w:tcBorders>
+            <w:shd w:fill="D5E8F0" w:val="clear"/>
+            <w:tcMar>
+              <w:top w:type="dxa" w:w="60"/>
+              <w:left w:type="dxa" w:w="110"/>
+              <w:bottom w:type="dxa" w:w="60"/>
+              <w:right w:type="dxa" w:w="110"/>
+            </w:tcMar>
+            <w:vAlign w:val="center"/>
+          </w:tcPr>
+          <w:p>
+            <w:pPr>
+              <w:spacing w:after="0"/>
+            </w:pPr>
+            <w:r>
+              <w:rPr>
+                <w:b/>
+                <w:bCs/>
+                <w:sz w:val="17"/>
+                <w:szCs w:val="17"/>
+              </w:rPr>
+              <w:t xml:space="preserve">reading</w:t>
+            </w:r>
+          </w:p>
+        </w:tc>
+      </w:tr>
+      <w:tr>
+        <w:tc>
+          <w:tcPr>
+            <w:tcW w:type="dxa" w:w="4200"/>
+            <w:tcBorders>
+              <w:top w:val="single" w:color="BBBBBB" w:sz="1"/>
+              <w:left w:val="single" w:color="BBBBBB" w:sz="1"/>
+              <w:bottom w:val="single" w:color="BBBBBB" w:sz="1"/>
+              <w:right w:val="single" w:color="BBBBBB" w:sz="1"/>
+            </w:tcBorders>
+            <w:tcMar>
+              <w:top w:type="dxa" w:w="60"/>
+              <w:left w:type="dxa" w:w="110"/>
+              <w:bottom w:type="dxa" w:w="60"/>
+              <w:right w:type="dxa" w:w="110"/>
+            </w:tcMar>
+            <w:vAlign w:val="center"/>
+          </w:tcPr>
+          <w:p>
+            <w:pPr>
+              <w:spacing w:after="0"/>
+            </w:pPr>
+            <w:r>
+              <w:rPr>
+                <w:b w:val="false"/>
+                <w:bCs w:val="false"/>
+                <w:sz w:val="17"/>
+                <w:szCs w:val="17"/>
+              </w:rPr>
+              <w:t xml:space="preserve">trials favouring transport (binomial sign)</w:t>
+            </w:r>
+          </w:p>
+        </w:tc>
+        <w:tc>
+          <w:tcPr>
+            <w:tcW w:type="dxa" w:w="2400"/>
+            <w:tcBorders>
+              <w:top w:val="single" w:color="BBBBBB" w:sz="1"/>
+              <w:left w:val="single" w:color="BBBBBB" w:sz="1"/>
+              <w:bottom w:val="single" w:color="BBBBBB" w:sz="1"/>
+              <w:right w:val="single" w:color="BBBBBB" w:sz="1"/>
+            </w:tcBorders>
+            <w:tcMar>
+              <w:top w:type="dxa" w:w="60"/>
+              <w:left w:type="dxa" w:w="110"/>
+              <w:bottom w:type="dxa" w:w="60"/>
+              <w:right w:type="dxa" w:w="110"/>
+            </w:tcMar>
+            <w:vAlign w:val="center"/>
+          </w:tcPr>
+          <w:p>
+            <w:pPr>
+              <w:spacing w:after="0"/>
+            </w:pPr>
+            <w:r>
+              <w:rPr>
+                <w:b w:val="false"/>
+                <w:bCs w:val="false"/>
+                <w:sz w:val="17"/>
+                <w:szCs w:val="17"/>
+              </w:rPr>
+              <w:t xml:space="preserve">46 / 61, p &lt; 0.0001</w:t>
+            </w:r>
+          </w:p>
+        </w:tc>
+        <w:tc>
+          <w:tcPr>
+            <w:tcW w:type="dxa" w:w="2760"/>
+            <w:tcBorders>
+              <w:top w:val="single" w:color="BBBBBB" w:sz="1"/>
+              <w:left w:val="single" w:color="BBBBBB" w:sz="1"/>
+              <w:bottom w:val="single" w:color="BBBBBB" w:sz="1"/>
+              <w:right w:val="single" w:color="BBBBBB" w:sz="1"/>
+            </w:tcBorders>
+            <w:tcMar>
+              <w:top w:type="dxa" w:w="60"/>
+              <w:left w:type="dxa" w:w="110"/>
+              <w:bottom w:type="dxa" w:w="60"/>
+              <w:right w:type="dxa" w:w="110"/>
+            </w:tcMar>
+            <w:vAlign w:val="center"/>
+          </w:tcPr>
+          <w:p>
+            <w:pPr>
+              <w:spacing w:after="0"/>
+            </w:pPr>
+            <w:r>
+              <w:rPr>
+                <w:b w:val="false"/>
+                <w:bCs w:val="false"/>
+                <w:sz w:val="17"/>
+                <w:szCs w:val="17"/>
+              </w:rPr>
+              <w:t xml:space="preserve">directional signal strong (LOO-overlap caveat)</w:t>
+            </w:r>
+          </w:p>
+        </w:tc>
+      </w:tr>
+      <w:tr>
+        <w:tc>
+          <w:tcPr>
+            <w:tcW w:type="dxa" w:w="4200"/>
+            <w:tcBorders>
+              <w:top w:val="single" w:color="BBBBBB" w:sz="1"/>
+              <w:left w:val="single" w:color="BBBBBB" w:sz="1"/>
+              <w:bottom w:val="single" w:color="BBBBBB" w:sz="1"/>
+              <w:right w:val="single" w:color="BBBBBB" w:sz="1"/>
+            </w:tcBorders>
+            <w:tcMar>
+              <w:top w:type="dxa" w:w="60"/>
+              <w:left w:type="dxa" w:w="110"/>
+              <w:bottom w:type="dxa" w:w="60"/>
+              <w:right w:type="dxa" w:w="110"/>
+            </w:tcMar>
+            <w:vAlign w:val="center"/>
+          </w:tcPr>
+          <w:p>
+            <w:pPr>
+              <w:spacing w:after="0"/>
+            </w:pPr>
+            <w:r>
+              <w:rPr>
+                <w:b w:val="false"/>
+                <w:bCs w:val="false"/>
+                <w:sz w:val="17"/>
+                <w:szCs w:val="17"/>
+              </w:rPr>
+              <w:t xml:space="preserve">fractional MAE reduction, equal-weight 3 slices</w:t>
+            </w:r>
+          </w:p>
+        </w:tc>
+        <w:tc>
+          <w:tcPr>
+            <w:tcW w:type="dxa" w:w="2400"/>
+            <w:tcBorders>
+              <w:top w:val="single" w:color="BBBBBB" w:sz="1"/>
+              <w:left w:val="single" w:color="BBBBBB" w:sz="1"/>
+              <w:bottom w:val="single" w:color="BBBBBB" w:sz="1"/>
+              <w:right w:val="single" w:color="BBBBBB" w:sz="1"/>
+            </w:tcBorders>
+            <w:shd w:fill="E2EFDA" w:val="clear"/>
+            <w:tcMar>
+              <w:top w:type="dxa" w:w="60"/>
+              <w:left w:type="dxa" w:w="110"/>
+              <w:bottom w:type="dxa" w:w="60"/>
+              <w:right w:type="dxa" w:w="110"/>
+            </w:tcMar>
+            <w:vAlign w:val="center"/>
+          </w:tcPr>
+          <w:p>
+            <w:pPr>
+              <w:spacing w:after="0"/>
+            </w:pPr>
+            <w:r>
+              <w:rPr>
+                <w:b/>
+                <w:bCs/>
+                <w:sz w:val="17"/>
+                <w:szCs w:val="17"/>
+              </w:rPr>
+              <w:t xml:space="preserve">−9.7% [−17.6%, −0.9%]</w:t>
+            </w:r>
+          </w:p>
+        </w:tc>
+        <w:tc>
+          <w:tcPr>
+            <w:tcW w:type="dxa" w:w="2760"/>
+            <w:tcBorders>
+              <w:top w:val="single" w:color="BBBBBB" w:sz="1"/>
+              <w:left w:val="single" w:color="BBBBBB" w:sz="1"/>
+              <w:bottom w:val="single" w:color="BBBBBB" w:sz="1"/>
+              <w:right w:val="single" w:color="BBBBBB" w:sz="1"/>
+            </w:tcBorders>
+            <w:tcMar>
+              <w:top w:type="dxa" w:w="60"/>
+              <w:left w:type="dxa" w:w="110"/>
+              <w:bottom w:type="dxa" w:w="60"/>
+              <w:right w:type="dxa" w:w="110"/>
+            </w:tcMar>
+            <w:vAlign w:val="center"/>
+          </w:tcPr>
+          <w:p>
+            <w:pPr>
+              <w:spacing w:after="0"/>
+            </w:pPr>
+            <w:r>
+              <w:rPr>
+                <w:b w:val="false"/>
+                <w:bCs w:val="false"/>
+                <w:sz w:val="17"/>
+                <w:szCs w:val="17"/>
+              </w:rPr>
+              <w:t xml:space="preserve">pooled CI &lt; 0</w:t>
+            </w:r>
+          </w:p>
+        </w:tc>
+      </w:tr>
+      <w:tr>
+        <w:tc>
+          <w:tcPr>
+            <w:tcW w:type="dxa" w:w="4200"/>
+            <w:tcBorders>
+              <w:top w:val="single" w:color="BBBBBB" w:sz="1"/>
+              <w:left w:val="single" w:color="BBBBBB" w:sz="1"/>
+              <w:bottom w:val="single" w:color="BBBBBB" w:sz="1"/>
+              <w:right w:val="single" w:color="BBBBBB" w:sz="1"/>
+            </w:tcBorders>
+            <w:tcMar>
+              <w:top w:type="dxa" w:w="60"/>
+              <w:left w:type="dxa" w:w="110"/>
+              <w:bottom w:type="dxa" w:w="60"/>
+              <w:right w:type="dxa" w:w="110"/>
+            </w:tcMar>
+            <w:vAlign w:val="center"/>
+          </w:tcPr>
+          <w:p>
+            <w:pPr>
+              <w:spacing w:after="0"/>
+            </w:pPr>
+            <w:r>
+              <w:rPr>
+                <w:b w:val="false"/>
+                <w:bCs w:val="false"/>
+                <w:sz w:val="17"/>
+                <w:szCs w:val="17"/>
+              </w:rPr>
+              <w:t xml:space="preserve">random-effects (DL) pool of the 3 fractions</w:t>
+            </w:r>
+          </w:p>
+        </w:tc>
+        <w:tc>
+          <w:tcPr>
+            <w:tcW w:type="dxa" w:w="2400"/>
+            <w:tcBorders>
+              <w:top w:val="single" w:color="BBBBBB" w:sz="1"/>
+              <w:left w:val="single" w:color="BBBBBB" w:sz="1"/>
+              <w:bottom w:val="single" w:color="BBBBBB" w:sz="1"/>
+              <w:right w:val="single" w:color="BBBBBB" w:sz="1"/>
+            </w:tcBorders>
+            <w:shd w:fill="E2EFDA" w:val="clear"/>
+            <w:tcMar>
+              <w:top w:type="dxa" w:w="60"/>
+              <w:left w:type="dxa" w:w="110"/>
+              <w:bottom w:type="dxa" w:w="60"/>
+              <w:right w:type="dxa" w:w="110"/>
+            </w:tcMar>
+            <w:vAlign w:val="center"/>
+          </w:tcPr>
+          <w:p>
+            <w:pPr>
+              <w:spacing w:after="0"/>
+            </w:pPr>
+            <w:r>
+              <w:rPr>
+                <w:b/>
+                <w:bCs/>
+                <w:sz w:val="17"/>
+                <w:szCs w:val="17"/>
+              </w:rPr>
+              <w:t xml:space="preserve">−9.1% [−16.8%, −1.4%]</w:t>
+            </w:r>
+          </w:p>
+        </w:tc>
+        <w:tc>
+          <w:tcPr>
+            <w:tcW w:type="dxa" w:w="2760"/>
+            <w:tcBorders>
+              <w:top w:val="single" w:color="BBBBBB" w:sz="1"/>
+              <w:left w:val="single" w:color="BBBBBB" w:sz="1"/>
+              <w:bottom w:val="single" w:color="BBBBBB" w:sz="1"/>
+              <w:right w:val="single" w:color="BBBBBB" w:sz="1"/>
+            </w:tcBorders>
+            <w:tcMar>
+              <w:top w:type="dxa" w:w="60"/>
+              <w:left w:type="dxa" w:w="110"/>
+              <w:bottom w:type="dxa" w:w="60"/>
+              <w:right w:type="dxa" w:w="110"/>
+            </w:tcMar>
+            <w:vAlign w:val="center"/>
+          </w:tcPr>
+          <w:p>
+            <w:pPr>
+              <w:spacing w:after="0"/>
+            </w:pPr>
+            <w:r>
+              <w:rPr>
+                <w:b w:val="false"/>
+                <w:bCs w:val="false"/>
+                <w:sz w:val="17"/>
+                <w:szCs w:val="17"/>
+              </w:rPr>
+              <w:t xml:space="preserve">pooled CI &lt; 0 (I² = 0)</w:t>
+            </w:r>
+          </w:p>
+        </w:tc>
+      </w:tr>
+      <w:tr>
+        <w:tc>
+          <w:tcPr>
+            <w:tcW w:type="dxa" w:w="4200"/>
+            <w:tcBorders>
+              <w:top w:val="single" w:color="BBBBBB" w:sz="1"/>
+              <w:left w:val="single" w:color="BBBBBB" w:sz="1"/>
+              <w:bottom w:val="single" w:color="BBBBBB" w:sz="1"/>
+              <w:right w:val="single" w:color="BBBBBB" w:sz="1"/>
+            </w:tcBorders>
+            <w:tcMar>
+              <w:top w:type="dxa" w:w="60"/>
+              <w:left w:type="dxa" w:w="110"/>
+              <w:bottom w:type="dxa" w:w="60"/>
+              <w:right w:type="dxa" w:w="110"/>
+            </w:tcMar>
+            <w:vAlign w:val="center"/>
+          </w:tcPr>
+          <w:p>
+            <w:pPr>
+              <w:spacing w:after="0"/>
+            </w:pPr>
+            <w:r>
+              <w:rPr>
+                <w:b w:val="false"/>
+                <w:bCs w:val="false"/>
+                <w:sz w:val="17"/>
+                <w:szCs w:val="17"/>
+              </w:rPr>
+              <w:t xml:space="preserve">leave-one-slice-out (drop each)</w:t>
+            </w:r>
+          </w:p>
+        </w:tc>
+        <w:tc>
+          <w:tcPr>
+            <w:tcW w:type="dxa" w:w="2400"/>
+            <w:tcBorders>
+              <w:top w:val="single" w:color="BBBBBB" w:sz="1"/>
+              <w:left w:val="single" w:color="BBBBBB" w:sz="1"/>
+              <w:bottom w:val="single" w:color="BBBBBB" w:sz="1"/>
+              <w:right w:val="single" w:color="BBBBBB" w:sz="1"/>
+            </w:tcBorders>
+            <w:shd w:fill="FCE4D6" w:val="clear"/>
+            <w:tcMar>
+              <w:top w:type="dxa" w:w="60"/>
+              <w:left w:type="dxa" w:w="110"/>
+              <w:bottom w:type="dxa" w:w="60"/>
+              <w:right w:type="dxa" w:w="110"/>
+            </w:tcMar>
+            <w:vAlign w:val="center"/>
+          </w:tcPr>
+          <w:p>
+            <w:pPr>
+              <w:spacing w:after="0"/>
+            </w:pPr>
+            <w:r>
+              <w:rPr>
+                <w:b/>
+                <w:bCs/>
+                <w:sz w:val="17"/>
+                <w:szCs w:val="17"/>
+              </w:rPr>
+              <w:t xml:space="preserve">every drop crosses 0</w:t>
+            </w:r>
+          </w:p>
+        </w:tc>
+        <w:tc>
+          <w:tcPr>
+            <w:tcW w:type="dxa" w:w="2760"/>
+            <w:tcBorders>
+              <w:top w:val="single" w:color="BBBBBB" w:sz="1"/>
+              <w:left w:val="single" w:color="BBBBBB" w:sz="1"/>
+              <w:bottom w:val="single" w:color="BBBBBB" w:sz="1"/>
+              <w:right w:val="single" w:color="BBBBBB" w:sz="1"/>
+            </w:tcBorders>
+            <w:tcMar>
+              <w:top w:type="dxa" w:w="60"/>
+              <w:left w:type="dxa" w:w="110"/>
+              <w:bottom w:type="dxa" w:w="60"/>
+              <w:right w:type="dxa" w:w="110"/>
+            </w:tcMar>
+            <w:vAlign w:val="center"/>
+          </w:tcPr>
+          <w:p>
+            <w:pPr>
+              <w:spacing w:after="0"/>
+            </w:pPr>
+            <w:r>
+              <w:rPr>
+                <w:b w:val="false"/>
+                <w:bCs w:val="false"/>
+                <w:sz w:val="17"/>
+                <w:szCs w:val="17"/>
+              </w:rPr>
+              <w:t xml:space="preserve">NOT robust to removing any one slice</w:t>
+            </w:r>
+          </w:p>
+        </w:tc>
+      </w:tr>
+      <w:tr>
+        <w:tc>
+          <w:tcPr>
+            <w:tcW w:type="dxa" w:w="4200"/>
+            <w:tcBorders>
+              <w:top w:val="single" w:color="BBBBBB" w:sz="1"/>
+              <w:left w:val="single" w:color="BBBBBB" w:sz="1"/>
+              <w:bottom w:val="single" w:color="BBBBBB" w:sz="1"/>
+              <w:right w:val="single" w:color="BBBBBB" w:sz="1"/>
+            </w:tcBorders>
+            <w:tcMar>
+              <w:top w:type="dxa" w:w="60"/>
+              <w:left w:type="dxa" w:w="110"/>
+              <w:bottom w:type="dxa" w:w="60"/>
+              <w:right w:type="dxa" w:w="110"/>
+            </w:tcMar>
+            <w:vAlign w:val="center"/>
+          </w:tcPr>
+          <w:p>
+            <w:pPr>
+              <w:spacing w:after="0"/>
+            </w:pPr>
+            <w:r>
+              <w:rPr>
+                <w:b w:val="false"/>
+                <w:bCs w:val="false"/>
+                <w:sz w:val="17"/>
+                <w:szCs w:val="17"/>
+              </w:rPr>
+              <w:t xml:space="preserve">95% prediction interval (across-slice)</w:t>
+            </w:r>
+          </w:p>
+        </w:tc>
+        <w:tc>
+          <w:tcPr>
+            <w:tcW w:type="dxa" w:w="2400"/>
+            <w:tcBorders>
+              <w:top w:val="single" w:color="BBBBBB" w:sz="1"/>
+              <w:left w:val="single" w:color="BBBBBB" w:sz="1"/>
+              <w:bottom w:val="single" w:color="BBBBBB" w:sz="1"/>
+              <w:right w:val="single" w:color="BBBBBB" w:sz="1"/>
+            </w:tcBorders>
+            <w:shd w:fill="FCE4D6" w:val="clear"/>
+            <w:tcMar>
+              <w:top w:type="dxa" w:w="60"/>
+              <w:left w:type="dxa" w:w="110"/>
+              <w:bottom w:type="dxa" w:w="60"/>
+              <w:right w:type="dxa" w:w="110"/>
+            </w:tcMar>
+            <w:vAlign w:val="center"/>
+          </w:tcPr>
+          <w:p>
+            <w:pPr>
+              <w:spacing w:after="0"/>
+            </w:pPr>
+            <w:r>
+              <w:rPr>
+                <w:b/>
+                <w:bCs/>
+                <w:sz w:val="17"/>
+                <w:szCs w:val="17"/>
+              </w:rPr>
+              <w:t xml:space="preserve">[−26.1%, +7.8%]</w:t>
+            </w:r>
+          </w:p>
+        </w:tc>
+        <w:tc>
+          <w:tcPr>
+            <w:tcW w:type="dxa" w:w="2760"/>
+            <w:tcBorders>
+              <w:top w:val="single" w:color="BBBBBB" w:sz="1"/>
+              <w:left w:val="single" w:color="BBBBBB" w:sz="1"/>
+              <w:bottom w:val="single" w:color="BBBBBB" w:sz="1"/>
+              <w:right w:val="single" w:color="BBBBBB" w:sz="1"/>
+            </w:tcBorders>
+            <w:tcMar>
+              <w:top w:type="dxa" w:w="60"/>
+              <w:left w:type="dxa" w:w="110"/>
+              <w:bottom w:type="dxa" w:w="60"/>
+              <w:right w:type="dxa" w:w="110"/>
+            </w:tcMar>
+            <w:vAlign w:val="center"/>
+          </w:tcPr>
+          <w:p>
+            <w:pPr>
+              <w:spacing w:after="0"/>
+            </w:pPr>
+            <w:r>
+              <w:rPr>
+                <w:b w:val="false"/>
+                <w:bCs w:val="false"/>
+                <w:sz w:val="17"/>
+                <w:szCs w:val="17"/>
+              </w:rPr>
+              <w:t xml:space="preserve">includes 0 — a 4th slice could fall either side</w:t>
+            </w:r>
+          </w:p>
+        </w:tc>
+      </w:tr>
+      <w:tr>
+        <w:tc>
+          <w:tcPr>
+            <w:tcW w:type="dxa" w:w="4200"/>
+            <w:tcBorders>
+              <w:top w:val="single" w:color="BBBBBB" w:sz="1"/>
+              <w:left w:val="single" w:color="BBBBBB" w:sz="1"/>
+              <w:bottom w:val="single" w:color="BBBBBB" w:sz="1"/>
+              <w:right w:val="single" w:color="BBBBBB" w:sz="1"/>
+            </w:tcBorders>
+            <w:tcMar>
+              <w:top w:type="dxa" w:w="60"/>
+              <w:left w:type="dxa" w:w="110"/>
+              <w:bottom w:type="dxa" w:w="60"/>
+              <w:right w:type="dxa" w:w="110"/>
+            </w:tcMar>
+            <w:vAlign w:val="center"/>
+          </w:tcPr>
+          <w:p>
+            <w:pPr>
+              <w:spacing w:after="0"/>
+            </w:pPr>
+            <w:r>
+              <w:rPr>
+                <w:b w:val="false"/>
+                <w:bCs w:val="false"/>
+                <w:sz w:val="17"/>
+                <w:szCs w:val="17"/>
+              </w:rPr>
+              <w:t xml:space="preserve">domain-matched raw-logRR pool (BCG+rota)</w:t>
+            </w:r>
+          </w:p>
+        </w:tc>
+        <w:tc>
+          <w:tcPr>
+            <w:tcW w:type="dxa" w:w="2400"/>
+            <w:tcBorders>
+              <w:top w:val="single" w:color="BBBBBB" w:sz="1"/>
+              <w:left w:val="single" w:color="BBBBBB" w:sz="1"/>
+              <w:bottom w:val="single" w:color="BBBBBB" w:sz="1"/>
+              <w:right w:val="single" w:color="BBBBBB" w:sz="1"/>
+            </w:tcBorders>
+            <w:tcMar>
+              <w:top w:type="dxa" w:w="60"/>
+              <w:left w:type="dxa" w:w="110"/>
+              <w:bottom w:type="dxa" w:w="60"/>
+              <w:right w:type="dxa" w:w="110"/>
+            </w:tcMar>
+            <w:vAlign w:val="center"/>
+          </w:tcPr>
+          <w:p>
+            <w:pPr>
+              <w:spacing w:after="0"/>
+            </w:pPr>
+            <w:r>
+              <w:rPr>
+                <w:b w:val="false"/>
+                <w:bCs w:val="false"/>
+                <w:sz w:val="17"/>
+                <w:szCs w:val="17"/>
+              </w:rPr>
+              <w:t xml:space="preserve">−0.069 [−0.140, +0.003]</w:t>
+            </w:r>
+          </w:p>
+        </w:tc>
+        <w:tc>
+          <w:tcPr>
+            <w:tcW w:type="dxa" w:w="2760"/>
+            <w:tcBorders>
+              <w:top w:val="single" w:color="BBBBBB" w:sz="1"/>
+              <w:left w:val="single" w:color="BBBBBB" w:sz="1"/>
+              <w:bottom w:val="single" w:color="BBBBBB" w:sz="1"/>
+              <w:right w:val="single" w:color="BBBBBB" w:sz="1"/>
+            </w:tcBorders>
+            <w:tcMar>
+              <w:top w:type="dxa" w:w="60"/>
+              <w:left w:type="dxa" w:w="110"/>
+              <w:bottom w:type="dxa" w:w="60"/>
+              <w:right w:type="dxa" w:w="110"/>
+            </w:tcMar>
+            <w:vAlign w:val="center"/>
+          </w:tcPr>
+          <w:p>
+            <w:pPr>
+              <w:spacing w:after="0"/>
+            </w:pPr>
+            <w:r>
+              <w:rPr>
+                <w:b w:val="false"/>
+                <w:bCs w:val="false"/>
+                <w:sz w:val="17"/>
+                <w:szCs w:val="17"/>
+              </w:rPr>
+              <w:t xml:space="preserve">unchanged, on threshold</w:t>
+            </w:r>
+          </w:p>
+        </w:tc>
+      </w:tr>
+    </w:tbl>
+    <w:p>
+      <w:pPr>
+        <w:spacing w:after="40" w:line="276"/>
+      </w:pPr>
+      <w:r>
+        <w:t xml:space="preserve"/>
+      </w:r>
+    </w:p>
+    <w:p>
+      <w:pPr>
+        <w:spacing w:after="120" w:line="276"/>
+      </w:pPr>
+      <w:r>
+        <w:rPr>
+          <w:b/>
+          <w:bCs/>
+        </w:rPr>
+        <w:t xml:space="preserve">Honest verdict. </w:t>
+      </w:r>
+      <w:r>
+        <w:t xml:space="preserve">Beyond k = 13, transport-over-relevance is materially strengthened but NOT decisively settled: the pooled scale-free CIs exclude 0 and the mechanism reproduces across two domains, yet the win does not survive leave-one-slice-out and the prediction interval includes 0. A dedicated search over all on-disk public data plus the full ClinicalTrials.gov snapshot found no qualifying fourth population-gradient slice — vitamin-A child-mortality trials predate the registry, pneumococcal/Hib/pertussis efficacy trials are too few and multi-country, and malaria field trials collapse to a single country — so hardening this margin requires a non-headless deposited data fetch (flagged, not forced). We therefore report the incremental transport step as directional and strengthened, with the leave-one-slice-out fragility stated.</w:t>
+      </w:r>
+    </w:p>
+    <w:p>
+      <w:pPr>
         <w:pStyle w:val="Heading1"/>
       </w:pPr>
       <w:r>
@@ -10668,6 +11442,746 @@
       </w:r>
       <w:r>
         <w:t xml:space="preserve">Unlike the hand-set field (which helped only when a home MA was starved to a single sibling, §6.2), the learned kernel beats within-MA in both the mid- and rich-home-MA regimes; the only place it does not win is the 14-study ultra-sparse tail, which is underpowered (CI includes 0) and which we report rather than over-claim. Its model-based interval under-covers (0.806), but distribution-free conformal calibration (CV+/split-conformal; Vovk 2005; Lei 2018; Barber 2021) restores nominal 90% coverage at the tightest interval width of any borrowing method (1.55). Conformal is therefore adopted as the reported coverage layer of the primary estimator.</w:t>
+      </w:r>
+    </w:p>
+    <w:p>
+      <w:pPr>
+        <w:pStyle w:val="Heading2"/>
+      </w:pPr>
+      <w:r>
+        <w:t xml:space="preserve">6.1a Two independent external vendors confirm the headline from scratch</w:t>
+      </w:r>
+    </w:p>
+    <w:p>
+      <w:pPr>
+        <w:spacing w:after="120" w:line="276"/>
+      </w:pPr>
+      <w:r>
+        <w:t xml:space="preserve">The learned-kernel headline was re-derived by two independent large-model vendors, each given ONLY the exported corpus (corpus_full_1177.csv) and the task specification (LEARNED_VERIFY_TASK.md) and required to re-implement the grouped-ARD Gaussian process, the honest k-fold, and the within-MA baseline from scratch with no shared code. Both independently reproduce a negative learned − within-MA difference whose 95% CI excludes 0 (Table 11a), joining the primary build and an internal sklearn one-hot-ARD engine — four engines, four CIs below 0. This is a two-vendor external quorum on the central result, not a single-engine claim.</w:t>
+      </w:r>
+    </w:p>
+    <w:p>
+      <w:pPr>
+        <w:spacing w:after="120"/>
+      </w:pPr>
+      <w:r>
+        <w:rPr>
+          <w:b/>
+          <w:bCs/>
+          <w:sz w:val="18"/>
+          <w:szCs w:val="18"/>
+        </w:rPr>
+        <w:t xml:space="preserve">Table 11a. </w:t>
+      </w:r>
+      <w:r>
+        <w:rPr>
+          <w:sz w:val="18"/>
+          <w:szCs w:val="18"/>
+        </w:rPr>
+        <w:t xml:space="preserve">Two-vendor external confirmation of the §6.1 headline. Each external engine is a from-scratch, zero-import re-implementation (Codex gpt-5.5 over SSH; Fable 5 sub-agent), given only the corpus CSV + task spec. Exact from borrowing/field_scale/xverify_codex_seatA/learned_verify_result.json and xverify_fable/fable_learned_result.json (REPORT_BORROWING_FIELD.md §8bis.5).</w:t>
+      </w:r>
+    </w:p>
+    <w:tbl>
+      <w:tblPr>
+        <w:tblW w:type="dxa" w:w="9360"/>
+        <w:tblBorders>
+          <w:top w:val="single" w:color="auto" w:sz="4"/>
+          <w:left w:val="single" w:color="auto" w:sz="4"/>
+          <w:bottom w:val="single" w:color="auto" w:sz="4"/>
+          <w:right w:val="single" w:color="auto" w:sz="4"/>
+          <w:insideH w:val="single" w:color="auto" w:sz="4"/>
+          <w:insideV w:val="single" w:color="auto" w:sz="4"/>
+        </w:tblBorders>
+      </w:tblPr>
+      <w:tblGrid>
+        <w:gridCol w:w="3500"/>
+        <w:gridCol w:w="1700"/>
+        <w:gridCol w:w="1700"/>
+        <w:gridCol w:w="2460"/>
+      </w:tblGrid>
+      <w:tr>
+        <w:trPr>
+          <w:tblHeader/>
+        </w:trPr>
+        <w:tc>
+          <w:tcPr>
+            <w:tcW w:type="dxa" w:w="3500"/>
+            <w:tcBorders>
+              <w:top w:val="single" w:color="BBBBBB" w:sz="1"/>
+              <w:left w:val="single" w:color="BBBBBB" w:sz="1"/>
+              <w:bottom w:val="single" w:color="BBBBBB" w:sz="1"/>
+              <w:right w:val="single" w:color="BBBBBB" w:sz="1"/>
+            </w:tcBorders>
+            <w:shd w:fill="D5E8F0" w:val="clear"/>
+            <w:tcMar>
+              <w:top w:type="dxa" w:w="60"/>
+              <w:left w:type="dxa" w:w="110"/>
+              <w:bottom w:type="dxa" w:w="60"/>
+              <w:right w:type="dxa" w:w="110"/>
+            </w:tcMar>
+            <w:vAlign w:val="center"/>
+          </w:tcPr>
+          <w:p>
+            <w:pPr>
+              <w:spacing w:after="0"/>
+            </w:pPr>
+            <w:r>
+              <w:rPr>
+                <w:b/>
+                <w:bCs/>
+                <w:sz w:val="17"/>
+                <w:szCs w:val="17"/>
+              </w:rPr>
+              <w:t xml:space="preserve">engine</w:t>
+            </w:r>
+          </w:p>
+        </w:tc>
+        <w:tc>
+          <w:tcPr>
+            <w:tcW w:type="dxa" w:w="1700"/>
+            <w:tcBorders>
+              <w:top w:val="single" w:color="BBBBBB" w:sz="1"/>
+              <w:left w:val="single" w:color="BBBBBB" w:sz="1"/>
+              <w:bottom w:val="single" w:color="BBBBBB" w:sz="1"/>
+              <w:right w:val="single" w:color="BBBBBB" w:sz="1"/>
+            </w:tcBorders>
+            <w:shd w:fill="D5E8F0" w:val="clear"/>
+            <w:tcMar>
+              <w:top w:type="dxa" w:w="60"/>
+              <w:left w:type="dxa" w:w="110"/>
+              <w:bottom w:type="dxa" w:w="60"/>
+              <w:right w:type="dxa" w:w="110"/>
+            </w:tcMar>
+            <w:vAlign w:val="center"/>
+          </w:tcPr>
+          <w:p>
+            <w:pPr>
+              <w:spacing w:after="0"/>
+            </w:pPr>
+            <w:r>
+              <w:rPr>
+                <w:b/>
+                <w:bCs/>
+                <w:sz w:val="17"/>
+                <w:szCs w:val="17"/>
+              </w:rPr>
+              <w:t xml:space="preserve">learned MAE</w:t>
+            </w:r>
+          </w:p>
+        </w:tc>
+        <w:tc>
+          <w:tcPr>
+            <w:tcW w:type="dxa" w:w="1700"/>
+            <w:tcBorders>
+              <w:top w:val="single" w:color="BBBBBB" w:sz="1"/>
+              <w:left w:val="single" w:color="BBBBBB" w:sz="1"/>
+              <w:bottom w:val="single" w:color="BBBBBB" w:sz="1"/>
+              <w:right w:val="single" w:color="BBBBBB" w:sz="1"/>
+            </w:tcBorders>
+            <w:shd w:fill="D5E8F0" w:val="clear"/>
+            <w:tcMar>
+              <w:top w:type="dxa" w:w="60"/>
+              <w:left w:type="dxa" w:w="110"/>
+              <w:bottom w:type="dxa" w:w="60"/>
+              <w:right w:type="dxa" w:w="110"/>
+            </w:tcMar>
+            <w:vAlign w:val="center"/>
+          </w:tcPr>
+          <w:p>
+            <w:pPr>
+              <w:spacing w:after="0"/>
+            </w:pPr>
+            <w:r>
+              <w:rPr>
+                <w:b/>
+                <w:bCs/>
+                <w:sz w:val="17"/>
+                <w:szCs w:val="17"/>
+              </w:rPr>
+              <w:t xml:space="preserve">within-MA MAE</w:t>
+            </w:r>
+          </w:p>
+        </w:tc>
+        <w:tc>
+          <w:tcPr>
+            <w:tcW w:type="dxa" w:w="2460"/>
+            <w:tcBorders>
+              <w:top w:val="single" w:color="BBBBBB" w:sz="1"/>
+              <w:left w:val="single" w:color="BBBBBB" w:sz="1"/>
+              <w:bottom w:val="single" w:color="BBBBBB" w:sz="1"/>
+              <w:right w:val="single" w:color="BBBBBB" w:sz="1"/>
+            </w:tcBorders>
+            <w:shd w:fill="D5E8F0" w:val="clear"/>
+            <w:tcMar>
+              <w:top w:type="dxa" w:w="60"/>
+              <w:left w:type="dxa" w:w="110"/>
+              <w:bottom w:type="dxa" w:w="60"/>
+              <w:right w:type="dxa" w:w="110"/>
+            </w:tcMar>
+            <w:vAlign w:val="center"/>
+          </w:tcPr>
+          <w:p>
+            <w:pPr>
+              <w:spacing w:after="0"/>
+            </w:pPr>
+            <w:r>
+              <w:rPr>
+                <w:b/>
+                <w:bCs/>
+                <w:sz w:val="17"/>
+                <w:szCs w:val="17"/>
+              </w:rPr>
+              <w:t xml:space="preserve">learned − within-MA [95% CI]</w:t>
+            </w:r>
+          </w:p>
+        </w:tc>
+      </w:tr>
+      <w:tr>
+        <w:tc>
+          <w:tcPr>
+            <w:tcW w:type="dxa" w:w="3500"/>
+            <w:tcBorders>
+              <w:top w:val="single" w:color="BBBBBB" w:sz="1"/>
+              <w:left w:val="single" w:color="BBBBBB" w:sz="1"/>
+              <w:bottom w:val="single" w:color="BBBBBB" w:sz="1"/>
+              <w:right w:val="single" w:color="BBBBBB" w:sz="1"/>
+            </w:tcBorders>
+            <w:tcMar>
+              <w:top w:type="dxa" w:w="60"/>
+              <w:left w:type="dxa" w:w="110"/>
+              <w:bottom w:type="dxa" w:w="60"/>
+              <w:right w:type="dxa" w:w="110"/>
+            </w:tcMar>
+            <w:vAlign w:val="center"/>
+          </w:tcPr>
+          <w:p>
+            <w:pPr>
+              <w:spacing w:after="0"/>
+            </w:pPr>
+            <w:r>
+              <w:rPr>
+                <w:b w:val="false"/>
+                <w:bCs w:val="false"/>
+                <w:sz w:val="17"/>
+                <w:szCs w:val="17"/>
+              </w:rPr>
+              <w:t xml:space="preserve">primary build (grouped-ARD GP)</w:t>
+            </w:r>
+          </w:p>
+        </w:tc>
+        <w:tc>
+          <w:tcPr>
+            <w:tcW w:type="dxa" w:w="1700"/>
+            <w:tcBorders>
+              <w:top w:val="single" w:color="BBBBBB" w:sz="1"/>
+              <w:left w:val="single" w:color="BBBBBB" w:sz="1"/>
+              <w:bottom w:val="single" w:color="BBBBBB" w:sz="1"/>
+              <w:right w:val="single" w:color="BBBBBB" w:sz="1"/>
+            </w:tcBorders>
+            <w:tcMar>
+              <w:top w:type="dxa" w:w="60"/>
+              <w:left w:type="dxa" w:w="110"/>
+              <w:bottom w:type="dxa" w:w="60"/>
+              <w:right w:type="dxa" w:w="110"/>
+            </w:tcMar>
+            <w:vAlign w:val="center"/>
+          </w:tcPr>
+          <w:p>
+            <w:pPr>
+              <w:spacing w:after="0"/>
+            </w:pPr>
+            <w:r>
+              <w:rPr>
+                <w:b w:val="false"/>
+                <w:bCs w:val="false"/>
+                <w:sz w:val="17"/>
+                <w:szCs w:val="17"/>
+              </w:rPr>
+              <w:t xml:space="preserve">0.3325</w:t>
+            </w:r>
+          </w:p>
+        </w:tc>
+        <w:tc>
+          <w:tcPr>
+            <w:tcW w:type="dxa" w:w="1700"/>
+            <w:tcBorders>
+              <w:top w:val="single" w:color="BBBBBB" w:sz="1"/>
+              <w:left w:val="single" w:color="BBBBBB" w:sz="1"/>
+              <w:bottom w:val="single" w:color="BBBBBB" w:sz="1"/>
+              <w:right w:val="single" w:color="BBBBBB" w:sz="1"/>
+            </w:tcBorders>
+            <w:tcMar>
+              <w:top w:type="dxa" w:w="60"/>
+              <w:left w:type="dxa" w:w="110"/>
+              <w:bottom w:type="dxa" w:w="60"/>
+              <w:right w:type="dxa" w:w="110"/>
+            </w:tcMar>
+            <w:vAlign w:val="center"/>
+          </w:tcPr>
+          <w:p>
+            <w:pPr>
+              <w:spacing w:after="0"/>
+            </w:pPr>
+            <w:r>
+              <w:rPr>
+                <w:b w:val="false"/>
+                <w:bCs w:val="false"/>
+                <w:sz w:val="17"/>
+                <w:szCs w:val="17"/>
+              </w:rPr>
+              <w:t xml:space="preserve">0.3555</w:t>
+            </w:r>
+          </w:p>
+        </w:tc>
+        <w:tc>
+          <w:tcPr>
+            <w:tcW w:type="dxa" w:w="2460"/>
+            <w:tcBorders>
+              <w:top w:val="single" w:color="BBBBBB" w:sz="1"/>
+              <w:left w:val="single" w:color="BBBBBB" w:sz="1"/>
+              <w:bottom w:val="single" w:color="BBBBBB" w:sz="1"/>
+              <w:right w:val="single" w:color="BBBBBB" w:sz="1"/>
+            </w:tcBorders>
+            <w:shd w:fill="E2EFDA" w:val="clear"/>
+            <w:tcMar>
+              <w:top w:type="dxa" w:w="60"/>
+              <w:left w:type="dxa" w:w="110"/>
+              <w:bottom w:type="dxa" w:w="60"/>
+              <w:right w:type="dxa" w:w="110"/>
+            </w:tcMar>
+            <w:vAlign w:val="center"/>
+          </w:tcPr>
+          <w:p>
+            <w:pPr>
+              <w:spacing w:after="0"/>
+            </w:pPr>
+            <w:r>
+              <w:rPr>
+                <w:b/>
+                <w:bCs/>
+                <w:sz w:val="17"/>
+                <w:szCs w:val="17"/>
+              </w:rPr>
+              <w:t xml:space="preserve">−0.0230 [−0.0340, −0.0117]</w:t>
+            </w:r>
+          </w:p>
+        </w:tc>
+      </w:tr>
+      <w:tr>
+        <w:tc>
+          <w:tcPr>
+            <w:tcW w:type="dxa" w:w="3500"/>
+            <w:tcBorders>
+              <w:top w:val="single" w:color="BBBBBB" w:sz="1"/>
+              <w:left w:val="single" w:color="BBBBBB" w:sz="1"/>
+              <w:bottom w:val="single" w:color="BBBBBB" w:sz="1"/>
+              <w:right w:val="single" w:color="BBBBBB" w:sz="1"/>
+            </w:tcBorders>
+            <w:tcMar>
+              <w:top w:type="dxa" w:w="60"/>
+              <w:left w:type="dxa" w:w="110"/>
+              <w:bottom w:type="dxa" w:w="60"/>
+              <w:right w:type="dxa" w:w="110"/>
+            </w:tcMar>
+            <w:vAlign w:val="center"/>
+          </w:tcPr>
+          <w:p>
+            <w:pPr>
+              <w:spacing w:after="0"/>
+            </w:pPr>
+            <w:r>
+              <w:rPr>
+                <w:b w:val="false"/>
+                <w:bCs w:val="false"/>
+                <w:sz w:val="17"/>
+                <w:szCs w:val="17"/>
+              </w:rPr>
+              <w:t xml:space="preserve">internal sklearn (one-hot ARD)</w:t>
+            </w:r>
+          </w:p>
+        </w:tc>
+        <w:tc>
+          <w:tcPr>
+            <w:tcW w:type="dxa" w:w="1700"/>
+            <w:tcBorders>
+              <w:top w:val="single" w:color="BBBBBB" w:sz="1"/>
+              <w:left w:val="single" w:color="BBBBBB" w:sz="1"/>
+              <w:bottom w:val="single" w:color="BBBBBB" w:sz="1"/>
+              <w:right w:val="single" w:color="BBBBBB" w:sz="1"/>
+            </w:tcBorders>
+            <w:tcMar>
+              <w:top w:type="dxa" w:w="60"/>
+              <w:left w:type="dxa" w:w="110"/>
+              <w:bottom w:type="dxa" w:w="60"/>
+              <w:right w:type="dxa" w:w="110"/>
+            </w:tcMar>
+            <w:vAlign w:val="center"/>
+          </w:tcPr>
+          <w:p>
+            <w:pPr>
+              <w:spacing w:after="0"/>
+            </w:pPr>
+            <w:r>
+              <w:rPr>
+                <w:b w:val="false"/>
+                <w:bCs w:val="false"/>
+                <w:sz w:val="17"/>
+                <w:szCs w:val="17"/>
+              </w:rPr>
+              <w:t xml:space="preserve">0.3314</w:t>
+            </w:r>
+          </w:p>
+        </w:tc>
+        <w:tc>
+          <w:tcPr>
+            <w:tcW w:type="dxa" w:w="1700"/>
+            <w:tcBorders>
+              <w:top w:val="single" w:color="BBBBBB" w:sz="1"/>
+              <w:left w:val="single" w:color="BBBBBB" w:sz="1"/>
+              <w:bottom w:val="single" w:color="BBBBBB" w:sz="1"/>
+              <w:right w:val="single" w:color="BBBBBB" w:sz="1"/>
+            </w:tcBorders>
+            <w:tcMar>
+              <w:top w:type="dxa" w:w="60"/>
+              <w:left w:type="dxa" w:w="110"/>
+              <w:bottom w:type="dxa" w:w="60"/>
+              <w:right w:type="dxa" w:w="110"/>
+            </w:tcMar>
+            <w:vAlign w:val="center"/>
+          </w:tcPr>
+          <w:p>
+            <w:pPr>
+              <w:spacing w:after="0"/>
+            </w:pPr>
+            <w:r>
+              <w:rPr>
+                <w:b w:val="false"/>
+                <w:bCs w:val="false"/>
+                <w:sz w:val="17"/>
+                <w:szCs w:val="17"/>
+              </w:rPr>
+              <w:t xml:space="preserve">0.3555</w:t>
+            </w:r>
+          </w:p>
+        </w:tc>
+        <w:tc>
+          <w:tcPr>
+            <w:tcW w:type="dxa" w:w="2460"/>
+            <w:tcBorders>
+              <w:top w:val="single" w:color="BBBBBB" w:sz="1"/>
+              <w:left w:val="single" w:color="BBBBBB" w:sz="1"/>
+              <w:bottom w:val="single" w:color="BBBBBB" w:sz="1"/>
+              <w:right w:val="single" w:color="BBBBBB" w:sz="1"/>
+            </w:tcBorders>
+            <w:shd w:fill="E2EFDA" w:val="clear"/>
+            <w:tcMar>
+              <w:top w:type="dxa" w:w="60"/>
+              <w:left w:type="dxa" w:w="110"/>
+              <w:bottom w:type="dxa" w:w="60"/>
+              <w:right w:type="dxa" w:w="110"/>
+            </w:tcMar>
+            <w:vAlign w:val="center"/>
+          </w:tcPr>
+          <w:p>
+            <w:pPr>
+              <w:spacing w:after="0"/>
+            </w:pPr>
+            <w:r>
+              <w:rPr>
+                <w:b/>
+                <w:bCs/>
+                <w:sz w:val="17"/>
+                <w:szCs w:val="17"/>
+              </w:rPr>
+              <w:t xml:space="preserve">−0.0241 [−0.0366, −0.0116]</w:t>
+            </w:r>
+          </w:p>
+        </w:tc>
+      </w:tr>
+      <w:tr>
+        <w:tc>
+          <w:tcPr>
+            <w:tcW w:type="dxa" w:w="3500"/>
+            <w:tcBorders>
+              <w:top w:val="single" w:color="BBBBBB" w:sz="1"/>
+              <w:left w:val="single" w:color="BBBBBB" w:sz="1"/>
+              <w:bottom w:val="single" w:color="BBBBBB" w:sz="1"/>
+              <w:right w:val="single" w:color="BBBBBB" w:sz="1"/>
+            </w:tcBorders>
+            <w:tcMar>
+              <w:top w:type="dxa" w:w="60"/>
+              <w:left w:type="dxa" w:w="110"/>
+              <w:bottom w:type="dxa" w:w="60"/>
+              <w:right w:type="dxa" w:w="110"/>
+            </w:tcMar>
+            <w:vAlign w:val="center"/>
+          </w:tcPr>
+          <w:p>
+            <w:pPr>
+              <w:spacing w:after="0"/>
+            </w:pPr>
+            <w:r>
+              <w:rPr>
+                <w:b w:val="false"/>
+                <w:bCs w:val="false"/>
+                <w:sz w:val="17"/>
+                <w:szCs w:val="17"/>
+              </w:rPr>
+              <w:t xml:space="preserve">Codex gpt-5.5 (external, from scratch)</w:t>
+            </w:r>
+          </w:p>
+        </w:tc>
+        <w:tc>
+          <w:tcPr>
+            <w:tcW w:type="dxa" w:w="1700"/>
+            <w:tcBorders>
+              <w:top w:val="single" w:color="BBBBBB" w:sz="1"/>
+              <w:left w:val="single" w:color="BBBBBB" w:sz="1"/>
+              <w:bottom w:val="single" w:color="BBBBBB" w:sz="1"/>
+              <w:right w:val="single" w:color="BBBBBB" w:sz="1"/>
+            </w:tcBorders>
+            <w:tcMar>
+              <w:top w:type="dxa" w:w="60"/>
+              <w:left w:type="dxa" w:w="110"/>
+              <w:bottom w:type="dxa" w:w="60"/>
+              <w:right w:type="dxa" w:w="110"/>
+            </w:tcMar>
+            <w:vAlign w:val="center"/>
+          </w:tcPr>
+          <w:p>
+            <w:pPr>
+              <w:spacing w:after="0"/>
+            </w:pPr>
+            <w:r>
+              <w:rPr>
+                <w:b w:val="false"/>
+                <w:bCs w:val="false"/>
+                <w:sz w:val="17"/>
+                <w:szCs w:val="17"/>
+              </w:rPr>
+              <w:t xml:space="preserve">0.3363</w:t>
+            </w:r>
+          </w:p>
+        </w:tc>
+        <w:tc>
+          <w:tcPr>
+            <w:tcW w:type="dxa" w:w="1700"/>
+            <w:tcBorders>
+              <w:top w:val="single" w:color="BBBBBB" w:sz="1"/>
+              <w:left w:val="single" w:color="BBBBBB" w:sz="1"/>
+              <w:bottom w:val="single" w:color="BBBBBB" w:sz="1"/>
+              <w:right w:val="single" w:color="BBBBBB" w:sz="1"/>
+            </w:tcBorders>
+            <w:tcMar>
+              <w:top w:type="dxa" w:w="60"/>
+              <w:left w:type="dxa" w:w="110"/>
+              <w:bottom w:type="dxa" w:w="60"/>
+              <w:right w:type="dxa" w:w="110"/>
+            </w:tcMar>
+            <w:vAlign w:val="center"/>
+          </w:tcPr>
+          <w:p>
+            <w:pPr>
+              <w:spacing w:after="0"/>
+            </w:pPr>
+            <w:r>
+              <w:rPr>
+                <w:b w:val="false"/>
+                <w:bCs w:val="false"/>
+                <w:sz w:val="17"/>
+                <w:szCs w:val="17"/>
+              </w:rPr>
+              <w:t xml:space="preserve">0.3555</w:t>
+            </w:r>
+          </w:p>
+        </w:tc>
+        <w:tc>
+          <w:tcPr>
+            <w:tcW w:type="dxa" w:w="2460"/>
+            <w:tcBorders>
+              <w:top w:val="single" w:color="BBBBBB" w:sz="1"/>
+              <w:left w:val="single" w:color="BBBBBB" w:sz="1"/>
+              <w:bottom w:val="single" w:color="BBBBBB" w:sz="1"/>
+              <w:right w:val="single" w:color="BBBBBB" w:sz="1"/>
+            </w:tcBorders>
+            <w:shd w:fill="E2EFDA" w:val="clear"/>
+            <w:tcMar>
+              <w:top w:type="dxa" w:w="60"/>
+              <w:left w:type="dxa" w:w="110"/>
+              <w:bottom w:type="dxa" w:w="60"/>
+              <w:right w:type="dxa" w:w="110"/>
+            </w:tcMar>
+            <w:vAlign w:val="center"/>
+          </w:tcPr>
+          <w:p>
+            <w:pPr>
+              <w:spacing w:after="0"/>
+            </w:pPr>
+            <w:r>
+              <w:rPr>
+                <w:b/>
+                <w:bCs/>
+                <w:sz w:val="17"/>
+                <w:szCs w:val="17"/>
+              </w:rPr>
+              <w:t xml:space="preserve">−0.0192 [−0.0306, −0.0077]</w:t>
+            </w:r>
+          </w:p>
+        </w:tc>
+      </w:tr>
+      <w:tr>
+        <w:tc>
+          <w:tcPr>
+            <w:tcW w:type="dxa" w:w="3500"/>
+            <w:tcBorders>
+              <w:top w:val="single" w:color="BBBBBB" w:sz="1"/>
+              <w:left w:val="single" w:color="BBBBBB" w:sz="1"/>
+              <w:bottom w:val="single" w:color="BBBBBB" w:sz="1"/>
+              <w:right w:val="single" w:color="BBBBBB" w:sz="1"/>
+            </w:tcBorders>
+            <w:tcMar>
+              <w:top w:type="dxa" w:w="60"/>
+              <w:left w:type="dxa" w:w="110"/>
+              <w:bottom w:type="dxa" w:w="60"/>
+              <w:right w:type="dxa" w:w="110"/>
+            </w:tcMar>
+            <w:vAlign w:val="center"/>
+          </w:tcPr>
+          <w:p>
+            <w:pPr>
+              <w:spacing w:after="0"/>
+            </w:pPr>
+            <w:r>
+              <w:rPr>
+                <w:b w:val="false"/>
+                <w:bCs w:val="false"/>
+                <w:sz w:val="17"/>
+                <w:szCs w:val="17"/>
+              </w:rPr>
+              <w:t xml:space="preserve">Fable 5 (external, from scratch)</w:t>
+            </w:r>
+          </w:p>
+        </w:tc>
+        <w:tc>
+          <w:tcPr>
+            <w:tcW w:type="dxa" w:w="1700"/>
+            <w:tcBorders>
+              <w:top w:val="single" w:color="BBBBBB" w:sz="1"/>
+              <w:left w:val="single" w:color="BBBBBB" w:sz="1"/>
+              <w:bottom w:val="single" w:color="BBBBBB" w:sz="1"/>
+              <w:right w:val="single" w:color="BBBBBB" w:sz="1"/>
+            </w:tcBorders>
+            <w:tcMar>
+              <w:top w:type="dxa" w:w="60"/>
+              <w:left w:type="dxa" w:w="110"/>
+              <w:bottom w:type="dxa" w:w="60"/>
+              <w:right w:type="dxa" w:w="110"/>
+            </w:tcMar>
+            <w:vAlign w:val="center"/>
+          </w:tcPr>
+          <w:p>
+            <w:pPr>
+              <w:spacing w:after="0"/>
+            </w:pPr>
+            <w:r>
+              <w:rPr>
+                <w:b w:val="false"/>
+                <w:bCs w:val="false"/>
+                <w:sz w:val="17"/>
+                <w:szCs w:val="17"/>
+              </w:rPr>
+              <w:t xml:space="preserve">0.3361</w:t>
+            </w:r>
+          </w:p>
+        </w:tc>
+        <w:tc>
+          <w:tcPr>
+            <w:tcW w:type="dxa" w:w="1700"/>
+            <w:tcBorders>
+              <w:top w:val="single" w:color="BBBBBB" w:sz="1"/>
+              <w:left w:val="single" w:color="BBBBBB" w:sz="1"/>
+              <w:bottom w:val="single" w:color="BBBBBB" w:sz="1"/>
+              <w:right w:val="single" w:color="BBBBBB" w:sz="1"/>
+            </w:tcBorders>
+            <w:tcMar>
+              <w:top w:type="dxa" w:w="60"/>
+              <w:left w:type="dxa" w:w="110"/>
+              <w:bottom w:type="dxa" w:w="60"/>
+              <w:right w:type="dxa" w:w="110"/>
+            </w:tcMar>
+            <w:vAlign w:val="center"/>
+          </w:tcPr>
+          <w:p>
+            <w:pPr>
+              <w:spacing w:after="0"/>
+            </w:pPr>
+            <w:r>
+              <w:rPr>
+                <w:b w:val="false"/>
+                <w:bCs w:val="false"/>
+                <w:sz w:val="17"/>
+                <w:szCs w:val="17"/>
+              </w:rPr>
+              <w:t xml:space="preserve">0.3575</w:t>
+            </w:r>
+          </w:p>
+        </w:tc>
+        <w:tc>
+          <w:tcPr>
+            <w:tcW w:type="dxa" w:w="2460"/>
+            <w:tcBorders>
+              <w:top w:val="single" w:color="BBBBBB" w:sz="1"/>
+              <w:left w:val="single" w:color="BBBBBB" w:sz="1"/>
+              <w:bottom w:val="single" w:color="BBBBBB" w:sz="1"/>
+              <w:right w:val="single" w:color="BBBBBB" w:sz="1"/>
+            </w:tcBorders>
+            <w:shd w:fill="E2EFDA" w:val="clear"/>
+            <w:tcMar>
+              <w:top w:type="dxa" w:w="60"/>
+              <w:left w:type="dxa" w:w="110"/>
+              <w:bottom w:type="dxa" w:w="60"/>
+              <w:right w:type="dxa" w:w="110"/>
+            </w:tcMar>
+            <w:vAlign w:val="center"/>
+          </w:tcPr>
+          <w:p>
+            <w:pPr>
+              <w:spacing w:after="0"/>
+            </w:pPr>
+            <w:r>
+              <w:rPr>
+                <w:b/>
+                <w:bCs/>
+                <w:sz w:val="17"/>
+                <w:szCs w:val="17"/>
+              </w:rPr>
+              <w:t xml:space="preserve">−0.0214 [−0.0332, −0.0096]</w:t>
+            </w:r>
+          </w:p>
+        </w:tc>
+      </w:tr>
+    </w:tbl>
+    <w:p>
+      <w:pPr>
+        <w:spacing w:after="40" w:line="276"/>
+      </w:pPr>
+      <w:r>
+        <w:t xml:space="preserve"/>
+      </w:r>
+    </w:p>
+    <w:p>
+      <w:pPr>
+        <w:spacing w:after="120" w:line="276"/>
+      </w:pPr>
+      <w:r>
+        <w:rPr>
+          <w:b/>
+          <w:bCs/>
+        </w:rPr>
+        <w:t xml:space="preserve">Reading. </w:t>
+      </w:r>
+      <w:r>
+        <w:t xml:space="preserve">The external point estimates are marginally more conservative (−0.019 to −0.021 vs −0.023) but all robustly negative with CI &lt; 0; per-family MAEs agree (COR/LOR/SMD ≈ 0.22/0.53/0.26 across engines). The confirmed win is the publishable claim of this work.</w:t>
       </w:r>
     </w:p>
     <w:p>
@@ -12445,6 +13959,32 @@
     </w:p>
     <w:p>
       <w:pPr>
+        <w:pStyle w:val="Heading2"/>
+      </w:pPr>
+      <w:r>
+        <w:t xml:space="preserve">6.4 Dose as a relevance covariate — a companion dose-response thread (clean null, one region open)</w:t>
+      </w:r>
+    </w:p>
+    <w:p>
+      <w:pPr>
+        <w:spacing w:after="120" w:line="276"/>
+      </w:pPr>
+      <w:r>
+        <w:t xml:space="preserve">The GLP1-dose win (§4) shows dose is a real within-class relevance covariate, which connects this work to a companion dose-response meta-analysis thread. Its estimators are validated against live external gold engines: the two-stage Greenland–Longnecker DRMA matches dosresmeta 2.2.0 on real incidence-rate data (linear REML slope to 2.6e-18, restricted-cubic-spline REML to 1.3e-9), a one-stage exact-binomial logistic dose-response matches lme4::glmer on the real dose-toxicity slice dat.ursino2021 (all parameters and SEs to ≤4.5e-6, independently reproduced by Fable 5 from scratch), and the model-based dose-response network reduces to netmeta common-effect at 9.7e-15. Whether an AdaptShrink-style shrinkage estimator can beat two-stage REML at matched coverage under publication selection is, however, a </w:t>
+      </w:r>
+      <w:r>
+        <w:rPr>
+          <w:b/>
+          <w:bCs/>
+        </w:rPr>
+        <w:t xml:space="preserve">clean null</w:t>
+      </w:r>
+      <w:r>
+        <w:t xml:space="preserve">: for the pooled slope no oracle-free bias-corrector is valid (PET/PEESE are structurally biased for log-RR slopes, whose estimate and SE share Poisson denominators); the predicted-effect-at-a-target-dose estimand reduces exactly to the slope under a linear model and inherits that null; and the one setting where a shrinkage win was plausible — a nonlinear Emax truth at an interior target dose — also returns an honest null at matched coverage (no estimator robustly beats two-stage REML; only a directional, non-significant signal under strong selection). The one region still open is heavier between-study heterogeneity or an extrapolated target dose. Head-to-head on the real GLP1 slice, the parametric dose-response model and the borrowing-field dose-distance kernel both robustly beat the no-dose null and are a statistical tie with each other (metareg − kernel −0.064 [−0.155, +0.023]) — the same dose-borrowing mechanism, with the parametric form directionally better on a truly linear field and the kernel assumption-free. Full detail and truth-gates: REPORT_DOSERESPONSE.md (Stages 1–4).</w:t>
+      </w:r>
+    </w:p>
+    <w:p>
+      <w:pPr>
         <w:pStyle w:val="Heading1"/>
       </w:pPr>
       <w:r>
@@ -12697,10 +14237,10 @@
           <w:b/>
           <w:bCs/>
         </w:rPr>
-        <w:t xml:space="preserve">Internal + external confirmation; requested vendors down. </w:t>
-      </w:r>
-      <w:r>
-        <w:t xml:space="preserve">The requested external vendors (Codex, agy) were down on this host for every pilot and experiment (401 token_invalidated; SSH publickey-denied; empty/hung --print). Each headline was instead re-derived ≥3 independent internal ways, including a from-scratch scorer with no shared code and a methodologically-independent known-truth simulation; the BCG and cross-specialty modifier slopes were additionally confirmed by external metafor (REML permutation). Numbers agree to the decimal; external-vendor confirmation of the LOO scores remains open but would not change the sign of any headline.</w:t>
+        <w:t xml:space="preserve">Internal + external confirmation. </w:t>
+      </w:r>
+      <w:r>
+        <w:t xml:space="preserve">The registry-scale learned-kernel headline (§6.1, §6.1a) is now confirmed by a two-vendor external quorum — Codex gpt-5.5 (over SSH) and Fable 5 — each a from-scratch zero-import re-implementation, alongside two internal engines (all four CIs below 0), and the dose-response engines were re-derived by Fable 5 and against live dosresmeta/netmeta. For the pilot-era experiments the requested vendors were down on this host (401 token_invalidated; SSH publickey-denied), so those headlines were re-derived ≥3 independent internal ways plus external metafor; a second external vendor for the pc2 Codex seat is still open (network-degraded this session), but it is not needed for the primary result, which has its quorum. Numbers agree to the decimal and no confirmation changed the sign of any headline.</w:t>
       </w:r>
     </w:p>
     <w:p>

--- a/manuscript/Registry_Borrowing.docx
+++ b/manuscript/Registry_Borrowing.docx
@@ -12182,6 +12182,22 @@
       </w:r>
       <w:r>
         <w:t xml:space="preserve">The external point estimates are marginally more conservative (−0.019 to −0.021 vs −0.023) but all robustly negative with CI &lt; 0; per-family MAEs agree (COR/LOR/SMD ≈ 0.22/0.53/0.26 across engines). The confirmed win is the publishable claim of this work.</w:t>
+      </w:r>
+    </w:p>
+    <w:p>
+      <w:pPr>
+        <w:pStyle w:val="Heading2"/>
+      </w:pPr>
+      <w:r>
+        <w:t xml:space="preserve">6.1b Bounded real-registry demonstration — a learned-kernel win on ClinicalTrials.gov data with conformal repair</w:t>
+      </w:r>
+    </w:p>
+    <w:p>
+      <w:pPr>
+        <w:spacing w:after="120" w:line="276"/>
+      </w:pPr>
+      <w:r>
+        <w:t xml:space="preserve">Beyond the metadat corpus, the field was demonstrated on bounded real ClinicalTrials.gov data extracted truth-first from sponsors' own reported effect estimates + 2-sided 95% CIs (no arm re-derivation, pre-specified outcomes, one median effect per trial, CI round-trip verified): 37 meta-analyses / 412 trials across two log-effect families — log-odds (3 MAs/28) and a log-hazard-ratio oncology family (34 MAs/384 survival-HR trials). On the real oncology hazard-ratio field the learned kernel beats within-MA borrowing (−0.0109 [−0.0192, −0.0027], n = 384); appending the real MAs to the metadat corpus leaves the primary headline unchanged (corpus-only rows −0.0243 [−0.0361, −0.0126] — it survives expansion by a genuinely different data source), and the pooled held-out AACT rows are a marginal win (−0.0084 [−0.0168, −0.0001]); the 28-node log-odds slice is an underpowered tie. Crucially, split-conformal calibration that includes AACT-regime residuals repairs the raw Gaussian-process interval coverage on the real AACT rows from 0.672 to 0.903 (nominal 0.90). This is a bounded, verified demonstration — not a whole-registry run — that the learned-kernel field and its conformal layer carry to real registry data (aact_expand.py / aact_run.py; REPORT_BORROWING_FIELD.md §8bis.7).</w:t>
       </w:r>
     </w:p>
     <w:p>
